--- a/helferblatt/Nachtfels_Lesetext_Schueler.docx
+++ b/helferblatt/Nachtfels_Lesetext_Schueler.docx
@@ -715,6 +715,77 @@
           <w:szCs w:val="22"/>
         </w:rPr>
         <w:t xml:space="preserve">.</w:t>
+      </w:r>
+    </w:p>
+    <w:p>
+      <w:pPr>
+        <w:spacing w:after="110" w:line="320"/>
+      </w:pPr>
+      <w:r>
+        <w:rPr>
+          <w:rFonts w:ascii="Georgia" w:cs="Georgia" w:eastAsia="Georgia" w:hAnsi="Georgia"/>
+          <w:sz w:val="22"/>
+          <w:szCs w:val="22"/>
+        </w:rPr>
+        <w:t xml:space="preserve">You walk towards the old tavern</w:t>
+      </w:r>
+      <w:r>
+        <w:rPr>
+          <w:rFonts w:ascii="Georgia" w:cs="Georgia" w:eastAsia="Georgia" w:hAnsi="Georgia"/>
+          <w:sz w:val="22"/>
+          <w:szCs w:val="22"/>
+        </w:rPr>
+        <w:t xml:space="preserve"> slowly. Under your boots</w:t>
+      </w:r>
+      <w:r>
+        <w:rPr>
+          <w:rFonts w:ascii="Georgia" w:cs="Georgia" w:eastAsia="Georgia" w:hAnsi="Georgia"/>
+          <w:color w:val="7A5A1A"/>
+          <w:sz w:val="18"/>
+          <w:szCs w:val="18"/>
+        </w:rPr>
+        <w:t xml:space="preserve"> [Stiefel]</w:t>
+      </w:r>
+      <w:r>
+        <w:rPr>
+          <w:rFonts w:ascii="Georgia" w:cs="Georgia" w:eastAsia="Georgia" w:hAnsi="Georgia"/>
+          <w:sz w:val="22"/>
+          <w:szCs w:val="22"/>
+        </w:rPr>
+        <w:t xml:space="preserve"> the mud</w:t>
+      </w:r>
+      <w:r>
+        <w:rPr>
+          <w:rFonts w:ascii="Georgia" w:cs="Georgia" w:eastAsia="Georgia" w:hAnsi="Georgia"/>
+          <w:sz w:val="22"/>
+          <w:szCs w:val="22"/>
+        </w:rPr>
+        <w:t xml:space="preserve"> is half frozen</w:t>
+      </w:r>
+      <w:r>
+        <w:rPr>
+          <w:rFonts w:ascii="Georgia" w:cs="Georgia" w:eastAsia="Georgia" w:hAnsi="Georgia"/>
+          <w:color w:val="7A5A1A"/>
+          <w:sz w:val="18"/>
+          <w:szCs w:val="18"/>
+        </w:rPr>
+        <w:t xml:space="preserve"> [gefroren]</w:t>
+      </w:r>
+      <w:r>
+        <w:rPr>
+          <w:rFonts w:ascii="Georgia" w:cs="Georgia" w:eastAsia="Georgia" w:hAnsi="Georgia"/>
+          <w:sz w:val="22"/>
+          <w:szCs w:val="22"/>
+        </w:rPr>
+        <w:t xml:space="preserve">, and the light in the windows</w:t>
+      </w:r>
+      <w:r>
+        <w:rPr>
+          <w:rFonts w:ascii="Georgia" w:cs="Georgia" w:eastAsia="Georgia" w:hAnsi="Georgia"/>
+          <w:sz w:val="22"/>
+          <w:szCs w:val="22"/>
+        </w:rPr>
+        <w:t xml:space="preserve"> is the only warm thing for miles.</w:t>
       </w:r>
     </w:p>
     <w:p>

--- a/helferblatt/Nachtfels_Lesetext_Schueler.docx
+++ b/helferblatt/Nachtfels_Lesetext_Schueler.docx
@@ -330,7 +330,7 @@
           <w:left w:val="single" w:color="74B094" w:sz="18" w:space="8"/>
         </w:pBdr>
         <w:shd w:fill="EAF4EC" w:color="auto" w:val="clear"/>
-        <w:spacing w:after="140"/>
+        <w:spacing w:after="40"/>
         <w:ind w:left="120"/>
       </w:pPr>
       <w:r>
@@ -342,7 +342,7 @@
           <w:sz w:val="16"/>
           <w:szCs w:val="16"/>
         </w:rPr>
-        <w:t xml:space="preserve">AUFGABE:  </w:t>
+        <w:t xml:space="preserve">DM SAGT DEN SCHÜLERN:  </w:t>
       </w:r>
       <w:r>
         <w:rPr>
@@ -350,7 +350,26 @@
           <w:sz w:val="19"/>
           <w:szCs w:val="19"/>
         </w:rPr>
-        <w:t xml:space="preserve">Jede Figur antwortet Marek: Name, was sie kann, warum sie mitgekommen ist. Mindestens zwei bis drei Sätze pro Person — wer nur „I am a mage“ sagt, bekommt von dir: „Give me two more sentences.“  →  Helfer-Blatt · Teil 1</w:t>
+        <w:t xml:space="preserve">“Marek is waiting for an answer. Each of you: tell him your name, what you are good at, and why you came up here. At least two or three sentences.”</w:t>
+      </w:r>
+    </w:p>
+    <w:p>
+      <w:pPr>
+        <w:pBdr>
+          <w:left w:val="single" w:color="74B094" w:sz="18" w:space="8"/>
+        </w:pBdr>
+        <w:shd w:fill="EAF4EC" w:color="auto" w:val="clear"/>
+        <w:spacing w:after="140"/>
+        <w:ind w:left="120"/>
+      </w:pPr>
+      <w:r>
+        <w:rPr>
+          <w:rFonts w:ascii="Georgia" w:cs="Georgia" w:eastAsia="Georgia" w:hAnsi="Georgia"/>
+          <w:color w:val="555555"/>
+          <w:sz w:val="17"/>
+          <w:szCs w:val="17"/>
+        </w:rPr>
+        <w:t xml:space="preserve">→  Helfer-Blatt · Teil 1</w:t>
       </w:r>
     </w:p>
     <w:p>
@@ -1105,7 +1124,7 @@
           <w:left w:val="single" w:color="74B094" w:sz="18" w:space="8"/>
         </w:pBdr>
         <w:shd w:fill="EAF4EC" w:color="auto" w:val="clear"/>
-        <w:spacing w:after="140"/>
+        <w:spacing w:after="40"/>
         <w:ind w:left="120"/>
       </w:pPr>
       <w:r>
@@ -1117,7 +1136,7 @@
           <w:sz w:val="16"/>
           <w:szCs w:val="16"/>
         </w:rPr>
-        <w:t xml:space="preserve">AUFGABE:  </w:t>
+        <w:t xml:space="preserve">DM SAGT DEN SCHÜLERN:  </w:t>
       </w:r>
       <w:r>
         <w:rPr>
@@ -1125,7 +1144,26 @@
           <w:sz w:val="19"/>
           <w:szCs w:val="19"/>
         </w:rPr>
-        <w:t xml:space="preserve">Jede Figur stellt mindestens eine Frage auf Englisch an eine der drei Personen — und hakt einmal nach. Von selbst wird hier nichts erzählt.  →  Helfer-Blatt · Teil 2</w:t>
+        <w:t xml:space="preserve">“Three people in this room will talk to you. Each of you asks at least one question — and one follow-up question. Nobody in here tells you anything by themselves.”</w:t>
+      </w:r>
+    </w:p>
+    <w:p>
+      <w:pPr>
+        <w:pBdr>
+          <w:left w:val="single" w:color="74B094" w:sz="18" w:space="8"/>
+        </w:pBdr>
+        <w:shd w:fill="EAF4EC" w:color="auto" w:val="clear"/>
+        <w:spacing w:after="140"/>
+        <w:ind w:left="120"/>
+      </w:pPr>
+      <w:r>
+        <w:rPr>
+          <w:rFonts w:ascii="Georgia" w:cs="Georgia" w:eastAsia="Georgia" w:hAnsi="Georgia"/>
+          <w:color w:val="555555"/>
+          <w:sz w:val="17"/>
+          <w:szCs w:val="17"/>
+        </w:rPr>
+        <w:t xml:space="preserve">→  Helfer-Blatt · Teil 2</w:t>
       </w:r>
     </w:p>
     <w:p>
@@ -1414,7 +1452,7 @@
           <w:left w:val="single" w:color="74B094" w:sz="18" w:space="8"/>
         </w:pBdr>
         <w:shd w:fill="EAF4EC" w:color="auto" w:val="clear"/>
-        <w:spacing w:after="140"/>
+        <w:spacing w:after="40"/>
         <w:ind w:left="120"/>
       </w:pPr>
       <w:r>
@@ -1426,7 +1464,7 @@
           <w:sz w:val="16"/>
           <w:szCs w:val="16"/>
         </w:rPr>
-        <w:t xml:space="preserve">AUFGABE:  </w:t>
+        <w:t xml:space="preserve">DM SAGT DEN SCHÜLERN:  </w:t>
       </w:r>
       <w:r>
         <w:rPr>
@@ -1434,341 +1472,7 @@
           <w:sz w:val="19"/>
           <w:szCs w:val="19"/>
         </w:rPr>
-        <w:t xml:space="preserve">Jede Figur sagt einen vollständigen Satz dazu, welchen Weg sie will und warum — bevor abgestimmt wird.  →  Helfer-Blatt · Teil 3</w:t>
-      </w:r>
-    </w:p>
-    <w:p>
-      <w:pPr>
-        <w:pStyle w:val="Heading1"/>
-        <w:pageBreakBefore/>
-        <w:spacing w:after="60" w:before="400"/>
-      </w:pPr>
-      <w:r>
-        <w:rPr>
-          <w:rFonts w:ascii="Georgia" w:cs="Georgia" w:eastAsia="Georgia" w:hAnsi="Georgia"/>
-          <w:b/>
-          <w:bCs/>
-          <w:color w:val="1A1A1A"/>
-          <w:sz w:val="32"/>
-          <w:szCs w:val="32"/>
-        </w:rPr>
-        <w:t xml:space="preserve">Aufstieg · Up the Mountain</w:t>
-      </w:r>
-    </w:p>
-    <w:p>
-      <w:pPr>
-        <w:spacing w:after="60" w:before="120"/>
-      </w:pPr>
-      <w:r>
-        <w:rPr>
-          <w:rFonts w:ascii="Georgia" w:cs="Georgia" w:eastAsia="Georgia" w:hAnsi="Georgia"/>
-          <w:b/>
-          <w:bCs/>
-          <w:color w:val="7A5A1A"/>
-          <w:sz w:val="17"/>
-          <w:szCs w:val="17"/>
-        </w:rPr>
-        <w:t xml:space="preserve">▸ Nur bei: Weg A · Strasse</w:t>
-      </w:r>
-    </w:p>
-    <w:p>
-      <w:pPr>
-        <w:spacing w:after="40" w:before="100"/>
-      </w:pPr>
-      <w:r>
-        <w:rPr>
-          <w:rFonts w:ascii="Georgia" w:cs="Georgia" w:eastAsia="Georgia" w:hAnsi="Georgia"/>
-          <w:b/>
-          <w:bCs/>
-          <w:color w:val="555555"/>
-          <w:sz w:val="19"/>
-          <w:szCs w:val="19"/>
-        </w:rPr>
-        <w:t xml:space="preserve">Der Wald und der Galgen</w:t>
-      </w:r>
-    </w:p>
-    <w:p>
-      <w:pPr>
-        <w:spacing w:after="110" w:line="320"/>
-      </w:pPr>
-      <w:r>
-        <w:rPr>
-          <w:rFonts w:ascii="Georgia" w:cs="Georgia" w:eastAsia="Georgia" w:hAnsi="Georgia"/>
-          <w:sz w:val="22"/>
-          <w:szCs w:val="22"/>
-        </w:rPr>
-        <w:t xml:space="preserve">You leave the tavern</w:t>
-      </w:r>
-      <w:r>
-        <w:rPr>
-          <w:rFonts w:ascii="Georgia" w:cs="Georgia" w:eastAsia="Georgia" w:hAnsi="Georgia"/>
-          <w:color w:val="7A5A1A"/>
-          <w:sz w:val="18"/>
-          <w:szCs w:val="18"/>
-        </w:rPr>
-        <w:t xml:space="preserve"> [Wirtshaus]</w:t>
-      </w:r>
-      <w:r>
-        <w:rPr>
-          <w:rFonts w:ascii="Georgia" w:cs="Georgia" w:eastAsia="Georgia" w:hAnsi="Georgia"/>
-          <w:sz w:val="22"/>
-          <w:szCs w:val="22"/>
-        </w:rPr>
-        <w:t xml:space="preserve"> by the back door. The road climbs through the forest</w:t>
-      </w:r>
-      <w:r>
-        <w:rPr>
-          <w:rFonts w:ascii="Georgia" w:cs="Georgia" w:eastAsia="Georgia" w:hAnsi="Georgia"/>
-          <w:color w:val="7A5A1A"/>
-          <w:sz w:val="18"/>
-          <w:szCs w:val="18"/>
-        </w:rPr>
-        <w:t xml:space="preserve"> [Wald]</w:t>
-      </w:r>
-      <w:r>
-        <w:rPr>
-          <w:rFonts w:ascii="Georgia" w:cs="Georgia" w:eastAsia="Georgia" w:hAnsi="Georgia"/>
-          <w:sz w:val="22"/>
-          <w:szCs w:val="22"/>
-        </w:rPr>
-        <w:t xml:space="preserve">, and the fog</w:t>
-      </w:r>
-      <w:r>
-        <w:rPr>
-          <w:rFonts w:ascii="Georgia" w:cs="Georgia" w:eastAsia="Georgia" w:hAnsi="Georgia"/>
-          <w:color w:val="7A5A1A"/>
-          <w:sz w:val="18"/>
-          <w:szCs w:val="18"/>
-        </w:rPr>
-        <w:t xml:space="preserve"> [Nebel]</w:t>
-      </w:r>
-      <w:r>
-        <w:rPr>
-          <w:rFonts w:ascii="Georgia" w:cs="Georgia" w:eastAsia="Georgia" w:hAnsi="Georgia"/>
-          <w:sz w:val="22"/>
-          <w:szCs w:val="22"/>
-        </w:rPr>
-        <w:t xml:space="preserve"> is so thick that you walk into the gallows</w:t>
-      </w:r>
-      <w:r>
-        <w:rPr>
-          <w:rFonts w:ascii="Georgia" w:cs="Georgia" w:eastAsia="Georgia" w:hAnsi="Georgia"/>
-          <w:color w:val="7A5A1A"/>
-          <w:sz w:val="18"/>
-          <w:szCs w:val="18"/>
-        </w:rPr>
-        <w:t xml:space="preserve"> [Galgen]</w:t>
-      </w:r>
-      <w:r>
-        <w:rPr>
-          <w:rFonts w:ascii="Georgia" w:cs="Georgia" w:eastAsia="Georgia" w:hAnsi="Georgia"/>
-          <w:sz w:val="22"/>
-          <w:szCs w:val="22"/>
-        </w:rPr>
-        <w:t xml:space="preserve"> before you see it. The wood is grey and the rope</w:t>
-      </w:r>
-      <w:r>
-        <w:rPr>
-          <w:rFonts w:ascii="Georgia" w:cs="Georgia" w:eastAsia="Georgia" w:hAnsi="Georgia"/>
-          <w:color w:val="7A5A1A"/>
-          <w:sz w:val="18"/>
-          <w:szCs w:val="18"/>
-        </w:rPr>
-        <w:t xml:space="preserve"> [Seil]</w:t>
-      </w:r>
-      <w:r>
-        <w:rPr>
-          <w:rFonts w:ascii="Georgia" w:cs="Georgia" w:eastAsia="Georgia" w:hAnsi="Georgia"/>
-          <w:sz w:val="22"/>
-          <w:szCs w:val="22"/>
-        </w:rPr>
-        <w:t xml:space="preserve"> is long gone.</w:t>
-      </w:r>
-    </w:p>
-    <w:p>
-      <w:pPr>
-        <w:spacing w:after="110" w:line="320"/>
-      </w:pPr>
-      <w:r>
-        <w:rPr>
-          <w:rFonts w:ascii="Georgia" w:cs="Georgia" w:eastAsia="Georgia" w:hAnsi="Georgia"/>
-          <w:sz w:val="22"/>
-          <w:szCs w:val="22"/>
-        </w:rPr>
-        <w:t xml:space="preserve">Two wolves</w:t>
-      </w:r>
-      <w:r>
-        <w:rPr>
-          <w:rFonts w:ascii="Georgia" w:cs="Georgia" w:eastAsia="Georgia" w:hAnsi="Georgia"/>
-          <w:color w:val="7A5A1A"/>
-          <w:sz w:val="18"/>
-          <w:szCs w:val="18"/>
-        </w:rPr>
-        <w:t xml:space="preserve"> [Wölfe]</w:t>
-      </w:r>
-      <w:r>
-        <w:rPr>
-          <w:rFonts w:ascii="Georgia" w:cs="Georgia" w:eastAsia="Georgia" w:hAnsi="Georgia"/>
-          <w:sz w:val="22"/>
-          <w:szCs w:val="22"/>
-        </w:rPr>
-        <w:t xml:space="preserve"> the size of ponies</w:t>
-      </w:r>
-      <w:r>
-        <w:rPr>
-          <w:rFonts w:ascii="Georgia" w:cs="Georgia" w:eastAsia="Georgia" w:hAnsi="Georgia"/>
-          <w:color w:val="7A5A1A"/>
-          <w:sz w:val="18"/>
-          <w:szCs w:val="18"/>
-        </w:rPr>
-        <w:t xml:space="preserve"> [Ponys]</w:t>
-      </w:r>
-      <w:r>
-        <w:rPr>
-          <w:rFonts w:ascii="Georgia" w:cs="Georgia" w:eastAsia="Georgia" w:hAnsi="Georgia"/>
-          <w:sz w:val="22"/>
-          <w:szCs w:val="22"/>
-        </w:rPr>
-        <w:t xml:space="preserve"> are sitting underneath it, side by side</w:t>
-      </w:r>
-      <w:r>
-        <w:rPr>
-          <w:rFonts w:ascii="Georgia" w:cs="Georgia" w:eastAsia="Georgia" w:hAnsi="Georgia"/>
-          <w:color w:val="7A5A1A"/>
-          <w:sz w:val="18"/>
-          <w:szCs w:val="18"/>
-        </w:rPr>
-        <w:t xml:space="preserve"> [nebeneinander]</w:t>
-      </w:r>
-      <w:r>
-        <w:rPr>
-          <w:rFonts w:ascii="Georgia" w:cs="Georgia" w:eastAsia="Georgia" w:hAnsi="Georgia"/>
-          <w:sz w:val="22"/>
-          <w:szCs w:val="22"/>
-        </w:rPr>
-        <w:t xml:space="preserve">, watching you come. They are not barking. They are waiting for you to get closer.</w:t>
-      </w:r>
-    </w:p>
-    <w:p>
-      <w:pPr>
-        <w:spacing w:after="40" w:before="100"/>
-      </w:pPr>
-      <w:r>
-        <w:rPr>
-          <w:rFonts w:ascii="Georgia" w:cs="Georgia" w:eastAsia="Georgia" w:hAnsi="Georgia"/>
-          <w:b/>
-          <w:bCs/>
-          <w:color w:val="555555"/>
-          <w:sz w:val="19"/>
-          <w:szCs w:val="19"/>
-        </w:rPr>
-        <w:t xml:space="preserve">Der Sumpf</w:t>
-      </w:r>
-    </w:p>
-    <w:p>
-      <w:pPr>
-        <w:spacing w:after="110" w:line="320"/>
-      </w:pPr>
-      <w:r>
-        <w:rPr>
-          <w:rFonts w:ascii="Georgia" w:cs="Georgia" w:eastAsia="Georgia" w:hAnsi="Georgia"/>
-          <w:sz w:val="22"/>
-          <w:szCs w:val="22"/>
-        </w:rPr>
-        <w:t xml:space="preserve">Above the gallows</w:t>
-      </w:r>
-      <w:r>
-        <w:rPr>
-          <w:rFonts w:ascii="Georgia" w:cs="Georgia" w:eastAsia="Georgia" w:hAnsi="Georgia"/>
-          <w:sz w:val="22"/>
-          <w:szCs w:val="22"/>
-        </w:rPr>
-        <w:t xml:space="preserve"> the road simply stops. In front of you: black water</w:t>
-      </w:r>
-      <w:r>
-        <w:rPr>
-          <w:rFonts w:ascii="Georgia" w:cs="Georgia" w:eastAsia="Georgia" w:hAnsi="Georgia"/>
-          <w:color w:val="7A5A1A"/>
-          <w:sz w:val="18"/>
-          <w:szCs w:val="18"/>
-        </w:rPr>
-        <w:t xml:space="preserve"> [schwarzes Wasser]</w:t>
-      </w:r>
-      <w:r>
-        <w:rPr>
-          <w:rFonts w:ascii="Georgia" w:cs="Georgia" w:eastAsia="Georgia" w:hAnsi="Georgia"/>
-          <w:sz w:val="22"/>
-          <w:szCs w:val="22"/>
-        </w:rPr>
-        <w:t xml:space="preserve">, white mist</w:t>
-      </w:r>
-      <w:r>
-        <w:rPr>
-          <w:rFonts w:ascii="Georgia" w:cs="Georgia" w:eastAsia="Georgia" w:hAnsi="Georgia"/>
-          <w:color w:val="7A5A1A"/>
-          <w:sz w:val="18"/>
-          <w:szCs w:val="18"/>
-        </w:rPr>
-        <w:t xml:space="preserve"> [Dunst, Nebel]</w:t>
-      </w:r>
-      <w:r>
-        <w:rPr>
-          <w:rFonts w:ascii="Georgia" w:cs="Georgia" w:eastAsia="Georgia" w:hAnsi="Georgia"/>
-          <w:sz w:val="22"/>
-          <w:szCs w:val="22"/>
-        </w:rPr>
-        <w:t xml:space="preserve">, and a path</w:t>
-      </w:r>
-      <w:r>
-        <w:rPr>
-          <w:rFonts w:ascii="Georgia" w:cs="Georgia" w:eastAsia="Georgia" w:hAnsi="Georgia"/>
-          <w:color w:val="7A5A1A"/>
-          <w:sz w:val="18"/>
-          <w:szCs w:val="18"/>
-        </w:rPr>
-        <w:t xml:space="preserve"> [Pfad]</w:t>
-      </w:r>
-      <w:r>
-        <w:rPr>
-          <w:rFonts w:ascii="Georgia" w:cs="Georgia" w:eastAsia="Georgia" w:hAnsi="Georgia"/>
-          <w:sz w:val="22"/>
-          <w:szCs w:val="22"/>
-        </w:rPr>
-        <w:t xml:space="preserve"> that is only there if you find it. Every step, the ground pulls at</w:t>
-      </w:r>
-      <w:r>
-        <w:rPr>
-          <w:rFonts w:ascii="Georgia" w:cs="Georgia" w:eastAsia="Georgia" w:hAnsi="Georgia"/>
-          <w:color w:val="7A5A1A"/>
-          <w:sz w:val="18"/>
-          <w:szCs w:val="18"/>
-        </w:rPr>
-        <w:t xml:space="preserve"> [zieht an]</w:t>
-      </w:r>
-      <w:r>
-        <w:rPr>
-          <w:rFonts w:ascii="Georgia" w:cs="Georgia" w:eastAsia="Georgia" w:hAnsi="Georgia"/>
-          <w:sz w:val="22"/>
-          <w:szCs w:val="22"/>
-        </w:rPr>
-        <w:t xml:space="preserve"> your boots</w:t>
-      </w:r>
-      <w:r>
-        <w:rPr>
-          <w:rFonts w:ascii="Georgia" w:cs="Georgia" w:eastAsia="Georgia" w:hAnsi="Georgia"/>
-          <w:color w:val="7A5A1A"/>
-          <w:sz w:val="18"/>
-          <w:szCs w:val="18"/>
-        </w:rPr>
-        <w:t xml:space="preserve"> [Stiefel]</w:t>
-      </w:r>
-      <w:r>
-        <w:rPr>
-          <w:rFonts w:ascii="Georgia" w:cs="Georgia" w:eastAsia="Georgia" w:hAnsi="Georgia"/>
-          <w:sz w:val="22"/>
-          <w:szCs w:val="22"/>
-        </w:rPr>
-        <w:t xml:space="preserve">.</w:t>
+        <w:t xml:space="preserve">“Before we vote: each of you says one full sentence. Which way do you want to take — and why?”</w:t>
       </w:r>
     </w:p>
     <w:p>
@@ -1783,13 +1487,366 @@
       <w:r>
         <w:rPr>
           <w:rFonts w:ascii="Georgia" w:cs="Georgia" w:eastAsia="Georgia" w:hAnsi="Georgia"/>
+          <w:color w:val="555555"/>
+          <w:sz w:val="17"/>
+          <w:szCs w:val="17"/>
+        </w:rPr>
+        <w:t xml:space="preserve">→  Helfer-Blatt · Teil 3</w:t>
+      </w:r>
+    </w:p>
+    <w:p>
+      <w:pPr>
+        <w:pStyle w:val="Heading1"/>
+        <w:pageBreakBefore/>
+        <w:spacing w:after="60" w:before="400"/>
+      </w:pPr>
+      <w:r>
+        <w:rPr>
+          <w:rFonts w:ascii="Georgia" w:cs="Georgia" w:eastAsia="Georgia" w:hAnsi="Georgia"/>
+          <w:b/>
+          <w:bCs/>
+          <w:color w:val="1A1A1A"/>
+          <w:sz w:val="32"/>
+          <w:szCs w:val="32"/>
+        </w:rPr>
+        <w:t xml:space="preserve">Aufstieg · Up the Mountain</w:t>
+      </w:r>
+    </w:p>
+    <w:p>
+      <w:pPr>
+        <w:spacing w:after="60" w:before="120"/>
+      </w:pPr>
+      <w:r>
+        <w:rPr>
+          <w:rFonts w:ascii="Georgia" w:cs="Georgia" w:eastAsia="Georgia" w:hAnsi="Georgia"/>
+          <w:b/>
+          <w:bCs/>
+          <w:color w:val="7A5A1A"/>
+          <w:sz w:val="17"/>
+          <w:szCs w:val="17"/>
+        </w:rPr>
+        <w:t xml:space="preserve">▸ Nur bei: Weg A · Strasse</w:t>
+      </w:r>
+    </w:p>
+    <w:p>
+      <w:pPr>
+        <w:spacing w:after="40" w:before="100"/>
+      </w:pPr>
+      <w:r>
+        <w:rPr>
+          <w:rFonts w:ascii="Georgia" w:cs="Georgia" w:eastAsia="Georgia" w:hAnsi="Georgia"/>
+          <w:b/>
+          <w:bCs/>
+          <w:color w:val="555555"/>
+          <w:sz w:val="19"/>
+          <w:szCs w:val="19"/>
+        </w:rPr>
+        <w:t xml:space="preserve">Der Wald und der Galgen</w:t>
+      </w:r>
+    </w:p>
+    <w:p>
+      <w:pPr>
+        <w:spacing w:after="110" w:line="320"/>
+      </w:pPr>
+      <w:r>
+        <w:rPr>
+          <w:rFonts w:ascii="Georgia" w:cs="Georgia" w:eastAsia="Georgia" w:hAnsi="Georgia"/>
+          <w:sz w:val="22"/>
+          <w:szCs w:val="22"/>
+        </w:rPr>
+        <w:t xml:space="preserve">You leave the tavern</w:t>
+      </w:r>
+      <w:r>
+        <w:rPr>
+          <w:rFonts w:ascii="Georgia" w:cs="Georgia" w:eastAsia="Georgia" w:hAnsi="Georgia"/>
+          <w:color w:val="7A5A1A"/>
+          <w:sz w:val="18"/>
+          <w:szCs w:val="18"/>
+        </w:rPr>
+        <w:t xml:space="preserve"> [Wirtshaus]</w:t>
+      </w:r>
+      <w:r>
+        <w:rPr>
+          <w:rFonts w:ascii="Georgia" w:cs="Georgia" w:eastAsia="Georgia" w:hAnsi="Georgia"/>
+          <w:sz w:val="22"/>
+          <w:szCs w:val="22"/>
+        </w:rPr>
+        <w:t xml:space="preserve"> by the back door. The road climbs through the forest</w:t>
+      </w:r>
+      <w:r>
+        <w:rPr>
+          <w:rFonts w:ascii="Georgia" w:cs="Georgia" w:eastAsia="Georgia" w:hAnsi="Georgia"/>
+          <w:color w:val="7A5A1A"/>
+          <w:sz w:val="18"/>
+          <w:szCs w:val="18"/>
+        </w:rPr>
+        <w:t xml:space="preserve"> [Wald]</w:t>
+      </w:r>
+      <w:r>
+        <w:rPr>
+          <w:rFonts w:ascii="Georgia" w:cs="Georgia" w:eastAsia="Georgia" w:hAnsi="Georgia"/>
+          <w:sz w:val="22"/>
+          <w:szCs w:val="22"/>
+        </w:rPr>
+        <w:t xml:space="preserve">, and the fog</w:t>
+      </w:r>
+      <w:r>
+        <w:rPr>
+          <w:rFonts w:ascii="Georgia" w:cs="Georgia" w:eastAsia="Georgia" w:hAnsi="Georgia"/>
+          <w:color w:val="7A5A1A"/>
+          <w:sz w:val="18"/>
+          <w:szCs w:val="18"/>
+        </w:rPr>
+        <w:t xml:space="preserve"> [Nebel]</w:t>
+      </w:r>
+      <w:r>
+        <w:rPr>
+          <w:rFonts w:ascii="Georgia" w:cs="Georgia" w:eastAsia="Georgia" w:hAnsi="Georgia"/>
+          <w:sz w:val="22"/>
+          <w:szCs w:val="22"/>
+        </w:rPr>
+        <w:t xml:space="preserve"> is so thick that you walk into the gallows</w:t>
+      </w:r>
+      <w:r>
+        <w:rPr>
+          <w:rFonts w:ascii="Georgia" w:cs="Georgia" w:eastAsia="Georgia" w:hAnsi="Georgia"/>
+          <w:color w:val="7A5A1A"/>
+          <w:sz w:val="18"/>
+          <w:szCs w:val="18"/>
+        </w:rPr>
+        <w:t xml:space="preserve"> [Galgen]</w:t>
+      </w:r>
+      <w:r>
+        <w:rPr>
+          <w:rFonts w:ascii="Georgia" w:cs="Georgia" w:eastAsia="Georgia" w:hAnsi="Georgia"/>
+          <w:sz w:val="22"/>
+          <w:szCs w:val="22"/>
+        </w:rPr>
+        <w:t xml:space="preserve"> before you see it. The wood is grey and the rope</w:t>
+      </w:r>
+      <w:r>
+        <w:rPr>
+          <w:rFonts w:ascii="Georgia" w:cs="Georgia" w:eastAsia="Georgia" w:hAnsi="Georgia"/>
+          <w:color w:val="7A5A1A"/>
+          <w:sz w:val="18"/>
+          <w:szCs w:val="18"/>
+        </w:rPr>
+        <w:t xml:space="preserve"> [Seil]</w:t>
+      </w:r>
+      <w:r>
+        <w:rPr>
+          <w:rFonts w:ascii="Georgia" w:cs="Georgia" w:eastAsia="Georgia" w:hAnsi="Georgia"/>
+          <w:sz w:val="22"/>
+          <w:szCs w:val="22"/>
+        </w:rPr>
+        <w:t xml:space="preserve"> is long gone.</w:t>
+      </w:r>
+    </w:p>
+    <w:p>
+      <w:pPr>
+        <w:spacing w:after="110" w:line="320"/>
+      </w:pPr>
+      <w:r>
+        <w:rPr>
+          <w:rFonts w:ascii="Georgia" w:cs="Georgia" w:eastAsia="Georgia" w:hAnsi="Georgia"/>
+          <w:sz w:val="22"/>
+          <w:szCs w:val="22"/>
+        </w:rPr>
+        <w:t xml:space="preserve">Two wolves</w:t>
+      </w:r>
+      <w:r>
+        <w:rPr>
+          <w:rFonts w:ascii="Georgia" w:cs="Georgia" w:eastAsia="Georgia" w:hAnsi="Georgia"/>
+          <w:color w:val="7A5A1A"/>
+          <w:sz w:val="18"/>
+          <w:szCs w:val="18"/>
+        </w:rPr>
+        <w:t xml:space="preserve"> [Wölfe]</w:t>
+      </w:r>
+      <w:r>
+        <w:rPr>
+          <w:rFonts w:ascii="Georgia" w:cs="Georgia" w:eastAsia="Georgia" w:hAnsi="Georgia"/>
+          <w:sz w:val="22"/>
+          <w:szCs w:val="22"/>
+        </w:rPr>
+        <w:t xml:space="preserve"> the size of ponies</w:t>
+      </w:r>
+      <w:r>
+        <w:rPr>
+          <w:rFonts w:ascii="Georgia" w:cs="Georgia" w:eastAsia="Georgia" w:hAnsi="Georgia"/>
+          <w:color w:val="7A5A1A"/>
+          <w:sz w:val="18"/>
+          <w:szCs w:val="18"/>
+        </w:rPr>
+        <w:t xml:space="preserve"> [Ponys]</w:t>
+      </w:r>
+      <w:r>
+        <w:rPr>
+          <w:rFonts w:ascii="Georgia" w:cs="Georgia" w:eastAsia="Georgia" w:hAnsi="Georgia"/>
+          <w:sz w:val="22"/>
+          <w:szCs w:val="22"/>
+        </w:rPr>
+        <w:t xml:space="preserve"> are sitting underneath it, side by side</w:t>
+      </w:r>
+      <w:r>
+        <w:rPr>
+          <w:rFonts w:ascii="Georgia" w:cs="Georgia" w:eastAsia="Georgia" w:hAnsi="Georgia"/>
+          <w:color w:val="7A5A1A"/>
+          <w:sz w:val="18"/>
+          <w:szCs w:val="18"/>
+        </w:rPr>
+        <w:t xml:space="preserve"> [nebeneinander]</w:t>
+      </w:r>
+      <w:r>
+        <w:rPr>
+          <w:rFonts w:ascii="Georgia" w:cs="Georgia" w:eastAsia="Georgia" w:hAnsi="Georgia"/>
+          <w:sz w:val="22"/>
+          <w:szCs w:val="22"/>
+        </w:rPr>
+        <w:t xml:space="preserve">, watching you come. They are not barking. They are waiting for you to get closer.</w:t>
+      </w:r>
+    </w:p>
+    <w:p>
+      <w:pPr>
+        <w:spacing w:after="40" w:before="100"/>
+      </w:pPr>
+      <w:r>
+        <w:rPr>
+          <w:rFonts w:ascii="Georgia" w:cs="Georgia" w:eastAsia="Georgia" w:hAnsi="Georgia"/>
+          <w:b/>
+          <w:bCs/>
+          <w:color w:val="555555"/>
+          <w:sz w:val="19"/>
+          <w:szCs w:val="19"/>
+        </w:rPr>
+        <w:t xml:space="preserve">Der Sumpf</w:t>
+      </w:r>
+    </w:p>
+    <w:p>
+      <w:pPr>
+        <w:spacing w:after="110" w:line="320"/>
+      </w:pPr>
+      <w:r>
+        <w:rPr>
+          <w:rFonts w:ascii="Georgia" w:cs="Georgia" w:eastAsia="Georgia" w:hAnsi="Georgia"/>
+          <w:sz w:val="22"/>
+          <w:szCs w:val="22"/>
+        </w:rPr>
+        <w:t xml:space="preserve">Above the gallows</w:t>
+      </w:r>
+      <w:r>
+        <w:rPr>
+          <w:rFonts w:ascii="Georgia" w:cs="Georgia" w:eastAsia="Georgia" w:hAnsi="Georgia"/>
+          <w:sz w:val="22"/>
+          <w:szCs w:val="22"/>
+        </w:rPr>
+        <w:t xml:space="preserve"> the road simply stops. In front of you: black water</w:t>
+      </w:r>
+      <w:r>
+        <w:rPr>
+          <w:rFonts w:ascii="Georgia" w:cs="Georgia" w:eastAsia="Georgia" w:hAnsi="Georgia"/>
+          <w:color w:val="7A5A1A"/>
+          <w:sz w:val="18"/>
+          <w:szCs w:val="18"/>
+        </w:rPr>
+        <w:t xml:space="preserve"> [schwarzes Wasser]</w:t>
+      </w:r>
+      <w:r>
+        <w:rPr>
+          <w:rFonts w:ascii="Georgia" w:cs="Georgia" w:eastAsia="Georgia" w:hAnsi="Georgia"/>
+          <w:sz w:val="22"/>
+          <w:szCs w:val="22"/>
+        </w:rPr>
+        <w:t xml:space="preserve">, white mist</w:t>
+      </w:r>
+      <w:r>
+        <w:rPr>
+          <w:rFonts w:ascii="Georgia" w:cs="Georgia" w:eastAsia="Georgia" w:hAnsi="Georgia"/>
+          <w:color w:val="7A5A1A"/>
+          <w:sz w:val="18"/>
+          <w:szCs w:val="18"/>
+        </w:rPr>
+        <w:t xml:space="preserve"> [Dunst, Nebel]</w:t>
+      </w:r>
+      <w:r>
+        <w:rPr>
+          <w:rFonts w:ascii="Georgia" w:cs="Georgia" w:eastAsia="Georgia" w:hAnsi="Georgia"/>
+          <w:sz w:val="22"/>
+          <w:szCs w:val="22"/>
+        </w:rPr>
+        <w:t xml:space="preserve">, and a path</w:t>
+      </w:r>
+      <w:r>
+        <w:rPr>
+          <w:rFonts w:ascii="Georgia" w:cs="Georgia" w:eastAsia="Georgia" w:hAnsi="Georgia"/>
+          <w:color w:val="7A5A1A"/>
+          <w:sz w:val="18"/>
+          <w:szCs w:val="18"/>
+        </w:rPr>
+        <w:t xml:space="preserve"> [Pfad]</w:t>
+      </w:r>
+      <w:r>
+        <w:rPr>
+          <w:rFonts w:ascii="Georgia" w:cs="Georgia" w:eastAsia="Georgia" w:hAnsi="Georgia"/>
+          <w:sz w:val="22"/>
+          <w:szCs w:val="22"/>
+        </w:rPr>
+        <w:t xml:space="preserve"> that is only there if you find it. Every step, the ground pulls at</w:t>
+      </w:r>
+      <w:r>
+        <w:rPr>
+          <w:rFonts w:ascii="Georgia" w:cs="Georgia" w:eastAsia="Georgia" w:hAnsi="Georgia"/>
+          <w:color w:val="7A5A1A"/>
+          <w:sz w:val="18"/>
+          <w:szCs w:val="18"/>
+        </w:rPr>
+        <w:t xml:space="preserve"> [zieht an]</w:t>
+      </w:r>
+      <w:r>
+        <w:rPr>
+          <w:rFonts w:ascii="Georgia" w:cs="Georgia" w:eastAsia="Georgia" w:hAnsi="Georgia"/>
+          <w:sz w:val="22"/>
+          <w:szCs w:val="22"/>
+        </w:rPr>
+        <w:t xml:space="preserve"> your boots</w:t>
+      </w:r>
+      <w:r>
+        <w:rPr>
+          <w:rFonts w:ascii="Georgia" w:cs="Georgia" w:eastAsia="Georgia" w:hAnsi="Georgia"/>
+          <w:color w:val="7A5A1A"/>
+          <w:sz w:val="18"/>
+          <w:szCs w:val="18"/>
+        </w:rPr>
+        <w:t xml:space="preserve"> [Stiefel]</w:t>
+      </w:r>
+      <w:r>
+        <w:rPr>
+          <w:rFonts w:ascii="Georgia" w:cs="Georgia" w:eastAsia="Georgia" w:hAnsi="Georgia"/>
+          <w:sz w:val="22"/>
+          <w:szCs w:val="22"/>
+        </w:rPr>
+        <w:t xml:space="preserve">.</w:t>
+      </w:r>
+    </w:p>
+    <w:p>
+      <w:pPr>
+        <w:pBdr>
+          <w:left w:val="single" w:color="74B094" w:sz="18" w:space="8"/>
+        </w:pBdr>
+        <w:shd w:fill="EAF4EC" w:color="auto" w:val="clear"/>
+        <w:spacing w:after="40"/>
+        <w:ind w:left="120"/>
+      </w:pPr>
+      <w:r>
+        <w:rPr>
+          <w:rFonts w:ascii="Georgia" w:cs="Georgia" w:eastAsia="Georgia" w:hAnsi="Georgia"/>
           <w:b/>
           <w:bCs/>
           <w:color w:val="3A5A4C"/>
           <w:sz w:val="16"/>
           <w:szCs w:val="16"/>
         </w:rPr>
-        <w:t xml:space="preserve">AUFGABE:  </w:t>
+        <w:t xml:space="preserve">DM SAGT DEN SCHÜLERN:  </w:t>
       </w:r>
       <w:r>
         <w:rPr>
@@ -1797,7 +1854,26 @@
           <w:sz w:val="19"/>
           <w:szCs w:val="19"/>
         </w:rPr>
-        <w:t xml:space="preserve">Jede Figur würfelt dreimal mit dem Knopf „Just roll a d20“. Unter 10: der Fuss bleibt hängen, −1 HP — trag es rechts ein. Lass sie dabei reden: „I’m stuck!“ — „Give me your hand!“  →  Helfer-Blatt · Teil 4</w:t>
+        <w:t xml:space="preserve">“Each of you rolls three times — press ‘Just roll a d20’. Under ten, your foot gets stuck and you lose one hit point. Talk to each other while you cross!”</w:t>
+      </w:r>
+    </w:p>
+    <w:p>
+      <w:pPr>
+        <w:pBdr>
+          <w:left w:val="single" w:color="74B094" w:sz="18" w:space="8"/>
+        </w:pBdr>
+        <w:shd w:fill="EAF4EC" w:color="auto" w:val="clear"/>
+        <w:spacing w:after="140"/>
+        <w:ind w:left="120"/>
+      </w:pPr>
+      <w:r>
+        <w:rPr>
+          <w:rFonts w:ascii="Georgia" w:cs="Georgia" w:eastAsia="Georgia" w:hAnsi="Georgia"/>
+          <w:color w:val="555555"/>
+          <w:sz w:val="17"/>
+          <w:szCs w:val="17"/>
+        </w:rPr>
+        <w:t xml:space="preserve">→  Helfer-Blatt · Teil 4</w:t>
       </w:r>
     </w:p>
     <w:p>
@@ -2379,7 +2455,7 @@
           <w:left w:val="single" w:color="74B094" w:sz="18" w:space="8"/>
         </w:pBdr>
         <w:shd w:fill="EAF4EC" w:color="auto" w:val="clear"/>
-        <w:spacing w:after="140"/>
+        <w:spacing w:after="40"/>
         <w:ind w:left="120"/>
       </w:pPr>
       <w:r>
@@ -2391,7 +2467,7 @@
           <w:sz w:val="16"/>
           <w:szCs w:val="16"/>
         </w:rPr>
-        <w:t xml:space="preserve">AUFGABE:  </w:t>
+        <w:t xml:space="preserve">DM SAGT DEN SCHÜLERN:  </w:t>
       </w:r>
       <w:r>
         <w:rPr>
@@ -2399,561 +2475,32 @@
           <w:sz w:val="19"/>
           <w:szCs w:val="19"/>
         </w:rPr>
-        <w:t xml:space="preserve">Die Gruppe muss die Wache überzeugen, dass sie Gäste sind — jede Figur einen Satz. Ruhig, freundlich, mit einem Grund. Hier wird nicht gewürfelt, hier wird geredet.  →  Helfer-Blatt · Teil 4</w:t>
-      </w:r>
-    </w:p>
-    <w:p>
-      <w:pPr>
-        <w:spacing w:after="40" w:before="100"/>
-      </w:pPr>
-      <w:r>
-        <w:rPr>
-          <w:rFonts w:ascii="Georgia" w:cs="Georgia" w:eastAsia="Georgia" w:hAnsi="Georgia"/>
-          <w:b/>
-          <w:bCs/>
-          <w:color w:val="555555"/>
+        <w:t xml:space="preserve">“The guard</w:t>
+      </w:r>
+      <w:r>
+        <w:rPr>
+          <w:rFonts w:ascii="Georgia" w:cs="Georgia" w:eastAsia="Georgia" w:hAnsi="Georgia"/>
           <w:sz w:val="19"/>
           <w:szCs w:val="19"/>
         </w:rPr>
-        <w:t xml:space="preserve">Hinauf in den Hof</w:t>
-      </w:r>
-    </w:p>
-    <w:p>
-      <w:pPr>
-        <w:spacing w:after="110" w:line="320"/>
-      </w:pPr>
-      <w:r>
-        <w:rPr>
-          <w:rFonts w:ascii="Georgia" w:cs="Georgia" w:eastAsia="Georgia" w:hAnsi="Georgia"/>
-          <w:sz w:val="22"/>
-          <w:szCs w:val="22"/>
-        </w:rPr>
-        <w:t xml:space="preserve">Up the cellar</w:t>
-      </w:r>
-      <w:r>
-        <w:rPr>
-          <w:rFonts w:ascii="Georgia" w:cs="Georgia" w:eastAsia="Georgia" w:hAnsi="Georgia"/>
-          <w:sz w:val="22"/>
-          <w:szCs w:val="22"/>
-        </w:rPr>
-        <w:t xml:space="preserve"> stair</w:t>
-      </w:r>
-      <w:r>
-        <w:rPr>
-          <w:rFonts w:ascii="Georgia" w:cs="Georgia" w:eastAsia="Georgia" w:hAnsi="Georgia"/>
-          <w:sz w:val="22"/>
-          <w:szCs w:val="22"/>
-        </w:rPr>
-        <w:t xml:space="preserve">, through a low door — and you are standing in a square courtyard</w:t>
-      </w:r>
-      <w:r>
-        <w:rPr>
-          <w:rFonts w:ascii="Georgia" w:cs="Georgia" w:eastAsia="Georgia" w:hAnsi="Georgia"/>
-          <w:sz w:val="22"/>
-          <w:szCs w:val="22"/>
-        </w:rPr>
-        <w:t xml:space="preserve"> of black stone</w:t>
-      </w:r>
-      <w:r>
-        <w:rPr>
-          <w:rFonts w:ascii="Georgia" w:cs="Georgia" w:eastAsia="Georgia" w:hAnsi="Georgia"/>
-          <w:sz w:val="22"/>
-          <w:szCs w:val="22"/>
-        </w:rPr>
-        <w:t xml:space="preserve">, with the night sky above you for the first time in five hours.</w:t>
-      </w:r>
-    </w:p>
-    <w:p>
-      <w:pPr>
-        <w:spacing w:after="60" w:before="120"/>
-      </w:pPr>
-      <w:r>
-        <w:rPr>
-          <w:rFonts w:ascii="Georgia" w:cs="Georgia" w:eastAsia="Georgia" w:hAnsi="Georgia"/>
-          <w:b/>
-          <w:bCs/>
-          <w:color w:val="7A5A1A"/>
-          <w:sz w:val="17"/>
-          <w:szCs w:val="17"/>
-        </w:rPr>
-        <w:t xml:space="preserve">▸ Nur bei: Weg C · Kutsche</w:t>
-      </w:r>
-    </w:p>
-    <w:p>
-      <w:pPr>
-        <w:spacing w:after="40" w:before="100"/>
-      </w:pPr>
-      <w:r>
-        <w:rPr>
-          <w:rFonts w:ascii="Georgia" w:cs="Georgia" w:eastAsia="Georgia" w:hAnsi="Georgia"/>
-          <w:b/>
-          <w:bCs/>
-          <w:color w:val="555555"/>
+        <w:t xml:space="preserve"> is waiting. Convince him that you are guests</w:t>
+      </w:r>
+      <w:r>
+        <w:rPr>
+          <w:rFonts w:ascii="Georgia" w:cs="Georgia" w:eastAsia="Georgia" w:hAnsi="Georgia"/>
+          <w:color w:val="7A5A1A"/>
+          <w:sz w:val="15"/>
+          <w:szCs w:val="15"/>
+        </w:rPr>
+        <w:t xml:space="preserve"> [Gäste]</w:t>
+      </w:r>
+      <w:r>
+        <w:rPr>
+          <w:rFonts w:ascii="Georgia" w:cs="Georgia" w:eastAsia="Georgia" w:hAnsi="Georgia"/>
           <w:sz w:val="19"/>
           <w:szCs w:val="19"/>
         </w:rPr>
-        <w:t xml:space="preserve">Die Kutsche</w:t>
-      </w:r>
-    </w:p>
-    <w:p>
-      <w:pPr>
-        <w:spacing w:after="110" w:line="320"/>
-      </w:pPr>
-      <w:r>
-        <w:rPr>
-          <w:rFonts w:ascii="Georgia" w:cs="Georgia" w:eastAsia="Georgia" w:hAnsi="Georgia"/>
-          <w:sz w:val="22"/>
-          <w:szCs w:val="22"/>
-        </w:rPr>
-        <w:t xml:space="preserve">The coach is waiting at the edge of the village at midnight, exactly as the map said. The driver is a thin man in a good coat who introduces himself as Corvin Ash, and who is very, very friendly.</w:t>
-      </w:r>
-    </w:p>
-    <w:p>
-      <w:pPr>
-        <w:spacing w:after="110" w:line="320"/>
-      </w:pPr>
-      <w:r>
-        <w:rPr>
-          <w:rFonts w:ascii="Georgia" w:cs="Georgia" w:eastAsia="Georgia" w:hAnsi="Georgia"/>
-          <w:sz w:val="22"/>
-          <w:szCs w:val="22"/>
-        </w:rPr>
-        <w:t xml:space="preserve">He drives without a lamp. He never looks at the road. And in two hours he asks you more questions than you ask him.</w:t>
-      </w:r>
-    </w:p>
-    <w:p>
-      <w:pPr>
-        <w:spacing w:after="40" w:before="100"/>
-      </w:pPr>
-      <w:r>
-        <w:rPr>
-          <w:rFonts w:ascii="Georgia" w:cs="Georgia" w:eastAsia="Georgia" w:hAnsi="Georgia"/>
-          <w:b/>
-          <w:bCs/>
-          <w:color w:val="555555"/>
-          <w:sz w:val="19"/>
-          <w:szCs w:val="19"/>
-        </w:rPr>
-        <w:t xml:space="preserve">Am Tor</w:t>
-      </w:r>
-    </w:p>
-    <w:p>
-      <w:pPr>
-        <w:spacing w:after="110" w:line="320"/>
-      </w:pPr>
-      <w:r>
-        <w:rPr>
-          <w:rFonts w:ascii="Georgia" w:cs="Georgia" w:eastAsia="Georgia" w:hAnsi="Georgia"/>
-          <w:sz w:val="22"/>
-          <w:szCs w:val="22"/>
-        </w:rPr>
-        <w:t xml:space="preserve">At the gate</w:t>
-      </w:r>
-      <w:r>
-        <w:rPr>
-          <w:rFonts w:ascii="Georgia" w:cs="Georgia" w:eastAsia="Georgia" w:hAnsi="Georgia"/>
-          <w:sz w:val="22"/>
-          <w:szCs w:val="22"/>
-        </w:rPr>
-        <w:t xml:space="preserve"> Corvin stops the coach and says four words to somebody you cannot see: “I have three guests</w:t>
-      </w:r>
-      <w:r>
-        <w:rPr>
-          <w:rFonts w:ascii="Georgia" w:cs="Georgia" w:eastAsia="Georgia" w:hAnsi="Georgia"/>
-          <w:color w:val="7A5A1A"/>
-          <w:sz w:val="18"/>
-          <w:szCs w:val="18"/>
-        </w:rPr>
-        <w:t xml:space="preserve"> [Gäste]</w:t>
-      </w:r>
-      <w:r>
-        <w:rPr>
-          <w:rFonts w:ascii="Georgia" w:cs="Georgia" w:eastAsia="Georgia" w:hAnsi="Georgia"/>
-          <w:sz w:val="22"/>
-          <w:szCs w:val="22"/>
-        </w:rPr>
-        <w:t xml:space="preserve">.” Somewhere above you, a window lights up. Then another.</w:t>
-      </w:r>
-    </w:p>
-    <w:p>
-      <w:pPr>
-        <w:spacing w:after="110" w:line="320"/>
-      </w:pPr>
-      <w:r>
-        <w:rPr>
-          <w:rFonts w:ascii="Georgia" w:cs="Georgia" w:eastAsia="Georgia" w:hAnsi="Georgia"/>
-          <w:sz w:val="22"/>
-          <w:szCs w:val="22"/>
-        </w:rPr>
-        <w:t xml:space="preserve">The gate</w:t>
-      </w:r>
-      <w:r>
-        <w:rPr>
-          <w:rFonts w:ascii="Georgia" w:cs="Georgia" w:eastAsia="Georgia" w:hAnsi="Georgia"/>
-          <w:sz w:val="22"/>
-          <w:szCs w:val="22"/>
-        </w:rPr>
-        <w:t xml:space="preserve"> opens, and the coach rolls straight into a square courtyard</w:t>
-      </w:r>
-      <w:r>
-        <w:rPr>
-          <w:rFonts w:ascii="Georgia" w:cs="Georgia" w:eastAsia="Georgia" w:hAnsi="Georgia"/>
-          <w:sz w:val="22"/>
-          <w:szCs w:val="22"/>
-        </w:rPr>
-        <w:t xml:space="preserve"> of black stone</w:t>
-      </w:r>
-      <w:r>
-        <w:rPr>
-          <w:rFonts w:ascii="Georgia" w:cs="Georgia" w:eastAsia="Georgia" w:hAnsi="Georgia"/>
-          <w:sz w:val="22"/>
-          <w:szCs w:val="22"/>
-        </w:rPr>
-        <w:t xml:space="preserve">. Corvin starts unloading</w:t>
-      </w:r>
-      <w:r>
-        <w:rPr>
-          <w:rFonts w:ascii="Georgia" w:cs="Georgia" w:eastAsia="Georgia" w:hAnsi="Georgia"/>
-          <w:color w:val="7A5A1A"/>
-          <w:sz w:val="18"/>
-          <w:szCs w:val="18"/>
-        </w:rPr>
-        <w:t xml:space="preserve"> [ausladen]</w:t>
-      </w:r>
-      <w:r>
-        <w:rPr>
-          <w:rFonts w:ascii="Georgia" w:cs="Georgia" w:eastAsia="Georgia" w:hAnsi="Georgia"/>
-          <w:sz w:val="22"/>
-          <w:szCs w:val="22"/>
-        </w:rPr>
-        <w:t xml:space="preserve"> boxes</w:t>
-      </w:r>
-      <w:r>
-        <w:rPr>
-          <w:rFonts w:ascii="Georgia" w:cs="Georgia" w:eastAsia="Georgia" w:hAnsi="Georgia"/>
-          <w:color w:val="7A5A1A"/>
-          <w:sz w:val="18"/>
-          <w:szCs w:val="18"/>
-        </w:rPr>
-        <w:t xml:space="preserve"> [Kisten]</w:t>
-      </w:r>
-      <w:r>
-        <w:rPr>
-          <w:rFonts w:ascii="Georgia" w:cs="Georgia" w:eastAsia="Georgia" w:hAnsi="Georgia"/>
-          <w:sz w:val="22"/>
-          <w:szCs w:val="22"/>
-        </w:rPr>
-        <w:t xml:space="preserve"> as if you were not there at all, and you climb down.</w:t>
-      </w:r>
-    </w:p>
-    <w:p>
-      <w:pPr>
-        <w:pStyle w:val="Heading1"/>
-        <w:pageBreakBefore/>
-        <w:spacing w:after="60" w:before="400"/>
-      </w:pPr>
-      <w:r>
-        <w:rPr>
-          <w:rFonts w:ascii="Georgia" w:cs="Georgia" w:eastAsia="Georgia" w:hAnsi="Georgia"/>
-          <w:b/>
-          <w:bCs/>
-          <w:color w:val="1A1A1A"/>
-          <w:sz w:val="32"/>
-          <w:szCs w:val="32"/>
-        </w:rPr>
-        <w:t xml:space="preserve">Kapitel II · The Courtyard</w:t>
-      </w:r>
-    </w:p>
-    <w:p>
-      <w:pPr>
-        <w:spacing w:after="40" w:before="100"/>
-      </w:pPr>
-      <w:r>
-        <w:rPr>
-          <w:rFonts w:ascii="Georgia" w:cs="Georgia" w:eastAsia="Georgia" w:hAnsi="Georgia"/>
-          <w:b/>
-          <w:bCs/>
-          <w:color w:val="555555"/>
-          <w:sz w:val="19"/>
-          <w:szCs w:val="19"/>
-        </w:rPr>
-        <w:t xml:space="preserve">Der Hof</w:t>
-      </w:r>
-    </w:p>
-    <w:p>
-      <w:pPr>
-        <w:spacing w:after="110" w:line="320"/>
-      </w:pPr>
-      <w:r>
-        <w:rPr>
-          <w:rFonts w:ascii="Georgia" w:cs="Georgia" w:eastAsia="Georgia" w:hAnsi="Georgia"/>
-          <w:sz w:val="22"/>
-          <w:szCs w:val="22"/>
-        </w:rPr>
-        <w:t xml:space="preserve">The cold in here is a different kind of cold: the cold of a room where a window has been open since 1804.</w:t>
-      </w:r>
-    </w:p>
-    <w:p>
-      <w:pPr>
-        <w:spacing w:after="110" w:line="320"/>
-      </w:pPr>
-      <w:r>
-        <w:rPr>
-          <w:rFonts w:ascii="Georgia" w:cs="Georgia" w:eastAsia="Georgia" w:hAnsi="Georgia"/>
-          <w:sz w:val="22"/>
-          <w:szCs w:val="22"/>
-        </w:rPr>
-        <w:t xml:space="preserve">In the middle of the courtyard</w:t>
-      </w:r>
-      <w:r>
-        <w:rPr>
-          <w:rFonts w:ascii="Georgia" w:cs="Georgia" w:eastAsia="Georgia" w:hAnsi="Georgia"/>
-          <w:color w:val="7A5A1A"/>
-          <w:sz w:val="18"/>
-          <w:szCs w:val="18"/>
-        </w:rPr>
-        <w:t xml:space="preserve"> [Innenhof]</w:t>
-      </w:r>
-      <w:r>
-        <w:rPr>
-          <w:rFonts w:ascii="Georgia" w:cs="Georgia" w:eastAsia="Georgia" w:hAnsi="Georgia"/>
-          <w:sz w:val="22"/>
-          <w:szCs w:val="22"/>
-        </w:rPr>
-        <w:t xml:space="preserve"> a fountain</w:t>
-      </w:r>
-      <w:r>
-        <w:rPr>
-          <w:rFonts w:ascii="Georgia" w:cs="Georgia" w:eastAsia="Georgia" w:hAnsi="Georgia"/>
-          <w:color w:val="7A5A1A"/>
-          <w:sz w:val="18"/>
-          <w:szCs w:val="18"/>
-        </w:rPr>
-        <w:t xml:space="preserve"> [Brunnen]</w:t>
-      </w:r>
-      <w:r>
-        <w:rPr>
-          <w:rFonts w:ascii="Georgia" w:cs="Georgia" w:eastAsia="Georgia" w:hAnsi="Georgia"/>
-          <w:sz w:val="22"/>
-          <w:szCs w:val="22"/>
-        </w:rPr>
-        <w:t xml:space="preserve"> has frozen</w:t>
-      </w:r>
-      <w:r>
-        <w:rPr>
-          <w:rFonts w:ascii="Georgia" w:cs="Georgia" w:eastAsia="Georgia" w:hAnsi="Georgia"/>
-          <w:color w:val="7A5A1A"/>
-          <w:sz w:val="18"/>
-          <w:szCs w:val="18"/>
-        </w:rPr>
-        <w:t xml:space="preserve"> [gefroren]</w:t>
-      </w:r>
-      <w:r>
-        <w:rPr>
-          <w:rFonts w:ascii="Georgia" w:cs="Georgia" w:eastAsia="Georgia" w:hAnsi="Georgia"/>
-          <w:sz w:val="22"/>
-          <w:szCs w:val="22"/>
-        </w:rPr>
-        <w:t xml:space="preserve"> in mid-fall, and the ice is not white — it is the colour of weak tea</w:t>
-      </w:r>
-      <w:r>
-        <w:rPr>
-          <w:rFonts w:ascii="Georgia" w:cs="Georgia" w:eastAsia="Georgia" w:hAnsi="Georgia"/>
-          <w:color w:val="7A5A1A"/>
-          <w:sz w:val="18"/>
-          <w:szCs w:val="18"/>
-        </w:rPr>
-        <w:t xml:space="preserve"> [dünner Tee]</w:t>
-      </w:r>
-      <w:r>
-        <w:rPr>
-          <w:rFonts w:ascii="Georgia" w:cs="Georgia" w:eastAsia="Georgia" w:hAnsi="Georgia"/>
-          <w:sz w:val="22"/>
-          <w:szCs w:val="22"/>
-        </w:rPr>
-        <w:t xml:space="preserve">.</w:t>
-      </w:r>
-    </w:p>
-    <w:p>
-      <w:pPr>
-        <w:spacing w:after="110" w:line="320"/>
-      </w:pPr>
-      <w:r>
-        <w:rPr>
-          <w:rFonts w:ascii="Georgia" w:cs="Georgia" w:eastAsia="Georgia" w:hAnsi="Georgia"/>
-          <w:sz w:val="22"/>
-          <w:szCs w:val="22"/>
-        </w:rPr>
-        <w:t xml:space="preserve">Three ways lead on. On the left a chapel</w:t>
-      </w:r>
-      <w:r>
-        <w:rPr>
-          <w:rFonts w:ascii="Georgia" w:cs="Georgia" w:eastAsia="Georgia" w:hAnsi="Georgia"/>
-          <w:color w:val="7A5A1A"/>
-          <w:sz w:val="18"/>
-          <w:szCs w:val="18"/>
-        </w:rPr>
-        <w:t xml:space="preserve"> [Kapelle]</w:t>
-      </w:r>
-      <w:r>
-        <w:rPr>
-          <w:rFonts w:ascii="Georgia" w:cs="Georgia" w:eastAsia="Georgia" w:hAnsi="Georgia"/>
-          <w:sz w:val="22"/>
-          <w:szCs w:val="22"/>
-        </w:rPr>
-        <w:t xml:space="preserve">; its door has been broken inwards</w:t>
-      </w:r>
-      <w:r>
-        <w:rPr>
-          <w:rFonts w:ascii="Georgia" w:cs="Georgia" w:eastAsia="Georgia" w:hAnsi="Georgia"/>
-          <w:color w:val="7A5A1A"/>
-          <w:sz w:val="18"/>
-          <w:szCs w:val="18"/>
-        </w:rPr>
-        <w:t xml:space="preserve"> [nach innen aufgebrochen]</w:t>
-      </w:r>
-      <w:r>
-        <w:rPr>
-          <w:rFonts w:ascii="Georgia" w:cs="Georgia" w:eastAsia="Georgia" w:hAnsi="Georgia"/>
-          <w:sz w:val="22"/>
-          <w:szCs w:val="22"/>
-        </w:rPr>
-        <w:t xml:space="preserve">. In front of you a tall window, warm and yellow, with bookshelves</w:t>
-      </w:r>
-      <w:r>
-        <w:rPr>
-          <w:rFonts w:ascii="Georgia" w:cs="Georgia" w:eastAsia="Georgia" w:hAnsi="Georgia"/>
-          <w:color w:val="7A5A1A"/>
-          <w:sz w:val="18"/>
-          <w:szCs w:val="18"/>
-        </w:rPr>
-        <w:t xml:space="preserve"> [Bücherregale]</w:t>
-      </w:r>
-      <w:r>
-        <w:rPr>
-          <w:rFonts w:ascii="Georgia" w:cs="Georgia" w:eastAsia="Georgia" w:hAnsi="Georgia"/>
-          <w:sz w:val="22"/>
-          <w:szCs w:val="22"/>
-        </w:rPr>
-        <w:t xml:space="preserve"> behind it. And on the right a low stair</w:t>
-      </w:r>
-      <w:r>
-        <w:rPr>
-          <w:rFonts w:ascii="Georgia" w:cs="Georgia" w:eastAsia="Georgia" w:hAnsi="Georgia"/>
-          <w:color w:val="7A5A1A"/>
-          <w:sz w:val="18"/>
-          <w:szCs w:val="18"/>
-        </w:rPr>
-        <w:t xml:space="preserve"> [Treppe]</w:t>
-      </w:r>
-      <w:r>
-        <w:rPr>
-          <w:rFonts w:ascii="Georgia" w:cs="Georgia" w:eastAsia="Georgia" w:hAnsi="Georgia"/>
-          <w:sz w:val="22"/>
-          <w:szCs w:val="22"/>
-        </w:rPr>
-        <w:t xml:space="preserve"> going down, where it smells of onions</w:t>
-      </w:r>
-      <w:r>
-        <w:rPr>
-          <w:rFonts w:ascii="Georgia" w:cs="Georgia" w:eastAsia="Georgia" w:hAnsi="Georgia"/>
-          <w:color w:val="7A5A1A"/>
-          <w:sz w:val="18"/>
-          <w:szCs w:val="18"/>
-        </w:rPr>
-        <w:t xml:space="preserve"> [Zwiebeln]</w:t>
-      </w:r>
-      <w:r>
-        <w:rPr>
-          <w:rFonts w:ascii="Georgia" w:cs="Georgia" w:eastAsia="Georgia" w:hAnsi="Georgia"/>
-          <w:sz w:val="22"/>
-          <w:szCs w:val="22"/>
-        </w:rPr>
-        <w:t xml:space="preserve"> and hot fat</w:t>
-      </w:r>
-      <w:r>
-        <w:rPr>
-          <w:rFonts w:ascii="Georgia" w:cs="Georgia" w:eastAsia="Georgia" w:hAnsi="Georgia"/>
-          <w:color w:val="7A5A1A"/>
-          <w:sz w:val="18"/>
-          <w:szCs w:val="18"/>
-        </w:rPr>
-        <w:t xml:space="preserve"> [heisses Fett]</w:t>
-      </w:r>
-      <w:r>
-        <w:rPr>
-          <w:rFonts w:ascii="Georgia" w:cs="Georgia" w:eastAsia="Georgia" w:hAnsi="Georgia"/>
-          <w:sz w:val="22"/>
-          <w:szCs w:val="22"/>
-        </w:rPr>
-        <w:t xml:space="preserve">. Somebody down there is cooking. At two in the morning.</w:t>
-      </w:r>
-    </w:p>
-    <w:p>
-      <w:pPr>
-        <w:spacing w:after="40" w:before="100"/>
-      </w:pPr>
-      <w:r>
-        <w:rPr>
-          <w:rFonts w:ascii="Georgia" w:cs="Georgia" w:eastAsia="Georgia" w:hAnsi="Georgia"/>
-          <w:b/>
-          <w:bCs/>
-          <w:color w:val="555555"/>
-          <w:sz w:val="19"/>
-          <w:szCs w:val="19"/>
-        </w:rPr>
-        <w:t xml:space="preserve">Der Rabe</w:t>
-      </w:r>
-    </w:p>
-    <w:p>
-      <w:pPr>
-        <w:spacing w:after="110" w:line="320"/>
-      </w:pPr>
-      <w:r>
-        <w:rPr>
-          <w:rFonts w:ascii="Georgia" w:cs="Georgia" w:eastAsia="Georgia" w:hAnsi="Georgia"/>
-          <w:sz w:val="22"/>
-          <w:szCs w:val="22"/>
-        </w:rPr>
-        <w:t xml:space="preserve">On the edge of the fountain</w:t>
-      </w:r>
-      <w:r>
-        <w:rPr>
-          <w:rFonts w:ascii="Georgia" w:cs="Georgia" w:eastAsia="Georgia" w:hAnsi="Georgia"/>
-          <w:sz w:val="22"/>
-          <w:szCs w:val="22"/>
-        </w:rPr>
-        <w:t xml:space="preserve"> sits a raven</w:t>
-      </w:r>
-      <w:r>
-        <w:rPr>
-          <w:rFonts w:ascii="Georgia" w:cs="Georgia" w:eastAsia="Georgia" w:hAnsi="Georgia"/>
-          <w:color w:val="7A5A1A"/>
-          <w:sz w:val="18"/>
-          <w:szCs w:val="18"/>
-        </w:rPr>
-        <w:t xml:space="preserve"> [Rabe]</w:t>
-      </w:r>
-      <w:r>
-        <w:rPr>
-          <w:rFonts w:ascii="Georgia" w:cs="Georgia" w:eastAsia="Georgia" w:hAnsi="Georgia"/>
-          <w:sz w:val="22"/>
-          <w:szCs w:val="22"/>
-        </w:rPr>
-        <w:t xml:space="preserve">. It looks at you for a long moment.</w:t>
-      </w:r>
-    </w:p>
-    <w:p>
-      <w:pPr>
-        <w:spacing w:after="110" w:line="320"/>
-      </w:pPr>
-      <w:r>
-        <w:rPr>
-          <w:rFonts w:ascii="Georgia" w:cs="Georgia" w:eastAsia="Georgia" w:hAnsi="Georgia"/>
-          <w:sz w:val="22"/>
-          <w:szCs w:val="22"/>
-        </w:rPr>
-        <w:t xml:space="preserve">Then it says one word, and the word is your name.</w:t>
+        <w:t xml:space="preserve"> — each of you one sentence. Calm, friendly, and give him a reason. No dice here. You talk.”</w:t>
       </w:r>
     </w:p>
     <w:p>
@@ -2968,13 +2515,577 @@
       <w:r>
         <w:rPr>
           <w:rFonts w:ascii="Georgia" w:cs="Georgia" w:eastAsia="Georgia" w:hAnsi="Georgia"/>
+          <w:color w:val="555555"/>
+          <w:sz w:val="17"/>
+          <w:szCs w:val="17"/>
+        </w:rPr>
+        <w:t xml:space="preserve">→  Helfer-Blatt · Teil 4</w:t>
+      </w:r>
+    </w:p>
+    <w:p>
+      <w:pPr>
+        <w:spacing w:after="40" w:before="100"/>
+      </w:pPr>
+      <w:r>
+        <w:rPr>
+          <w:rFonts w:ascii="Georgia" w:cs="Georgia" w:eastAsia="Georgia" w:hAnsi="Georgia"/>
+          <w:b/>
+          <w:bCs/>
+          <w:color w:val="555555"/>
+          <w:sz w:val="19"/>
+          <w:szCs w:val="19"/>
+        </w:rPr>
+        <w:t xml:space="preserve">Hinauf in den Hof</w:t>
+      </w:r>
+    </w:p>
+    <w:p>
+      <w:pPr>
+        <w:spacing w:after="110" w:line="320"/>
+      </w:pPr>
+      <w:r>
+        <w:rPr>
+          <w:rFonts w:ascii="Georgia" w:cs="Georgia" w:eastAsia="Georgia" w:hAnsi="Georgia"/>
+          <w:sz w:val="22"/>
+          <w:szCs w:val="22"/>
+        </w:rPr>
+        <w:t xml:space="preserve">Up the cellar</w:t>
+      </w:r>
+      <w:r>
+        <w:rPr>
+          <w:rFonts w:ascii="Georgia" w:cs="Georgia" w:eastAsia="Georgia" w:hAnsi="Georgia"/>
+          <w:sz w:val="22"/>
+          <w:szCs w:val="22"/>
+        </w:rPr>
+        <w:t xml:space="preserve"> stair</w:t>
+      </w:r>
+      <w:r>
+        <w:rPr>
+          <w:rFonts w:ascii="Georgia" w:cs="Georgia" w:eastAsia="Georgia" w:hAnsi="Georgia"/>
+          <w:sz w:val="22"/>
+          <w:szCs w:val="22"/>
+        </w:rPr>
+        <w:t xml:space="preserve">, through a low door — and you are standing in a square courtyard</w:t>
+      </w:r>
+      <w:r>
+        <w:rPr>
+          <w:rFonts w:ascii="Georgia" w:cs="Georgia" w:eastAsia="Georgia" w:hAnsi="Georgia"/>
+          <w:sz w:val="22"/>
+          <w:szCs w:val="22"/>
+        </w:rPr>
+        <w:t xml:space="preserve"> of black stone</w:t>
+      </w:r>
+      <w:r>
+        <w:rPr>
+          <w:rFonts w:ascii="Georgia" w:cs="Georgia" w:eastAsia="Georgia" w:hAnsi="Georgia"/>
+          <w:sz w:val="22"/>
+          <w:szCs w:val="22"/>
+        </w:rPr>
+        <w:t xml:space="preserve">, with the night sky above you for the first time in five hours.</w:t>
+      </w:r>
+    </w:p>
+    <w:p>
+      <w:pPr>
+        <w:spacing w:after="60" w:before="120"/>
+      </w:pPr>
+      <w:r>
+        <w:rPr>
+          <w:rFonts w:ascii="Georgia" w:cs="Georgia" w:eastAsia="Georgia" w:hAnsi="Georgia"/>
+          <w:b/>
+          <w:bCs/>
+          <w:color w:val="7A5A1A"/>
+          <w:sz w:val="17"/>
+          <w:szCs w:val="17"/>
+        </w:rPr>
+        <w:t xml:space="preserve">▸ Nur bei: Weg C · Kutsche</w:t>
+      </w:r>
+    </w:p>
+    <w:p>
+      <w:pPr>
+        <w:spacing w:after="40" w:before="100"/>
+      </w:pPr>
+      <w:r>
+        <w:rPr>
+          <w:rFonts w:ascii="Georgia" w:cs="Georgia" w:eastAsia="Georgia" w:hAnsi="Georgia"/>
+          <w:b/>
+          <w:bCs/>
+          <w:color w:val="555555"/>
+          <w:sz w:val="19"/>
+          <w:szCs w:val="19"/>
+        </w:rPr>
+        <w:t xml:space="preserve">Die Kutsche</w:t>
+      </w:r>
+    </w:p>
+    <w:p>
+      <w:pPr>
+        <w:spacing w:after="110" w:line="320"/>
+      </w:pPr>
+      <w:r>
+        <w:rPr>
+          <w:rFonts w:ascii="Georgia" w:cs="Georgia" w:eastAsia="Georgia" w:hAnsi="Georgia"/>
+          <w:sz w:val="22"/>
+          <w:szCs w:val="22"/>
+        </w:rPr>
+        <w:t xml:space="preserve">The coach is waiting at the edge of the village at midnight, exactly as the map said. The driver is a thin man in a good coat who introduces himself as Corvin Ash, and who is very, very friendly.</w:t>
+      </w:r>
+    </w:p>
+    <w:p>
+      <w:pPr>
+        <w:spacing w:after="110" w:line="320"/>
+      </w:pPr>
+      <w:r>
+        <w:rPr>
+          <w:rFonts w:ascii="Georgia" w:cs="Georgia" w:eastAsia="Georgia" w:hAnsi="Georgia"/>
+          <w:sz w:val="22"/>
+          <w:szCs w:val="22"/>
+        </w:rPr>
+        <w:t xml:space="preserve">He drives without a lamp. He never looks at the road. And in two hours he asks you more questions than you ask him.</w:t>
+      </w:r>
+    </w:p>
+    <w:p>
+      <w:pPr>
+        <w:spacing w:after="40" w:before="100"/>
+      </w:pPr>
+      <w:r>
+        <w:rPr>
+          <w:rFonts w:ascii="Georgia" w:cs="Georgia" w:eastAsia="Georgia" w:hAnsi="Georgia"/>
+          <w:b/>
+          <w:bCs/>
+          <w:color w:val="555555"/>
+          <w:sz w:val="19"/>
+          <w:szCs w:val="19"/>
+        </w:rPr>
+        <w:t xml:space="preserve">Am Tor</w:t>
+      </w:r>
+    </w:p>
+    <w:p>
+      <w:pPr>
+        <w:spacing w:after="110" w:line="320"/>
+      </w:pPr>
+      <w:r>
+        <w:rPr>
+          <w:rFonts w:ascii="Georgia" w:cs="Georgia" w:eastAsia="Georgia" w:hAnsi="Georgia"/>
+          <w:sz w:val="22"/>
+          <w:szCs w:val="22"/>
+        </w:rPr>
+        <w:t xml:space="preserve">At the gate</w:t>
+      </w:r>
+      <w:r>
+        <w:rPr>
+          <w:rFonts w:ascii="Georgia" w:cs="Georgia" w:eastAsia="Georgia" w:hAnsi="Georgia"/>
+          <w:sz w:val="22"/>
+          <w:szCs w:val="22"/>
+        </w:rPr>
+        <w:t xml:space="preserve"> Corvin stops the coach and says four words to somebody you cannot see: “I have three guests</w:t>
+      </w:r>
+      <w:r>
+        <w:rPr>
+          <w:rFonts w:ascii="Georgia" w:cs="Georgia" w:eastAsia="Georgia" w:hAnsi="Georgia"/>
+          <w:sz w:val="22"/>
+          <w:szCs w:val="22"/>
+        </w:rPr>
+        <w:t xml:space="preserve">.” Somewhere above you, a window lights up. Then another.</w:t>
+      </w:r>
+    </w:p>
+    <w:p>
+      <w:pPr>
+        <w:spacing w:after="110" w:line="320"/>
+      </w:pPr>
+      <w:r>
+        <w:rPr>
+          <w:rFonts w:ascii="Georgia" w:cs="Georgia" w:eastAsia="Georgia" w:hAnsi="Georgia"/>
+          <w:sz w:val="22"/>
+          <w:szCs w:val="22"/>
+        </w:rPr>
+        <w:t xml:space="preserve">The gate</w:t>
+      </w:r>
+      <w:r>
+        <w:rPr>
+          <w:rFonts w:ascii="Georgia" w:cs="Georgia" w:eastAsia="Georgia" w:hAnsi="Georgia"/>
+          <w:sz w:val="22"/>
+          <w:szCs w:val="22"/>
+        </w:rPr>
+        <w:t xml:space="preserve"> opens, and the coach rolls straight into a square courtyard</w:t>
+      </w:r>
+      <w:r>
+        <w:rPr>
+          <w:rFonts w:ascii="Georgia" w:cs="Georgia" w:eastAsia="Georgia" w:hAnsi="Georgia"/>
+          <w:sz w:val="22"/>
+          <w:szCs w:val="22"/>
+        </w:rPr>
+        <w:t xml:space="preserve"> of black stone</w:t>
+      </w:r>
+      <w:r>
+        <w:rPr>
+          <w:rFonts w:ascii="Georgia" w:cs="Georgia" w:eastAsia="Georgia" w:hAnsi="Georgia"/>
+          <w:sz w:val="22"/>
+          <w:szCs w:val="22"/>
+        </w:rPr>
+        <w:t xml:space="preserve">. Corvin starts unloading</w:t>
+      </w:r>
+      <w:r>
+        <w:rPr>
+          <w:rFonts w:ascii="Georgia" w:cs="Georgia" w:eastAsia="Georgia" w:hAnsi="Georgia"/>
+          <w:color w:val="7A5A1A"/>
+          <w:sz w:val="18"/>
+          <w:szCs w:val="18"/>
+        </w:rPr>
+        <w:t xml:space="preserve"> [ausladen]</w:t>
+      </w:r>
+      <w:r>
+        <w:rPr>
+          <w:rFonts w:ascii="Georgia" w:cs="Georgia" w:eastAsia="Georgia" w:hAnsi="Georgia"/>
+          <w:sz w:val="22"/>
+          <w:szCs w:val="22"/>
+        </w:rPr>
+        <w:t xml:space="preserve"> boxes</w:t>
+      </w:r>
+      <w:r>
+        <w:rPr>
+          <w:rFonts w:ascii="Georgia" w:cs="Georgia" w:eastAsia="Georgia" w:hAnsi="Georgia"/>
+          <w:color w:val="7A5A1A"/>
+          <w:sz w:val="18"/>
+          <w:szCs w:val="18"/>
+        </w:rPr>
+        <w:t xml:space="preserve"> [Kisten]</w:t>
+      </w:r>
+      <w:r>
+        <w:rPr>
+          <w:rFonts w:ascii="Georgia" w:cs="Georgia" w:eastAsia="Georgia" w:hAnsi="Georgia"/>
+          <w:sz w:val="22"/>
+          <w:szCs w:val="22"/>
+        </w:rPr>
+        <w:t xml:space="preserve"> as if you were not there at all, and you climb down.</w:t>
+      </w:r>
+    </w:p>
+    <w:p>
+      <w:pPr>
+        <w:pStyle w:val="Heading1"/>
+        <w:pageBreakBefore/>
+        <w:spacing w:after="60" w:before="400"/>
+      </w:pPr>
+      <w:r>
+        <w:rPr>
+          <w:rFonts w:ascii="Georgia" w:cs="Georgia" w:eastAsia="Georgia" w:hAnsi="Georgia"/>
+          <w:b/>
+          <w:bCs/>
+          <w:color w:val="1A1A1A"/>
+          <w:sz w:val="32"/>
+          <w:szCs w:val="32"/>
+        </w:rPr>
+        <w:t xml:space="preserve">Kapitel II · The Courtyard</w:t>
+      </w:r>
+    </w:p>
+    <w:p>
+      <w:pPr>
+        <w:spacing w:after="40" w:before="100"/>
+      </w:pPr>
+      <w:r>
+        <w:rPr>
+          <w:rFonts w:ascii="Georgia" w:cs="Georgia" w:eastAsia="Georgia" w:hAnsi="Georgia"/>
+          <w:b/>
+          <w:bCs/>
+          <w:color w:val="555555"/>
+          <w:sz w:val="19"/>
+          <w:szCs w:val="19"/>
+        </w:rPr>
+        <w:t xml:space="preserve">Der Hof</w:t>
+      </w:r>
+    </w:p>
+    <w:p>
+      <w:pPr>
+        <w:spacing w:after="110" w:line="320"/>
+      </w:pPr>
+      <w:r>
+        <w:rPr>
+          <w:rFonts w:ascii="Georgia" w:cs="Georgia" w:eastAsia="Georgia" w:hAnsi="Georgia"/>
+          <w:sz w:val="22"/>
+          <w:szCs w:val="22"/>
+        </w:rPr>
+        <w:t xml:space="preserve">The cold in here is a different kind of cold: the cold of a room where a window has been open since 1804.</w:t>
+      </w:r>
+    </w:p>
+    <w:p>
+      <w:pPr>
+        <w:spacing w:after="110" w:line="320"/>
+      </w:pPr>
+      <w:r>
+        <w:rPr>
+          <w:rFonts w:ascii="Georgia" w:cs="Georgia" w:eastAsia="Georgia" w:hAnsi="Georgia"/>
+          <w:sz w:val="22"/>
+          <w:szCs w:val="22"/>
+        </w:rPr>
+        <w:t xml:space="preserve">In the middle of the courtyard</w:t>
+      </w:r>
+      <w:r>
+        <w:rPr>
+          <w:rFonts w:ascii="Georgia" w:cs="Georgia" w:eastAsia="Georgia" w:hAnsi="Georgia"/>
+          <w:color w:val="7A5A1A"/>
+          <w:sz w:val="18"/>
+          <w:szCs w:val="18"/>
+        </w:rPr>
+        <w:t xml:space="preserve"> [Innenhof]</w:t>
+      </w:r>
+      <w:r>
+        <w:rPr>
+          <w:rFonts w:ascii="Georgia" w:cs="Georgia" w:eastAsia="Georgia" w:hAnsi="Georgia"/>
+          <w:sz w:val="22"/>
+          <w:szCs w:val="22"/>
+        </w:rPr>
+        <w:t xml:space="preserve"> a fountain</w:t>
+      </w:r>
+      <w:r>
+        <w:rPr>
+          <w:rFonts w:ascii="Georgia" w:cs="Georgia" w:eastAsia="Georgia" w:hAnsi="Georgia"/>
+          <w:color w:val="7A5A1A"/>
+          <w:sz w:val="18"/>
+          <w:szCs w:val="18"/>
+        </w:rPr>
+        <w:t xml:space="preserve"> [Brunnen]</w:t>
+      </w:r>
+      <w:r>
+        <w:rPr>
+          <w:rFonts w:ascii="Georgia" w:cs="Georgia" w:eastAsia="Georgia" w:hAnsi="Georgia"/>
+          <w:sz w:val="22"/>
+          <w:szCs w:val="22"/>
+        </w:rPr>
+        <w:t xml:space="preserve"> has frozen</w:t>
+      </w:r>
+      <w:r>
+        <w:rPr>
+          <w:rFonts w:ascii="Georgia" w:cs="Georgia" w:eastAsia="Georgia" w:hAnsi="Georgia"/>
+          <w:color w:val="7A5A1A"/>
+          <w:sz w:val="18"/>
+          <w:szCs w:val="18"/>
+        </w:rPr>
+        <w:t xml:space="preserve"> [gefroren]</w:t>
+      </w:r>
+      <w:r>
+        <w:rPr>
+          <w:rFonts w:ascii="Georgia" w:cs="Georgia" w:eastAsia="Georgia" w:hAnsi="Georgia"/>
+          <w:sz w:val="22"/>
+          <w:szCs w:val="22"/>
+        </w:rPr>
+        <w:t xml:space="preserve"> in mid-fall, and the ice is not white — it is the colour of weak tea</w:t>
+      </w:r>
+      <w:r>
+        <w:rPr>
+          <w:rFonts w:ascii="Georgia" w:cs="Georgia" w:eastAsia="Georgia" w:hAnsi="Georgia"/>
+          <w:color w:val="7A5A1A"/>
+          <w:sz w:val="18"/>
+          <w:szCs w:val="18"/>
+        </w:rPr>
+        <w:t xml:space="preserve"> [dünner Tee]</w:t>
+      </w:r>
+      <w:r>
+        <w:rPr>
+          <w:rFonts w:ascii="Georgia" w:cs="Georgia" w:eastAsia="Georgia" w:hAnsi="Georgia"/>
+          <w:sz w:val="22"/>
+          <w:szCs w:val="22"/>
+        </w:rPr>
+        <w:t xml:space="preserve">.</w:t>
+      </w:r>
+    </w:p>
+    <w:p>
+      <w:pPr>
+        <w:spacing w:after="110" w:line="320"/>
+      </w:pPr>
+      <w:r>
+        <w:rPr>
+          <w:rFonts w:ascii="Georgia" w:cs="Georgia" w:eastAsia="Georgia" w:hAnsi="Georgia"/>
+          <w:sz w:val="22"/>
+          <w:szCs w:val="22"/>
+        </w:rPr>
+        <w:t xml:space="preserve">Three ways lead on. On the left a chapel</w:t>
+      </w:r>
+      <w:r>
+        <w:rPr>
+          <w:rFonts w:ascii="Georgia" w:cs="Georgia" w:eastAsia="Georgia" w:hAnsi="Georgia"/>
+          <w:color w:val="7A5A1A"/>
+          <w:sz w:val="18"/>
+          <w:szCs w:val="18"/>
+        </w:rPr>
+        <w:t xml:space="preserve"> [Kapelle]</w:t>
+      </w:r>
+      <w:r>
+        <w:rPr>
+          <w:rFonts w:ascii="Georgia" w:cs="Georgia" w:eastAsia="Georgia" w:hAnsi="Georgia"/>
+          <w:sz w:val="22"/>
+          <w:szCs w:val="22"/>
+        </w:rPr>
+        <w:t xml:space="preserve">; its door has been broken inwards</w:t>
+      </w:r>
+      <w:r>
+        <w:rPr>
+          <w:rFonts w:ascii="Georgia" w:cs="Georgia" w:eastAsia="Georgia" w:hAnsi="Georgia"/>
+          <w:color w:val="7A5A1A"/>
+          <w:sz w:val="18"/>
+          <w:szCs w:val="18"/>
+        </w:rPr>
+        <w:t xml:space="preserve"> [nach innen aufgebrochen]</w:t>
+      </w:r>
+      <w:r>
+        <w:rPr>
+          <w:rFonts w:ascii="Georgia" w:cs="Georgia" w:eastAsia="Georgia" w:hAnsi="Georgia"/>
+          <w:sz w:val="22"/>
+          <w:szCs w:val="22"/>
+        </w:rPr>
+        <w:t xml:space="preserve">. In front of you a tall window, warm and yellow, with bookshelves</w:t>
+      </w:r>
+      <w:r>
+        <w:rPr>
+          <w:rFonts w:ascii="Georgia" w:cs="Georgia" w:eastAsia="Georgia" w:hAnsi="Georgia"/>
+          <w:color w:val="7A5A1A"/>
+          <w:sz w:val="18"/>
+          <w:szCs w:val="18"/>
+        </w:rPr>
+        <w:t xml:space="preserve"> [Bücherregale]</w:t>
+      </w:r>
+      <w:r>
+        <w:rPr>
+          <w:rFonts w:ascii="Georgia" w:cs="Georgia" w:eastAsia="Georgia" w:hAnsi="Georgia"/>
+          <w:sz w:val="22"/>
+          <w:szCs w:val="22"/>
+        </w:rPr>
+        <w:t xml:space="preserve"> behind it. And on the right a low stair</w:t>
+      </w:r>
+      <w:r>
+        <w:rPr>
+          <w:rFonts w:ascii="Georgia" w:cs="Georgia" w:eastAsia="Georgia" w:hAnsi="Georgia"/>
+          <w:color w:val="7A5A1A"/>
+          <w:sz w:val="18"/>
+          <w:szCs w:val="18"/>
+        </w:rPr>
+        <w:t xml:space="preserve"> [Treppe]</w:t>
+      </w:r>
+      <w:r>
+        <w:rPr>
+          <w:rFonts w:ascii="Georgia" w:cs="Georgia" w:eastAsia="Georgia" w:hAnsi="Georgia"/>
+          <w:sz w:val="22"/>
+          <w:szCs w:val="22"/>
+        </w:rPr>
+        <w:t xml:space="preserve"> going down, where it smells of onions</w:t>
+      </w:r>
+      <w:r>
+        <w:rPr>
+          <w:rFonts w:ascii="Georgia" w:cs="Georgia" w:eastAsia="Georgia" w:hAnsi="Georgia"/>
+          <w:color w:val="7A5A1A"/>
+          <w:sz w:val="18"/>
+          <w:szCs w:val="18"/>
+        </w:rPr>
+        <w:t xml:space="preserve"> [Zwiebeln]</w:t>
+      </w:r>
+      <w:r>
+        <w:rPr>
+          <w:rFonts w:ascii="Georgia" w:cs="Georgia" w:eastAsia="Georgia" w:hAnsi="Georgia"/>
+          <w:sz w:val="22"/>
+          <w:szCs w:val="22"/>
+        </w:rPr>
+        <w:t xml:space="preserve"> and hot fat</w:t>
+      </w:r>
+      <w:r>
+        <w:rPr>
+          <w:rFonts w:ascii="Georgia" w:cs="Georgia" w:eastAsia="Georgia" w:hAnsi="Georgia"/>
+          <w:color w:val="7A5A1A"/>
+          <w:sz w:val="18"/>
+          <w:szCs w:val="18"/>
+        </w:rPr>
+        <w:t xml:space="preserve"> [heisses Fett]</w:t>
+      </w:r>
+      <w:r>
+        <w:rPr>
+          <w:rFonts w:ascii="Georgia" w:cs="Georgia" w:eastAsia="Georgia" w:hAnsi="Georgia"/>
+          <w:sz w:val="22"/>
+          <w:szCs w:val="22"/>
+        </w:rPr>
+        <w:t xml:space="preserve">. Somebody down there is cooking. At two in the morning.</w:t>
+      </w:r>
+    </w:p>
+    <w:p>
+      <w:pPr>
+        <w:spacing w:after="40" w:before="100"/>
+      </w:pPr>
+      <w:r>
+        <w:rPr>
+          <w:rFonts w:ascii="Georgia" w:cs="Georgia" w:eastAsia="Georgia" w:hAnsi="Georgia"/>
+          <w:b/>
+          <w:bCs/>
+          <w:color w:val="555555"/>
+          <w:sz w:val="19"/>
+          <w:szCs w:val="19"/>
+        </w:rPr>
+        <w:t xml:space="preserve">Der Rabe</w:t>
+      </w:r>
+    </w:p>
+    <w:p>
+      <w:pPr>
+        <w:spacing w:after="110" w:line="320"/>
+      </w:pPr>
+      <w:r>
+        <w:rPr>
+          <w:rFonts w:ascii="Georgia" w:cs="Georgia" w:eastAsia="Georgia" w:hAnsi="Georgia"/>
+          <w:sz w:val="22"/>
+          <w:szCs w:val="22"/>
+        </w:rPr>
+        <w:t xml:space="preserve">On the edge of the fountain</w:t>
+      </w:r>
+      <w:r>
+        <w:rPr>
+          <w:rFonts w:ascii="Georgia" w:cs="Georgia" w:eastAsia="Georgia" w:hAnsi="Georgia"/>
+          <w:sz w:val="22"/>
+          <w:szCs w:val="22"/>
+        </w:rPr>
+        <w:t xml:space="preserve"> sits a raven</w:t>
+      </w:r>
+      <w:r>
+        <w:rPr>
+          <w:rFonts w:ascii="Georgia" w:cs="Georgia" w:eastAsia="Georgia" w:hAnsi="Georgia"/>
+          <w:color w:val="7A5A1A"/>
+          <w:sz w:val="18"/>
+          <w:szCs w:val="18"/>
+        </w:rPr>
+        <w:t xml:space="preserve"> [Rabe]</w:t>
+      </w:r>
+      <w:r>
+        <w:rPr>
+          <w:rFonts w:ascii="Georgia" w:cs="Georgia" w:eastAsia="Georgia" w:hAnsi="Georgia"/>
+          <w:sz w:val="22"/>
+          <w:szCs w:val="22"/>
+        </w:rPr>
+        <w:t xml:space="preserve">. It looks at you for a long moment.</w:t>
+      </w:r>
+    </w:p>
+    <w:p>
+      <w:pPr>
+        <w:spacing w:after="110" w:line="320"/>
+      </w:pPr>
+      <w:r>
+        <w:rPr>
+          <w:rFonts w:ascii="Georgia" w:cs="Georgia" w:eastAsia="Georgia" w:hAnsi="Georgia"/>
+          <w:sz w:val="22"/>
+          <w:szCs w:val="22"/>
+        </w:rPr>
+        <w:t xml:space="preserve">Then it says one word, and the word is your name.</w:t>
+      </w:r>
+    </w:p>
+    <w:p>
+      <w:pPr>
+        <w:pBdr>
+          <w:left w:val="single" w:color="74B094" w:sz="18" w:space="8"/>
+        </w:pBdr>
+        <w:shd w:fill="EAF4EC" w:color="auto" w:val="clear"/>
+        <w:spacing w:after="40"/>
+        <w:ind w:left="120"/>
+      </w:pPr>
+      <w:r>
+        <w:rPr>
+          <w:rFonts w:ascii="Georgia" w:cs="Georgia" w:eastAsia="Georgia" w:hAnsi="Georgia"/>
           <w:b/>
           <w:bCs/>
           <w:color w:val="3A5A4C"/>
           <w:sz w:val="16"/>
           <w:szCs w:val="16"/>
         </w:rPr>
-        <w:t xml:space="preserve">AUFGABE:  </w:t>
+        <w:t xml:space="preserve">DM SAGT DEN SCHÜLERN:  </w:t>
       </w:r>
       <w:r>
         <w:rPr>
@@ -2982,7 +3093,34 @@
           <w:sz w:val="19"/>
           <w:szCs w:val="19"/>
         </w:rPr>
-        <w:t xml:space="preserve">Jede Figur sagt dem Raben einen ganzen Satz — er spricht ihn nach. Wer deutlich spricht, bekommt seinen Satz sauber zurück; wer nuschelt, bekommt Unsinn zurück.  →  Helfer-Blatt · Teil 5</w:t>
+        <w:t xml:space="preserve">“Say one whole sentence to the raven</w:t>
+      </w:r>
+      <w:r>
+        <w:rPr>
+          <w:rFonts w:ascii="Georgia" w:cs="Georgia" w:eastAsia="Georgia" w:hAnsi="Georgia"/>
+          <w:sz w:val="19"/>
+          <w:szCs w:val="19"/>
+        </w:rPr>
+        <w:t xml:space="preserve">. Speak slowly and clearly — it repeats what it hears. If you mumble, you get nonsense back.”</w:t>
+      </w:r>
+    </w:p>
+    <w:p>
+      <w:pPr>
+        <w:pBdr>
+          <w:left w:val="single" w:color="74B094" w:sz="18" w:space="8"/>
+        </w:pBdr>
+        <w:shd w:fill="EAF4EC" w:color="auto" w:val="clear"/>
+        <w:spacing w:after="140"/>
+        <w:ind w:left="120"/>
+      </w:pPr>
+      <w:r>
+        <w:rPr>
+          <w:rFonts w:ascii="Georgia" w:cs="Georgia" w:eastAsia="Georgia" w:hAnsi="Georgia"/>
+          <w:color w:val="555555"/>
+          <w:sz w:val="17"/>
+          <w:szCs w:val="17"/>
+        </w:rPr>
+        <w:t xml:space="preserve">→  Helfer-Blatt · Teil 5</w:t>
       </w:r>
     </w:p>
     <w:p>
@@ -3090,7 +3228,7 @@
           <w:left w:val="single" w:color="74B094" w:sz="18" w:space="8"/>
         </w:pBdr>
         <w:shd w:fill="EAF4EC" w:color="auto" w:val="clear"/>
-        <w:spacing w:after="140"/>
+        <w:spacing w:after="40"/>
         <w:ind w:left="120"/>
       </w:pPr>
       <w:r>
@@ -3102,7 +3240,7 @@
           <w:sz w:val="16"/>
           <w:szCs w:val="16"/>
         </w:rPr>
-        <w:t xml:space="preserve">AUFGABE:  </w:t>
+        <w:t xml:space="preserve">DM SAGT DEN SCHÜLERN:  </w:t>
       </w:r>
       <w:r>
         <w:rPr>
@@ -3110,181 +3248,7 @@
           <w:sz w:val="19"/>
           <w:szCs w:val="19"/>
         </w:rPr>
-        <w:t xml:space="preserve">Jede Figur nennt ihre Tür und einen Grund dafür — auf Englisch, ein ganzer Satz.  →  Helfer-Blatt · Teil 3</w:t>
-      </w:r>
-    </w:p>
-    <w:p>
-      <w:pPr>
-        <w:pStyle w:val="Heading1"/>
-        <w:pageBreakBefore/>
-        <w:spacing w:after="60" w:before="400"/>
-      </w:pPr>
-      <w:r>
-        <w:rPr>
-          <w:rFonts w:ascii="Georgia" w:cs="Georgia" w:eastAsia="Georgia" w:hAnsi="Georgia"/>
-          <w:b/>
-          <w:bCs/>
-          <w:color w:val="1A1A1A"/>
-          <w:sz w:val="32"/>
-          <w:szCs w:val="32"/>
-        </w:rPr>
-        <w:t xml:space="preserve">Hinter der Tür · What You Find</w:t>
-      </w:r>
-    </w:p>
-    <w:p>
-      <w:pPr>
-        <w:spacing w:after="60" w:before="120"/>
-      </w:pPr>
-      <w:r>
-        <w:rPr>
-          <w:rFonts w:ascii="Georgia" w:cs="Georgia" w:eastAsia="Georgia" w:hAnsi="Georgia"/>
-          <w:b/>
-          <w:bCs/>
-          <w:color w:val="7A5A1A"/>
-          <w:sz w:val="17"/>
-          <w:szCs w:val="17"/>
-        </w:rPr>
-        <w:t xml:space="preserve">▸ Nur bei: Tür A · Bibliothek</w:t>
-      </w:r>
-    </w:p>
-    <w:p>
-      <w:pPr>
-        <w:spacing w:after="40" w:before="100"/>
-      </w:pPr>
-      <w:r>
-        <w:rPr>
-          <w:rFonts w:ascii="Georgia" w:cs="Georgia" w:eastAsia="Georgia" w:hAnsi="Georgia"/>
-          <w:b/>
-          <w:bCs/>
-          <w:color w:val="555555"/>
-          <w:sz w:val="19"/>
-          <w:szCs w:val="19"/>
-        </w:rPr>
-        <w:t xml:space="preserve">Die Bibliothek</w:t>
-      </w:r>
-    </w:p>
-    <w:p>
-      <w:pPr>
-        <w:spacing w:after="110" w:line="320"/>
-      </w:pPr>
-      <w:r>
-        <w:rPr>
-          <w:rFonts w:ascii="Georgia" w:cs="Georgia" w:eastAsia="Georgia" w:hAnsi="Georgia"/>
-          <w:sz w:val="22"/>
-          <w:szCs w:val="22"/>
-        </w:rPr>
-        <w:t xml:space="preserve">You cross the courtyard</w:t>
-      </w:r>
-      <w:r>
-        <w:rPr>
-          <w:rFonts w:ascii="Georgia" w:cs="Georgia" w:eastAsia="Georgia" w:hAnsi="Georgia"/>
-          <w:color w:val="7A5A1A"/>
-          <w:sz w:val="18"/>
-          <w:szCs w:val="18"/>
-        </w:rPr>
-        <w:t xml:space="preserve"> [Innenhof]</w:t>
-      </w:r>
-      <w:r>
-        <w:rPr>
-          <w:rFonts w:ascii="Georgia" w:cs="Georgia" w:eastAsia="Georgia" w:hAnsi="Georgia"/>
-          <w:sz w:val="22"/>
-          <w:szCs w:val="22"/>
-        </w:rPr>
-        <w:t xml:space="preserve"> and open the door under the warm window. Bookshelves</w:t>
-      </w:r>
-      <w:r>
-        <w:rPr>
-          <w:rFonts w:ascii="Georgia" w:cs="Georgia" w:eastAsia="Georgia" w:hAnsi="Georgia"/>
-          <w:color w:val="7A5A1A"/>
-          <w:sz w:val="18"/>
-          <w:szCs w:val="18"/>
-        </w:rPr>
-        <w:t xml:space="preserve"> [Bücherregale]</w:t>
-      </w:r>
-      <w:r>
-        <w:rPr>
-          <w:rFonts w:ascii="Georgia" w:cs="Georgia" w:eastAsia="Georgia" w:hAnsi="Georgia"/>
-          <w:sz w:val="22"/>
-          <w:szCs w:val="22"/>
-        </w:rPr>
-        <w:t xml:space="preserve"> up to the ceiling, and a very thin man in a very good suit</w:t>
-      </w:r>
-      <w:r>
-        <w:rPr>
-          <w:rFonts w:ascii="Georgia" w:cs="Georgia" w:eastAsia="Georgia" w:hAnsi="Georgia"/>
-          <w:color w:val="7A5A1A"/>
-          <w:sz w:val="18"/>
-          <w:szCs w:val="18"/>
-        </w:rPr>
-        <w:t xml:space="preserve"> [Anzug]</w:t>
-      </w:r>
-      <w:r>
-        <w:rPr>
-          <w:rFonts w:ascii="Georgia" w:cs="Georgia" w:eastAsia="Georgia" w:hAnsi="Georgia"/>
-          <w:sz w:val="22"/>
-          <w:szCs w:val="22"/>
-        </w:rPr>
-        <w:t xml:space="preserve"> standing on a ladder</w:t>
-      </w:r>
-      <w:r>
-        <w:rPr>
-          <w:rFonts w:ascii="Georgia" w:cs="Georgia" w:eastAsia="Georgia" w:hAnsi="Georgia"/>
-          <w:color w:val="7A5A1A"/>
-          <w:sz w:val="18"/>
-          <w:szCs w:val="18"/>
-        </w:rPr>
-        <w:t xml:space="preserve"> [Leiter]</w:t>
-      </w:r>
-      <w:r>
-        <w:rPr>
-          <w:rFonts w:ascii="Georgia" w:cs="Georgia" w:eastAsia="Georgia" w:hAnsi="Georgia"/>
-          <w:sz w:val="22"/>
-          <w:szCs w:val="22"/>
-        </w:rPr>
-        <w:t xml:space="preserve">, putting a book back.</w:t>
-      </w:r>
-    </w:p>
-    <w:p>
-      <w:pPr>
-        <w:spacing w:after="110" w:line="320"/>
-      </w:pPr>
-      <w:r>
-        <w:rPr>
-          <w:rFonts w:ascii="Georgia" w:cs="Georgia" w:eastAsia="Georgia" w:hAnsi="Georgia"/>
-          <w:sz w:val="22"/>
-          <w:szCs w:val="22"/>
-        </w:rPr>
-        <w:t xml:space="preserve">He says, without turning round: “Nobody has spoken to me since 1912. Say something. Anything — as long as it is true.”</w:t>
-      </w:r>
-    </w:p>
-    <w:p>
-      <w:pPr>
-        <w:spacing w:after="110" w:line="320"/>
-      </w:pPr>
-      <w:r>
-        <w:rPr>
-          <w:rFonts w:ascii="Georgia" w:cs="Georgia" w:eastAsia="Georgia" w:hAnsi="Georgia"/>
-          <w:sz w:val="22"/>
-          <w:szCs w:val="22"/>
-        </w:rPr>
-        <w:t xml:space="preserve">Then he climbs down, and you see his hands, and his teeth</w:t>
-      </w:r>
-      <w:r>
-        <w:rPr>
-          <w:rFonts w:ascii="Georgia" w:cs="Georgia" w:eastAsia="Georgia" w:hAnsi="Georgia"/>
-          <w:color w:val="7A5A1A"/>
-          <w:sz w:val="18"/>
-          <w:szCs w:val="18"/>
-        </w:rPr>
-        <w:t xml:space="preserve"> [Zähne]</w:t>
-      </w:r>
-      <w:r>
-        <w:rPr>
-          <w:rFonts w:ascii="Georgia" w:cs="Georgia" w:eastAsia="Georgia" w:hAnsi="Georgia"/>
-          <w:sz w:val="22"/>
-          <w:szCs w:val="22"/>
-        </w:rPr>
-        <w:t xml:space="preserve">, and you understand what he is. He offers you a chair anyway.</w:t>
+        <w:t xml:space="preserve">“Each of you: which door do you want — and why? One full sentence.”</w:t>
       </w:r>
     </w:p>
     <w:p>
@@ -3299,13 +3263,206 @@
       <w:r>
         <w:rPr>
           <w:rFonts w:ascii="Georgia" w:cs="Georgia" w:eastAsia="Georgia" w:hAnsi="Georgia"/>
+          <w:color w:val="555555"/>
+          <w:sz w:val="17"/>
+          <w:szCs w:val="17"/>
+        </w:rPr>
+        <w:t xml:space="preserve">→  Helfer-Blatt · Teil 3</w:t>
+      </w:r>
+    </w:p>
+    <w:p>
+      <w:pPr>
+        <w:pStyle w:val="Heading1"/>
+        <w:pageBreakBefore/>
+        <w:spacing w:after="60" w:before="400"/>
+      </w:pPr>
+      <w:r>
+        <w:rPr>
+          <w:rFonts w:ascii="Georgia" w:cs="Georgia" w:eastAsia="Georgia" w:hAnsi="Georgia"/>
+          <w:b/>
+          <w:bCs/>
+          <w:color w:val="1A1A1A"/>
+          <w:sz w:val="32"/>
+          <w:szCs w:val="32"/>
+        </w:rPr>
+        <w:t xml:space="preserve">Hinter der Tür · What You Find</w:t>
+      </w:r>
+    </w:p>
+    <w:p>
+      <w:pPr>
+        <w:spacing w:after="60" w:before="120"/>
+      </w:pPr>
+      <w:r>
+        <w:rPr>
+          <w:rFonts w:ascii="Georgia" w:cs="Georgia" w:eastAsia="Georgia" w:hAnsi="Georgia"/>
+          <w:b/>
+          <w:bCs/>
+          <w:color w:val="7A5A1A"/>
+          <w:sz w:val="17"/>
+          <w:szCs w:val="17"/>
+        </w:rPr>
+        <w:t xml:space="preserve">▸ Nur bei: Tür A · Bibliothek</w:t>
+      </w:r>
+    </w:p>
+    <w:p>
+      <w:pPr>
+        <w:spacing w:after="40" w:before="100"/>
+      </w:pPr>
+      <w:r>
+        <w:rPr>
+          <w:rFonts w:ascii="Georgia" w:cs="Georgia" w:eastAsia="Georgia" w:hAnsi="Georgia"/>
+          <w:b/>
+          <w:bCs/>
+          <w:color w:val="555555"/>
+          <w:sz w:val="19"/>
+          <w:szCs w:val="19"/>
+        </w:rPr>
+        <w:t xml:space="preserve">Die Bibliothek</w:t>
+      </w:r>
+    </w:p>
+    <w:p>
+      <w:pPr>
+        <w:spacing w:after="110" w:line="320"/>
+      </w:pPr>
+      <w:r>
+        <w:rPr>
+          <w:rFonts w:ascii="Georgia" w:cs="Georgia" w:eastAsia="Georgia" w:hAnsi="Georgia"/>
+          <w:sz w:val="22"/>
+          <w:szCs w:val="22"/>
+        </w:rPr>
+        <w:t xml:space="preserve">You cross the courtyard</w:t>
+      </w:r>
+      <w:r>
+        <w:rPr>
+          <w:rFonts w:ascii="Georgia" w:cs="Georgia" w:eastAsia="Georgia" w:hAnsi="Georgia"/>
+          <w:color w:val="7A5A1A"/>
+          <w:sz w:val="18"/>
+          <w:szCs w:val="18"/>
+        </w:rPr>
+        <w:t xml:space="preserve"> [Innenhof]</w:t>
+      </w:r>
+      <w:r>
+        <w:rPr>
+          <w:rFonts w:ascii="Georgia" w:cs="Georgia" w:eastAsia="Georgia" w:hAnsi="Georgia"/>
+          <w:sz w:val="22"/>
+          <w:szCs w:val="22"/>
+        </w:rPr>
+        <w:t xml:space="preserve"> and open the door under the warm window. Bookshelves</w:t>
+      </w:r>
+      <w:r>
+        <w:rPr>
+          <w:rFonts w:ascii="Georgia" w:cs="Georgia" w:eastAsia="Georgia" w:hAnsi="Georgia"/>
+          <w:color w:val="7A5A1A"/>
+          <w:sz w:val="18"/>
+          <w:szCs w:val="18"/>
+        </w:rPr>
+        <w:t xml:space="preserve"> [Bücherregale]</w:t>
+      </w:r>
+      <w:r>
+        <w:rPr>
+          <w:rFonts w:ascii="Georgia" w:cs="Georgia" w:eastAsia="Georgia" w:hAnsi="Georgia"/>
+          <w:sz w:val="22"/>
+          <w:szCs w:val="22"/>
+        </w:rPr>
+        <w:t xml:space="preserve"> up to the ceiling, and a very thin man in a very good suit</w:t>
+      </w:r>
+      <w:r>
+        <w:rPr>
+          <w:rFonts w:ascii="Georgia" w:cs="Georgia" w:eastAsia="Georgia" w:hAnsi="Georgia"/>
+          <w:color w:val="7A5A1A"/>
+          <w:sz w:val="18"/>
+          <w:szCs w:val="18"/>
+        </w:rPr>
+        <w:t xml:space="preserve"> [Anzug]</w:t>
+      </w:r>
+      <w:r>
+        <w:rPr>
+          <w:rFonts w:ascii="Georgia" w:cs="Georgia" w:eastAsia="Georgia" w:hAnsi="Georgia"/>
+          <w:sz w:val="22"/>
+          <w:szCs w:val="22"/>
+        </w:rPr>
+        <w:t xml:space="preserve"> standing on a ladder</w:t>
+      </w:r>
+      <w:r>
+        <w:rPr>
+          <w:rFonts w:ascii="Georgia" w:cs="Georgia" w:eastAsia="Georgia" w:hAnsi="Georgia"/>
+          <w:color w:val="7A5A1A"/>
+          <w:sz w:val="18"/>
+          <w:szCs w:val="18"/>
+        </w:rPr>
+        <w:t xml:space="preserve"> [Leiter]</w:t>
+      </w:r>
+      <w:r>
+        <w:rPr>
+          <w:rFonts w:ascii="Georgia" w:cs="Georgia" w:eastAsia="Georgia" w:hAnsi="Georgia"/>
+          <w:sz w:val="22"/>
+          <w:szCs w:val="22"/>
+        </w:rPr>
+        <w:t xml:space="preserve">, putting a book back.</w:t>
+      </w:r>
+    </w:p>
+    <w:p>
+      <w:pPr>
+        <w:spacing w:after="110" w:line="320"/>
+      </w:pPr>
+      <w:r>
+        <w:rPr>
+          <w:rFonts w:ascii="Georgia" w:cs="Georgia" w:eastAsia="Georgia" w:hAnsi="Georgia"/>
+          <w:sz w:val="22"/>
+          <w:szCs w:val="22"/>
+        </w:rPr>
+        <w:t xml:space="preserve">He says, without turning round: “Nobody has spoken to me since 1912. Say something. Anything — as long as it is true.”</w:t>
+      </w:r>
+    </w:p>
+    <w:p>
+      <w:pPr>
+        <w:spacing w:after="110" w:line="320"/>
+      </w:pPr>
+      <w:r>
+        <w:rPr>
+          <w:rFonts w:ascii="Georgia" w:cs="Georgia" w:eastAsia="Georgia" w:hAnsi="Georgia"/>
+          <w:sz w:val="22"/>
+          <w:szCs w:val="22"/>
+        </w:rPr>
+        <w:t xml:space="preserve">Then he climbs down, and you see his hands, and his teeth</w:t>
+      </w:r>
+      <w:r>
+        <w:rPr>
+          <w:rFonts w:ascii="Georgia" w:cs="Georgia" w:eastAsia="Georgia" w:hAnsi="Georgia"/>
+          <w:color w:val="7A5A1A"/>
+          <w:sz w:val="18"/>
+          <w:szCs w:val="18"/>
+        </w:rPr>
+        <w:t xml:space="preserve"> [Zähne]</w:t>
+      </w:r>
+      <w:r>
+        <w:rPr>
+          <w:rFonts w:ascii="Georgia" w:cs="Georgia" w:eastAsia="Georgia" w:hAnsi="Georgia"/>
+          <w:sz w:val="22"/>
+          <w:szCs w:val="22"/>
+        </w:rPr>
+        <w:t xml:space="preserve">, and you understand what he is. He offers you a chair anyway.</w:t>
+      </w:r>
+    </w:p>
+    <w:p>
+      <w:pPr>
+        <w:pBdr>
+          <w:left w:val="single" w:color="74B094" w:sz="18" w:space="8"/>
+        </w:pBdr>
+        <w:shd w:fill="EAF4EC" w:color="auto" w:val="clear"/>
+        <w:spacing w:after="40"/>
+        <w:ind w:left="120"/>
+      </w:pPr>
+      <w:r>
+        <w:rPr>
+          <w:rFonts w:ascii="Georgia" w:cs="Georgia" w:eastAsia="Georgia" w:hAnsi="Georgia"/>
           <w:b/>
           <w:bCs/>
           <w:color w:val="3A5A4C"/>
           <w:sz w:val="16"/>
           <w:szCs w:val="16"/>
         </w:rPr>
-        <w:t xml:space="preserve">AUFGABE:  </w:t>
+        <w:t xml:space="preserve">DM SAGT DEN SCHÜLERN:  </w:t>
       </w:r>
       <w:r>
         <w:rPr>
@@ -3313,529 +3470,7 @@
           <w:sz w:val="19"/>
           <w:szCs w:val="19"/>
         </w:rPr>
-        <w:t xml:space="preserve">Jede Figur erzählt Bellamy drei wahre Sätze über sich. Gib dreissig Sekunden Bedenkzeit, dann reihum.  →  Helfer-Blatt · Teil 6</w:t>
-      </w:r>
-    </w:p>
-    <w:p>
-      <w:pPr>
-        <w:spacing w:after="40" w:before="100"/>
-      </w:pPr>
-      <w:r>
-        <w:rPr>
-          <w:rFonts w:ascii="Georgia" w:cs="Georgia" w:eastAsia="Georgia" w:hAnsi="Georgia"/>
-          <w:b/>
-          <w:bCs/>
-          <w:color w:val="555555"/>
-          <w:sz w:val="19"/>
-          <w:szCs w:val="19"/>
-        </w:rPr>
-        <w:t xml:space="preserve">Der Weg zur Spiegeltür</w:t>
-      </w:r>
-    </w:p>
-    <w:p>
-      <w:pPr>
-        <w:spacing w:after="110" w:line="320"/>
-      </w:pPr>
-      <w:r>
-        <w:rPr>
-          <w:rFonts w:ascii="Georgia" w:cs="Georgia" w:eastAsia="Georgia" w:hAnsi="Georgia"/>
-          <w:sz w:val="22"/>
-          <w:szCs w:val="22"/>
-        </w:rPr>
-        <w:t xml:space="preserve">Bellamy walks you out of the library and along a corridor</w:t>
-      </w:r>
-      <w:r>
-        <w:rPr>
-          <w:rFonts w:ascii="Georgia" w:cs="Georgia" w:eastAsia="Georgia" w:hAnsi="Georgia"/>
-          <w:color w:val="7A5A1A"/>
-          <w:sz w:val="18"/>
-          <w:szCs w:val="18"/>
-        </w:rPr>
-        <w:t xml:space="preserve"> [Gang, Korridor]</w:t>
-      </w:r>
-      <w:r>
-        <w:rPr>
-          <w:rFonts w:ascii="Georgia" w:cs="Georgia" w:eastAsia="Georgia" w:hAnsi="Georgia"/>
-          <w:sz w:val="22"/>
-          <w:szCs w:val="22"/>
-        </w:rPr>
-        <w:t xml:space="preserve"> with no windows</w:t>
-      </w:r>
-      <w:r>
-        <w:rPr>
-          <w:rFonts w:ascii="Georgia" w:cs="Georgia" w:eastAsia="Georgia" w:hAnsi="Georgia"/>
-          <w:color w:val="7A5A1A"/>
-          <w:sz w:val="18"/>
-          <w:szCs w:val="18"/>
-        </w:rPr>
-        <w:t xml:space="preserve"> [Fenster]</w:t>
-      </w:r>
-      <w:r>
-        <w:rPr>
-          <w:rFonts w:ascii="Georgia" w:cs="Georgia" w:eastAsia="Georgia" w:hAnsi="Georgia"/>
-          <w:sz w:val="22"/>
-          <w:szCs w:val="22"/>
-        </w:rPr>
-        <w:t xml:space="preserve"> — the west corridor</w:t>
-      </w:r>
-      <w:r>
-        <w:rPr>
-          <w:rFonts w:ascii="Georgia" w:cs="Georgia" w:eastAsia="Georgia" w:hAnsi="Georgia"/>
-          <w:sz w:val="22"/>
-          <w:szCs w:val="22"/>
-        </w:rPr>
-        <w:t xml:space="preserve"> — and stops at the end of it, in front of a tall mirror</w:t>
-      </w:r>
-      <w:r>
-        <w:rPr>
-          <w:rFonts w:ascii="Georgia" w:cs="Georgia" w:eastAsia="Georgia" w:hAnsi="Georgia"/>
-          <w:color w:val="7A5A1A"/>
-          <w:sz w:val="18"/>
-          <w:szCs w:val="18"/>
-        </w:rPr>
-        <w:t xml:space="preserve"> [Spiegel]</w:t>
-      </w:r>
-      <w:r>
-        <w:rPr>
-          <w:rFonts w:ascii="Georgia" w:cs="Georgia" w:eastAsia="Georgia" w:hAnsi="Georgia"/>
-          <w:sz w:val="22"/>
-          <w:szCs w:val="22"/>
-        </w:rPr>
-        <w:t xml:space="preserve">. “The tower has no stair</w:t>
-      </w:r>
-      <w:r>
-        <w:rPr>
-          <w:rFonts w:ascii="Georgia" w:cs="Georgia" w:eastAsia="Georgia" w:hAnsi="Georgia"/>
-          <w:color w:val="7A5A1A"/>
-          <w:sz w:val="18"/>
-          <w:szCs w:val="18"/>
-        </w:rPr>
-        <w:t xml:space="preserve"> [Treppe]</w:t>
-      </w:r>
-      <w:r>
-        <w:rPr>
-          <w:rFonts w:ascii="Georgia" w:cs="Georgia" w:eastAsia="Georgia" w:hAnsi="Georgia"/>
-          <w:sz w:val="22"/>
-          <w:szCs w:val="22"/>
-        </w:rPr>
-        <w:t xml:space="preserve">,” he says. “It has this. Walk backwards</w:t>
-      </w:r>
-      <w:r>
-        <w:rPr>
-          <w:rFonts w:ascii="Georgia" w:cs="Georgia" w:eastAsia="Georgia" w:hAnsi="Georgia"/>
-          <w:color w:val="7A5A1A"/>
-          <w:sz w:val="18"/>
-          <w:szCs w:val="18"/>
-        </w:rPr>
-        <w:t xml:space="preserve"> [rückwärts]</w:t>
-      </w:r>
-      <w:r>
-        <w:rPr>
-          <w:rFonts w:ascii="Georgia" w:cs="Georgia" w:eastAsia="Georgia" w:hAnsi="Georgia"/>
-          <w:sz w:val="22"/>
-          <w:szCs w:val="22"/>
-        </w:rPr>
-        <w:t xml:space="preserve"> through it, and don’t look.”</w:t>
-      </w:r>
-    </w:p>
-    <w:p>
-      <w:pPr>
-        <w:spacing w:after="110" w:line="320"/>
-      </w:pPr>
-      <w:r>
-        <w:rPr>
-          <w:rFonts w:ascii="Georgia" w:cs="Georgia" w:eastAsia="Georgia" w:hAnsi="Georgia"/>
-          <w:sz w:val="22"/>
-          <w:szCs w:val="22"/>
-        </w:rPr>
-        <w:t xml:space="preserve">He does not come with you. “He forbade it in 1804, and I find I still care what he thinks. Isn’t that the saddest thing you have ever heard?”</w:t>
-      </w:r>
-    </w:p>
-    <w:p>
-      <w:pPr>
-        <w:spacing w:after="60" w:before="120"/>
-      </w:pPr>
-      <w:r>
-        <w:rPr>
-          <w:rFonts w:ascii="Georgia" w:cs="Georgia" w:eastAsia="Georgia" w:hAnsi="Georgia"/>
-          <w:b/>
-          <w:bCs/>
-          <w:color w:val="7A5A1A"/>
-          <w:sz w:val="17"/>
-          <w:szCs w:val="17"/>
-        </w:rPr>
-        <w:t xml:space="preserve">▸ Nur bei: Tür B · Kapelle</w:t>
-      </w:r>
-    </w:p>
-    <w:p>
-      <w:pPr>
-        <w:spacing w:after="40" w:before="100"/>
-      </w:pPr>
-      <w:r>
-        <w:rPr>
-          <w:rFonts w:ascii="Georgia" w:cs="Georgia" w:eastAsia="Georgia" w:hAnsi="Georgia"/>
-          <w:b/>
-          <w:bCs/>
-          <w:color w:val="555555"/>
-          <w:sz w:val="19"/>
-          <w:szCs w:val="19"/>
-        </w:rPr>
-        <w:t xml:space="preserve">Die Kapelle</w:t>
-      </w:r>
-    </w:p>
-    <w:p>
-      <w:pPr>
-        <w:spacing w:after="110" w:line="320"/>
-      </w:pPr>
-      <w:r>
-        <w:rPr>
-          <w:rFonts w:ascii="Georgia" w:cs="Georgia" w:eastAsia="Georgia" w:hAnsi="Georgia"/>
-          <w:sz w:val="22"/>
-          <w:szCs w:val="22"/>
-        </w:rPr>
-        <w:t xml:space="preserve">You cross the courtyard</w:t>
-      </w:r>
-      <w:r>
-        <w:rPr>
-          <w:rFonts w:ascii="Georgia" w:cs="Georgia" w:eastAsia="Georgia" w:hAnsi="Georgia"/>
-          <w:sz w:val="22"/>
-          <w:szCs w:val="22"/>
-        </w:rPr>
-        <w:t xml:space="preserve"> and step through the broken door. Candles</w:t>
-      </w:r>
-      <w:r>
-        <w:rPr>
-          <w:rFonts w:ascii="Georgia" w:cs="Georgia" w:eastAsia="Georgia" w:hAnsi="Georgia"/>
-          <w:color w:val="7A5A1A"/>
-          <w:sz w:val="18"/>
-          <w:szCs w:val="18"/>
-        </w:rPr>
-        <w:t xml:space="preserve"> [Kerzen]</w:t>
-      </w:r>
-      <w:r>
-        <w:rPr>
-          <w:rFonts w:ascii="Georgia" w:cs="Georgia" w:eastAsia="Georgia" w:hAnsi="Georgia"/>
-          <w:sz w:val="22"/>
-          <w:szCs w:val="22"/>
-        </w:rPr>
-        <w:t xml:space="preserve">, hundreds of them, all burnt down</w:t>
-      </w:r>
-      <w:r>
-        <w:rPr>
-          <w:rFonts w:ascii="Georgia" w:cs="Georgia" w:eastAsia="Georgia" w:hAnsi="Georgia"/>
-          <w:color w:val="7A5A1A"/>
-          <w:sz w:val="18"/>
-          <w:szCs w:val="18"/>
-        </w:rPr>
-        <w:t xml:space="preserve"> [heruntergebrannt]</w:t>
-      </w:r>
-      <w:r>
-        <w:rPr>
-          <w:rFonts w:ascii="Georgia" w:cs="Georgia" w:eastAsia="Georgia" w:hAnsi="Georgia"/>
-          <w:sz w:val="22"/>
-          <w:szCs w:val="22"/>
-        </w:rPr>
-        <w:t xml:space="preserve"> to nothing. The saint</w:t>
-      </w:r>
-      <w:r>
-        <w:rPr>
-          <w:rFonts w:ascii="Georgia" w:cs="Georgia" w:eastAsia="Georgia" w:hAnsi="Georgia"/>
-          <w:color w:val="7A5A1A"/>
-          <w:sz w:val="18"/>
-          <w:szCs w:val="18"/>
-        </w:rPr>
-        <w:t xml:space="preserve"> [Heiliger]</w:t>
-      </w:r>
-      <w:r>
-        <w:rPr>
-          <w:rFonts w:ascii="Georgia" w:cs="Georgia" w:eastAsia="Georgia" w:hAnsi="Georgia"/>
-          <w:sz w:val="22"/>
-          <w:szCs w:val="22"/>
-        </w:rPr>
-        <w:t xml:space="preserve"> above the altar</w:t>
-      </w:r>
-      <w:r>
-        <w:rPr>
-          <w:rFonts w:ascii="Georgia" w:cs="Georgia" w:eastAsia="Georgia" w:hAnsi="Georgia"/>
-          <w:color w:val="7A5A1A"/>
-          <w:sz w:val="18"/>
-          <w:szCs w:val="18"/>
-        </w:rPr>
-        <w:t xml:space="preserve"> [Altar]</w:t>
-      </w:r>
-      <w:r>
-        <w:rPr>
-          <w:rFonts w:ascii="Georgia" w:cs="Georgia" w:eastAsia="Georgia" w:hAnsi="Georgia"/>
-          <w:sz w:val="22"/>
-          <w:szCs w:val="22"/>
-        </w:rPr>
-        <w:t xml:space="preserve"> has no face left.</w:t>
-      </w:r>
-    </w:p>
-    <w:p>
-      <w:pPr>
-        <w:spacing w:after="110" w:line="320"/>
-      </w:pPr>
-      <w:r>
-        <w:rPr>
-          <w:rFonts w:ascii="Georgia" w:cs="Georgia" w:eastAsia="Georgia" w:hAnsi="Georgia"/>
-          <w:sz w:val="22"/>
-          <w:szCs w:val="22"/>
-        </w:rPr>
-        <w:t xml:space="preserve">Something sits up in the stone font</w:t>
-      </w:r>
-      <w:r>
-        <w:rPr>
-          <w:rFonts w:ascii="Georgia" w:cs="Georgia" w:eastAsia="Georgia" w:hAnsi="Georgia"/>
-          <w:color w:val="7A5A1A"/>
-          <w:sz w:val="18"/>
-          <w:szCs w:val="18"/>
-        </w:rPr>
-        <w:t xml:space="preserve"> [steinernes Taufbecken]</w:t>
-      </w:r>
-      <w:r>
-        <w:rPr>
-          <w:rFonts w:ascii="Georgia" w:cs="Georgia" w:eastAsia="Georgia" w:hAnsi="Georgia"/>
-          <w:sz w:val="22"/>
-          <w:szCs w:val="22"/>
-        </w:rPr>
-        <w:t xml:space="preserve">. It is a girl of about nineteen, in a dress that was white twenty years ago. She looks at you without any anger</w:t>
-      </w:r>
-      <w:r>
-        <w:rPr>
-          <w:rFonts w:ascii="Georgia" w:cs="Georgia" w:eastAsia="Georgia" w:hAnsi="Georgia"/>
-          <w:color w:val="7A5A1A"/>
-          <w:sz w:val="18"/>
-          <w:szCs w:val="18"/>
-        </w:rPr>
-        <w:t xml:space="preserve"> [Wut]</w:t>
-      </w:r>
-      <w:r>
-        <w:rPr>
-          <w:rFonts w:ascii="Georgia" w:cs="Georgia" w:eastAsia="Georgia" w:hAnsi="Georgia"/>
-          <w:sz w:val="22"/>
-          <w:szCs w:val="22"/>
-        </w:rPr>
-        <w:t xml:space="preserve"> at all, and that is worse.</w:t>
-      </w:r>
-    </w:p>
-    <w:p>
-      <w:pPr>
-        <w:spacing w:after="40" w:before="100"/>
-      </w:pPr>
-      <w:r>
-        <w:rPr>
-          <w:rFonts w:ascii="Georgia" w:cs="Georgia" w:eastAsia="Georgia" w:hAnsi="Georgia"/>
-          <w:b/>
-          <w:bCs/>
-          <w:color w:val="555555"/>
-          <w:sz w:val="19"/>
-          <w:szCs w:val="19"/>
-        </w:rPr>
-        <w:t xml:space="preserve">Der Weg zur Spiegeltür</w:t>
-      </w:r>
-    </w:p>
-    <w:p>
-      <w:pPr>
-        <w:spacing w:after="110" w:line="320"/>
-      </w:pPr>
-      <w:r>
-        <w:rPr>
-          <w:rFonts w:ascii="Georgia" w:cs="Georgia" w:eastAsia="Georgia" w:hAnsi="Georgia"/>
-          <w:sz w:val="22"/>
-          <w:szCs w:val="22"/>
-        </w:rPr>
-        <w:t xml:space="preserve">Behind the altar</w:t>
-      </w:r>
-      <w:r>
-        <w:rPr>
-          <w:rFonts w:ascii="Georgia" w:cs="Georgia" w:eastAsia="Georgia" w:hAnsi="Georgia"/>
-          <w:sz w:val="22"/>
-          <w:szCs w:val="22"/>
-        </w:rPr>
-        <w:t xml:space="preserve"> a narrow</w:t>
-      </w:r>
-      <w:r>
-        <w:rPr>
-          <w:rFonts w:ascii="Georgia" w:cs="Georgia" w:eastAsia="Georgia" w:hAnsi="Georgia"/>
-          <w:color w:val="7A5A1A"/>
-          <w:sz w:val="18"/>
-          <w:szCs w:val="18"/>
-        </w:rPr>
-        <w:t xml:space="preserve"> [schmal]</w:t>
-      </w:r>
-      <w:r>
-        <w:rPr>
-          <w:rFonts w:ascii="Georgia" w:cs="Georgia" w:eastAsia="Georgia" w:hAnsi="Georgia"/>
-          <w:sz w:val="22"/>
-          <w:szCs w:val="22"/>
-        </w:rPr>
-        <w:t xml:space="preserve"> stair</w:t>
-      </w:r>
-      <w:r>
-        <w:rPr>
-          <w:rFonts w:ascii="Georgia" w:cs="Georgia" w:eastAsia="Georgia" w:hAnsi="Georgia"/>
-          <w:sz w:val="22"/>
-          <w:szCs w:val="22"/>
-        </w:rPr>
-        <w:t xml:space="preserve"> goes up inside the wall and comes out in a corridor</w:t>
-      </w:r>
-      <w:r>
-        <w:rPr>
-          <w:rFonts w:ascii="Georgia" w:cs="Georgia" w:eastAsia="Georgia" w:hAnsi="Georgia"/>
-          <w:sz w:val="22"/>
-          <w:szCs w:val="22"/>
-        </w:rPr>
-        <w:t xml:space="preserve"> with no windows</w:t>
-      </w:r>
-      <w:r>
-        <w:rPr>
-          <w:rFonts w:ascii="Georgia" w:cs="Georgia" w:eastAsia="Georgia" w:hAnsi="Georgia"/>
-          <w:sz w:val="22"/>
-          <w:szCs w:val="22"/>
-        </w:rPr>
-        <w:t xml:space="preserve"> — the west corridor</w:t>
-      </w:r>
-      <w:r>
-        <w:rPr>
-          <w:rFonts w:ascii="Georgia" w:cs="Georgia" w:eastAsia="Georgia" w:hAnsi="Georgia"/>
-          <w:sz w:val="22"/>
-          <w:szCs w:val="22"/>
-        </w:rPr>
-        <w:t xml:space="preserve">. At the end of it stands a tall mirror</w:t>
-      </w:r>
-      <w:r>
-        <w:rPr>
-          <w:rFonts w:ascii="Georgia" w:cs="Georgia" w:eastAsia="Georgia" w:hAnsi="Georgia"/>
-          <w:sz w:val="22"/>
-          <w:szCs w:val="22"/>
-        </w:rPr>
-        <w:t xml:space="preserve"> instead of a door. Written on the frame, in chalk</w:t>
-      </w:r>
-      <w:r>
-        <w:rPr>
-          <w:rFonts w:ascii="Georgia" w:cs="Georgia" w:eastAsia="Georgia" w:hAnsi="Georgia"/>
-          <w:color w:val="7A5A1A"/>
-          <w:sz w:val="18"/>
-          <w:szCs w:val="18"/>
-        </w:rPr>
-        <w:t xml:space="preserve"> [Kreide]</w:t>
-      </w:r>
-      <w:r>
-        <w:rPr>
-          <w:rFonts w:ascii="Georgia" w:cs="Georgia" w:eastAsia="Georgia" w:hAnsi="Georgia"/>
-          <w:sz w:val="22"/>
-          <w:szCs w:val="22"/>
-        </w:rPr>
-        <w:t xml:space="preserve">, in a child’s handwriting</w:t>
-      </w:r>
-      <w:r>
-        <w:rPr>
-          <w:rFonts w:ascii="Georgia" w:cs="Georgia" w:eastAsia="Georgia" w:hAnsi="Georgia"/>
-          <w:color w:val="7A5A1A"/>
-          <w:sz w:val="18"/>
-          <w:szCs w:val="18"/>
-        </w:rPr>
-        <w:t xml:space="preserve"> [Handschrift]</w:t>
-      </w:r>
-      <w:r>
-        <w:rPr>
-          <w:rFonts w:ascii="Georgia" w:cs="Georgia" w:eastAsia="Georgia" w:hAnsi="Georgia"/>
-          <w:sz w:val="22"/>
-          <w:szCs w:val="22"/>
-        </w:rPr>
-        <w:t xml:space="preserve">: walk backwards</w:t>
-      </w:r>
-      <w:r>
-        <w:rPr>
-          <w:rFonts w:ascii="Georgia" w:cs="Georgia" w:eastAsia="Georgia" w:hAnsi="Georgia"/>
-          <w:sz w:val="22"/>
-          <w:szCs w:val="22"/>
-        </w:rPr>
-        <w:t xml:space="preserve">.</w:t>
-      </w:r>
-    </w:p>
-    <w:p>
-      <w:pPr>
-        <w:spacing w:after="60" w:before="120"/>
-      </w:pPr>
-      <w:r>
-        <w:rPr>
-          <w:rFonts w:ascii="Georgia" w:cs="Georgia" w:eastAsia="Georgia" w:hAnsi="Georgia"/>
-          <w:b/>
-          <w:bCs/>
-          <w:color w:val="7A5A1A"/>
-          <w:sz w:val="17"/>
-          <w:szCs w:val="17"/>
-        </w:rPr>
-        <w:t xml:space="preserve">▸ Nur bei: Tür C · Küche</w:t>
-      </w:r>
-    </w:p>
-    <w:p>
-      <w:pPr>
-        <w:spacing w:after="40" w:before="100"/>
-      </w:pPr>
-      <w:r>
-        <w:rPr>
-          <w:rFonts w:ascii="Georgia" w:cs="Georgia" w:eastAsia="Georgia" w:hAnsi="Georgia"/>
-          <w:b/>
-          <w:bCs/>
-          <w:color w:val="555555"/>
-          <w:sz w:val="19"/>
-          <w:szCs w:val="19"/>
-        </w:rPr>
-        <w:t xml:space="preserve">Die Küche</w:t>
-      </w:r>
-    </w:p>
-    <w:p>
-      <w:pPr>
-        <w:spacing w:after="110" w:line="320"/>
-      </w:pPr>
-      <w:r>
-        <w:rPr>
-          <w:rFonts w:ascii="Georgia" w:cs="Georgia" w:eastAsia="Georgia" w:hAnsi="Georgia"/>
-          <w:sz w:val="22"/>
-          <w:szCs w:val="22"/>
-        </w:rPr>
-        <w:t xml:space="preserve">You go down the low stair</w:t>
-      </w:r>
-      <w:r>
-        <w:rPr>
-          <w:rFonts w:ascii="Georgia" w:cs="Georgia" w:eastAsia="Georgia" w:hAnsi="Georgia"/>
-          <w:sz w:val="22"/>
-          <w:szCs w:val="22"/>
-        </w:rPr>
-        <w:t xml:space="preserve"> on the right. A boy of about fourteen is cooking for nobody. There is enough food on that table for twenty people, and there has not been anybody to eat it for years.</w:t>
-      </w:r>
-    </w:p>
-    <w:p>
-      <w:pPr>
-        <w:spacing w:after="110" w:line="320"/>
-      </w:pPr>
-      <w:r>
-        <w:rPr>
-          <w:rFonts w:ascii="Georgia" w:cs="Georgia" w:eastAsia="Georgia" w:hAnsi="Georgia"/>
-          <w:sz w:val="22"/>
-          <w:szCs w:val="22"/>
-        </w:rPr>
-        <w:t xml:space="preserve">He sees you. He does not scream. He puts the knife</w:t>
-      </w:r>
-      <w:r>
-        <w:rPr>
-          <w:rFonts w:ascii="Georgia" w:cs="Georgia" w:eastAsia="Georgia" w:hAnsi="Georgia"/>
-          <w:color w:val="7A5A1A"/>
-          <w:sz w:val="18"/>
-          <w:szCs w:val="18"/>
-        </w:rPr>
-        <w:t xml:space="preserve"> [Messer]</w:t>
-      </w:r>
-      <w:r>
-        <w:rPr>
-          <w:rFonts w:ascii="Georgia" w:cs="Georgia" w:eastAsia="Georgia" w:hAnsi="Georgia"/>
-          <w:sz w:val="22"/>
-          <w:szCs w:val="22"/>
-        </w:rPr>
-        <w:t xml:space="preserve"> down very slowly and says: “You’re here for the new one. The one in the tower.”</w:t>
+        <w:t xml:space="preserve">“Bellamy wants three true things about you. Take thirty seconds to think. Then one after the other.”</w:t>
       </w:r>
     </w:p>
     <w:p>
@@ -3850,13 +3485,554 @@
       <w:r>
         <w:rPr>
           <w:rFonts w:ascii="Georgia" w:cs="Georgia" w:eastAsia="Georgia" w:hAnsi="Georgia"/>
+          <w:color w:val="555555"/>
+          <w:sz w:val="17"/>
+          <w:szCs w:val="17"/>
+        </w:rPr>
+        <w:t xml:space="preserve">→  Helfer-Blatt · Teil 6</w:t>
+      </w:r>
+    </w:p>
+    <w:p>
+      <w:pPr>
+        <w:spacing w:after="40" w:before="100"/>
+      </w:pPr>
+      <w:r>
+        <w:rPr>
+          <w:rFonts w:ascii="Georgia" w:cs="Georgia" w:eastAsia="Georgia" w:hAnsi="Georgia"/>
+          <w:b/>
+          <w:bCs/>
+          <w:color w:val="555555"/>
+          <w:sz w:val="19"/>
+          <w:szCs w:val="19"/>
+        </w:rPr>
+        <w:t xml:space="preserve">Der Weg zur Spiegeltür</w:t>
+      </w:r>
+    </w:p>
+    <w:p>
+      <w:pPr>
+        <w:spacing w:after="110" w:line="320"/>
+      </w:pPr>
+      <w:r>
+        <w:rPr>
+          <w:rFonts w:ascii="Georgia" w:cs="Georgia" w:eastAsia="Georgia" w:hAnsi="Georgia"/>
+          <w:sz w:val="22"/>
+          <w:szCs w:val="22"/>
+        </w:rPr>
+        <w:t xml:space="preserve">Bellamy walks you out of the library and along a corridor</w:t>
+      </w:r>
+      <w:r>
+        <w:rPr>
+          <w:rFonts w:ascii="Georgia" w:cs="Georgia" w:eastAsia="Georgia" w:hAnsi="Georgia"/>
+          <w:color w:val="7A5A1A"/>
+          <w:sz w:val="18"/>
+          <w:szCs w:val="18"/>
+        </w:rPr>
+        <w:t xml:space="preserve"> [Gang, Korridor]</w:t>
+      </w:r>
+      <w:r>
+        <w:rPr>
+          <w:rFonts w:ascii="Georgia" w:cs="Georgia" w:eastAsia="Georgia" w:hAnsi="Georgia"/>
+          <w:sz w:val="22"/>
+          <w:szCs w:val="22"/>
+        </w:rPr>
+        <w:t xml:space="preserve"> with no windows</w:t>
+      </w:r>
+      <w:r>
+        <w:rPr>
+          <w:rFonts w:ascii="Georgia" w:cs="Georgia" w:eastAsia="Georgia" w:hAnsi="Georgia"/>
+          <w:color w:val="7A5A1A"/>
+          <w:sz w:val="18"/>
+          <w:szCs w:val="18"/>
+        </w:rPr>
+        <w:t xml:space="preserve"> [Fenster]</w:t>
+      </w:r>
+      <w:r>
+        <w:rPr>
+          <w:rFonts w:ascii="Georgia" w:cs="Georgia" w:eastAsia="Georgia" w:hAnsi="Georgia"/>
+          <w:sz w:val="22"/>
+          <w:szCs w:val="22"/>
+        </w:rPr>
+        <w:t xml:space="preserve"> — the west corridor</w:t>
+      </w:r>
+      <w:r>
+        <w:rPr>
+          <w:rFonts w:ascii="Georgia" w:cs="Georgia" w:eastAsia="Georgia" w:hAnsi="Georgia"/>
+          <w:sz w:val="22"/>
+          <w:szCs w:val="22"/>
+        </w:rPr>
+        <w:t xml:space="preserve"> — and stops at the end of it, in front of a tall mirror</w:t>
+      </w:r>
+      <w:r>
+        <w:rPr>
+          <w:rFonts w:ascii="Georgia" w:cs="Georgia" w:eastAsia="Georgia" w:hAnsi="Georgia"/>
+          <w:color w:val="7A5A1A"/>
+          <w:sz w:val="18"/>
+          <w:szCs w:val="18"/>
+        </w:rPr>
+        <w:t xml:space="preserve"> [Spiegel]</w:t>
+      </w:r>
+      <w:r>
+        <w:rPr>
+          <w:rFonts w:ascii="Georgia" w:cs="Georgia" w:eastAsia="Georgia" w:hAnsi="Georgia"/>
+          <w:sz w:val="22"/>
+          <w:szCs w:val="22"/>
+        </w:rPr>
+        <w:t xml:space="preserve">. “The tower has no stair</w:t>
+      </w:r>
+      <w:r>
+        <w:rPr>
+          <w:rFonts w:ascii="Georgia" w:cs="Georgia" w:eastAsia="Georgia" w:hAnsi="Georgia"/>
+          <w:color w:val="7A5A1A"/>
+          <w:sz w:val="18"/>
+          <w:szCs w:val="18"/>
+        </w:rPr>
+        <w:t xml:space="preserve"> [Treppe]</w:t>
+      </w:r>
+      <w:r>
+        <w:rPr>
+          <w:rFonts w:ascii="Georgia" w:cs="Georgia" w:eastAsia="Georgia" w:hAnsi="Georgia"/>
+          <w:sz w:val="22"/>
+          <w:szCs w:val="22"/>
+        </w:rPr>
+        <w:t xml:space="preserve">,” he says. “It has this. Walk backwards</w:t>
+      </w:r>
+      <w:r>
+        <w:rPr>
+          <w:rFonts w:ascii="Georgia" w:cs="Georgia" w:eastAsia="Georgia" w:hAnsi="Georgia"/>
+          <w:color w:val="7A5A1A"/>
+          <w:sz w:val="18"/>
+          <w:szCs w:val="18"/>
+        </w:rPr>
+        <w:t xml:space="preserve"> [rückwärts]</w:t>
+      </w:r>
+      <w:r>
+        <w:rPr>
+          <w:rFonts w:ascii="Georgia" w:cs="Georgia" w:eastAsia="Georgia" w:hAnsi="Georgia"/>
+          <w:sz w:val="22"/>
+          <w:szCs w:val="22"/>
+        </w:rPr>
+        <w:t xml:space="preserve"> through it, and don’t look.”</w:t>
+      </w:r>
+    </w:p>
+    <w:p>
+      <w:pPr>
+        <w:spacing w:after="110" w:line="320"/>
+      </w:pPr>
+      <w:r>
+        <w:rPr>
+          <w:rFonts w:ascii="Georgia" w:cs="Georgia" w:eastAsia="Georgia" w:hAnsi="Georgia"/>
+          <w:sz w:val="22"/>
+          <w:szCs w:val="22"/>
+        </w:rPr>
+        <w:t xml:space="preserve">He does not come with you. “He forbade it in 1804, and I find I still care what he thinks. Isn’t that the saddest thing you have ever heard?”</w:t>
+      </w:r>
+    </w:p>
+    <w:p>
+      <w:pPr>
+        <w:spacing w:after="60" w:before="120"/>
+      </w:pPr>
+      <w:r>
+        <w:rPr>
+          <w:rFonts w:ascii="Georgia" w:cs="Georgia" w:eastAsia="Georgia" w:hAnsi="Georgia"/>
+          <w:b/>
+          <w:bCs/>
+          <w:color w:val="7A5A1A"/>
+          <w:sz w:val="17"/>
+          <w:szCs w:val="17"/>
+        </w:rPr>
+        <w:t xml:space="preserve">▸ Nur bei: Tür B · Kapelle</w:t>
+      </w:r>
+    </w:p>
+    <w:p>
+      <w:pPr>
+        <w:spacing w:after="40" w:before="100"/>
+      </w:pPr>
+      <w:r>
+        <w:rPr>
+          <w:rFonts w:ascii="Georgia" w:cs="Georgia" w:eastAsia="Georgia" w:hAnsi="Georgia"/>
+          <w:b/>
+          <w:bCs/>
+          <w:color w:val="555555"/>
+          <w:sz w:val="19"/>
+          <w:szCs w:val="19"/>
+        </w:rPr>
+        <w:t xml:space="preserve">Die Kapelle</w:t>
+      </w:r>
+    </w:p>
+    <w:p>
+      <w:pPr>
+        <w:spacing w:after="110" w:line="320"/>
+      </w:pPr>
+      <w:r>
+        <w:rPr>
+          <w:rFonts w:ascii="Georgia" w:cs="Georgia" w:eastAsia="Georgia" w:hAnsi="Georgia"/>
+          <w:sz w:val="22"/>
+          <w:szCs w:val="22"/>
+        </w:rPr>
+        <w:t xml:space="preserve">You cross the courtyard</w:t>
+      </w:r>
+      <w:r>
+        <w:rPr>
+          <w:rFonts w:ascii="Georgia" w:cs="Georgia" w:eastAsia="Georgia" w:hAnsi="Georgia"/>
+          <w:sz w:val="22"/>
+          <w:szCs w:val="22"/>
+        </w:rPr>
+        <w:t xml:space="preserve"> and step through the broken door. Candles</w:t>
+      </w:r>
+      <w:r>
+        <w:rPr>
+          <w:rFonts w:ascii="Georgia" w:cs="Georgia" w:eastAsia="Georgia" w:hAnsi="Georgia"/>
+          <w:color w:val="7A5A1A"/>
+          <w:sz w:val="18"/>
+          <w:szCs w:val="18"/>
+        </w:rPr>
+        <w:t xml:space="preserve"> [Kerzen]</w:t>
+      </w:r>
+      <w:r>
+        <w:rPr>
+          <w:rFonts w:ascii="Georgia" w:cs="Georgia" w:eastAsia="Georgia" w:hAnsi="Georgia"/>
+          <w:sz w:val="22"/>
+          <w:szCs w:val="22"/>
+        </w:rPr>
+        <w:t xml:space="preserve">, hundreds of them, all burnt down</w:t>
+      </w:r>
+      <w:r>
+        <w:rPr>
+          <w:rFonts w:ascii="Georgia" w:cs="Georgia" w:eastAsia="Georgia" w:hAnsi="Georgia"/>
+          <w:color w:val="7A5A1A"/>
+          <w:sz w:val="18"/>
+          <w:szCs w:val="18"/>
+        </w:rPr>
+        <w:t xml:space="preserve"> [heruntergebrannt]</w:t>
+      </w:r>
+      <w:r>
+        <w:rPr>
+          <w:rFonts w:ascii="Georgia" w:cs="Georgia" w:eastAsia="Georgia" w:hAnsi="Georgia"/>
+          <w:sz w:val="22"/>
+          <w:szCs w:val="22"/>
+        </w:rPr>
+        <w:t xml:space="preserve"> to nothing. The saint</w:t>
+      </w:r>
+      <w:r>
+        <w:rPr>
+          <w:rFonts w:ascii="Georgia" w:cs="Georgia" w:eastAsia="Georgia" w:hAnsi="Georgia"/>
+          <w:color w:val="7A5A1A"/>
+          <w:sz w:val="18"/>
+          <w:szCs w:val="18"/>
+        </w:rPr>
+        <w:t xml:space="preserve"> [Heiliger]</w:t>
+      </w:r>
+      <w:r>
+        <w:rPr>
+          <w:rFonts w:ascii="Georgia" w:cs="Georgia" w:eastAsia="Georgia" w:hAnsi="Georgia"/>
+          <w:sz w:val="22"/>
+          <w:szCs w:val="22"/>
+        </w:rPr>
+        <w:t xml:space="preserve"> above the altar</w:t>
+      </w:r>
+      <w:r>
+        <w:rPr>
+          <w:rFonts w:ascii="Georgia" w:cs="Georgia" w:eastAsia="Georgia" w:hAnsi="Georgia"/>
+          <w:color w:val="7A5A1A"/>
+          <w:sz w:val="18"/>
+          <w:szCs w:val="18"/>
+        </w:rPr>
+        <w:t xml:space="preserve"> [Altar]</w:t>
+      </w:r>
+      <w:r>
+        <w:rPr>
+          <w:rFonts w:ascii="Georgia" w:cs="Georgia" w:eastAsia="Georgia" w:hAnsi="Georgia"/>
+          <w:sz w:val="22"/>
+          <w:szCs w:val="22"/>
+        </w:rPr>
+        <w:t xml:space="preserve"> has no face left.</w:t>
+      </w:r>
+    </w:p>
+    <w:p>
+      <w:pPr>
+        <w:spacing w:after="110" w:line="320"/>
+      </w:pPr>
+      <w:r>
+        <w:rPr>
+          <w:rFonts w:ascii="Georgia" w:cs="Georgia" w:eastAsia="Georgia" w:hAnsi="Georgia"/>
+          <w:sz w:val="22"/>
+          <w:szCs w:val="22"/>
+        </w:rPr>
+        <w:t xml:space="preserve">Something sits up in the stone font</w:t>
+      </w:r>
+      <w:r>
+        <w:rPr>
+          <w:rFonts w:ascii="Georgia" w:cs="Georgia" w:eastAsia="Georgia" w:hAnsi="Georgia"/>
+          <w:color w:val="7A5A1A"/>
+          <w:sz w:val="18"/>
+          <w:szCs w:val="18"/>
+        </w:rPr>
+        <w:t xml:space="preserve"> [steinernes Taufbecken]</w:t>
+      </w:r>
+      <w:r>
+        <w:rPr>
+          <w:rFonts w:ascii="Georgia" w:cs="Georgia" w:eastAsia="Georgia" w:hAnsi="Georgia"/>
+          <w:sz w:val="22"/>
+          <w:szCs w:val="22"/>
+        </w:rPr>
+        <w:t xml:space="preserve">. It is a girl of about nineteen, in a dress that was white twenty years ago. She looks at you without any anger</w:t>
+      </w:r>
+      <w:r>
+        <w:rPr>
+          <w:rFonts w:ascii="Georgia" w:cs="Georgia" w:eastAsia="Georgia" w:hAnsi="Georgia"/>
+          <w:color w:val="7A5A1A"/>
+          <w:sz w:val="18"/>
+          <w:szCs w:val="18"/>
+        </w:rPr>
+        <w:t xml:space="preserve"> [Wut]</w:t>
+      </w:r>
+      <w:r>
+        <w:rPr>
+          <w:rFonts w:ascii="Georgia" w:cs="Georgia" w:eastAsia="Georgia" w:hAnsi="Georgia"/>
+          <w:sz w:val="22"/>
+          <w:szCs w:val="22"/>
+        </w:rPr>
+        <w:t xml:space="preserve"> at all, and that is worse.</w:t>
+      </w:r>
+    </w:p>
+    <w:p>
+      <w:pPr>
+        <w:spacing w:after="40" w:before="100"/>
+      </w:pPr>
+      <w:r>
+        <w:rPr>
+          <w:rFonts w:ascii="Georgia" w:cs="Georgia" w:eastAsia="Georgia" w:hAnsi="Georgia"/>
+          <w:b/>
+          <w:bCs/>
+          <w:color w:val="555555"/>
+          <w:sz w:val="19"/>
+          <w:szCs w:val="19"/>
+        </w:rPr>
+        <w:t xml:space="preserve">Der Weg zur Spiegeltür</w:t>
+      </w:r>
+    </w:p>
+    <w:p>
+      <w:pPr>
+        <w:spacing w:after="110" w:line="320"/>
+      </w:pPr>
+      <w:r>
+        <w:rPr>
+          <w:rFonts w:ascii="Georgia" w:cs="Georgia" w:eastAsia="Georgia" w:hAnsi="Georgia"/>
+          <w:sz w:val="22"/>
+          <w:szCs w:val="22"/>
+        </w:rPr>
+        <w:t xml:space="preserve">Behind the altar</w:t>
+      </w:r>
+      <w:r>
+        <w:rPr>
+          <w:rFonts w:ascii="Georgia" w:cs="Georgia" w:eastAsia="Georgia" w:hAnsi="Georgia"/>
+          <w:sz w:val="22"/>
+          <w:szCs w:val="22"/>
+        </w:rPr>
+        <w:t xml:space="preserve"> a narrow</w:t>
+      </w:r>
+      <w:r>
+        <w:rPr>
+          <w:rFonts w:ascii="Georgia" w:cs="Georgia" w:eastAsia="Georgia" w:hAnsi="Georgia"/>
+          <w:color w:val="7A5A1A"/>
+          <w:sz w:val="18"/>
+          <w:szCs w:val="18"/>
+        </w:rPr>
+        <w:t xml:space="preserve"> [schmal]</w:t>
+      </w:r>
+      <w:r>
+        <w:rPr>
+          <w:rFonts w:ascii="Georgia" w:cs="Georgia" w:eastAsia="Georgia" w:hAnsi="Georgia"/>
+          <w:sz w:val="22"/>
+          <w:szCs w:val="22"/>
+        </w:rPr>
+        <w:t xml:space="preserve"> stair</w:t>
+      </w:r>
+      <w:r>
+        <w:rPr>
+          <w:rFonts w:ascii="Georgia" w:cs="Georgia" w:eastAsia="Georgia" w:hAnsi="Georgia"/>
+          <w:sz w:val="22"/>
+          <w:szCs w:val="22"/>
+        </w:rPr>
+        <w:t xml:space="preserve"> goes up inside the wall and comes out in a corridor</w:t>
+      </w:r>
+      <w:r>
+        <w:rPr>
+          <w:rFonts w:ascii="Georgia" w:cs="Georgia" w:eastAsia="Georgia" w:hAnsi="Georgia"/>
+          <w:sz w:val="22"/>
+          <w:szCs w:val="22"/>
+        </w:rPr>
+        <w:t xml:space="preserve"> with no windows</w:t>
+      </w:r>
+      <w:r>
+        <w:rPr>
+          <w:rFonts w:ascii="Georgia" w:cs="Georgia" w:eastAsia="Georgia" w:hAnsi="Georgia"/>
+          <w:sz w:val="22"/>
+          <w:szCs w:val="22"/>
+        </w:rPr>
+        <w:t xml:space="preserve"> — the west corridor</w:t>
+      </w:r>
+      <w:r>
+        <w:rPr>
+          <w:rFonts w:ascii="Georgia" w:cs="Georgia" w:eastAsia="Georgia" w:hAnsi="Georgia"/>
+          <w:sz w:val="22"/>
+          <w:szCs w:val="22"/>
+        </w:rPr>
+        <w:t xml:space="preserve">. At the end of it stands a tall mirror</w:t>
+      </w:r>
+      <w:r>
+        <w:rPr>
+          <w:rFonts w:ascii="Georgia" w:cs="Georgia" w:eastAsia="Georgia" w:hAnsi="Georgia"/>
+          <w:sz w:val="22"/>
+          <w:szCs w:val="22"/>
+        </w:rPr>
+        <w:t xml:space="preserve"> instead of a door. Written on the frame, in chalk</w:t>
+      </w:r>
+      <w:r>
+        <w:rPr>
+          <w:rFonts w:ascii="Georgia" w:cs="Georgia" w:eastAsia="Georgia" w:hAnsi="Georgia"/>
+          <w:color w:val="7A5A1A"/>
+          <w:sz w:val="18"/>
+          <w:szCs w:val="18"/>
+        </w:rPr>
+        <w:t xml:space="preserve"> [Kreide]</w:t>
+      </w:r>
+      <w:r>
+        <w:rPr>
+          <w:rFonts w:ascii="Georgia" w:cs="Georgia" w:eastAsia="Georgia" w:hAnsi="Georgia"/>
+          <w:sz w:val="22"/>
+          <w:szCs w:val="22"/>
+        </w:rPr>
+        <w:t xml:space="preserve">, in a child’s handwriting</w:t>
+      </w:r>
+      <w:r>
+        <w:rPr>
+          <w:rFonts w:ascii="Georgia" w:cs="Georgia" w:eastAsia="Georgia" w:hAnsi="Georgia"/>
+          <w:color w:val="7A5A1A"/>
+          <w:sz w:val="18"/>
+          <w:szCs w:val="18"/>
+        </w:rPr>
+        <w:t xml:space="preserve"> [Handschrift]</w:t>
+      </w:r>
+      <w:r>
+        <w:rPr>
+          <w:rFonts w:ascii="Georgia" w:cs="Georgia" w:eastAsia="Georgia" w:hAnsi="Georgia"/>
+          <w:sz w:val="22"/>
+          <w:szCs w:val="22"/>
+        </w:rPr>
+        <w:t xml:space="preserve">: walk backwards</w:t>
+      </w:r>
+      <w:r>
+        <w:rPr>
+          <w:rFonts w:ascii="Georgia" w:cs="Georgia" w:eastAsia="Georgia" w:hAnsi="Georgia"/>
+          <w:sz w:val="22"/>
+          <w:szCs w:val="22"/>
+        </w:rPr>
+        <w:t xml:space="preserve">.</w:t>
+      </w:r>
+    </w:p>
+    <w:p>
+      <w:pPr>
+        <w:spacing w:after="60" w:before="120"/>
+      </w:pPr>
+      <w:r>
+        <w:rPr>
+          <w:rFonts w:ascii="Georgia" w:cs="Georgia" w:eastAsia="Georgia" w:hAnsi="Georgia"/>
+          <w:b/>
+          <w:bCs/>
+          <w:color w:val="7A5A1A"/>
+          <w:sz w:val="17"/>
+          <w:szCs w:val="17"/>
+        </w:rPr>
+        <w:t xml:space="preserve">▸ Nur bei: Tür C · Küche</w:t>
+      </w:r>
+    </w:p>
+    <w:p>
+      <w:pPr>
+        <w:spacing w:after="40" w:before="100"/>
+      </w:pPr>
+      <w:r>
+        <w:rPr>
+          <w:rFonts w:ascii="Georgia" w:cs="Georgia" w:eastAsia="Georgia" w:hAnsi="Georgia"/>
+          <w:b/>
+          <w:bCs/>
+          <w:color w:val="555555"/>
+          <w:sz w:val="19"/>
+          <w:szCs w:val="19"/>
+        </w:rPr>
+        <w:t xml:space="preserve">Die Küche</w:t>
+      </w:r>
+    </w:p>
+    <w:p>
+      <w:pPr>
+        <w:spacing w:after="110" w:line="320"/>
+      </w:pPr>
+      <w:r>
+        <w:rPr>
+          <w:rFonts w:ascii="Georgia" w:cs="Georgia" w:eastAsia="Georgia" w:hAnsi="Georgia"/>
+          <w:sz w:val="22"/>
+          <w:szCs w:val="22"/>
+        </w:rPr>
+        <w:t xml:space="preserve">You go down the low stair</w:t>
+      </w:r>
+      <w:r>
+        <w:rPr>
+          <w:rFonts w:ascii="Georgia" w:cs="Georgia" w:eastAsia="Georgia" w:hAnsi="Georgia"/>
+          <w:sz w:val="22"/>
+          <w:szCs w:val="22"/>
+        </w:rPr>
+        <w:t xml:space="preserve"> on the right. A boy of about fourteen is cooking for nobody. There is enough food on that table for twenty people, and there has not been anybody to eat it for years.</w:t>
+      </w:r>
+    </w:p>
+    <w:p>
+      <w:pPr>
+        <w:spacing w:after="110" w:line="320"/>
+      </w:pPr>
+      <w:r>
+        <w:rPr>
+          <w:rFonts w:ascii="Georgia" w:cs="Georgia" w:eastAsia="Georgia" w:hAnsi="Georgia"/>
+          <w:sz w:val="22"/>
+          <w:szCs w:val="22"/>
+        </w:rPr>
+        <w:t xml:space="preserve">He sees you. He does not scream. He puts the knife</w:t>
+      </w:r>
+      <w:r>
+        <w:rPr>
+          <w:rFonts w:ascii="Georgia" w:cs="Georgia" w:eastAsia="Georgia" w:hAnsi="Georgia"/>
+          <w:color w:val="7A5A1A"/>
+          <w:sz w:val="18"/>
+          <w:szCs w:val="18"/>
+        </w:rPr>
+        <w:t xml:space="preserve"> [Messer]</w:t>
+      </w:r>
+      <w:r>
+        <w:rPr>
+          <w:rFonts w:ascii="Georgia" w:cs="Georgia" w:eastAsia="Georgia" w:hAnsi="Georgia"/>
+          <w:sz w:val="22"/>
+          <w:szCs w:val="22"/>
+        </w:rPr>
+        <w:t xml:space="preserve"> down very slowly and says: “You’re here for the new one. The one in the tower.”</w:t>
+      </w:r>
+    </w:p>
+    <w:p>
+      <w:pPr>
+        <w:pBdr>
+          <w:left w:val="single" w:color="74B094" w:sz="18" w:space="8"/>
+        </w:pBdr>
+        <w:shd w:fill="EAF4EC" w:color="auto" w:val="clear"/>
+        <w:spacing w:after="40"/>
+        <w:ind w:left="120"/>
+      </w:pPr>
+      <w:r>
+        <w:rPr>
+          <w:rFonts w:ascii="Georgia" w:cs="Georgia" w:eastAsia="Georgia" w:hAnsi="Georgia"/>
           <w:b/>
           <w:bCs/>
           <w:color w:val="3A5A4C"/>
           <w:sz w:val="16"/>
           <w:szCs w:val="16"/>
         </w:rPr>
-        <w:t xml:space="preserve">AUFGABE:  </w:t>
+        <w:t xml:space="preserve">DM SAGT DEN SCHÜLERN:  </w:t>
       </w:r>
       <w:r>
         <w:rPr>
@@ -3864,327 +4040,7 @@
           <w:sz w:val="19"/>
           <w:szCs w:val="19"/>
         </w:rPr>
-        <w:t xml:space="preserve">Die Gruppe antwortet Tam auf seine Frage — eine echte Antwort, kein Ausweichen. Ja oder Nein, auf Englisch, mit Begründung.  →  Helfer-Blatt · Teil 6</w:t>
-      </w:r>
-    </w:p>
-    <w:p>
-      <w:pPr>
-        <w:spacing w:after="40" w:before="100"/>
-      </w:pPr>
-      <w:r>
-        <w:rPr>
-          <w:rFonts w:ascii="Georgia" w:cs="Georgia" w:eastAsia="Georgia" w:hAnsi="Georgia"/>
-          <w:b/>
-          <w:bCs/>
-          <w:color w:val="555555"/>
-          <w:sz w:val="19"/>
-          <w:szCs w:val="19"/>
-        </w:rPr>
-        <w:t xml:space="preserve">Der Weg zur Spiegeltür</w:t>
-      </w:r>
-    </w:p>
-    <w:p>
-      <w:pPr>
-        <w:spacing w:after="110" w:line="320"/>
-      </w:pPr>
-      <w:r>
-        <w:rPr>
-          <w:rFonts w:ascii="Georgia" w:cs="Georgia" w:eastAsia="Georgia" w:hAnsi="Georgia"/>
-          <w:sz w:val="22"/>
-          <w:szCs w:val="22"/>
-        </w:rPr>
-        <w:t xml:space="preserve">Tam takes corridors that do not look like corridors. Twice he stops, puts up a hand, and you all wait forty seconds in the dark without knowing what for.</w:t>
-      </w:r>
-    </w:p>
-    <w:p>
-      <w:pPr>
-        <w:spacing w:after="110" w:line="320"/>
-      </w:pPr>
-      <w:r>
-        <w:rPr>
-          <w:rFonts w:ascii="Georgia" w:cs="Georgia" w:eastAsia="Georgia" w:hAnsi="Georgia"/>
-          <w:sz w:val="22"/>
-          <w:szCs w:val="22"/>
-        </w:rPr>
-        <w:t xml:space="preserve">Then he points down a corridor</w:t>
-      </w:r>
-      <w:r>
-        <w:rPr>
-          <w:rFonts w:ascii="Georgia" w:cs="Georgia" w:eastAsia="Georgia" w:hAnsi="Georgia"/>
-          <w:sz w:val="22"/>
-          <w:szCs w:val="22"/>
-        </w:rPr>
-        <w:t xml:space="preserve"> with no windows</w:t>
-      </w:r>
-      <w:r>
-        <w:rPr>
-          <w:rFonts w:ascii="Georgia" w:cs="Georgia" w:eastAsia="Georgia" w:hAnsi="Georgia"/>
-          <w:sz w:val="22"/>
-          <w:szCs w:val="22"/>
-        </w:rPr>
-        <w:t xml:space="preserve"> — the west corridor</w:t>
-      </w:r>
-      <w:r>
-        <w:rPr>
-          <w:rFonts w:ascii="Georgia" w:cs="Georgia" w:eastAsia="Georgia" w:hAnsi="Georgia"/>
-          <w:sz w:val="22"/>
-          <w:szCs w:val="22"/>
-        </w:rPr>
-        <w:t xml:space="preserve"> — at a tall mirror</w:t>
-      </w:r>
-      <w:r>
-        <w:rPr>
-          <w:rFonts w:ascii="Georgia" w:cs="Georgia" w:eastAsia="Georgia" w:hAnsi="Georgia"/>
-          <w:sz w:val="22"/>
-          <w:szCs w:val="22"/>
-        </w:rPr>
-        <w:t xml:space="preserve"> at the end of it. “That’s the door. You have to walk backwards</w:t>
-      </w:r>
-      <w:r>
-        <w:rPr>
-          <w:rFonts w:ascii="Georgia" w:cs="Georgia" w:eastAsia="Georgia" w:hAnsi="Georgia"/>
-          <w:sz w:val="22"/>
-          <w:szCs w:val="22"/>
-        </w:rPr>
-        <w:t xml:space="preserve">. Don’t look at it.” And then, quietly: “I’ll wait here.”</w:t>
-      </w:r>
-    </w:p>
-    <w:p>
-      <w:pPr>
-        <w:pStyle w:val="Heading1"/>
-        <w:pageBreakBefore/>
-        <w:spacing w:after="60" w:before="400"/>
-      </w:pPr>
-      <w:r>
-        <w:rPr>
-          <w:rFonts w:ascii="Georgia" w:cs="Georgia" w:eastAsia="Georgia" w:hAnsi="Georgia"/>
-          <w:b/>
-          <w:bCs/>
-          <w:color w:val="1A1A1A"/>
-          <w:sz w:val="32"/>
-          <w:szCs w:val="32"/>
-        </w:rPr>
-        <w:t xml:space="preserve">Kapitel III · The Tower Room</w:t>
-      </w:r>
-    </w:p>
-    <w:p>
-      <w:pPr>
-        <w:spacing w:after="40" w:before="100"/>
-      </w:pPr>
-      <w:r>
-        <w:rPr>
-          <w:rFonts w:ascii="Georgia" w:cs="Georgia" w:eastAsia="Georgia" w:hAnsi="Georgia"/>
-          <w:b/>
-          <w:bCs/>
-          <w:color w:val="555555"/>
-          <w:sz w:val="19"/>
-          <w:szCs w:val="19"/>
-        </w:rPr>
-        <w:t xml:space="preserve">Die Treppe</w:t>
-      </w:r>
-    </w:p>
-    <w:p>
-      <w:pPr>
-        <w:spacing w:after="110" w:line="320"/>
-      </w:pPr>
-      <w:r>
-        <w:rPr>
-          <w:rFonts w:ascii="Georgia" w:cs="Georgia" w:eastAsia="Georgia" w:hAnsi="Georgia"/>
-          <w:sz w:val="22"/>
-          <w:szCs w:val="22"/>
-        </w:rPr>
-        <w:t xml:space="preserve">Behind the mirror</w:t>
-      </w:r>
-      <w:r>
-        <w:rPr>
-          <w:rFonts w:ascii="Georgia" w:cs="Georgia" w:eastAsia="Georgia" w:hAnsi="Georgia"/>
-          <w:color w:val="7A5A1A"/>
-          <w:sz w:val="18"/>
-          <w:szCs w:val="18"/>
-        </w:rPr>
-        <w:t xml:space="preserve"> [Spiegel]</w:t>
-      </w:r>
-      <w:r>
-        <w:rPr>
-          <w:rFonts w:ascii="Georgia" w:cs="Georgia" w:eastAsia="Georgia" w:hAnsi="Georgia"/>
-          <w:sz w:val="22"/>
-          <w:szCs w:val="22"/>
-        </w:rPr>
-        <w:t xml:space="preserve"> there is a narrow</w:t>
-      </w:r>
-      <w:r>
-        <w:rPr>
-          <w:rFonts w:ascii="Georgia" w:cs="Georgia" w:eastAsia="Georgia" w:hAnsi="Georgia"/>
-          <w:color w:val="7A5A1A"/>
-          <w:sz w:val="18"/>
-          <w:szCs w:val="18"/>
-        </w:rPr>
-        <w:t xml:space="preserve"> [schmal]</w:t>
-      </w:r>
-      <w:r>
-        <w:rPr>
-          <w:rFonts w:ascii="Georgia" w:cs="Georgia" w:eastAsia="Georgia" w:hAnsi="Georgia"/>
-          <w:sz w:val="22"/>
-          <w:szCs w:val="22"/>
-        </w:rPr>
-        <w:t xml:space="preserve"> stair</w:t>
-      </w:r>
-      <w:r>
-        <w:rPr>
-          <w:rFonts w:ascii="Georgia" w:cs="Georgia" w:eastAsia="Georgia" w:hAnsi="Georgia"/>
-          <w:color w:val="7A5A1A"/>
-          <w:sz w:val="18"/>
-          <w:szCs w:val="18"/>
-        </w:rPr>
-        <w:t xml:space="preserve"> [Treppe]</w:t>
-      </w:r>
-      <w:r>
-        <w:rPr>
-          <w:rFonts w:ascii="Georgia" w:cs="Georgia" w:eastAsia="Georgia" w:hAnsi="Georgia"/>
-          <w:sz w:val="22"/>
-          <w:szCs w:val="22"/>
-        </w:rPr>
-        <w:t xml:space="preserve">, and it goes up for a long time. Nobody says anything. At the top there is a door with light under it.</w:t>
-      </w:r>
-    </w:p>
-    <w:p>
-      <w:pPr>
-        <w:spacing w:after="40" w:before="100"/>
-      </w:pPr>
-      <w:r>
-        <w:rPr>
-          <w:rFonts w:ascii="Georgia" w:cs="Georgia" w:eastAsia="Georgia" w:hAnsi="Georgia"/>
-          <w:b/>
-          <w:bCs/>
-          <w:color w:val="555555"/>
-          <w:sz w:val="19"/>
-          <w:szCs w:val="19"/>
-        </w:rPr>
-        <w:t xml:space="preserve">Das Turmzimmer</w:t>
-      </w:r>
-    </w:p>
-    <w:p>
-      <w:pPr>
-        <w:spacing w:after="110" w:line="320"/>
-      </w:pPr>
-      <w:r>
-        <w:rPr>
-          <w:rFonts w:ascii="Georgia" w:cs="Georgia" w:eastAsia="Georgia" w:hAnsi="Georgia"/>
-          <w:sz w:val="22"/>
-          <w:szCs w:val="22"/>
-        </w:rPr>
-        <w:t xml:space="preserve">The room at the top is warm. There is a fire, and a pot of tea, and two cups.</w:t>
-      </w:r>
-    </w:p>
-    <w:p>
-      <w:pPr>
-        <w:spacing w:after="110" w:line="320"/>
-      </w:pPr>
-      <w:r>
-        <w:rPr>
-          <w:rFonts w:ascii="Georgia" w:cs="Georgia" w:eastAsia="Georgia" w:hAnsi="Georgia"/>
-          <w:sz w:val="22"/>
-          <w:szCs w:val="22"/>
-        </w:rPr>
-        <w:t xml:space="preserve">Mirela Vance sits in an armchair</w:t>
-      </w:r>
-      <w:r>
-        <w:rPr>
-          <w:rFonts w:ascii="Georgia" w:cs="Georgia" w:eastAsia="Georgia" w:hAnsi="Georgia"/>
-          <w:color w:val="7A5A1A"/>
-          <w:sz w:val="18"/>
-          <w:szCs w:val="18"/>
-        </w:rPr>
-        <w:t xml:space="preserve"> [Sessel]</w:t>
-      </w:r>
-      <w:r>
-        <w:rPr>
-          <w:rFonts w:ascii="Georgia" w:cs="Georgia" w:eastAsia="Georgia" w:hAnsi="Georgia"/>
-          <w:sz w:val="22"/>
-          <w:szCs w:val="22"/>
-        </w:rPr>
-        <w:t xml:space="preserve"> with a book on her knees. She is not tied up</w:t>
-      </w:r>
-      <w:r>
-        <w:rPr>
-          <w:rFonts w:ascii="Georgia" w:cs="Georgia" w:eastAsia="Georgia" w:hAnsi="Georgia"/>
-          <w:color w:val="7A5A1A"/>
-          <w:sz w:val="18"/>
-          <w:szCs w:val="18"/>
-        </w:rPr>
-        <w:t xml:space="preserve"> [gefesselt]</w:t>
-      </w:r>
-      <w:r>
-        <w:rPr>
-          <w:rFonts w:ascii="Georgia" w:cs="Georgia" w:eastAsia="Georgia" w:hAnsi="Georgia"/>
-          <w:sz w:val="22"/>
-          <w:szCs w:val="22"/>
-        </w:rPr>
-        <w:t xml:space="preserve">. She is not hurt</w:t>
-      </w:r>
-      <w:r>
-        <w:rPr>
-          <w:rFonts w:ascii="Georgia" w:cs="Georgia" w:eastAsia="Georgia" w:hAnsi="Georgia"/>
-          <w:color w:val="7A5A1A"/>
-          <w:sz w:val="18"/>
-          <w:szCs w:val="18"/>
-        </w:rPr>
-        <w:t xml:space="preserve"> [verletzt]</w:t>
-      </w:r>
-      <w:r>
-        <w:rPr>
-          <w:rFonts w:ascii="Georgia" w:cs="Georgia" w:eastAsia="Georgia" w:hAnsi="Georgia"/>
-          <w:sz w:val="22"/>
-          <w:szCs w:val="22"/>
-        </w:rPr>
-        <w:t xml:space="preserve">. She is not even pale</w:t>
-      </w:r>
-      <w:r>
-        <w:rPr>
-          <w:rFonts w:ascii="Georgia" w:cs="Georgia" w:eastAsia="Georgia" w:hAnsi="Georgia"/>
-          <w:color w:val="7A5A1A"/>
-          <w:sz w:val="18"/>
-          <w:szCs w:val="18"/>
-        </w:rPr>
-        <w:t xml:space="preserve"> [blass, hell]</w:t>
-      </w:r>
-      <w:r>
-        <w:rPr>
-          <w:rFonts w:ascii="Georgia" w:cs="Georgia" w:eastAsia="Georgia" w:hAnsi="Georgia"/>
-          <w:sz w:val="22"/>
-          <w:szCs w:val="22"/>
-        </w:rPr>
-        <w:t xml:space="preserve">.</w:t>
-      </w:r>
-    </w:p>
-    <w:p>
-      <w:pPr>
-        <w:spacing w:after="110" w:line="320"/>
-      </w:pPr>
-      <w:r>
-        <w:rPr>
-          <w:rFonts w:ascii="Georgia" w:cs="Georgia" w:eastAsia="Georgia" w:hAnsi="Georgia"/>
-          <w:sz w:val="22"/>
-          <w:szCs w:val="22"/>
-        </w:rPr>
-        <w:t xml:space="preserve">She looks up and says: “You’re late</w:t>
-      </w:r>
-      <w:r>
-        <w:rPr>
-          <w:rFonts w:ascii="Georgia" w:cs="Georgia" w:eastAsia="Georgia" w:hAnsi="Georgia"/>
-          <w:color w:val="7A5A1A"/>
-          <w:sz w:val="18"/>
-          <w:szCs w:val="18"/>
-        </w:rPr>
-        <w:t xml:space="preserve"> [spät]</w:t>
-      </w:r>
-      <w:r>
-        <w:rPr>
-          <w:rFonts w:ascii="Georgia" w:cs="Georgia" w:eastAsia="Georgia" w:hAnsi="Georgia"/>
-          <w:sz w:val="22"/>
-          <w:szCs w:val="22"/>
-        </w:rPr>
-        <w:t xml:space="preserve">. The coach comes at midnight — you could have taken the coach.”</w:t>
+        <w:t xml:space="preserve">“Tam has asked you a question. Give him a real answer — yes or no, and why. No dodging.”</w:t>
       </w:r>
     </w:p>
     <w:p>
@@ -4199,13 +4055,352 @@
       <w:r>
         <w:rPr>
           <w:rFonts w:ascii="Georgia" w:cs="Georgia" w:eastAsia="Georgia" w:hAnsi="Georgia"/>
+          <w:color w:val="555555"/>
+          <w:sz w:val="17"/>
+          <w:szCs w:val="17"/>
+        </w:rPr>
+        <w:t xml:space="preserve">→  Helfer-Blatt · Teil 6</w:t>
+      </w:r>
+    </w:p>
+    <w:p>
+      <w:pPr>
+        <w:spacing w:after="40" w:before="100"/>
+      </w:pPr>
+      <w:r>
+        <w:rPr>
+          <w:rFonts w:ascii="Georgia" w:cs="Georgia" w:eastAsia="Georgia" w:hAnsi="Georgia"/>
+          <w:b/>
+          <w:bCs/>
+          <w:color w:val="555555"/>
+          <w:sz w:val="19"/>
+          <w:szCs w:val="19"/>
+        </w:rPr>
+        <w:t xml:space="preserve">Der Weg zur Spiegeltür</w:t>
+      </w:r>
+    </w:p>
+    <w:p>
+      <w:pPr>
+        <w:spacing w:after="110" w:line="320"/>
+      </w:pPr>
+      <w:r>
+        <w:rPr>
+          <w:rFonts w:ascii="Georgia" w:cs="Georgia" w:eastAsia="Georgia" w:hAnsi="Georgia"/>
+          <w:sz w:val="22"/>
+          <w:szCs w:val="22"/>
+        </w:rPr>
+        <w:t xml:space="preserve">Tam takes corridors that do not look like corridors. Twice he stops, puts up a hand, and you all wait forty seconds in the dark without knowing what for.</w:t>
+      </w:r>
+    </w:p>
+    <w:p>
+      <w:pPr>
+        <w:spacing w:after="110" w:line="320"/>
+      </w:pPr>
+      <w:r>
+        <w:rPr>
+          <w:rFonts w:ascii="Georgia" w:cs="Georgia" w:eastAsia="Georgia" w:hAnsi="Georgia"/>
+          <w:sz w:val="22"/>
+          <w:szCs w:val="22"/>
+        </w:rPr>
+        <w:t xml:space="preserve">Then he points down a corridor</w:t>
+      </w:r>
+      <w:r>
+        <w:rPr>
+          <w:rFonts w:ascii="Georgia" w:cs="Georgia" w:eastAsia="Georgia" w:hAnsi="Georgia"/>
+          <w:sz w:val="22"/>
+          <w:szCs w:val="22"/>
+        </w:rPr>
+        <w:t xml:space="preserve"> with no windows</w:t>
+      </w:r>
+      <w:r>
+        <w:rPr>
+          <w:rFonts w:ascii="Georgia" w:cs="Georgia" w:eastAsia="Georgia" w:hAnsi="Georgia"/>
+          <w:sz w:val="22"/>
+          <w:szCs w:val="22"/>
+        </w:rPr>
+        <w:t xml:space="preserve"> — the west corridor</w:t>
+      </w:r>
+      <w:r>
+        <w:rPr>
+          <w:rFonts w:ascii="Georgia" w:cs="Georgia" w:eastAsia="Georgia" w:hAnsi="Georgia"/>
+          <w:sz w:val="22"/>
+          <w:szCs w:val="22"/>
+        </w:rPr>
+        <w:t xml:space="preserve"> — at a tall mirror</w:t>
+      </w:r>
+      <w:r>
+        <w:rPr>
+          <w:rFonts w:ascii="Georgia" w:cs="Georgia" w:eastAsia="Georgia" w:hAnsi="Georgia"/>
+          <w:sz w:val="22"/>
+          <w:szCs w:val="22"/>
+        </w:rPr>
+        <w:t xml:space="preserve"> at the end of it. “That’s the door. You have to walk backwards</w:t>
+      </w:r>
+      <w:r>
+        <w:rPr>
+          <w:rFonts w:ascii="Georgia" w:cs="Georgia" w:eastAsia="Georgia" w:hAnsi="Georgia"/>
+          <w:sz w:val="22"/>
+          <w:szCs w:val="22"/>
+        </w:rPr>
+        <w:t xml:space="preserve">. Don’t look at it.” And then, quietly: “I’ll wait here.”</w:t>
+      </w:r>
+    </w:p>
+    <w:p>
+      <w:pPr>
+        <w:pStyle w:val="Heading1"/>
+        <w:pageBreakBefore/>
+        <w:spacing w:after="60" w:before="400"/>
+      </w:pPr>
+      <w:r>
+        <w:rPr>
+          <w:rFonts w:ascii="Georgia" w:cs="Georgia" w:eastAsia="Georgia" w:hAnsi="Georgia"/>
+          <w:b/>
+          <w:bCs/>
+          <w:color w:val="1A1A1A"/>
+          <w:sz w:val="32"/>
+          <w:szCs w:val="32"/>
+        </w:rPr>
+        <w:t xml:space="preserve">Kapitel III · The Tower Room</w:t>
+      </w:r>
+    </w:p>
+    <w:p>
+      <w:pPr>
+        <w:spacing w:after="40" w:before="100"/>
+      </w:pPr>
+      <w:r>
+        <w:rPr>
+          <w:rFonts w:ascii="Georgia" w:cs="Georgia" w:eastAsia="Georgia" w:hAnsi="Georgia"/>
+          <w:b/>
+          <w:bCs/>
+          <w:color w:val="555555"/>
+          <w:sz w:val="19"/>
+          <w:szCs w:val="19"/>
+        </w:rPr>
+        <w:t xml:space="preserve">Die Treppe</w:t>
+      </w:r>
+    </w:p>
+    <w:p>
+      <w:pPr>
+        <w:spacing w:after="110" w:line="320"/>
+      </w:pPr>
+      <w:r>
+        <w:rPr>
+          <w:rFonts w:ascii="Georgia" w:cs="Georgia" w:eastAsia="Georgia" w:hAnsi="Georgia"/>
+          <w:sz w:val="22"/>
+          <w:szCs w:val="22"/>
+        </w:rPr>
+        <w:t xml:space="preserve">Behind the mirror</w:t>
+      </w:r>
+      <w:r>
+        <w:rPr>
+          <w:rFonts w:ascii="Georgia" w:cs="Georgia" w:eastAsia="Georgia" w:hAnsi="Georgia"/>
+          <w:color w:val="7A5A1A"/>
+          <w:sz w:val="18"/>
+          <w:szCs w:val="18"/>
+        </w:rPr>
+        <w:t xml:space="preserve"> [Spiegel]</w:t>
+      </w:r>
+      <w:r>
+        <w:rPr>
+          <w:rFonts w:ascii="Georgia" w:cs="Georgia" w:eastAsia="Georgia" w:hAnsi="Georgia"/>
+          <w:sz w:val="22"/>
+          <w:szCs w:val="22"/>
+        </w:rPr>
+        <w:t xml:space="preserve"> there is a narrow</w:t>
+      </w:r>
+      <w:r>
+        <w:rPr>
+          <w:rFonts w:ascii="Georgia" w:cs="Georgia" w:eastAsia="Georgia" w:hAnsi="Georgia"/>
+          <w:color w:val="7A5A1A"/>
+          <w:sz w:val="18"/>
+          <w:szCs w:val="18"/>
+        </w:rPr>
+        <w:t xml:space="preserve"> [schmal]</w:t>
+      </w:r>
+      <w:r>
+        <w:rPr>
+          <w:rFonts w:ascii="Georgia" w:cs="Georgia" w:eastAsia="Georgia" w:hAnsi="Georgia"/>
+          <w:sz w:val="22"/>
+          <w:szCs w:val="22"/>
+        </w:rPr>
+        <w:t xml:space="preserve"> stair</w:t>
+      </w:r>
+      <w:r>
+        <w:rPr>
+          <w:rFonts w:ascii="Georgia" w:cs="Georgia" w:eastAsia="Georgia" w:hAnsi="Georgia"/>
+          <w:color w:val="7A5A1A"/>
+          <w:sz w:val="18"/>
+          <w:szCs w:val="18"/>
+        </w:rPr>
+        <w:t xml:space="preserve"> [Treppe]</w:t>
+      </w:r>
+      <w:r>
+        <w:rPr>
+          <w:rFonts w:ascii="Georgia" w:cs="Georgia" w:eastAsia="Georgia" w:hAnsi="Georgia"/>
+          <w:sz w:val="22"/>
+          <w:szCs w:val="22"/>
+        </w:rPr>
+        <w:t xml:space="preserve">, and it goes up for a long time. Nobody says anything. At the top there is a door with light under it.</w:t>
+      </w:r>
+    </w:p>
+    <w:p>
+      <w:pPr>
+        <w:spacing w:after="40" w:before="100"/>
+      </w:pPr>
+      <w:r>
+        <w:rPr>
+          <w:rFonts w:ascii="Georgia" w:cs="Georgia" w:eastAsia="Georgia" w:hAnsi="Georgia"/>
+          <w:b/>
+          <w:bCs/>
+          <w:color w:val="555555"/>
+          <w:sz w:val="19"/>
+          <w:szCs w:val="19"/>
+        </w:rPr>
+        <w:t xml:space="preserve">Das Turmzimmer</w:t>
+      </w:r>
+    </w:p>
+    <w:p>
+      <w:pPr>
+        <w:spacing w:after="110" w:line="320"/>
+      </w:pPr>
+      <w:r>
+        <w:rPr>
+          <w:rFonts w:ascii="Georgia" w:cs="Georgia" w:eastAsia="Georgia" w:hAnsi="Georgia"/>
+          <w:sz w:val="22"/>
+          <w:szCs w:val="22"/>
+        </w:rPr>
+        <w:t xml:space="preserve">The room at the top is warm. There is a fire, and a pot of tea, and two cups.</w:t>
+      </w:r>
+    </w:p>
+    <w:p>
+      <w:pPr>
+        <w:spacing w:after="110" w:line="320"/>
+      </w:pPr>
+      <w:r>
+        <w:rPr>
+          <w:rFonts w:ascii="Georgia" w:cs="Georgia" w:eastAsia="Georgia" w:hAnsi="Georgia"/>
+          <w:sz w:val="22"/>
+          <w:szCs w:val="22"/>
+        </w:rPr>
+        <w:t xml:space="preserve">Mirela Vance sits in an armchair</w:t>
+      </w:r>
+      <w:r>
+        <w:rPr>
+          <w:rFonts w:ascii="Georgia" w:cs="Georgia" w:eastAsia="Georgia" w:hAnsi="Georgia"/>
+          <w:color w:val="7A5A1A"/>
+          <w:sz w:val="18"/>
+          <w:szCs w:val="18"/>
+        </w:rPr>
+        <w:t xml:space="preserve"> [Sessel]</w:t>
+      </w:r>
+      <w:r>
+        <w:rPr>
+          <w:rFonts w:ascii="Georgia" w:cs="Georgia" w:eastAsia="Georgia" w:hAnsi="Georgia"/>
+          <w:sz w:val="22"/>
+          <w:szCs w:val="22"/>
+        </w:rPr>
+        <w:t xml:space="preserve"> with a book on her knees. She is not tied up</w:t>
+      </w:r>
+      <w:r>
+        <w:rPr>
+          <w:rFonts w:ascii="Georgia" w:cs="Georgia" w:eastAsia="Georgia" w:hAnsi="Georgia"/>
+          <w:color w:val="7A5A1A"/>
+          <w:sz w:val="18"/>
+          <w:szCs w:val="18"/>
+        </w:rPr>
+        <w:t xml:space="preserve"> [gefesselt]</w:t>
+      </w:r>
+      <w:r>
+        <w:rPr>
+          <w:rFonts w:ascii="Georgia" w:cs="Georgia" w:eastAsia="Georgia" w:hAnsi="Georgia"/>
+          <w:sz w:val="22"/>
+          <w:szCs w:val="22"/>
+        </w:rPr>
+        <w:t xml:space="preserve">. She is not hurt</w:t>
+      </w:r>
+      <w:r>
+        <w:rPr>
+          <w:rFonts w:ascii="Georgia" w:cs="Georgia" w:eastAsia="Georgia" w:hAnsi="Georgia"/>
+          <w:color w:val="7A5A1A"/>
+          <w:sz w:val="18"/>
+          <w:szCs w:val="18"/>
+        </w:rPr>
+        <w:t xml:space="preserve"> [verletzt]</w:t>
+      </w:r>
+      <w:r>
+        <w:rPr>
+          <w:rFonts w:ascii="Georgia" w:cs="Georgia" w:eastAsia="Georgia" w:hAnsi="Georgia"/>
+          <w:sz w:val="22"/>
+          <w:szCs w:val="22"/>
+        </w:rPr>
+        <w:t xml:space="preserve">. She is not even pale</w:t>
+      </w:r>
+      <w:r>
+        <w:rPr>
+          <w:rFonts w:ascii="Georgia" w:cs="Georgia" w:eastAsia="Georgia" w:hAnsi="Georgia"/>
+          <w:color w:val="7A5A1A"/>
+          <w:sz w:val="18"/>
+          <w:szCs w:val="18"/>
+        </w:rPr>
+        <w:t xml:space="preserve"> [blass, hell]</w:t>
+      </w:r>
+      <w:r>
+        <w:rPr>
+          <w:rFonts w:ascii="Georgia" w:cs="Georgia" w:eastAsia="Georgia" w:hAnsi="Georgia"/>
+          <w:sz w:val="22"/>
+          <w:szCs w:val="22"/>
+        </w:rPr>
+        <w:t xml:space="preserve">.</w:t>
+      </w:r>
+    </w:p>
+    <w:p>
+      <w:pPr>
+        <w:spacing w:after="110" w:line="320"/>
+      </w:pPr>
+      <w:r>
+        <w:rPr>
+          <w:rFonts w:ascii="Georgia" w:cs="Georgia" w:eastAsia="Georgia" w:hAnsi="Georgia"/>
+          <w:sz w:val="22"/>
+          <w:szCs w:val="22"/>
+        </w:rPr>
+        <w:t xml:space="preserve">She looks up and says: “You’re late</w:t>
+      </w:r>
+      <w:r>
+        <w:rPr>
+          <w:rFonts w:ascii="Georgia" w:cs="Georgia" w:eastAsia="Georgia" w:hAnsi="Georgia"/>
+          <w:color w:val="7A5A1A"/>
+          <w:sz w:val="18"/>
+          <w:szCs w:val="18"/>
+        </w:rPr>
+        <w:t xml:space="preserve"> [spät]</w:t>
+      </w:r>
+      <w:r>
+        <w:rPr>
+          <w:rFonts w:ascii="Georgia" w:cs="Georgia" w:eastAsia="Georgia" w:hAnsi="Georgia"/>
+          <w:sz w:val="22"/>
+          <w:szCs w:val="22"/>
+        </w:rPr>
+        <w:t xml:space="preserve">. The coach comes at midnight — you could have taken the coach.”</w:t>
+      </w:r>
+    </w:p>
+    <w:p>
+      <w:pPr>
+        <w:pBdr>
+          <w:left w:val="single" w:color="74B094" w:sz="18" w:space="8"/>
+        </w:pBdr>
+        <w:shd w:fill="EAF4EC" w:color="auto" w:val="clear"/>
+        <w:spacing w:after="40"/>
+        <w:ind w:left="120"/>
+      </w:pPr>
+      <w:r>
+        <w:rPr>
+          <w:rFonts w:ascii="Georgia" w:cs="Georgia" w:eastAsia="Georgia" w:hAnsi="Georgia"/>
           <w:b/>
           <w:bCs/>
           <w:color w:val="3A5A4C"/>
           <w:sz w:val="16"/>
           <w:szCs w:val="16"/>
         </w:rPr>
-        <w:t xml:space="preserve">AUFGABE:  </w:t>
+        <w:t xml:space="preserve">DM SAGT DEN SCHÜLERN:  </w:t>
       </w:r>
       <w:r>
         <w:rPr>
@@ -4213,7 +4408,26 @@
           <w:sz w:val="19"/>
           <w:szCs w:val="19"/>
         </w:rPr>
-        <w:t xml:space="preserve">Jede Figur bringt einen echten Einwand gegen Mirelas Entscheidung — und hört sich ihre Antwort an. Mirela gibt erst nach, wenn ihr etwas Besseres angeboten wird als „wir retten dich“.  →  Helfer-Blatt · Teil 7</w:t>
+        <w:t xml:space="preserve">“Each of you: give Mirela one real reason why she should not do this. Then listen to what she says back.”</w:t>
+      </w:r>
+    </w:p>
+    <w:p>
+      <w:pPr>
+        <w:pBdr>
+          <w:left w:val="single" w:color="74B094" w:sz="18" w:space="8"/>
+        </w:pBdr>
+        <w:shd w:fill="EAF4EC" w:color="auto" w:val="clear"/>
+        <w:spacing w:after="140"/>
+        <w:ind w:left="120"/>
+      </w:pPr>
+      <w:r>
+        <w:rPr>
+          <w:rFonts w:ascii="Georgia" w:cs="Georgia" w:eastAsia="Georgia" w:hAnsi="Georgia"/>
+          <w:color w:val="555555"/>
+          <w:sz w:val="17"/>
+          <w:szCs w:val="17"/>
+        </w:rPr>
+        <w:t xml:space="preserve">→  Helfer-Blatt · Teil 7</w:t>
       </w:r>
     </w:p>
     <w:p>
@@ -4388,566 +4602,31 @@
     </w:p>
     <w:p>
       <w:pPr>
-        <w:pStyle w:val="Heading1"/>
-        <w:pageBreakBefore/>
-        <w:spacing w:after="60" w:before="400"/>
-      </w:pPr>
-      <w:r>
-        <w:rPr>
-          <w:rFonts w:ascii="Georgia" w:cs="Georgia" w:eastAsia="Georgia" w:hAnsi="Georgia"/>
-          <w:b/>
-          <w:bCs/>
-          <w:color w:val="1A1A1A"/>
-          <w:sz w:val="32"/>
-          <w:szCs w:val="32"/>
-        </w:rPr>
-        <w:t xml:space="preserve">Finale · Count Vaskir</w:t>
-      </w:r>
-    </w:p>
-    <w:p>
-      <w:pPr>
-        <w:spacing w:after="60" w:before="120"/>
-      </w:pPr>
-      <w:r>
-        <w:rPr>
-          <w:rFonts w:ascii="Georgia" w:cs="Georgia" w:eastAsia="Georgia" w:hAnsi="Georgia"/>
-          <w:b/>
-          <w:bCs/>
-          <w:color w:val="7A5A1A"/>
-          <w:sz w:val="17"/>
-          <w:szCs w:val="17"/>
-        </w:rPr>
-        <w:t xml:space="preserve">▸ Nur bei: Wahl A · hinaustragen</w:t>
-      </w:r>
-    </w:p>
-    <w:p>
-      <w:pPr>
-        <w:spacing w:after="40" w:before="100"/>
-      </w:pPr>
-      <w:r>
-        <w:rPr>
-          <w:rFonts w:ascii="Georgia" w:cs="Georgia" w:eastAsia="Georgia" w:hAnsi="Georgia"/>
-          <w:b/>
-          <w:bCs/>
-          <w:color w:val="555555"/>
+        <w:pBdr>
+          <w:left w:val="single" w:color="74B094" w:sz="18" w:space="8"/>
+        </w:pBdr>
+        <w:shd w:fill="EAF4EC" w:color="auto" w:val="clear"/>
+        <w:spacing w:after="40"/>
+        <w:ind w:left="120"/>
+      </w:pPr>
+      <w:r>
+        <w:rPr>
+          <w:rFonts w:ascii="Georgia" w:cs="Georgia" w:eastAsia="Georgia" w:hAnsi="Georgia"/>
+          <w:b/>
+          <w:bCs/>
+          <w:color w:val="3A5A4C"/>
+          <w:sz w:val="16"/>
+          <w:szCs w:val="16"/>
+        </w:rPr>
+        <w:t xml:space="preserve">DM SAGT DEN SCHÜLERN:  </w:t>
+      </w:r>
+      <w:r>
+        <w:rPr>
+          <w:rFonts w:ascii="Georgia" w:cs="Georgia" w:eastAsia="Georgia" w:hAnsi="Georgia"/>
           <w:sz w:val="19"/>
           <w:szCs w:val="19"/>
         </w:rPr>
-        <w:t xml:space="preserve">Der Weg hinunter</w:t>
-      </w:r>
-    </w:p>
-    <w:p>
-      <w:pPr>
-        <w:spacing w:after="110" w:line="320"/>
-      </w:pPr>
-      <w:r>
-        <w:rPr>
-          <w:rFonts w:ascii="Georgia" w:cs="Georgia" w:eastAsia="Georgia" w:hAnsi="Georgia"/>
-          <w:sz w:val="22"/>
-          <w:szCs w:val="22"/>
-        </w:rPr>
-        <w:t xml:space="preserve">Mirela does not fight you. She screams</w:t>
-      </w:r>
-      <w:r>
-        <w:rPr>
-          <w:rFonts w:ascii="Georgia" w:cs="Georgia" w:eastAsia="Georgia" w:hAnsi="Georgia"/>
-          <w:color w:val="7A5A1A"/>
-          <w:sz w:val="18"/>
-          <w:szCs w:val="18"/>
-        </w:rPr>
-        <w:t xml:space="preserve"> [schreit]</w:t>
-      </w:r>
-      <w:r>
-        <w:rPr>
-          <w:rFonts w:ascii="Georgia" w:cs="Georgia" w:eastAsia="Georgia" w:hAnsi="Georgia"/>
-          <w:sz w:val="22"/>
-          <w:szCs w:val="22"/>
-        </w:rPr>
-        <w:t xml:space="preserve"> — once, very loud — and then she goes quiet and lets herself be carried. Down the long stair</w:t>
-      </w:r>
-      <w:r>
-        <w:rPr>
-          <w:rFonts w:ascii="Georgia" w:cs="Georgia" w:eastAsia="Georgia" w:hAnsi="Georgia"/>
-          <w:color w:val="7A5A1A"/>
-          <w:sz w:val="18"/>
-          <w:szCs w:val="18"/>
-        </w:rPr>
-        <w:t xml:space="preserve"> [Treppe]</w:t>
-      </w:r>
-      <w:r>
-        <w:rPr>
-          <w:rFonts w:ascii="Georgia" w:cs="Georgia" w:eastAsia="Georgia" w:hAnsi="Georgia"/>
-          <w:sz w:val="22"/>
-          <w:szCs w:val="22"/>
-        </w:rPr>
-        <w:t xml:space="preserve">, backwards</w:t>
-      </w:r>
-      <w:r>
-        <w:rPr>
-          <w:rFonts w:ascii="Georgia" w:cs="Georgia" w:eastAsia="Georgia" w:hAnsi="Georgia"/>
-          <w:color w:val="7A5A1A"/>
-          <w:sz w:val="18"/>
-          <w:szCs w:val="18"/>
-        </w:rPr>
-        <w:t xml:space="preserve"> [rückwärts]</w:t>
-      </w:r>
-      <w:r>
-        <w:rPr>
-          <w:rFonts w:ascii="Georgia" w:cs="Georgia" w:eastAsia="Georgia" w:hAnsi="Georgia"/>
-          <w:sz w:val="22"/>
-          <w:szCs w:val="22"/>
-        </w:rPr>
-        <w:t xml:space="preserve"> through the mirror</w:t>
-      </w:r>
-      <w:r>
-        <w:rPr>
-          <w:rFonts w:ascii="Georgia" w:cs="Georgia" w:eastAsia="Georgia" w:hAnsi="Georgia"/>
-          <w:color w:val="7A5A1A"/>
-          <w:sz w:val="18"/>
-          <w:szCs w:val="18"/>
-        </w:rPr>
-        <w:t xml:space="preserve"> [Spiegel]</w:t>
-      </w:r>
-      <w:r>
-        <w:rPr>
-          <w:rFonts w:ascii="Georgia" w:cs="Georgia" w:eastAsia="Georgia" w:hAnsi="Georgia"/>
-          <w:sz w:val="22"/>
-          <w:szCs w:val="22"/>
-        </w:rPr>
-        <w:t xml:space="preserve">, into the west corridor</w:t>
-      </w:r>
-      <w:r>
-        <w:rPr>
-          <w:rFonts w:ascii="Georgia" w:cs="Georgia" w:eastAsia="Georgia" w:hAnsi="Georgia"/>
-          <w:color w:val="7A5A1A"/>
-          <w:sz w:val="18"/>
-          <w:szCs w:val="18"/>
-        </w:rPr>
-        <w:t xml:space="preserve"> [Gang, Korridor]</w:t>
-      </w:r>
-      <w:r>
-        <w:rPr>
-          <w:rFonts w:ascii="Georgia" w:cs="Georgia" w:eastAsia="Georgia" w:hAnsi="Georgia"/>
-          <w:sz w:val="22"/>
-          <w:szCs w:val="22"/>
-        </w:rPr>
-        <w:t xml:space="preserve">.</w:t>
-      </w:r>
-    </w:p>
-    <w:p>
-      <w:pPr>
-        <w:spacing w:after="110" w:line="320"/>
-      </w:pPr>
-      <w:r>
-        <w:rPr>
-          <w:rFonts w:ascii="Georgia" w:cs="Georgia" w:eastAsia="Georgia" w:hAnsi="Georgia"/>
-          <w:sz w:val="22"/>
-          <w:szCs w:val="22"/>
-        </w:rPr>
-        <w:t xml:space="preserve">At the far end of the corridor</w:t>
-      </w:r>
-      <w:r>
-        <w:rPr>
-          <w:rFonts w:ascii="Georgia" w:cs="Georgia" w:eastAsia="Georgia" w:hAnsi="Georgia"/>
-          <w:sz w:val="22"/>
-          <w:szCs w:val="22"/>
-        </w:rPr>
-        <w:t xml:space="preserve"> a lamp is burning, and a man is standing under it. He has clearly been waiting for a while.</w:t>
-      </w:r>
-    </w:p>
-    <w:p>
-      <w:pPr>
-        <w:spacing w:after="60" w:before="120"/>
-      </w:pPr>
-      <w:r>
-        <w:rPr>
-          <w:rFonts w:ascii="Georgia" w:cs="Georgia" w:eastAsia="Georgia" w:hAnsi="Georgia"/>
-          <w:b/>
-          <w:bCs/>
-          <w:color w:val="7A5A1A"/>
-          <w:sz w:val="17"/>
-          <w:szCs w:val="17"/>
-        </w:rPr>
-        <w:t xml:space="preserve">▸ Nur bei: Wahl B · Buch verbrennen</w:t>
-      </w:r>
-    </w:p>
-    <w:p>
-      <w:pPr>
-        <w:spacing w:after="40" w:before="100"/>
-      </w:pPr>
-      <w:r>
-        <w:rPr>
-          <w:rFonts w:ascii="Georgia" w:cs="Georgia" w:eastAsia="Georgia" w:hAnsi="Georgia"/>
-          <w:b/>
-          <w:bCs/>
-          <w:color w:val="555555"/>
-          <w:sz w:val="19"/>
-          <w:szCs w:val="19"/>
-        </w:rPr>
-        <w:t xml:space="preserve">Das Arbeitszimmer</w:t>
-      </w:r>
-    </w:p>
-    <w:p>
-      <w:pPr>
-        <w:spacing w:after="110" w:line="320"/>
-      </w:pPr>
-      <w:r>
-        <w:rPr>
-          <w:rFonts w:ascii="Georgia" w:cs="Georgia" w:eastAsia="Georgia" w:hAnsi="Georgia"/>
-          <w:sz w:val="22"/>
-          <w:szCs w:val="22"/>
-        </w:rPr>
-        <w:t xml:space="preserve">The study</w:t>
-      </w:r>
-      <w:r>
-        <w:rPr>
-          <w:rFonts w:ascii="Georgia" w:cs="Georgia" w:eastAsia="Georgia" w:hAnsi="Georgia"/>
-          <w:color w:val="7A5A1A"/>
-          <w:sz w:val="18"/>
-          <w:szCs w:val="18"/>
-        </w:rPr>
-        <w:t xml:space="preserve"> [Arbeitszimmer]</w:t>
-      </w:r>
-      <w:r>
-        <w:rPr>
-          <w:rFonts w:ascii="Georgia" w:cs="Georgia" w:eastAsia="Georgia" w:hAnsi="Georgia"/>
-          <w:sz w:val="22"/>
-          <w:szCs w:val="22"/>
-        </w:rPr>
-        <w:t xml:space="preserve"> is one floor down: a desk</w:t>
-      </w:r>
-      <w:r>
-        <w:rPr>
-          <w:rFonts w:ascii="Georgia" w:cs="Georgia" w:eastAsia="Georgia" w:hAnsi="Georgia"/>
-          <w:color w:val="7A5A1A"/>
-          <w:sz w:val="18"/>
-          <w:szCs w:val="18"/>
-        </w:rPr>
-        <w:t xml:space="preserve"> [Schreibtisch]</w:t>
-      </w:r>
-      <w:r>
-        <w:rPr>
-          <w:rFonts w:ascii="Georgia" w:cs="Georgia" w:eastAsia="Georgia" w:hAnsi="Georgia"/>
-          <w:sz w:val="22"/>
-          <w:szCs w:val="22"/>
-        </w:rPr>
-        <w:t xml:space="preserve">, a lamp, and the book — open, four hundred years of signatures</w:t>
-      </w:r>
-      <w:r>
-        <w:rPr>
-          <w:rFonts w:ascii="Georgia" w:cs="Georgia" w:eastAsia="Georgia" w:hAnsi="Georgia"/>
-          <w:color w:val="7A5A1A"/>
-          <w:sz w:val="18"/>
-          <w:szCs w:val="18"/>
-        </w:rPr>
-        <w:t xml:space="preserve"> [Unterschriften]</w:t>
-      </w:r>
-      <w:r>
-        <w:rPr>
-          <w:rFonts w:ascii="Georgia" w:cs="Georgia" w:eastAsia="Georgia" w:hAnsi="Georgia"/>
-          <w:sz w:val="22"/>
-          <w:szCs w:val="22"/>
-        </w:rPr>
-        <w:t xml:space="preserve">. It burns</w:t>
-      </w:r>
-      <w:r>
-        <w:rPr>
-          <w:rFonts w:ascii="Georgia" w:cs="Georgia" w:eastAsia="Georgia" w:hAnsi="Georgia"/>
-          <w:color w:val="7A5A1A"/>
-          <w:sz w:val="18"/>
-          <w:szCs w:val="18"/>
-        </w:rPr>
-        <w:t xml:space="preserve"> [brennt]</w:t>
-      </w:r>
-      <w:r>
-        <w:rPr>
-          <w:rFonts w:ascii="Georgia" w:cs="Georgia" w:eastAsia="Georgia" w:hAnsi="Georgia"/>
-          <w:sz w:val="22"/>
-          <w:szCs w:val="22"/>
-        </w:rPr>
-        <w:t xml:space="preserve"> faster than paper should, and the room goes cold while it burns</w:t>
-      </w:r>
-      <w:r>
-        <w:rPr>
-          <w:rFonts w:ascii="Georgia" w:cs="Georgia" w:eastAsia="Georgia" w:hAnsi="Georgia"/>
-          <w:sz w:val="22"/>
-          <w:szCs w:val="22"/>
-        </w:rPr>
-        <w:t xml:space="preserve">. Mirela has followed you down. She says nothing.</w:t>
-      </w:r>
-    </w:p>
-    <w:p>
-      <w:pPr>
-        <w:spacing w:after="110" w:line="320"/>
-      </w:pPr>
-      <w:r>
-        <w:rPr>
-          <w:rFonts w:ascii="Georgia" w:cs="Georgia" w:eastAsia="Georgia" w:hAnsi="Georgia"/>
-          <w:sz w:val="22"/>
-          <w:szCs w:val="22"/>
-        </w:rPr>
-        <w:t xml:space="preserve">When you turn round, a man is standing in the doorway</w:t>
-      </w:r>
-      <w:r>
-        <w:rPr>
-          <w:rFonts w:ascii="Georgia" w:cs="Georgia" w:eastAsia="Georgia" w:hAnsi="Georgia"/>
-          <w:color w:val="7A5A1A"/>
-          <w:sz w:val="18"/>
-          <w:szCs w:val="18"/>
-        </w:rPr>
-        <w:t xml:space="preserve"> [Türrahmen]</w:t>
-      </w:r>
-      <w:r>
-        <w:rPr>
-          <w:rFonts w:ascii="Georgia" w:cs="Georgia" w:eastAsia="Georgia" w:hAnsi="Georgia"/>
-          <w:sz w:val="22"/>
-          <w:szCs w:val="22"/>
-        </w:rPr>
-        <w:t xml:space="preserve">. He does not look angry. He looks tired</w:t>
-      </w:r>
-      <w:r>
-        <w:rPr>
-          <w:rFonts w:ascii="Georgia" w:cs="Georgia" w:eastAsia="Georgia" w:hAnsi="Georgia"/>
-          <w:color w:val="7A5A1A"/>
-          <w:sz w:val="18"/>
-          <w:szCs w:val="18"/>
-        </w:rPr>
-        <w:t xml:space="preserve"> [müde]</w:t>
-      </w:r>
-      <w:r>
-        <w:rPr>
-          <w:rFonts w:ascii="Georgia" w:cs="Georgia" w:eastAsia="Georgia" w:hAnsi="Georgia"/>
-          <w:sz w:val="22"/>
-          <w:szCs w:val="22"/>
-        </w:rPr>
-        <w:t xml:space="preserve">.</w:t>
-      </w:r>
-    </w:p>
-    <w:p>
-      <w:pPr>
-        <w:spacing w:after="60" w:before="120"/>
-      </w:pPr>
-      <w:r>
-        <w:rPr>
-          <w:rFonts w:ascii="Georgia" w:cs="Georgia" w:eastAsia="Georgia" w:hAnsi="Georgia"/>
-          <w:b/>
-          <w:bCs/>
-          <w:color w:val="7A5A1A"/>
-          <w:sz w:val="17"/>
-          <w:szCs w:val="17"/>
-        </w:rPr>
-        <w:t xml:space="preserve">▸ Nur bei: Wahl C · Angebot</w:t>
-      </w:r>
-    </w:p>
-    <w:p>
-      <w:pPr>
-        <w:spacing w:after="40" w:before="100"/>
-      </w:pPr>
-      <w:r>
-        <w:rPr>
-          <w:rFonts w:ascii="Georgia" w:cs="Georgia" w:eastAsia="Georgia" w:hAnsi="Georgia"/>
-          <w:b/>
-          <w:bCs/>
-          <w:color w:val="555555"/>
-          <w:sz w:val="19"/>
-          <w:szCs w:val="19"/>
-        </w:rPr>
-        <w:t xml:space="preserve">Der Ruf</w:t>
-      </w:r>
-    </w:p>
-    <w:p>
-      <w:pPr>
-        <w:spacing w:after="110" w:line="320"/>
-      </w:pPr>
-      <w:r>
-        <w:rPr>
-          <w:rFonts w:ascii="Georgia" w:cs="Georgia" w:eastAsia="Georgia" w:hAnsi="Georgia"/>
-          <w:sz w:val="22"/>
-          <w:szCs w:val="22"/>
-        </w:rPr>
-        <w:t xml:space="preserve">You call his name down the stairwell</w:t>
-      </w:r>
-      <w:r>
-        <w:rPr>
-          <w:rFonts w:ascii="Georgia" w:cs="Georgia" w:eastAsia="Georgia" w:hAnsi="Georgia"/>
-          <w:color w:val="7A5A1A"/>
-          <w:sz w:val="18"/>
-          <w:szCs w:val="18"/>
-        </w:rPr>
-        <w:t xml:space="preserve"> [Treppenhaus]</w:t>
-      </w:r>
-      <w:r>
-        <w:rPr>
-          <w:rFonts w:ascii="Georgia" w:cs="Georgia" w:eastAsia="Georgia" w:hAnsi="Georgia"/>
-          <w:sz w:val="22"/>
-          <w:szCs w:val="22"/>
-        </w:rPr>
-        <w:t xml:space="preserve">. Nothing happens for a long minute.</w:t>
-      </w:r>
-    </w:p>
-    <w:p>
-      <w:pPr>
-        <w:spacing w:after="110" w:line="320"/>
-      </w:pPr>
-      <w:r>
-        <w:rPr>
-          <w:rFonts w:ascii="Georgia" w:cs="Georgia" w:eastAsia="Georgia" w:hAnsi="Georgia"/>
-          <w:sz w:val="22"/>
-          <w:szCs w:val="22"/>
-        </w:rPr>
-        <w:t xml:space="preserve">Then the door opens, and he is simply sitting in the second chair</w:t>
-      </w:r>
-      <w:r>
-        <w:rPr>
-          <w:rFonts w:ascii="Georgia" w:cs="Georgia" w:eastAsia="Georgia" w:hAnsi="Georgia"/>
-          <w:color w:val="7A5A1A"/>
-          <w:sz w:val="18"/>
-          <w:szCs w:val="18"/>
-        </w:rPr>
-        <w:t xml:space="preserve"> [zweiter Stuhl]</w:t>
-      </w:r>
-      <w:r>
-        <w:rPr>
-          <w:rFonts w:ascii="Georgia" w:cs="Georgia" w:eastAsia="Georgia" w:hAnsi="Georgia"/>
-          <w:sz w:val="22"/>
-          <w:szCs w:val="22"/>
-        </w:rPr>
-        <w:t xml:space="preserve">, with the second cup of tea</w:t>
-      </w:r>
-      <w:r>
-        <w:rPr>
-          <w:rFonts w:ascii="Georgia" w:cs="Georgia" w:eastAsia="Georgia" w:hAnsi="Georgia"/>
-          <w:color w:val="7A5A1A"/>
-          <w:sz w:val="18"/>
-          <w:szCs w:val="18"/>
-        </w:rPr>
-        <w:t xml:space="preserve"> [Tasse Tee]</w:t>
-      </w:r>
-      <w:r>
-        <w:rPr>
-          <w:rFonts w:ascii="Georgia" w:cs="Georgia" w:eastAsia="Georgia" w:hAnsi="Georgia"/>
-          <w:sz w:val="22"/>
-          <w:szCs w:val="22"/>
-        </w:rPr>
-        <w:t xml:space="preserve">, which was never meant for Mirela.</w:t>
-      </w:r>
-    </w:p>
-    <w:p>
-      <w:pPr>
-        <w:spacing w:after="40" w:before="100"/>
-      </w:pPr>
-      <w:r>
-        <w:rPr>
-          <w:rFonts w:ascii="Georgia" w:cs="Georgia" w:eastAsia="Georgia" w:hAnsi="Georgia"/>
-          <w:b/>
-          <w:bCs/>
-          <w:color w:val="555555"/>
-          <w:sz w:val="19"/>
-          <w:szCs w:val="19"/>
-        </w:rPr>
-        <w:t xml:space="preserve">Der Graf</w:t>
-      </w:r>
-    </w:p>
-    <w:p>
-      <w:pPr>
-        <w:spacing w:after="110" w:line="320"/>
-      </w:pPr>
-      <w:r>
-        <w:rPr>
-          <w:rFonts w:ascii="Georgia" w:cs="Georgia" w:eastAsia="Georgia" w:hAnsi="Georgia"/>
-          <w:sz w:val="22"/>
-          <w:szCs w:val="22"/>
-        </w:rPr>
-        <w:t xml:space="preserve">He is not tall. He is not pale</w:t>
-      </w:r>
-      <w:r>
-        <w:rPr>
-          <w:rFonts w:ascii="Georgia" w:cs="Georgia" w:eastAsia="Georgia" w:hAnsi="Georgia"/>
-          <w:color w:val="7A5A1A"/>
-          <w:sz w:val="18"/>
-          <w:szCs w:val="18"/>
-        </w:rPr>
-        <w:t xml:space="preserve"> [blass, hell]</w:t>
-      </w:r>
-      <w:r>
-        <w:rPr>
-          <w:rFonts w:ascii="Georgia" w:cs="Georgia" w:eastAsia="Georgia" w:hAnsi="Georgia"/>
-          <w:sz w:val="22"/>
-          <w:szCs w:val="22"/>
-        </w:rPr>
-        <w:t xml:space="preserve">. He looks like a tired</w:t>
-      </w:r>
-      <w:r>
-        <w:rPr>
-          <w:rFonts w:ascii="Georgia" w:cs="Georgia" w:eastAsia="Georgia" w:hAnsi="Georgia"/>
-          <w:sz w:val="22"/>
-          <w:szCs w:val="22"/>
-        </w:rPr>
-        <w:t xml:space="preserve"> man of fifty who has been doing the same job for far too long, and that is the frightening</w:t>
-      </w:r>
-      <w:r>
-        <w:rPr>
-          <w:rFonts w:ascii="Georgia" w:cs="Georgia" w:eastAsia="Georgia" w:hAnsi="Georgia"/>
-          <w:color w:val="7A5A1A"/>
-          <w:sz w:val="18"/>
-          <w:szCs w:val="18"/>
-        </w:rPr>
-        <w:t xml:space="preserve"> [beängstigend]</w:t>
-      </w:r>
-      <w:r>
-        <w:rPr>
-          <w:rFonts w:ascii="Georgia" w:cs="Georgia" w:eastAsia="Georgia" w:hAnsi="Georgia"/>
-          <w:sz w:val="22"/>
-          <w:szCs w:val="22"/>
-        </w:rPr>
-        <w:t xml:space="preserve"> part.</w:t>
-      </w:r>
-    </w:p>
-    <w:p>
-      <w:pPr>
-        <w:spacing w:after="110" w:line="320"/>
-      </w:pPr>
-      <w:r>
-        <w:rPr>
-          <w:rFonts w:ascii="Georgia" w:cs="Georgia" w:eastAsia="Georgia" w:hAnsi="Georgia"/>
-          <w:sz w:val="22"/>
-          <w:szCs w:val="22"/>
-        </w:rPr>
-        <w:t xml:space="preserve">“Four hundred years,” he says, “and I never took a single one of them. They were brought</w:t>
-      </w:r>
-      <w:r>
-        <w:rPr>
-          <w:rFonts w:ascii="Georgia" w:cs="Georgia" w:eastAsia="Georgia" w:hAnsi="Georgia"/>
-          <w:color w:val="7A5A1A"/>
-          <w:sz w:val="18"/>
-          <w:szCs w:val="18"/>
-        </w:rPr>
-        <w:t xml:space="preserve"> [gebracht]</w:t>
-      </w:r>
-      <w:r>
-        <w:rPr>
-          <w:rFonts w:ascii="Georgia" w:cs="Georgia" w:eastAsia="Georgia" w:hAnsi="Georgia"/>
-          <w:sz w:val="22"/>
-          <w:szCs w:val="22"/>
-        </w:rPr>
-        <w:t xml:space="preserve"> to me. Every twenty years, up that road, with a bag packed</w:t>
-      </w:r>
-      <w:r>
-        <w:rPr>
-          <w:rFonts w:ascii="Georgia" w:cs="Georgia" w:eastAsia="Georgia" w:hAnsi="Georgia"/>
-          <w:color w:val="7A5A1A"/>
-          <w:sz w:val="18"/>
-          <w:szCs w:val="18"/>
-        </w:rPr>
-        <w:t xml:space="preserve"> [gepackte Tasche]</w:t>
-      </w:r>
-      <w:r>
-        <w:rPr>
-          <w:rFonts w:ascii="Georgia" w:cs="Georgia" w:eastAsia="Georgia" w:hAnsi="Georgia"/>
-          <w:sz w:val="22"/>
-          <w:szCs w:val="22"/>
-        </w:rPr>
-        <w:t xml:space="preserve">. Ask her who packed hers.”</w:t>
+        <w:t xml:space="preserve">“Each of you says one full sentence: what should we do — and why? Mirela is listening.”</w:t>
       </w:r>
     </w:p>
     <w:p>
@@ -4962,13 +4641,596 @@
       <w:r>
         <w:rPr>
           <w:rFonts w:ascii="Georgia" w:cs="Georgia" w:eastAsia="Georgia" w:hAnsi="Georgia"/>
+          <w:color w:val="555555"/>
+          <w:sz w:val="17"/>
+          <w:szCs w:val="17"/>
+        </w:rPr>
+        <w:t xml:space="preserve">→  Helfer-Blatt · Teil 3</w:t>
+      </w:r>
+    </w:p>
+    <w:p>
+      <w:pPr>
+        <w:pStyle w:val="Heading1"/>
+        <w:pageBreakBefore/>
+        <w:spacing w:after="60" w:before="400"/>
+      </w:pPr>
+      <w:r>
+        <w:rPr>
+          <w:rFonts w:ascii="Georgia" w:cs="Georgia" w:eastAsia="Georgia" w:hAnsi="Georgia"/>
+          <w:b/>
+          <w:bCs/>
+          <w:color w:val="1A1A1A"/>
+          <w:sz w:val="32"/>
+          <w:szCs w:val="32"/>
+        </w:rPr>
+        <w:t xml:space="preserve">Finale · Count Vaskir</w:t>
+      </w:r>
+    </w:p>
+    <w:p>
+      <w:pPr>
+        <w:spacing w:after="60" w:before="120"/>
+      </w:pPr>
+      <w:r>
+        <w:rPr>
+          <w:rFonts w:ascii="Georgia" w:cs="Georgia" w:eastAsia="Georgia" w:hAnsi="Georgia"/>
+          <w:b/>
+          <w:bCs/>
+          <w:color w:val="7A5A1A"/>
+          <w:sz w:val="17"/>
+          <w:szCs w:val="17"/>
+        </w:rPr>
+        <w:t xml:space="preserve">▸ Nur bei: Wahl A · hinaustragen</w:t>
+      </w:r>
+    </w:p>
+    <w:p>
+      <w:pPr>
+        <w:spacing w:after="40" w:before="100"/>
+      </w:pPr>
+      <w:r>
+        <w:rPr>
+          <w:rFonts w:ascii="Georgia" w:cs="Georgia" w:eastAsia="Georgia" w:hAnsi="Georgia"/>
+          <w:b/>
+          <w:bCs/>
+          <w:color w:val="555555"/>
+          <w:sz w:val="19"/>
+          <w:szCs w:val="19"/>
+        </w:rPr>
+        <w:t xml:space="preserve">Der Weg hinunter</w:t>
+      </w:r>
+    </w:p>
+    <w:p>
+      <w:pPr>
+        <w:spacing w:after="110" w:line="320"/>
+      </w:pPr>
+      <w:r>
+        <w:rPr>
+          <w:rFonts w:ascii="Georgia" w:cs="Georgia" w:eastAsia="Georgia" w:hAnsi="Georgia"/>
+          <w:sz w:val="22"/>
+          <w:szCs w:val="22"/>
+        </w:rPr>
+        <w:t xml:space="preserve">Mirela does not fight you. She screams</w:t>
+      </w:r>
+      <w:r>
+        <w:rPr>
+          <w:rFonts w:ascii="Georgia" w:cs="Georgia" w:eastAsia="Georgia" w:hAnsi="Georgia"/>
+          <w:color w:val="7A5A1A"/>
+          <w:sz w:val="18"/>
+          <w:szCs w:val="18"/>
+        </w:rPr>
+        <w:t xml:space="preserve"> [schreit]</w:t>
+      </w:r>
+      <w:r>
+        <w:rPr>
+          <w:rFonts w:ascii="Georgia" w:cs="Georgia" w:eastAsia="Georgia" w:hAnsi="Georgia"/>
+          <w:sz w:val="22"/>
+          <w:szCs w:val="22"/>
+        </w:rPr>
+        <w:t xml:space="preserve"> — once, very loud — and then she goes quiet and lets herself be carried. Down the long stair</w:t>
+      </w:r>
+      <w:r>
+        <w:rPr>
+          <w:rFonts w:ascii="Georgia" w:cs="Georgia" w:eastAsia="Georgia" w:hAnsi="Georgia"/>
+          <w:color w:val="7A5A1A"/>
+          <w:sz w:val="18"/>
+          <w:szCs w:val="18"/>
+        </w:rPr>
+        <w:t xml:space="preserve"> [Treppe]</w:t>
+      </w:r>
+      <w:r>
+        <w:rPr>
+          <w:rFonts w:ascii="Georgia" w:cs="Georgia" w:eastAsia="Georgia" w:hAnsi="Georgia"/>
+          <w:sz w:val="22"/>
+          <w:szCs w:val="22"/>
+        </w:rPr>
+        <w:t xml:space="preserve">, backwards</w:t>
+      </w:r>
+      <w:r>
+        <w:rPr>
+          <w:rFonts w:ascii="Georgia" w:cs="Georgia" w:eastAsia="Georgia" w:hAnsi="Georgia"/>
+          <w:color w:val="7A5A1A"/>
+          <w:sz w:val="18"/>
+          <w:szCs w:val="18"/>
+        </w:rPr>
+        <w:t xml:space="preserve"> [rückwärts]</w:t>
+      </w:r>
+      <w:r>
+        <w:rPr>
+          <w:rFonts w:ascii="Georgia" w:cs="Georgia" w:eastAsia="Georgia" w:hAnsi="Georgia"/>
+          <w:sz w:val="22"/>
+          <w:szCs w:val="22"/>
+        </w:rPr>
+        <w:t xml:space="preserve"> through the mirror</w:t>
+      </w:r>
+      <w:r>
+        <w:rPr>
+          <w:rFonts w:ascii="Georgia" w:cs="Georgia" w:eastAsia="Georgia" w:hAnsi="Georgia"/>
+          <w:color w:val="7A5A1A"/>
+          <w:sz w:val="18"/>
+          <w:szCs w:val="18"/>
+        </w:rPr>
+        <w:t xml:space="preserve"> [Spiegel]</w:t>
+      </w:r>
+      <w:r>
+        <w:rPr>
+          <w:rFonts w:ascii="Georgia" w:cs="Georgia" w:eastAsia="Georgia" w:hAnsi="Georgia"/>
+          <w:sz w:val="22"/>
+          <w:szCs w:val="22"/>
+        </w:rPr>
+        <w:t xml:space="preserve">, into the west corridor</w:t>
+      </w:r>
+      <w:r>
+        <w:rPr>
+          <w:rFonts w:ascii="Georgia" w:cs="Georgia" w:eastAsia="Georgia" w:hAnsi="Georgia"/>
+          <w:color w:val="7A5A1A"/>
+          <w:sz w:val="18"/>
+          <w:szCs w:val="18"/>
+        </w:rPr>
+        <w:t xml:space="preserve"> [Gang, Korridor]</w:t>
+      </w:r>
+      <w:r>
+        <w:rPr>
+          <w:rFonts w:ascii="Georgia" w:cs="Georgia" w:eastAsia="Georgia" w:hAnsi="Georgia"/>
+          <w:sz w:val="22"/>
+          <w:szCs w:val="22"/>
+        </w:rPr>
+        <w:t xml:space="preserve">.</w:t>
+      </w:r>
+    </w:p>
+    <w:p>
+      <w:pPr>
+        <w:spacing w:after="110" w:line="320"/>
+      </w:pPr>
+      <w:r>
+        <w:rPr>
+          <w:rFonts w:ascii="Georgia" w:cs="Georgia" w:eastAsia="Georgia" w:hAnsi="Georgia"/>
+          <w:sz w:val="22"/>
+          <w:szCs w:val="22"/>
+        </w:rPr>
+        <w:t xml:space="preserve">At the far end of the corridor</w:t>
+      </w:r>
+      <w:r>
+        <w:rPr>
+          <w:rFonts w:ascii="Georgia" w:cs="Georgia" w:eastAsia="Georgia" w:hAnsi="Georgia"/>
+          <w:sz w:val="22"/>
+          <w:szCs w:val="22"/>
+        </w:rPr>
+        <w:t xml:space="preserve"> a lamp is burning, and a man is standing under it. He has clearly been waiting for a while.</w:t>
+      </w:r>
+    </w:p>
+    <w:p>
+      <w:pPr>
+        <w:spacing w:after="60" w:before="120"/>
+      </w:pPr>
+      <w:r>
+        <w:rPr>
+          <w:rFonts w:ascii="Georgia" w:cs="Georgia" w:eastAsia="Georgia" w:hAnsi="Georgia"/>
+          <w:b/>
+          <w:bCs/>
+          <w:color w:val="7A5A1A"/>
+          <w:sz w:val="17"/>
+          <w:szCs w:val="17"/>
+        </w:rPr>
+        <w:t xml:space="preserve">▸ Nur bei: Wahl B · Buch verbrennen</w:t>
+      </w:r>
+    </w:p>
+    <w:p>
+      <w:pPr>
+        <w:spacing w:after="40" w:before="100"/>
+      </w:pPr>
+      <w:r>
+        <w:rPr>
+          <w:rFonts w:ascii="Georgia" w:cs="Georgia" w:eastAsia="Georgia" w:hAnsi="Georgia"/>
+          <w:b/>
+          <w:bCs/>
+          <w:color w:val="555555"/>
+          <w:sz w:val="19"/>
+          <w:szCs w:val="19"/>
+        </w:rPr>
+        <w:t xml:space="preserve">Das Arbeitszimmer</w:t>
+      </w:r>
+    </w:p>
+    <w:p>
+      <w:pPr>
+        <w:spacing w:after="110" w:line="320"/>
+      </w:pPr>
+      <w:r>
+        <w:rPr>
+          <w:rFonts w:ascii="Georgia" w:cs="Georgia" w:eastAsia="Georgia" w:hAnsi="Georgia"/>
+          <w:sz w:val="22"/>
+          <w:szCs w:val="22"/>
+        </w:rPr>
+        <w:t xml:space="preserve">The study</w:t>
+      </w:r>
+      <w:r>
+        <w:rPr>
+          <w:rFonts w:ascii="Georgia" w:cs="Georgia" w:eastAsia="Georgia" w:hAnsi="Georgia"/>
+          <w:color w:val="7A5A1A"/>
+          <w:sz w:val="18"/>
+          <w:szCs w:val="18"/>
+        </w:rPr>
+        <w:t xml:space="preserve"> [Arbeitszimmer]</w:t>
+      </w:r>
+      <w:r>
+        <w:rPr>
+          <w:rFonts w:ascii="Georgia" w:cs="Georgia" w:eastAsia="Georgia" w:hAnsi="Georgia"/>
+          <w:sz w:val="22"/>
+          <w:szCs w:val="22"/>
+        </w:rPr>
+        <w:t xml:space="preserve"> is one floor down: a desk</w:t>
+      </w:r>
+      <w:r>
+        <w:rPr>
+          <w:rFonts w:ascii="Georgia" w:cs="Georgia" w:eastAsia="Georgia" w:hAnsi="Georgia"/>
+          <w:color w:val="7A5A1A"/>
+          <w:sz w:val="18"/>
+          <w:szCs w:val="18"/>
+        </w:rPr>
+        <w:t xml:space="preserve"> [Schreibtisch]</w:t>
+      </w:r>
+      <w:r>
+        <w:rPr>
+          <w:rFonts w:ascii="Georgia" w:cs="Georgia" w:eastAsia="Georgia" w:hAnsi="Georgia"/>
+          <w:sz w:val="22"/>
+          <w:szCs w:val="22"/>
+        </w:rPr>
+        <w:t xml:space="preserve">, a lamp, and the book — open, four hundred years of signatures</w:t>
+      </w:r>
+      <w:r>
+        <w:rPr>
+          <w:rFonts w:ascii="Georgia" w:cs="Georgia" w:eastAsia="Georgia" w:hAnsi="Georgia"/>
+          <w:color w:val="7A5A1A"/>
+          <w:sz w:val="18"/>
+          <w:szCs w:val="18"/>
+        </w:rPr>
+        <w:t xml:space="preserve"> [Unterschriften]</w:t>
+      </w:r>
+      <w:r>
+        <w:rPr>
+          <w:rFonts w:ascii="Georgia" w:cs="Georgia" w:eastAsia="Georgia" w:hAnsi="Georgia"/>
+          <w:sz w:val="22"/>
+          <w:szCs w:val="22"/>
+        </w:rPr>
+        <w:t xml:space="preserve">. It burns</w:t>
+      </w:r>
+      <w:r>
+        <w:rPr>
+          <w:rFonts w:ascii="Georgia" w:cs="Georgia" w:eastAsia="Georgia" w:hAnsi="Georgia"/>
+          <w:color w:val="7A5A1A"/>
+          <w:sz w:val="18"/>
+          <w:szCs w:val="18"/>
+        </w:rPr>
+        <w:t xml:space="preserve"> [brennt]</w:t>
+      </w:r>
+      <w:r>
+        <w:rPr>
+          <w:rFonts w:ascii="Georgia" w:cs="Georgia" w:eastAsia="Georgia" w:hAnsi="Georgia"/>
+          <w:sz w:val="22"/>
+          <w:szCs w:val="22"/>
+        </w:rPr>
+        <w:t xml:space="preserve"> faster than paper should, and the room goes cold while it burns</w:t>
+      </w:r>
+      <w:r>
+        <w:rPr>
+          <w:rFonts w:ascii="Georgia" w:cs="Georgia" w:eastAsia="Georgia" w:hAnsi="Georgia"/>
+          <w:sz w:val="22"/>
+          <w:szCs w:val="22"/>
+        </w:rPr>
+        <w:t xml:space="preserve">. Mirela has followed you down. She says nothing.</w:t>
+      </w:r>
+    </w:p>
+    <w:p>
+      <w:pPr>
+        <w:spacing w:after="110" w:line="320"/>
+      </w:pPr>
+      <w:r>
+        <w:rPr>
+          <w:rFonts w:ascii="Georgia" w:cs="Georgia" w:eastAsia="Georgia" w:hAnsi="Georgia"/>
+          <w:sz w:val="22"/>
+          <w:szCs w:val="22"/>
+        </w:rPr>
+        <w:t xml:space="preserve">When you turn round, a man is standing in the doorway</w:t>
+      </w:r>
+      <w:r>
+        <w:rPr>
+          <w:rFonts w:ascii="Georgia" w:cs="Georgia" w:eastAsia="Georgia" w:hAnsi="Georgia"/>
+          <w:color w:val="7A5A1A"/>
+          <w:sz w:val="18"/>
+          <w:szCs w:val="18"/>
+        </w:rPr>
+        <w:t xml:space="preserve"> [Türrahmen]</w:t>
+      </w:r>
+      <w:r>
+        <w:rPr>
+          <w:rFonts w:ascii="Georgia" w:cs="Georgia" w:eastAsia="Georgia" w:hAnsi="Georgia"/>
+          <w:sz w:val="22"/>
+          <w:szCs w:val="22"/>
+        </w:rPr>
+        <w:t xml:space="preserve">. He does not look angry. He looks tired</w:t>
+      </w:r>
+      <w:r>
+        <w:rPr>
+          <w:rFonts w:ascii="Georgia" w:cs="Georgia" w:eastAsia="Georgia" w:hAnsi="Georgia"/>
+          <w:color w:val="7A5A1A"/>
+          <w:sz w:val="18"/>
+          <w:szCs w:val="18"/>
+        </w:rPr>
+        <w:t xml:space="preserve"> [müde]</w:t>
+      </w:r>
+      <w:r>
+        <w:rPr>
+          <w:rFonts w:ascii="Georgia" w:cs="Georgia" w:eastAsia="Georgia" w:hAnsi="Georgia"/>
+          <w:sz w:val="22"/>
+          <w:szCs w:val="22"/>
+        </w:rPr>
+        <w:t xml:space="preserve">.</w:t>
+      </w:r>
+    </w:p>
+    <w:p>
+      <w:pPr>
+        <w:spacing w:after="60" w:before="120"/>
+      </w:pPr>
+      <w:r>
+        <w:rPr>
+          <w:rFonts w:ascii="Georgia" w:cs="Georgia" w:eastAsia="Georgia" w:hAnsi="Georgia"/>
+          <w:b/>
+          <w:bCs/>
+          <w:color w:val="7A5A1A"/>
+          <w:sz w:val="17"/>
+          <w:szCs w:val="17"/>
+        </w:rPr>
+        <w:t xml:space="preserve">▸ Nur bei: Wahl C · Angebot</w:t>
+      </w:r>
+    </w:p>
+    <w:p>
+      <w:pPr>
+        <w:spacing w:after="40" w:before="100"/>
+      </w:pPr>
+      <w:r>
+        <w:rPr>
+          <w:rFonts w:ascii="Georgia" w:cs="Georgia" w:eastAsia="Georgia" w:hAnsi="Georgia"/>
+          <w:b/>
+          <w:bCs/>
+          <w:color w:val="555555"/>
+          <w:sz w:val="19"/>
+          <w:szCs w:val="19"/>
+        </w:rPr>
+        <w:t xml:space="preserve">Der Ruf</w:t>
+      </w:r>
+    </w:p>
+    <w:p>
+      <w:pPr>
+        <w:spacing w:after="110" w:line="320"/>
+      </w:pPr>
+      <w:r>
+        <w:rPr>
+          <w:rFonts w:ascii="Georgia" w:cs="Georgia" w:eastAsia="Georgia" w:hAnsi="Georgia"/>
+          <w:sz w:val="22"/>
+          <w:szCs w:val="22"/>
+        </w:rPr>
+        <w:t xml:space="preserve">You call his name down the stairwell</w:t>
+      </w:r>
+      <w:r>
+        <w:rPr>
+          <w:rFonts w:ascii="Georgia" w:cs="Georgia" w:eastAsia="Georgia" w:hAnsi="Georgia"/>
+          <w:color w:val="7A5A1A"/>
+          <w:sz w:val="18"/>
+          <w:szCs w:val="18"/>
+        </w:rPr>
+        <w:t xml:space="preserve"> [Treppenhaus]</w:t>
+      </w:r>
+      <w:r>
+        <w:rPr>
+          <w:rFonts w:ascii="Georgia" w:cs="Georgia" w:eastAsia="Georgia" w:hAnsi="Georgia"/>
+          <w:sz w:val="22"/>
+          <w:szCs w:val="22"/>
+        </w:rPr>
+        <w:t xml:space="preserve">. Nothing happens for a long minute.</w:t>
+      </w:r>
+    </w:p>
+    <w:p>
+      <w:pPr>
+        <w:spacing w:after="110" w:line="320"/>
+      </w:pPr>
+      <w:r>
+        <w:rPr>
+          <w:rFonts w:ascii="Georgia" w:cs="Georgia" w:eastAsia="Georgia" w:hAnsi="Georgia"/>
+          <w:sz w:val="22"/>
+          <w:szCs w:val="22"/>
+        </w:rPr>
+        <w:t xml:space="preserve">Then the door opens, and he is simply sitting in the second chair</w:t>
+      </w:r>
+      <w:r>
+        <w:rPr>
+          <w:rFonts w:ascii="Georgia" w:cs="Georgia" w:eastAsia="Georgia" w:hAnsi="Georgia"/>
+          <w:color w:val="7A5A1A"/>
+          <w:sz w:val="18"/>
+          <w:szCs w:val="18"/>
+        </w:rPr>
+        <w:t xml:space="preserve"> [zweiter Stuhl]</w:t>
+      </w:r>
+      <w:r>
+        <w:rPr>
+          <w:rFonts w:ascii="Georgia" w:cs="Georgia" w:eastAsia="Georgia" w:hAnsi="Georgia"/>
+          <w:sz w:val="22"/>
+          <w:szCs w:val="22"/>
+        </w:rPr>
+        <w:t xml:space="preserve">, with the second cup of tea</w:t>
+      </w:r>
+      <w:r>
+        <w:rPr>
+          <w:rFonts w:ascii="Georgia" w:cs="Georgia" w:eastAsia="Georgia" w:hAnsi="Georgia"/>
+          <w:color w:val="7A5A1A"/>
+          <w:sz w:val="18"/>
+          <w:szCs w:val="18"/>
+        </w:rPr>
+        <w:t xml:space="preserve"> [Tasse Tee]</w:t>
+      </w:r>
+      <w:r>
+        <w:rPr>
+          <w:rFonts w:ascii="Georgia" w:cs="Georgia" w:eastAsia="Georgia" w:hAnsi="Georgia"/>
+          <w:sz w:val="22"/>
+          <w:szCs w:val="22"/>
+        </w:rPr>
+        <w:t xml:space="preserve">, which was never meant for Mirela.</w:t>
+      </w:r>
+    </w:p>
+    <w:p>
+      <w:pPr>
+        <w:spacing w:after="40" w:before="100"/>
+      </w:pPr>
+      <w:r>
+        <w:rPr>
+          <w:rFonts w:ascii="Georgia" w:cs="Georgia" w:eastAsia="Georgia" w:hAnsi="Georgia"/>
+          <w:b/>
+          <w:bCs/>
+          <w:color w:val="555555"/>
+          <w:sz w:val="19"/>
+          <w:szCs w:val="19"/>
+        </w:rPr>
+        <w:t xml:space="preserve">Der Graf</w:t>
+      </w:r>
+    </w:p>
+    <w:p>
+      <w:pPr>
+        <w:spacing w:after="110" w:line="320"/>
+      </w:pPr>
+      <w:r>
+        <w:rPr>
+          <w:rFonts w:ascii="Georgia" w:cs="Georgia" w:eastAsia="Georgia" w:hAnsi="Georgia"/>
+          <w:sz w:val="22"/>
+          <w:szCs w:val="22"/>
+        </w:rPr>
+        <w:t xml:space="preserve">He is not tall. He is not pale</w:t>
+      </w:r>
+      <w:r>
+        <w:rPr>
+          <w:rFonts w:ascii="Georgia" w:cs="Georgia" w:eastAsia="Georgia" w:hAnsi="Georgia"/>
+          <w:color w:val="7A5A1A"/>
+          <w:sz w:val="18"/>
+          <w:szCs w:val="18"/>
+        </w:rPr>
+        <w:t xml:space="preserve"> [blass, hell]</w:t>
+      </w:r>
+      <w:r>
+        <w:rPr>
+          <w:rFonts w:ascii="Georgia" w:cs="Georgia" w:eastAsia="Georgia" w:hAnsi="Georgia"/>
+          <w:sz w:val="22"/>
+          <w:szCs w:val="22"/>
+        </w:rPr>
+        <w:t xml:space="preserve">. He looks like a tired</w:t>
+      </w:r>
+      <w:r>
+        <w:rPr>
+          <w:rFonts w:ascii="Georgia" w:cs="Georgia" w:eastAsia="Georgia" w:hAnsi="Georgia"/>
+          <w:sz w:val="22"/>
+          <w:szCs w:val="22"/>
+        </w:rPr>
+        <w:t xml:space="preserve"> man of fifty who has been doing the same job for far too long, and that is the frightening</w:t>
+      </w:r>
+      <w:r>
+        <w:rPr>
+          <w:rFonts w:ascii="Georgia" w:cs="Georgia" w:eastAsia="Georgia" w:hAnsi="Georgia"/>
+          <w:color w:val="7A5A1A"/>
+          <w:sz w:val="18"/>
+          <w:szCs w:val="18"/>
+        </w:rPr>
+        <w:t xml:space="preserve"> [beängstigend]</w:t>
+      </w:r>
+      <w:r>
+        <w:rPr>
+          <w:rFonts w:ascii="Georgia" w:cs="Georgia" w:eastAsia="Georgia" w:hAnsi="Georgia"/>
+          <w:sz w:val="22"/>
+          <w:szCs w:val="22"/>
+        </w:rPr>
+        <w:t xml:space="preserve"> part.</w:t>
+      </w:r>
+    </w:p>
+    <w:p>
+      <w:pPr>
+        <w:spacing w:after="110" w:line="320"/>
+      </w:pPr>
+      <w:r>
+        <w:rPr>
+          <w:rFonts w:ascii="Georgia" w:cs="Georgia" w:eastAsia="Georgia" w:hAnsi="Georgia"/>
+          <w:sz w:val="22"/>
+          <w:szCs w:val="22"/>
+        </w:rPr>
+        <w:t xml:space="preserve">“Four hundred years,” he says, “and I never took a single one of them. They were brought</w:t>
+      </w:r>
+      <w:r>
+        <w:rPr>
+          <w:rFonts w:ascii="Georgia" w:cs="Georgia" w:eastAsia="Georgia" w:hAnsi="Georgia"/>
+          <w:color w:val="7A5A1A"/>
+          <w:sz w:val="18"/>
+          <w:szCs w:val="18"/>
+        </w:rPr>
+        <w:t xml:space="preserve"> [gebracht]</w:t>
+      </w:r>
+      <w:r>
+        <w:rPr>
+          <w:rFonts w:ascii="Georgia" w:cs="Georgia" w:eastAsia="Georgia" w:hAnsi="Georgia"/>
+          <w:sz w:val="22"/>
+          <w:szCs w:val="22"/>
+        </w:rPr>
+        <w:t xml:space="preserve"> to me. Every twenty years, up that road, with a bag packed</w:t>
+      </w:r>
+      <w:r>
+        <w:rPr>
+          <w:rFonts w:ascii="Georgia" w:cs="Georgia" w:eastAsia="Georgia" w:hAnsi="Georgia"/>
+          <w:color w:val="7A5A1A"/>
+          <w:sz w:val="18"/>
+          <w:szCs w:val="18"/>
+        </w:rPr>
+        <w:t xml:space="preserve"> [gepackte Tasche]</w:t>
+      </w:r>
+      <w:r>
+        <w:rPr>
+          <w:rFonts w:ascii="Georgia" w:cs="Georgia" w:eastAsia="Georgia" w:hAnsi="Georgia"/>
+          <w:sz w:val="22"/>
+          <w:szCs w:val="22"/>
+        </w:rPr>
+        <w:t xml:space="preserve">. Ask her who packed hers.”</w:t>
+      </w:r>
+    </w:p>
+    <w:p>
+      <w:pPr>
+        <w:pBdr>
+          <w:left w:val="single" w:color="74B094" w:sz="18" w:space="8"/>
+        </w:pBdr>
+        <w:shd w:fill="EAF4EC" w:color="auto" w:val="clear"/>
+        <w:spacing w:after="40"/>
+        <w:ind w:left="120"/>
+      </w:pPr>
+      <w:r>
+        <w:rPr>
+          <w:rFonts w:ascii="Georgia" w:cs="Georgia" w:eastAsia="Georgia" w:hAnsi="Georgia"/>
           <w:b/>
           <w:bCs/>
           <w:color w:val="3A5A4C"/>
           <w:sz w:val="16"/>
           <w:szCs w:val="16"/>
         </w:rPr>
-        <w:t xml:space="preserve">AUFGABE:  </w:t>
+        <w:t xml:space="preserve">DM SAGT DEN SCHÜLERN:  </w:t>
       </w:r>
       <w:r>
         <w:rPr>
@@ -4976,7 +5238,26 @@
           <w:sz w:val="19"/>
           <w:szCs w:val="19"/>
         </w:rPr>
-        <w:t xml:space="preserve">Vor jedem Angriff — und in der Verhandlung sowieso — sagt die Figur einen englischen Satz zu Vaskir. Er antwortet immer, höflich und genau.  →  Helfer-Blatt · Teil 8</w:t>
+        <w:t xml:space="preserve">“Before every attack — and in the negotiation anyway — say one sentence to the Count. He always answers.”</w:t>
+      </w:r>
+    </w:p>
+    <w:p>
+      <w:pPr>
+        <w:pBdr>
+          <w:left w:val="single" w:color="74B094" w:sz="18" w:space="8"/>
+        </w:pBdr>
+        <w:shd w:fill="EAF4EC" w:color="auto" w:val="clear"/>
+        <w:spacing w:after="140"/>
+        <w:ind w:left="120"/>
+      </w:pPr>
+      <w:r>
+        <w:rPr>
+          <w:rFonts w:ascii="Georgia" w:cs="Georgia" w:eastAsia="Georgia" w:hAnsi="Georgia"/>
+          <w:color w:val="555555"/>
+          <w:sz w:val="17"/>
+          <w:szCs w:val="17"/>
+        </w:rPr>
+        <w:t xml:space="preserve">→  Helfer-Blatt · Teil 8</w:t>
       </w:r>
     </w:p>
     <w:p>
@@ -5180,7 +5461,7 @@
           <w:left w:val="single" w:color="74B094" w:sz="18" w:space="8"/>
         </w:pBdr>
         <w:shd w:fill="EAF4EC" w:color="auto" w:val="clear"/>
-        <w:spacing w:after="140"/>
+        <w:spacing w:after="40"/>
         <w:ind w:left="120"/>
       </w:pPr>
       <w:r>
@@ -5192,7 +5473,7 @@
           <w:sz w:val="16"/>
           <w:szCs w:val="16"/>
         </w:rPr>
-        <w:t xml:space="preserve">AUFGABE:  </w:t>
+        <w:t xml:space="preserve">DM SAGT DEN SCHÜLERN:  </w:t>
       </w:r>
       <w:r>
         <w:rPr>
@@ -5200,7 +5481,26 @@
           <w:sz w:val="19"/>
           <w:szCs w:val="19"/>
         </w:rPr>
-        <w:t xml:space="preserve">Drei Fragen in die Runde, reihum, auf Englisch: What would you do differently? — Was the village wrong? — What do you tell Tobias?  →  Helfer-Blatt · Teil 9</w:t>
+        <w:t xml:space="preserve">“Three questions. Everybody answers, one after the other: What would you do differently? Was the village wrong? What do you tell Tobias?”</w:t>
+      </w:r>
+    </w:p>
+    <w:p>
+      <w:pPr>
+        <w:pBdr>
+          <w:left w:val="single" w:color="74B094" w:sz="18" w:space="8"/>
+        </w:pBdr>
+        <w:shd w:fill="EAF4EC" w:color="auto" w:val="clear"/>
+        <w:spacing w:after="140"/>
+        <w:ind w:left="120"/>
+      </w:pPr>
+      <w:r>
+        <w:rPr>
+          <w:rFonts w:ascii="Georgia" w:cs="Georgia" w:eastAsia="Georgia" w:hAnsi="Georgia"/>
+          <w:color w:val="555555"/>
+          <w:sz w:val="17"/>
+          <w:szCs w:val="17"/>
+        </w:rPr>
+        <w:t xml:space="preserve">→  Helfer-Blatt · Teil 9</w:t>
       </w:r>
     </w:p>
     <w:sectPr>

--- a/helferblatt/Nachtfels_Lesetext_Schueler.docx
+++ b/helferblatt/Nachtfels_Lesetext_Schueler.docx
@@ -345,7 +345,7 @@
           <w:sz w:val="19"/>
           <w:szCs w:val="19"/>
         </w:rPr>
-        <w:t xml:space="preserve">“Answer him — each of you. At least two or three sentences.”</w:t>
+        <w:t xml:space="preserve">“Marek doesn’t move the horses. He’s waiting — for every one of you. And he’s heard plenty of one-word answers in his life. They don’t impress him.”</w:t>
       </w:r>
     </w:p>
     <w:p>
@@ -1121,7 +1121,7 @@
           <w:sz w:val="19"/>
           <w:szCs w:val="19"/>
         </w:rPr>
-        <w:t xml:space="preserve">“Each of you asks at least one question — and one follow-up question. Nobody in here tells you anything by themselves.”</w:t>
+        <w:t xml:space="preserve">“Nobody in here will tell you anything you don’t ask for. So ask — every one of you. And when the answer is short, ask again.”</w:t>
       </w:r>
     </w:p>
     <w:p>
@@ -1449,7 +1449,24 @@
           <w:sz w:val="19"/>
           <w:szCs w:val="19"/>
         </w:rPr>
-        <w:t xml:space="preserve">“One full sentence each: which way — and why. Then we vote.”</w:t>
+        <w:t xml:space="preserve">“The candles</w:t>
+      </w:r>
+      <w:r>
+        <w:rPr>
+          <w:rFonts w:ascii="Georgia" w:cs="Georgia" w:eastAsia="Georgia" w:hAnsi="Georgia"/>
+          <w:color w:val="7A5A1A"/>
+          <w:sz w:val="15"/>
+          <w:szCs w:val="15"/>
+        </w:rPr>
+        <w:t xml:space="preserve"> [Kerzen]</w:t>
+      </w:r>
+      <w:r>
+        <w:rPr>
+          <w:rFonts w:ascii="Georgia" w:cs="Georgia" w:eastAsia="Georgia" w:hAnsi="Georgia"/>
+          <w:sz w:val="19"/>
+          <w:szCs w:val="19"/>
+        </w:rPr>
+        <w:t xml:space="preserve"> are burning down. Everybody say it: which way, and why. Then you decide.”</w:t>
       </w:r>
     </w:p>
     <w:p>
@@ -1831,7 +1848,32 @@
           <w:sz w:val="19"/>
           <w:szCs w:val="19"/>
         </w:rPr>
-        <w:t xml:space="preserve">“Each of you rolls three times — press ‘Just roll a d20’. Under ten, your foot gets stuck and you lose one hit point. Talk to each other while you cross!”</w:t>
+        <w:t xml:space="preserve">“Three steps each through the black water</w:t>
+      </w:r>
+      <w:r>
+        <w:rPr>
+          <w:rFonts w:ascii="Georgia" w:cs="Georgia" w:eastAsia="Georgia" w:hAnsi="Georgia"/>
+          <w:sz w:val="19"/>
+          <w:szCs w:val="19"/>
+        </w:rPr>
+        <w:t xml:space="preserve"> — roll a d20 for every step. Under ten, the bog</w:t>
+      </w:r>
+      <w:r>
+        <w:rPr>
+          <w:rFonts w:ascii="Georgia" w:cs="Georgia" w:eastAsia="Georgia" w:hAnsi="Georgia"/>
+          <w:color w:val="7A5A1A"/>
+          <w:sz w:val="15"/>
+          <w:szCs w:val="15"/>
+        </w:rPr>
+        <w:t xml:space="preserve"> [Sumpf]</w:t>
+      </w:r>
+      <w:r>
+        <w:rPr>
+          <w:rFonts w:ascii="Georgia" w:cs="Georgia" w:eastAsia="Georgia" w:hAnsi="Georgia"/>
+          <w:sz w:val="19"/>
+          <w:szCs w:val="19"/>
+        </w:rPr>
+        <w:t xml:space="preserve"> has your boot: minus one hit point. And shout, or nobody will hear you sink.”</w:t>
       </w:r>
     </w:p>
     <w:p>
@@ -1884,15 +1926,6 @@
       <w:r>
         <w:rPr>
           <w:rFonts w:ascii="Georgia" w:cs="Georgia" w:eastAsia="Georgia" w:hAnsi="Georgia"/>
-          <w:color w:val="7A5A1A"/>
-          <w:sz w:val="18"/>
-          <w:szCs w:val="18"/>
-        </w:rPr>
-        <w:t xml:space="preserve"> [Sumpf]</w:t>
-      </w:r>
-      <w:r>
-        <w:rPr>
-          <w:rFonts w:ascii="Georgia" w:cs="Georgia" w:eastAsia="Georgia" w:hAnsi="Georgia"/>
           <w:sz w:val="22"/>
           <w:szCs w:val="22"/>
         </w:rPr>
@@ -2417,7 +2450,7 @@
           <w:sz w:val="19"/>
           <w:szCs w:val="19"/>
         </w:rPr>
-        <w:t xml:space="preserve">“Convince him you are guests</w:t>
+        <w:t xml:space="preserve">“He wants an answer, and he wants it now. Guests</w:t>
       </w:r>
       <w:r>
         <w:rPr>
@@ -2434,7 +2467,7 @@
           <w:sz w:val="19"/>
           <w:szCs w:val="19"/>
         </w:rPr>
-        <w:t xml:space="preserve"> — one calm sentence each, with a reason. No dice here. You talk.”</w:t>
+        <w:t xml:space="preserve"> — say it like you mean it, one sentence each, and give him a reason. No weapons, no dice. Just talk.”</w:t>
       </w:r>
     </w:p>
     <w:p>
@@ -3027,15 +3060,7 @@
           <w:sz w:val="19"/>
           <w:szCs w:val="19"/>
         </w:rPr>
-        <w:t xml:space="preserve">“One whole sentence to the raven</w:t>
-      </w:r>
-      <w:r>
-        <w:rPr>
-          <w:rFonts w:ascii="Georgia" w:cs="Georgia" w:eastAsia="Georgia" w:hAnsi="Georgia"/>
-          <w:sz w:val="19"/>
-          <w:szCs w:val="19"/>
-        </w:rPr>
-        <w:t xml:space="preserve"> — slowly and clearly. If you mumble, you get nonsense back.”</w:t>
+        <w:t xml:space="preserve">“It’s listening. Say something — one whole sentence, slow and clear. Mumble, and it will mumble back.”</w:t>
       </w:r>
     </w:p>
     <w:p>
@@ -3182,7 +3207,7 @@
           <w:sz w:val="19"/>
           <w:szCs w:val="19"/>
         </w:rPr>
-        <w:t xml:space="preserve">“One full sentence each: which door — and why.”</w:t>
+        <w:t xml:space="preserve">“One hour before this house wakes up. Everybody: which door, and why.”</w:t>
       </w:r>
     </w:p>
     <w:p>
@@ -3404,7 +3429,7 @@
           <w:sz w:val="19"/>
           <w:szCs w:val="19"/>
         </w:rPr>
-        <w:t xml:space="preserve">“Three true things about yourself. Thirty seconds to think — then one after the other.”</w:t>
+        <w:t xml:space="preserve">“Three true things about yourself. He can wait — he’s been waiting since 1912. Take thirty seconds, then talk.”</w:t>
       </w:r>
     </w:p>
     <w:p>
@@ -3974,7 +3999,7 @@
           <w:sz w:val="19"/>
           <w:szCs w:val="19"/>
         </w:rPr>
-        <w:t xml:space="preserve">“Give him a real answer — yes or no, and why. No dodging.”</w:t>
+        <w:t xml:space="preserve">“He asked you a question. He’s fourteen, and he’ll know if you lie. Yes or no — and why.”</w:t>
       </w:r>
     </w:p>
     <w:p>
@@ -4342,7 +4367,7 @@
           <w:sz w:val="19"/>
           <w:szCs w:val="19"/>
         </w:rPr>
-        <w:t xml:space="preserve">“One real reason each why she should not do this. Then listen to what she says back.”</w:t>
+        <w:t xml:space="preserve">“She’s not going anywhere until you give her a reason. One real reason each. Then listen to what she says back.”</w:t>
       </w:r>
     </w:p>
     <w:p>
@@ -4560,7 +4585,15 @@
           <w:sz w:val="19"/>
           <w:szCs w:val="19"/>
         </w:rPr>
-        <w:t xml:space="preserve">“One full sentence each: what should we do — and why? She is listening.”</w:t>
+        <w:t xml:space="preserve">“One hour until sunrise</w:t>
+      </w:r>
+      <w:r>
+        <w:rPr>
+          <w:rFonts w:ascii="Georgia" w:cs="Georgia" w:eastAsia="Georgia" w:hAnsi="Georgia"/>
+          <w:sz w:val="19"/>
+          <w:szCs w:val="19"/>
+        </w:rPr>
+        <w:t xml:space="preserve">. Everybody: what do we do, and why. She’s listening.”</w:t>
       </w:r>
     </w:p>
     <w:p>
@@ -5172,7 +5205,7 @@
           <w:sz w:val="19"/>
           <w:szCs w:val="19"/>
         </w:rPr>
-        <w:t xml:space="preserve">“Before every attack, one sentence to the Count. He always answers.”</w:t>
+        <w:t xml:space="preserve">“He hears everything you say — so say something. Before every attack, one sentence to him. He always answers.”</w:t>
       </w:r>
     </w:p>
     <w:p>
@@ -5369,7 +5402,7 @@
           <w:sz w:val="19"/>
           <w:szCs w:val="19"/>
         </w:rPr>
-        <w:t xml:space="preserve">“Three questions, everybody answers: What would you do differently? Was the village wrong? What do you tell Tobias?”</w:t>
+        <w:t xml:space="preserve">“It’s morning. Three questions before you go: What would you do differently? Was the village wrong? What do you tell Tobias?”</w:t>
       </w:r>
     </w:p>
     <w:p>

--- a/helferblatt/Nachtfels_Lesetext_Schueler.docx
+++ b/helferblatt/Nachtfels_Lesetext_Schueler.docx
@@ -2807,121 +2807,6 @@
     </w:p>
     <w:p>
       <w:pPr>
-        <w:spacing w:after="110" w:line="320"/>
-      </w:pPr>
-      <w:r>
-        <w:rPr>
-          <w:rFonts w:ascii="Georgia" w:cs="Georgia" w:eastAsia="Georgia" w:hAnsi="Georgia"/>
-          <w:sz w:val="22"/>
-          <w:szCs w:val="22"/>
-        </w:rPr>
-        <w:t xml:space="preserve">Three ways lead on. On the left a chapel</w:t>
-      </w:r>
-      <w:r>
-        <w:rPr>
-          <w:rFonts w:ascii="Georgia" w:cs="Georgia" w:eastAsia="Georgia" w:hAnsi="Georgia"/>
-          <w:color w:val="7A5A1A"/>
-          <w:sz w:val="18"/>
-          <w:szCs w:val="18"/>
-        </w:rPr>
-        <w:t xml:space="preserve"> [Kapelle]</w:t>
-      </w:r>
-      <w:r>
-        <w:rPr>
-          <w:rFonts w:ascii="Georgia" w:cs="Georgia" w:eastAsia="Georgia" w:hAnsi="Georgia"/>
-          <w:sz w:val="22"/>
-          <w:szCs w:val="22"/>
-        </w:rPr>
-        <w:t xml:space="preserve">; its door has been broken inwards</w:t>
-      </w:r>
-      <w:r>
-        <w:rPr>
-          <w:rFonts w:ascii="Georgia" w:cs="Georgia" w:eastAsia="Georgia" w:hAnsi="Georgia"/>
-          <w:color w:val="7A5A1A"/>
-          <w:sz w:val="18"/>
-          <w:szCs w:val="18"/>
-        </w:rPr>
-        <w:t xml:space="preserve"> [nach innen aufgebrochen]</w:t>
-      </w:r>
-      <w:r>
-        <w:rPr>
-          <w:rFonts w:ascii="Georgia" w:cs="Georgia" w:eastAsia="Georgia" w:hAnsi="Georgia"/>
-          <w:sz w:val="22"/>
-          <w:szCs w:val="22"/>
-        </w:rPr>
-        <w:t xml:space="preserve">. In front of you a tall window, warm and yellow, with bookshelves</w:t>
-      </w:r>
-      <w:r>
-        <w:rPr>
-          <w:rFonts w:ascii="Georgia" w:cs="Georgia" w:eastAsia="Georgia" w:hAnsi="Georgia"/>
-          <w:color w:val="7A5A1A"/>
-          <w:sz w:val="18"/>
-          <w:szCs w:val="18"/>
-        </w:rPr>
-        <w:t xml:space="preserve"> [Bücherregale]</w:t>
-      </w:r>
-      <w:r>
-        <w:rPr>
-          <w:rFonts w:ascii="Georgia" w:cs="Georgia" w:eastAsia="Georgia" w:hAnsi="Georgia"/>
-          <w:sz w:val="22"/>
-          <w:szCs w:val="22"/>
-        </w:rPr>
-        <w:t xml:space="preserve"> behind it. And on the right a low stair</w:t>
-      </w:r>
-      <w:r>
-        <w:rPr>
-          <w:rFonts w:ascii="Georgia" w:cs="Georgia" w:eastAsia="Georgia" w:hAnsi="Georgia"/>
-          <w:color w:val="7A5A1A"/>
-          <w:sz w:val="18"/>
-          <w:szCs w:val="18"/>
-        </w:rPr>
-        <w:t xml:space="preserve"> [Treppe]</w:t>
-      </w:r>
-      <w:r>
-        <w:rPr>
-          <w:rFonts w:ascii="Georgia" w:cs="Georgia" w:eastAsia="Georgia" w:hAnsi="Georgia"/>
-          <w:sz w:val="22"/>
-          <w:szCs w:val="22"/>
-        </w:rPr>
-        <w:t xml:space="preserve"> going down, where it smells of onions</w:t>
-      </w:r>
-      <w:r>
-        <w:rPr>
-          <w:rFonts w:ascii="Georgia" w:cs="Georgia" w:eastAsia="Georgia" w:hAnsi="Georgia"/>
-          <w:color w:val="7A5A1A"/>
-          <w:sz w:val="18"/>
-          <w:szCs w:val="18"/>
-        </w:rPr>
-        <w:t xml:space="preserve"> [Zwiebeln]</w:t>
-      </w:r>
-      <w:r>
-        <w:rPr>
-          <w:rFonts w:ascii="Georgia" w:cs="Georgia" w:eastAsia="Georgia" w:hAnsi="Georgia"/>
-          <w:sz w:val="22"/>
-          <w:szCs w:val="22"/>
-        </w:rPr>
-        <w:t xml:space="preserve"> and hot fat</w:t>
-      </w:r>
-      <w:r>
-        <w:rPr>
-          <w:rFonts w:ascii="Georgia" w:cs="Georgia" w:eastAsia="Georgia" w:hAnsi="Georgia"/>
-          <w:color w:val="7A5A1A"/>
-          <w:sz w:val="18"/>
-          <w:szCs w:val="18"/>
-        </w:rPr>
-        <w:t xml:space="preserve"> [heisses Fett]</w:t>
-      </w:r>
-      <w:r>
-        <w:rPr>
-          <w:rFonts w:ascii="Georgia" w:cs="Georgia" w:eastAsia="Georgia" w:hAnsi="Georgia"/>
-          <w:sz w:val="22"/>
-          <w:szCs w:val="22"/>
-        </w:rPr>
-        <w:t xml:space="preserve">. Somebody down there is cooking. At two in the morning.</w:t>
-      </w:r>
-    </w:p>
-    <w:p>
-      <w:pPr>
         <w:spacing w:after="40" w:before="100"/>
       </w:pPr>
       <w:r>
@@ -3014,6 +2899,201 @@
           <w:szCs w:val="19"/>
         </w:rPr>
         <w:t xml:space="preserve">“It’s listening. Say something — one whole sentence, slow and clear. Mumble, and it will mumble back.”</w:t>
+      </w:r>
+    </w:p>
+    <w:p>
+      <w:pPr>
+        <w:pBdr>
+          <w:left w:val="single" w:color="74B094" w:sz="18" w:space="8"/>
+        </w:pBdr>
+        <w:shd w:fill="EAF4EC" w:color="auto" w:val="clear"/>
+        <w:spacing w:after="140"/>
+        <w:ind w:left="120"/>
+      </w:pPr>
+      <w:r>
+        <w:rPr>
+          <w:rFonts w:ascii="Georgia" w:cs="Georgia" w:eastAsia="Georgia" w:hAnsi="Georgia"/>
+          <w:color w:val="555555"/>
+          <w:sz w:val="17"/>
+          <w:szCs w:val="17"/>
+        </w:rPr>
+        <w:t xml:space="preserve">→  Helfer-Blatt · Teil 5</w:t>
+      </w:r>
+    </w:p>
+    <w:p>
+      <w:pPr>
+        <w:spacing w:after="40" w:before="100"/>
+      </w:pPr>
+      <w:r>
+        <w:rPr>
+          <w:rFonts w:ascii="Georgia" w:cs="Georgia" w:eastAsia="Georgia" w:hAnsi="Georgia"/>
+          <w:b/>
+          <w:bCs/>
+          <w:color w:val="555555"/>
+          <w:sz w:val="19"/>
+          <w:szCs w:val="19"/>
+        </w:rPr>
+        <w:t xml:space="preserve">Drei Türen</w:t>
+      </w:r>
+    </w:p>
+    <w:p>
+      <w:pPr>
+        <w:spacing w:after="110" w:line="320"/>
+      </w:pPr>
+      <w:r>
+        <w:rPr>
+          <w:rFonts w:ascii="Georgia" w:cs="Georgia" w:eastAsia="Georgia" w:hAnsi="Georgia"/>
+          <w:sz w:val="22"/>
+          <w:szCs w:val="22"/>
+        </w:rPr>
+        <w:t xml:space="preserve">Three ways lead on. On the left a chapel</w:t>
+      </w:r>
+      <w:r>
+        <w:rPr>
+          <w:rFonts w:ascii="Georgia" w:cs="Georgia" w:eastAsia="Georgia" w:hAnsi="Georgia"/>
+          <w:color w:val="7A5A1A"/>
+          <w:sz w:val="18"/>
+          <w:szCs w:val="18"/>
+        </w:rPr>
+        <w:t xml:space="preserve"> [Kapelle]</w:t>
+      </w:r>
+      <w:r>
+        <w:rPr>
+          <w:rFonts w:ascii="Georgia" w:cs="Georgia" w:eastAsia="Georgia" w:hAnsi="Georgia"/>
+          <w:sz w:val="22"/>
+          <w:szCs w:val="22"/>
+        </w:rPr>
+        <w:t xml:space="preserve">; its door has been broken inwards</w:t>
+      </w:r>
+      <w:r>
+        <w:rPr>
+          <w:rFonts w:ascii="Georgia" w:cs="Georgia" w:eastAsia="Georgia" w:hAnsi="Georgia"/>
+          <w:color w:val="7A5A1A"/>
+          <w:sz w:val="18"/>
+          <w:szCs w:val="18"/>
+        </w:rPr>
+        <w:t xml:space="preserve"> [nach innen aufgebrochen]</w:t>
+      </w:r>
+      <w:r>
+        <w:rPr>
+          <w:rFonts w:ascii="Georgia" w:cs="Georgia" w:eastAsia="Georgia" w:hAnsi="Georgia"/>
+          <w:sz w:val="22"/>
+          <w:szCs w:val="22"/>
+        </w:rPr>
+        <w:t xml:space="preserve">. In front of you a tall window, warm and yellow, with bookshelves</w:t>
+      </w:r>
+      <w:r>
+        <w:rPr>
+          <w:rFonts w:ascii="Georgia" w:cs="Georgia" w:eastAsia="Georgia" w:hAnsi="Georgia"/>
+          <w:color w:val="7A5A1A"/>
+          <w:sz w:val="18"/>
+          <w:szCs w:val="18"/>
+        </w:rPr>
+        <w:t xml:space="preserve"> [Bücherregale]</w:t>
+      </w:r>
+      <w:r>
+        <w:rPr>
+          <w:rFonts w:ascii="Georgia" w:cs="Georgia" w:eastAsia="Georgia" w:hAnsi="Georgia"/>
+          <w:sz w:val="22"/>
+          <w:szCs w:val="22"/>
+        </w:rPr>
+        <w:t xml:space="preserve"> behind it. And on the right a low stair</w:t>
+      </w:r>
+      <w:r>
+        <w:rPr>
+          <w:rFonts w:ascii="Georgia" w:cs="Georgia" w:eastAsia="Georgia" w:hAnsi="Georgia"/>
+          <w:color w:val="7A5A1A"/>
+          <w:sz w:val="18"/>
+          <w:szCs w:val="18"/>
+        </w:rPr>
+        <w:t xml:space="preserve"> [Treppe]</w:t>
+      </w:r>
+      <w:r>
+        <w:rPr>
+          <w:rFonts w:ascii="Georgia" w:cs="Georgia" w:eastAsia="Georgia" w:hAnsi="Georgia"/>
+          <w:sz w:val="22"/>
+          <w:szCs w:val="22"/>
+        </w:rPr>
+        <w:t xml:space="preserve"> going down, where it smells of onions</w:t>
+      </w:r>
+      <w:r>
+        <w:rPr>
+          <w:rFonts w:ascii="Georgia" w:cs="Georgia" w:eastAsia="Georgia" w:hAnsi="Georgia"/>
+          <w:color w:val="7A5A1A"/>
+          <w:sz w:val="18"/>
+          <w:szCs w:val="18"/>
+        </w:rPr>
+        <w:t xml:space="preserve"> [Zwiebeln]</w:t>
+      </w:r>
+      <w:r>
+        <w:rPr>
+          <w:rFonts w:ascii="Georgia" w:cs="Georgia" w:eastAsia="Georgia" w:hAnsi="Georgia"/>
+          <w:sz w:val="22"/>
+          <w:szCs w:val="22"/>
+        </w:rPr>
+        <w:t xml:space="preserve"> and hot fat</w:t>
+      </w:r>
+      <w:r>
+        <w:rPr>
+          <w:rFonts w:ascii="Georgia" w:cs="Georgia" w:eastAsia="Georgia" w:hAnsi="Georgia"/>
+          <w:color w:val="7A5A1A"/>
+          <w:sz w:val="18"/>
+          <w:szCs w:val="18"/>
+        </w:rPr>
+        <w:t xml:space="preserve"> [heisses Fett]</w:t>
+      </w:r>
+      <w:r>
+        <w:rPr>
+          <w:rFonts w:ascii="Georgia" w:cs="Georgia" w:eastAsia="Georgia" w:hAnsi="Georgia"/>
+          <w:sz w:val="22"/>
+          <w:szCs w:val="22"/>
+        </w:rPr>
+        <w:t xml:space="preserve">. Somebody down there is cooking. At two in the morning.</w:t>
+      </w:r>
+    </w:p>
+    <w:p>
+      <w:pPr>
+        <w:pBdr>
+          <w:left w:val="single" w:color="74B094" w:sz="18" w:space="8"/>
+        </w:pBdr>
+        <w:shd w:fill="EAF4EC" w:color="auto" w:val="clear"/>
+        <w:spacing w:after="40"/>
+        <w:ind w:left="120"/>
+      </w:pPr>
+      <w:r>
+        <w:rPr>
+          <w:rFonts w:ascii="Georgia" w:cs="Georgia" w:eastAsia="Georgia" w:hAnsi="Georgia"/>
+          <w:b/>
+          <w:bCs/>
+          <w:color w:val="3A5A4C"/>
+          <w:sz w:val="16"/>
+          <w:szCs w:val="16"/>
+        </w:rPr>
+        <w:t xml:space="preserve">DM SAGT DEN SCHÜLERN:  </w:t>
+      </w:r>
+      <w:r>
+        <w:rPr>
+          <w:rFonts w:ascii="Georgia" w:cs="Georgia" w:eastAsia="Georgia" w:hAnsi="Georgia"/>
+          <w:sz w:val="19"/>
+          <w:szCs w:val="19"/>
+        </w:rPr>
+        <w:t xml:space="preserve">“What would you like to take a closer look at? The chapel</w:t>
+      </w:r>
+      <w:r>
+        <w:rPr>
+          <w:rFonts w:ascii="Georgia" w:cs="Georgia" w:eastAsia="Georgia" w:hAnsi="Georgia"/>
+          <w:sz w:val="19"/>
+          <w:szCs w:val="19"/>
+        </w:rPr>
+        <w:t xml:space="preserve">, the window, the stair</w:t>
+      </w:r>
+      <w:r>
+        <w:rPr>
+          <w:rFonts w:ascii="Georgia" w:cs="Georgia" w:eastAsia="Georgia" w:hAnsi="Georgia"/>
+          <w:sz w:val="19"/>
+          <w:szCs w:val="19"/>
+        </w:rPr>
+        <w:t xml:space="preserve"> — or something else?”</w:t>
       </w:r>
     </w:p>
     <w:p>

--- a/helferblatt/Nachtfels_Lesetext_Schueler.docx
+++ b/helferblatt/Nachtfels_Lesetext_Schueler.docx
@@ -5411,6 +5411,131 @@
           <w:szCs w:val="17"/>
         </w:rPr>
         <w:t xml:space="preserve">→  Helfer-Blatt · Teil 9</w:t>
+      </w:r>
+    </w:p>
+    <w:p>
+      <w:pPr>
+        <w:pStyle w:val="Heading1"/>
+        <w:pageBreakBefore/>
+        <w:spacing w:after="60" w:before="400"/>
+      </w:pPr>
+      <w:r>
+        <w:rPr>
+          <w:rFonts w:ascii="Georgia" w:cs="Georgia" w:eastAsia="Georgia" w:hAnsi="Georgia"/>
+          <w:b/>
+          <w:bCs/>
+          <w:color w:val="1A1A1A"/>
+          <w:sz w:val="32"/>
+          <w:szCs w:val="32"/>
+        </w:rPr>
+        <w:t xml:space="preserve">Zwischenakt · The Patrol</w:t>
+      </w:r>
+    </w:p>
+    <w:p>
+      <w:pPr>
+        <w:spacing w:after="40" w:before="100"/>
+      </w:pPr>
+      <w:r>
+        <w:rPr>
+          <w:rFonts w:ascii="Georgia" w:cs="Georgia" w:eastAsia="Georgia" w:hAnsi="Georgia"/>
+          <w:b/>
+          <w:bCs/>
+          <w:color w:val="555555"/>
+          <w:sz w:val="19"/>
+          <w:szCs w:val="19"/>
+        </w:rPr>
+        <w:t xml:space="preserve">Schritte</w:t>
+      </w:r>
+    </w:p>
+    <w:p>
+      <w:pPr>
+        <w:spacing w:after="110" w:line="320"/>
+      </w:pPr>
+      <w:r>
+        <w:rPr>
+          <w:rFonts w:ascii="Georgia" w:cs="Georgia" w:eastAsia="Georgia" w:hAnsi="Georgia"/>
+          <w:sz w:val="22"/>
+          <w:szCs w:val="22"/>
+        </w:rPr>
+        <w:t xml:space="preserve">Boots</w:t>
+      </w:r>
+      <w:r>
+        <w:rPr>
+          <w:rFonts w:ascii="Georgia" w:cs="Georgia" w:eastAsia="Georgia" w:hAnsi="Georgia"/>
+          <w:color w:val="7A5A1A"/>
+          <w:sz w:val="18"/>
+          <w:szCs w:val="18"/>
+        </w:rPr>
+        <w:t xml:space="preserve"> [Stiefel]</w:t>
+      </w:r>
+      <w:r>
+        <w:rPr>
+          <w:rFonts w:ascii="Georgia" w:cs="Georgia" w:eastAsia="Georgia" w:hAnsi="Georgia"/>
+          <w:sz w:val="22"/>
+          <w:szCs w:val="22"/>
+        </w:rPr>
+        <w:t xml:space="preserve">. Somewhere close, and getting closer — three pairs, in step. A lamp swings round the corner, and behind it comes something on a chain that is too big to be a dog and too quiet to be a wolf.</w:t>
+      </w:r>
+    </w:p>
+    <w:p>
+      <w:pPr>
+        <w:spacing w:after="110" w:line="320"/>
+      </w:pPr>
+      <w:r>
+        <w:rPr>
+          <w:rFonts w:ascii="Georgia" w:cs="Georgia" w:eastAsia="Georgia" w:hAnsi="Georgia"/>
+          <w:sz w:val="22"/>
+          <w:szCs w:val="22"/>
+        </w:rPr>
+        <w:t xml:space="preserve">The man with the lamp does not ask who you are. He already knows. “There you are,” he says — and lets go of the chain.</w:t>
+      </w:r>
+    </w:p>
+    <w:p>
+      <w:pPr>
+        <w:pBdr>
+          <w:left w:val="single" w:color="74B094" w:sz="18" w:space="8"/>
+        </w:pBdr>
+        <w:shd w:fill="EAF4EC" w:color="auto" w:val="clear"/>
+        <w:spacing w:after="40"/>
+        <w:ind w:left="120"/>
+      </w:pPr>
+      <w:r>
+        <w:rPr>
+          <w:rFonts w:ascii="Georgia" w:cs="Georgia" w:eastAsia="Georgia" w:hAnsi="Georgia"/>
+          <w:b/>
+          <w:bCs/>
+          <w:color w:val="3A5A4C"/>
+          <w:sz w:val="16"/>
+          <w:szCs w:val="16"/>
+        </w:rPr>
+        <w:t xml:space="preserve">DM SAGT DEN SCHÜLERN:  </w:t>
+      </w:r>
+      <w:r>
+        <w:rPr>
+          <w:rFonts w:ascii="Georgia" w:cs="Georgia" w:eastAsia="Georgia" w:hAnsi="Georgia"/>
+          <w:sz w:val="19"/>
+          <w:szCs w:val="19"/>
+        </w:rPr>
+        <w:t xml:space="preserve">“No talking your way out of this one. But talk to each other: who takes the hound? Who covers the healer?”</w:t>
+      </w:r>
+    </w:p>
+    <w:p>
+      <w:pPr>
+        <w:pBdr>
+          <w:left w:val="single" w:color="74B094" w:sz="18" w:space="8"/>
+        </w:pBdr>
+        <w:shd w:fill="EAF4EC" w:color="auto" w:val="clear"/>
+        <w:spacing w:after="140"/>
+        <w:ind w:left="120"/>
+      </w:pPr>
+      <w:r>
+        <w:rPr>
+          <w:rFonts w:ascii="Georgia" w:cs="Georgia" w:eastAsia="Georgia" w:hAnsi="Georgia"/>
+          <w:color w:val="555555"/>
+          <w:sz w:val="17"/>
+          <w:szCs w:val="17"/>
+        </w:rPr>
+        <w:t xml:space="preserve">→  Helfer-Blatt · Teil 8</w:t>
       </w:r>
     </w:p>
     <w:sectPr>

--- a/helferblatt/Nachtfels_Lesetext_Schueler.docx
+++ b/helferblatt/Nachtfels_Lesetext_Schueler.docx
@@ -522,6 +522,19 @@
     </w:p>
     <w:p>
       <w:pPr>
+        <w:spacing w:after="110" w:line="320"/>
+      </w:pPr>
+      <w:r>
+        <w:rPr>
+          <w:rFonts w:ascii="Georgia" w:cs="Georgia" w:eastAsia="Georgia" w:hAnsi="Georgia"/>
+          <w:sz w:val="22"/>
+          <w:szCs w:val="22"/>
+        </w:rPr>
+        <w:t xml:space="preserve">Above the village, they say, there is a castle. And whatever takes them lives up there.</w:t>
+      </w:r>
+    </w:p>
+    <w:p>
+      <w:pPr>
         <w:spacing w:after="40" w:before="100"/>
       </w:pPr>
       <w:r>
@@ -1373,7 +1386,41 @@
           <w:sz w:val="21"/>
           <w:szCs w:val="21"/>
         </w:rPr>
-        <w:t xml:space="preserve">Three: the coach. Every night at midnight a coach takes food up to the castle. You could be on it.</w:t>
+        <w:t xml:space="preserve">Three: the coach. Every night at midnight the castle’s own coach comes down for food. You could be on it. Comfortable</w:t>
+      </w:r>
+      <w:r>
+        <w:rPr>
+          <w:rFonts w:ascii="Georgia" w:cs="Georgia" w:eastAsia="Georgia" w:hAnsi="Georgia"/>
+          <w:color w:val="7A5A1A"/>
+          <w:sz w:val="17"/>
+          <w:szCs w:val="17"/>
+        </w:rPr>
+        <w:t xml:space="preserve"> [bequem]</w:t>
+      </w:r>
+      <w:r>
+        <w:rPr>
+          <w:rFonts w:ascii="Georgia" w:cs="Georgia" w:eastAsia="Georgia" w:hAnsi="Georgia"/>
+          <w:sz w:val="21"/>
+          <w:szCs w:val="21"/>
+        </w:rPr>
+        <w:t xml:space="preserve">, fast — and it belongs to</w:t>
+      </w:r>
+      <w:r>
+        <w:rPr>
+          <w:rFonts w:ascii="Georgia" w:cs="Georgia" w:eastAsia="Georgia" w:hAnsi="Georgia"/>
+          <w:color w:val="7A5A1A"/>
+          <w:sz w:val="17"/>
+          <w:szCs w:val="17"/>
+        </w:rPr>
+        <w:t xml:space="preserve"> [gehört zu]</w:t>
+      </w:r>
+      <w:r>
+        <w:rPr>
+          <w:rFonts w:ascii="Georgia" w:cs="Georgia" w:eastAsia="Georgia" w:hAnsi="Georgia"/>
+          <w:sz w:val="21"/>
+          <w:szCs w:val="21"/>
+        </w:rPr>
+        <w:t xml:space="preserve"> the house.</w:t>
       </w:r>
     </w:p>
     <w:p>
@@ -1946,6 +1993,79 @@
     </w:p>
     <w:p>
       <w:pPr>
+        <w:pBdr>
+          <w:left w:val="single" w:color="74B094" w:sz="18" w:space="8"/>
+        </w:pBdr>
+        <w:shd w:fill="EAF4EC" w:color="auto" w:val="clear"/>
+        <w:spacing w:after="40"/>
+        <w:ind w:left="120"/>
+      </w:pPr>
+      <w:r>
+        <w:rPr>
+          <w:rFonts w:ascii="Georgia" w:cs="Georgia" w:eastAsia="Georgia" w:hAnsi="Georgia"/>
+          <w:b/>
+          <w:bCs/>
+          <w:color w:val="3A5A4C"/>
+          <w:sz w:val="16"/>
+          <w:szCs w:val="16"/>
+        </w:rPr>
+        <w:t xml:space="preserve">DM SAGT DEN SCHÜLERN:  </w:t>
+      </w:r>
+      <w:r>
+        <w:rPr>
+          <w:rFonts w:ascii="Georgia" w:cs="Georgia" w:eastAsia="Georgia" w:hAnsi="Georgia"/>
+          <w:sz w:val="19"/>
+          <w:szCs w:val="19"/>
+        </w:rPr>
+        <w:t xml:space="preserve">“Two guards. They belong to the house, and they are not here to welcome</w:t>
+      </w:r>
+      <w:r>
+        <w:rPr>
+          <w:rFonts w:ascii="Georgia" w:cs="Georgia" w:eastAsia="Georgia" w:hAnsi="Georgia"/>
+          <w:color w:val="7A5A1A"/>
+          <w:sz w:val="15"/>
+          <w:szCs w:val="15"/>
+        </w:rPr>
+        <w:t xml:space="preserve"> [willkommen heissen]</w:t>
+      </w:r>
+      <w:r>
+        <w:rPr>
+          <w:rFonts w:ascii="Georgia" w:cs="Georgia" w:eastAsia="Georgia" w:hAnsi="Georgia"/>
+          <w:sz w:val="19"/>
+          <w:szCs w:val="19"/>
+        </w:rPr>
+        <w:t xml:space="preserve"> anyone. You can try to get past them in the fog</w:t>
+      </w:r>
+      <w:r>
+        <w:rPr>
+          <w:rFonts w:ascii="Georgia" w:cs="Georgia" w:eastAsia="Georgia" w:hAnsi="Georgia"/>
+          <w:sz w:val="19"/>
+          <w:szCs w:val="19"/>
+        </w:rPr>
+        <w:t xml:space="preserve"> — one roll each, ten or more. Or you go straight at them. Decide together. Quietly.”</w:t>
+      </w:r>
+    </w:p>
+    <w:p>
+      <w:pPr>
+        <w:pBdr>
+          <w:left w:val="single" w:color="74B094" w:sz="18" w:space="8"/>
+        </w:pBdr>
+        <w:shd w:fill="EAF4EC" w:color="auto" w:val="clear"/>
+        <w:spacing w:after="140"/>
+        <w:ind w:left="120"/>
+      </w:pPr>
+      <w:r>
+        <w:rPr>
+          <w:rFonts w:ascii="Georgia" w:cs="Georgia" w:eastAsia="Georgia" w:hAnsi="Georgia"/>
+          <w:color w:val="555555"/>
+          <w:sz w:val="17"/>
+          <w:szCs w:val="17"/>
+        </w:rPr>
+        <w:t xml:space="preserve">→  Helfer-Blatt · Teil 4</w:t>
+      </w:r>
+    </w:p>
+    <w:p>
+      <w:pPr>
         <w:spacing w:after="40" w:before="100"/>
       </w:pPr>
       <w:r>
@@ -2595,7 +2715,15 @@
           <w:sz w:val="22"/>
           <w:szCs w:val="22"/>
         </w:rPr>
-        <w:t xml:space="preserve"> Corvin stops the coach and says four words to somebody you cannot see: “I have three guests</w:t>
+        <w:t xml:space="preserve"> Corvin stops the coach and says four words to the two guards with lamps</w:t>
+      </w:r>
+      <w:r>
+        <w:rPr>
+          <w:rFonts w:ascii="Georgia" w:cs="Georgia" w:eastAsia="Georgia" w:hAnsi="Georgia"/>
+          <w:sz w:val="22"/>
+          <w:szCs w:val="22"/>
+        </w:rPr>
+        <w:t xml:space="preserve">: “I have three guests</w:t>
       </w:r>
       <w:r>
         <w:rPr>
@@ -2616,15 +2744,15 @@
           <w:sz w:val="22"/>
           <w:szCs w:val="22"/>
         </w:rPr>
-        <w:t xml:space="preserve">The gate</w:t>
-      </w:r>
-      <w:r>
-        <w:rPr>
-          <w:rFonts w:ascii="Georgia" w:cs="Georgia" w:eastAsia="Georgia" w:hAnsi="Georgia"/>
-          <w:sz w:val="22"/>
-          <w:szCs w:val="22"/>
-        </w:rPr>
-        <w:t xml:space="preserve"> opens, and the coach rolls straight into a square courtyard</w:t>
+        <w:t xml:space="preserve">The coach rolls on through the gate</w:t>
+      </w:r>
+      <w:r>
+        <w:rPr>
+          <w:rFonts w:ascii="Georgia" w:cs="Georgia" w:eastAsia="Georgia" w:hAnsi="Georgia"/>
+          <w:sz w:val="22"/>
+          <w:szCs w:val="22"/>
+        </w:rPr>
+        <w:t xml:space="preserve"> — it stands open; it always does — into a square courtyard</w:t>
       </w:r>
       <w:r>
         <w:rPr>
@@ -2963,16 +3091,24 @@
           <w:sz w:val="22"/>
           <w:szCs w:val="22"/>
         </w:rPr>
-        <w:t xml:space="preserve">; its door has been broken inwards</w:t>
-      </w:r>
-      <w:r>
-        <w:rPr>
-          <w:rFonts w:ascii="Georgia" w:cs="Georgia" w:eastAsia="Georgia" w:hAnsi="Georgia"/>
-          <w:color w:val="7A5A1A"/>
-          <w:sz w:val="18"/>
-          <w:szCs w:val="18"/>
-        </w:rPr>
-        <w:t xml:space="preserve"> [nach innen aufgebrochen]</w:t>
+        <w:t xml:space="preserve">; its door has been broken outwards</w:t>
+      </w:r>
+      <w:r>
+        <w:rPr>
+          <w:rFonts w:ascii="Georgia" w:cs="Georgia" w:eastAsia="Georgia" w:hAnsi="Georgia"/>
+          <w:color w:val="7A5A1A"/>
+          <w:sz w:val="18"/>
+          <w:szCs w:val="18"/>
+        </w:rPr>
+        <w:t xml:space="preserve"> [nach aussen aufgebrochen]</w:t>
+      </w:r>
+      <w:r>
+        <w:rPr>
+          <w:rFonts w:ascii="Georgia" w:cs="Georgia" w:eastAsia="Georgia" w:hAnsi="Georgia"/>
+          <w:sz w:val="22"/>
+          <w:szCs w:val="22"/>
+        </w:rPr>
+        <w:t xml:space="preserve">, into the courtyard</w:t>
       </w:r>
       <w:r>
         <w:rPr>
@@ -3193,7 +3329,7 @@
           <w:sz w:val="21"/>
           <w:szCs w:val="21"/>
         </w:rPr>
-        <w:t xml:space="preserve">, where somebody is cooking. You have time for one of them.</w:t>
+        <w:t xml:space="preserve">, where somebody is cooking. One of them — not three.</w:t>
       </w:r>
     </w:p>
     <w:p>
@@ -3222,7 +3358,7 @@
           <w:sz w:val="19"/>
           <w:szCs w:val="19"/>
         </w:rPr>
-        <w:t xml:space="preserve">“Which one? One hour before this house wakes up. Everybody: which door, and why.”</w:t>
+        <w:t xml:space="preserve">“Which one? Everybody: which door, and why.”</w:t>
       </w:r>
     </w:p>
     <w:p>
@@ -3598,6 +3734,53 @@
           <w:sz w:val="22"/>
           <w:szCs w:val="22"/>
         </w:rPr>
+        <w:t xml:space="preserve">Then he takes a letter</w:t>
+      </w:r>
+      <w:r>
+        <w:rPr>
+          <w:rFonts w:ascii="Georgia" w:cs="Georgia" w:eastAsia="Georgia" w:hAnsi="Georgia"/>
+          <w:color w:val="7A5A1A"/>
+          <w:sz w:val="18"/>
+          <w:szCs w:val="18"/>
+        </w:rPr>
+        <w:t xml:space="preserve"> [Brief]</w:t>
+      </w:r>
+      <w:r>
+        <w:rPr>
+          <w:rFonts w:ascii="Georgia" w:cs="Georgia" w:eastAsia="Georgia" w:hAnsi="Georgia"/>
+          <w:sz w:val="22"/>
+          <w:szCs w:val="22"/>
+        </w:rPr>
+        <w:t xml:space="preserve"> out of his coat. “Would you carry</w:t>
+      </w:r>
+      <w:r>
+        <w:rPr>
+          <w:rFonts w:ascii="Georgia" w:cs="Georgia" w:eastAsia="Georgia" w:hAnsi="Georgia"/>
+          <w:color w:val="7A5A1A"/>
+          <w:sz w:val="18"/>
+          <w:szCs w:val="18"/>
+        </w:rPr>
+        <w:t xml:space="preserve"> [tragen]</w:t>
+      </w:r>
+      <w:r>
+        <w:rPr>
+          <w:rFonts w:ascii="Georgia" w:cs="Georgia" w:eastAsia="Georgia" w:hAnsi="Georgia"/>
+          <w:sz w:val="22"/>
+          <w:szCs w:val="22"/>
+        </w:rPr>
+        <w:t xml:space="preserve"> this down to the village for me? The house is still there. Say yes or no — I will know which one you mean.”</w:t>
+      </w:r>
+    </w:p>
+    <w:p>
+      <w:pPr>
+        <w:spacing w:after="110" w:line="320"/>
+      </w:pPr>
+      <w:r>
+        <w:rPr>
+          <w:rFonts w:ascii="Georgia" w:cs="Georgia" w:eastAsia="Georgia" w:hAnsi="Georgia"/>
+          <w:sz w:val="22"/>
+          <w:szCs w:val="22"/>
+        </w:rPr>
         <w:t xml:space="preserve">He does not come with you. “He forbade it in 1804, and I find I still care what he thinks. Isn’t that the saddest thing you have ever heard?”</w:t>
       </w:r>
     </w:p>
@@ -3771,6 +3954,67 @@
     </w:p>
     <w:p>
       <w:pPr>
+        <w:spacing w:after="60" w:before="120"/>
+      </w:pPr>
+      <w:r>
+        <w:rPr>
+          <w:rFonts w:ascii="Georgia" w:cs="Georgia" w:eastAsia="Georgia" w:hAnsi="Georgia"/>
+          <w:b/>
+          <w:bCs/>
+          <w:color w:val="7A5A1A"/>
+          <w:sz w:val="17"/>
+          <w:szCs w:val="17"/>
+        </w:rPr>
+        <w:t xml:space="preserve">▸ Nur bei: Tür B · Kapelle, nicht: Name Anneke bekannt</w:t>
+      </w:r>
+    </w:p>
+    <w:p>
+      <w:pPr>
+        <w:pBdr>
+          <w:left w:val="single" w:color="D9A441" w:sz="18" w:space="8"/>
+        </w:pBdr>
+        <w:shd w:fill="FFF6DD" w:color="auto" w:val="clear"/>
+        <w:spacing w:after="140"/>
+        <w:ind w:left="120"/>
+      </w:pPr>
+      <w:r>
+        <w:rPr>
+          <w:rFonts w:ascii="Georgia" w:cs="Georgia" w:eastAsia="Georgia" w:hAnsi="Georgia"/>
+          <w:b/>
+          <w:bCs/>
+          <w:color w:val="8A6A2C"/>
+          <w:sz w:val="16"/>
+          <w:szCs w:val="16"/>
+        </w:rPr>
+        <w:t xml:space="preserve">DM:  </w:t>
+      </w:r>
+      <w:r>
+        <w:rPr>
+          <w:rFonts w:ascii="Georgia" w:cs="Georgia" w:eastAsia="Georgia" w:hAnsi="Georgia"/>
+          <w:sz w:val="21"/>
+          <w:szCs w:val="21"/>
+        </w:rPr>
+        <w:t xml:space="preserve">Twenty years. And nobody came. Why now?</w:t>
+      </w:r>
+    </w:p>
+    <w:p>
+      <w:pPr>
+        <w:spacing w:after="60" w:before="120"/>
+      </w:pPr>
+      <w:r>
+        <w:rPr>
+          <w:rFonts w:ascii="Georgia" w:cs="Georgia" w:eastAsia="Georgia" w:hAnsi="Georgia"/>
+          <w:b/>
+          <w:bCs/>
+          <w:color w:val="7A5A1A"/>
+          <w:sz w:val="17"/>
+          <w:szCs w:val="17"/>
+        </w:rPr>
+        <w:t xml:space="preserve">▸ Nur bei: Tür B · Kapelle</w:t>
+      </w:r>
+    </w:p>
+    <w:p>
+      <w:pPr>
         <w:spacing w:after="40" w:before="100"/>
       </w:pPr>
       <w:r>
@@ -3986,6 +4230,52 @@
           <w:szCs w:val="22"/>
         </w:rPr>
         <w:t xml:space="preserve"> down very slowly and says: “You’re here for the new one. The one in the tower.”</w:t>
+      </w:r>
+    </w:p>
+    <w:p>
+      <w:pPr>
+        <w:pBdr>
+          <w:left w:val="single" w:color="D9A441" w:sz="18" w:space="8"/>
+        </w:pBdr>
+        <w:shd w:fill="FFF6DD" w:color="auto" w:val="clear"/>
+        <w:spacing w:after="140"/>
+        <w:ind w:left="120"/>
+      </w:pPr>
+      <w:r>
+        <w:rPr>
+          <w:rFonts w:ascii="Georgia" w:cs="Georgia" w:eastAsia="Georgia" w:hAnsi="Georgia"/>
+          <w:b/>
+          <w:bCs/>
+          <w:color w:val="8A6A2C"/>
+          <w:sz w:val="16"/>
+          <w:szCs w:val="16"/>
+        </w:rPr>
+        <w:t xml:space="preserve">DM:  </w:t>
+      </w:r>
+      <w:r>
+        <w:rPr>
+          <w:rFonts w:ascii="Georgia" w:cs="Georgia" w:eastAsia="Georgia" w:hAnsi="Georgia"/>
+          <w:sz w:val="21"/>
+          <w:szCs w:val="21"/>
+        </w:rPr>
+        <w:t xml:space="preserve">Will you take me with you? When you go. Say it. Promise</w:t>
+      </w:r>
+      <w:r>
+        <w:rPr>
+          <w:rFonts w:ascii="Georgia" w:cs="Georgia" w:eastAsia="Georgia" w:hAnsi="Georgia"/>
+          <w:color w:val="7A5A1A"/>
+          <w:sz w:val="17"/>
+          <w:szCs w:val="17"/>
+        </w:rPr>
+        <w:t xml:space="preserve"> [versprechen]</w:t>
+      </w:r>
+      <w:r>
+        <w:rPr>
+          <w:rFonts w:ascii="Georgia" w:cs="Georgia" w:eastAsia="Georgia" w:hAnsi="Georgia"/>
+          <w:sz w:val="21"/>
+          <w:szCs w:val="21"/>
+        </w:rPr>
+        <w:t xml:space="preserve">.</w:t>
       </w:r>
     </w:p>
     <w:p>
@@ -4354,6 +4644,244 @@
           <w:szCs w:val="22"/>
         </w:rPr>
         <w:t xml:space="preserve">. The coach comes at midnight — you could have taken the coach.”</w:t>
+      </w:r>
+    </w:p>
+    <w:p>
+      <w:pPr>
+        <w:spacing w:after="40" w:before="100"/>
+      </w:pPr>
+      <w:r>
+        <w:rPr>
+          <w:rFonts w:ascii="Georgia" w:cs="Georgia" w:eastAsia="Georgia" w:hAnsi="Georgia"/>
+          <w:b/>
+          <w:bCs/>
+          <w:color w:val="555555"/>
+          <w:sz w:val="19"/>
+          <w:szCs w:val="19"/>
+        </w:rPr>
+        <w:t xml:space="preserve">Was sie euch erzählt</w:t>
+      </w:r>
+    </w:p>
+    <w:p>
+      <w:pPr>
+        <w:spacing w:after="110" w:line="320"/>
+      </w:pPr>
+      <w:r>
+        <w:rPr>
+          <w:rFonts w:ascii="Georgia" w:cs="Georgia" w:eastAsia="Georgia" w:hAnsi="Georgia"/>
+          <w:sz w:val="22"/>
+          <w:szCs w:val="22"/>
+        </w:rPr>
+        <w:t xml:space="preserve">She closes the book. “Sit down. You came a long way, so you can hear it once, properly</w:t>
+      </w:r>
+      <w:r>
+        <w:rPr>
+          <w:rFonts w:ascii="Georgia" w:cs="Georgia" w:eastAsia="Georgia" w:hAnsi="Georgia"/>
+          <w:color w:val="7A5A1A"/>
+          <w:sz w:val="18"/>
+          <w:szCs w:val="18"/>
+        </w:rPr>
+        <w:t xml:space="preserve"> [richtig, ordentlich]</w:t>
+      </w:r>
+      <w:r>
+        <w:rPr>
+          <w:rFonts w:ascii="Georgia" w:cs="Georgia" w:eastAsia="Georgia" w:hAnsi="Georgia"/>
+          <w:sz w:val="22"/>
+          <w:szCs w:val="22"/>
+        </w:rPr>
+        <w:t xml:space="preserve">.”</w:t>
+      </w:r>
+    </w:p>
+    <w:p>
+      <w:pPr>
+        <w:spacing w:after="110" w:line="320"/>
+      </w:pPr>
+      <w:r>
+        <w:rPr>
+          <w:rFonts w:ascii="Georgia" w:cs="Georgia" w:eastAsia="Georgia" w:hAnsi="Georgia"/>
+          <w:sz w:val="22"/>
+          <w:szCs w:val="22"/>
+        </w:rPr>
+        <w:t xml:space="preserve">“Four hundred years ago this village made a deal</w:t>
+      </w:r>
+      <w:r>
+        <w:rPr>
+          <w:rFonts w:ascii="Georgia" w:cs="Georgia" w:eastAsia="Georgia" w:hAnsi="Georgia"/>
+          <w:color w:val="7A5A1A"/>
+          <w:sz w:val="18"/>
+          <w:szCs w:val="18"/>
+        </w:rPr>
+        <w:t xml:space="preserve"> [Abmachung]</w:t>
+      </w:r>
+      <w:r>
+        <w:rPr>
+          <w:rFonts w:ascii="Georgia" w:cs="Georgia" w:eastAsia="Georgia" w:hAnsi="Georgia"/>
+          <w:sz w:val="22"/>
+          <w:szCs w:val="22"/>
+        </w:rPr>
+        <w:t xml:space="preserve"> with the man who lives here. His name is Vaskir. Count Vaskir. Every twenty years, one guest goes up to him — and stays. In return: no plague</w:t>
+      </w:r>
+      <w:r>
+        <w:rPr>
+          <w:rFonts w:ascii="Georgia" w:cs="Georgia" w:eastAsia="Georgia" w:hAnsi="Georgia"/>
+          <w:color w:val="7A5A1A"/>
+          <w:sz w:val="18"/>
+          <w:szCs w:val="18"/>
+        </w:rPr>
+        <w:t xml:space="preserve"> [Pest]</w:t>
+      </w:r>
+      <w:r>
+        <w:rPr>
+          <w:rFonts w:ascii="Georgia" w:cs="Georgia" w:eastAsia="Georgia" w:hAnsi="Georgia"/>
+          <w:sz w:val="22"/>
+          <w:szCs w:val="22"/>
+        </w:rPr>
+        <w:t xml:space="preserve">, no wolves</w:t>
+      </w:r>
+      <w:r>
+        <w:rPr>
+          <w:rFonts w:ascii="Georgia" w:cs="Georgia" w:eastAsia="Georgia" w:hAnsi="Georgia"/>
+          <w:color w:val="7A5A1A"/>
+          <w:sz w:val="18"/>
+          <w:szCs w:val="18"/>
+        </w:rPr>
+        <w:t xml:space="preserve"> [Wölfe]</w:t>
+      </w:r>
+      <w:r>
+        <w:rPr>
+          <w:rFonts w:ascii="Georgia" w:cs="Georgia" w:eastAsia="Georgia" w:hAnsi="Georgia"/>
+          <w:sz w:val="22"/>
+          <w:szCs w:val="22"/>
+        </w:rPr>
+        <w:t xml:space="preserve"> in the village, nobody starves</w:t>
+      </w:r>
+      <w:r>
+        <w:rPr>
+          <w:rFonts w:ascii="Georgia" w:cs="Georgia" w:eastAsia="Georgia" w:hAnsi="Georgia"/>
+          <w:color w:val="7A5A1A"/>
+          <w:sz w:val="18"/>
+          <w:szCs w:val="18"/>
+        </w:rPr>
+        <w:t xml:space="preserve"> [verhungert]</w:t>
+      </w:r>
+      <w:r>
+        <w:rPr>
+          <w:rFonts w:ascii="Georgia" w:cs="Georgia" w:eastAsia="Georgia" w:hAnsi="Georgia"/>
+          <w:sz w:val="22"/>
+          <w:szCs w:val="22"/>
+        </w:rPr>
+        <w:t xml:space="preserve"> in winter. It has worked. For four hundred years, it has worked.”</w:t>
+      </w:r>
+    </w:p>
+    <w:p>
+      <w:pPr>
+        <w:spacing w:after="110" w:line="320"/>
+      </w:pPr>
+      <w:r>
+        <w:rPr>
+          <w:rFonts w:ascii="Georgia" w:cs="Georgia" w:eastAsia="Georgia" w:hAnsi="Georgia"/>
+          <w:sz w:val="22"/>
+          <w:szCs w:val="22"/>
+        </w:rPr>
+        <w:t xml:space="preserve">“The names on the board</w:t>
+      </w:r>
+      <w:r>
+        <w:rPr>
+          <w:rFonts w:ascii="Georgia" w:cs="Georgia" w:eastAsia="Georgia" w:hAnsi="Georgia"/>
+          <w:color w:val="7A5A1A"/>
+          <w:sz w:val="18"/>
+          <w:szCs w:val="18"/>
+        </w:rPr>
+        <w:t xml:space="preserve"> [Brett]</w:t>
+      </w:r>
+      <w:r>
+        <w:rPr>
+          <w:rFonts w:ascii="Georgia" w:cs="Georgia" w:eastAsia="Georgia" w:hAnsi="Georgia"/>
+          <w:sz w:val="22"/>
+          <w:szCs w:val="22"/>
+        </w:rPr>
+        <w:t xml:space="preserve"> in the tavern</w:t>
+      </w:r>
+      <w:r>
+        <w:rPr>
+          <w:rFonts w:ascii="Georgia" w:cs="Georgia" w:eastAsia="Georgia" w:hAnsi="Georgia"/>
+          <w:color w:val="7A5A1A"/>
+          <w:sz w:val="18"/>
+          <w:szCs w:val="18"/>
+        </w:rPr>
+        <w:t xml:space="preserve"> [Wirtshaus]</w:t>
+      </w:r>
+      <w:r>
+        <w:rPr>
+          <w:rFonts w:ascii="Georgia" w:cs="Georgia" w:eastAsia="Georgia" w:hAnsi="Georgia"/>
+          <w:sz w:val="22"/>
+          <w:szCs w:val="22"/>
+        </w:rPr>
+        <w:t xml:space="preserve">? Those are the guests</w:t>
+      </w:r>
+      <w:r>
+        <w:rPr>
+          <w:rFonts w:ascii="Georgia" w:cs="Georgia" w:eastAsia="Georgia" w:hAnsi="Georgia"/>
+          <w:color w:val="7A5A1A"/>
+          <w:sz w:val="18"/>
+          <w:szCs w:val="18"/>
+        </w:rPr>
+        <w:t xml:space="preserve"> [Gäste]</w:t>
+      </w:r>
+      <w:r>
+        <w:rPr>
+          <w:rFonts w:ascii="Georgia" w:cs="Georgia" w:eastAsia="Georgia" w:hAnsi="Georgia"/>
+          <w:sz w:val="22"/>
+          <w:szCs w:val="22"/>
+        </w:rPr>
+        <w:t xml:space="preserve">. Greta writes them. Twenty years ago she wrote her sister’s name.”</w:t>
+      </w:r>
+    </w:p>
+    <w:p>
+      <w:pPr>
+        <w:spacing w:after="110" w:line="320"/>
+      </w:pPr>
+      <w:r>
+        <w:rPr>
+          <w:rFonts w:ascii="Georgia" w:cs="Georgia" w:eastAsia="Georgia" w:hAnsi="Georgia"/>
+          <w:sz w:val="22"/>
+          <w:szCs w:val="22"/>
+        </w:rPr>
+        <w:t xml:space="preserve">“This year the village chose Lene. She is nine. So I packed a bag and came instead. At sunrise</w:t>
+      </w:r>
+      <w:r>
+        <w:rPr>
+          <w:rFonts w:ascii="Georgia" w:cs="Georgia" w:eastAsia="Georgia" w:hAnsi="Georgia"/>
+          <w:color w:val="7A5A1A"/>
+          <w:sz w:val="18"/>
+          <w:szCs w:val="18"/>
+        </w:rPr>
+        <w:t xml:space="preserve"> [Sonnenaufgang]</w:t>
+      </w:r>
+      <w:r>
+        <w:rPr>
+          <w:rFonts w:ascii="Georgia" w:cs="Georgia" w:eastAsia="Georgia" w:hAnsi="Georgia"/>
+          <w:sz w:val="22"/>
+          <w:szCs w:val="22"/>
+        </w:rPr>
+        <w:t xml:space="preserve"> I go downstairs and sign</w:t>
+      </w:r>
+      <w:r>
+        <w:rPr>
+          <w:rFonts w:ascii="Georgia" w:cs="Georgia" w:eastAsia="Georgia" w:hAnsi="Georgia"/>
+          <w:color w:val="7A5A1A"/>
+          <w:sz w:val="18"/>
+          <w:szCs w:val="18"/>
+        </w:rPr>
+        <w:t xml:space="preserve"> [Schild]</w:t>
+      </w:r>
+      <w:r>
+        <w:rPr>
+          <w:rFonts w:ascii="Georgia" w:cs="Georgia" w:eastAsia="Georgia" w:hAnsi="Georgia"/>
+          <w:sz w:val="22"/>
+          <w:szCs w:val="22"/>
+        </w:rPr>
+        <w:t xml:space="preserve"> his book, and then it is done.”</w:t>
       </w:r>
     </w:p>
     <w:p>

--- a/helferblatt/Nachtfels_Lesetext_Schueler.docx
+++ b/helferblatt/Nachtfels_Lesetext_Schueler.docx
@@ -567,7 +567,7 @@
           <w:sz w:val="22"/>
           <w:szCs w:val="22"/>
         </w:rPr>
-        <w:t xml:space="preserve"> stops. Marek does not get down and he does not open the door — you do that yourselves.</w:t>
+        <w:t xml:space="preserve"> stops. Marek does not get down and he does not open the door — you do that yourselves. His right hand, on the reins, is wrapped in a dirty bandage.</w:t>
       </w:r>
     </w:p>
     <w:p>
@@ -906,7 +906,7 @@
           <w:sz w:val="22"/>
           <w:szCs w:val="22"/>
         </w:rPr>
-        <w:t xml:space="preserve"> hangs a long wooden board</w:t>
+        <w:t xml:space="preserve"> hangs a long, heavy board</w:t>
       </w:r>
       <w:r>
         <w:rPr>
@@ -923,7 +923,7 @@
           <w:sz w:val="22"/>
           <w:szCs w:val="22"/>
         </w:rPr>
-        <w:t xml:space="preserve"> with names carved</w:t>
+        <w:t xml:space="preserve"> of oak, on two iron hooks, with names carved</w:t>
       </w:r>
       <w:r>
         <w:rPr>
@@ -1697,7 +1697,7 @@
           <w:sz w:val="22"/>
           <w:szCs w:val="22"/>
         </w:rPr>
-        <w:t xml:space="preserve">, watching you come. They are not barking. They are waiting for you to get closer.</w:t>
+        <w:t xml:space="preserve">, watching you come. The smaller one holds a back leg off the ground; there is an old iron trap still on it. They are not barking. They are waiting for you to get closer.</w:t>
       </w:r>
     </w:p>
     <w:p>
@@ -1819,7 +1819,7 @@
           <w:sz w:val="22"/>
           <w:szCs w:val="22"/>
         </w:rPr>
-        <w:t xml:space="preserve">.</w:t>
+        <w:t xml:space="preserve"> — and once it has one, it takes real strength to get it back.</w:t>
       </w:r>
     </w:p>
     <w:p>
@@ -1963,7 +1963,7 @@
           <w:sz w:val="22"/>
           <w:szCs w:val="22"/>
         </w:rPr>
-        <w:t xml:space="preserve"> stand beside it with lamps</w:t>
+        <w:t xml:space="preserve"> stand beside it. Their lamps</w:t>
       </w:r>
       <w:r>
         <w:rPr>
@@ -1980,7 +1980,7 @@
           <w:sz w:val="22"/>
           <w:szCs w:val="22"/>
         </w:rPr>
-        <w:t xml:space="preserve">. They do not move. They do not talk. They are looking at the fog</w:t>
+        <w:t xml:space="preserve"> hang on the wall next to them — the only light for a mile. They do not move. They do not talk. They are looking at the fog</w:t>
       </w:r>
       <w:r>
         <w:rPr>
@@ -2436,7 +2436,24 @@
           <w:sz w:val="22"/>
           <w:szCs w:val="22"/>
         </w:rPr>
-        <w:t xml:space="preserve"> going up.</w:t>
+        <w:t xml:space="preserve"> going up. In the corner, behind an iron grille, a shelf of small bottles — and one of them gives off a faint, pale</w:t>
+      </w:r>
+      <w:r>
+        <w:rPr>
+          <w:rFonts w:ascii="Georgia" w:cs="Georgia" w:eastAsia="Georgia" w:hAnsi="Georgia"/>
+          <w:color w:val="7A5A1A"/>
+          <w:sz w:val="18"/>
+          <w:szCs w:val="18"/>
+        </w:rPr>
+        <w:t xml:space="preserve"> [blass, hell]</w:t>
+      </w:r>
+      <w:r>
+        <w:rPr>
+          <w:rFonts w:ascii="Georgia" w:cs="Georgia" w:eastAsia="Georgia" w:hAnsi="Georgia"/>
+          <w:sz w:val="22"/>
+          <w:szCs w:val="22"/>
+        </w:rPr>
+        <w:t xml:space="preserve"> light.</w:t>
       </w:r>
     </w:p>
     <w:p>
@@ -2457,7 +2474,7 @@
           <w:sz w:val="22"/>
           <w:szCs w:val="22"/>
         </w:rPr>
-        <w:t xml:space="preserve"> stands a man with a lamp. He has heard the door. He comes down, slowly, and holds the lamp up to your faces.</w:t>
+        <w:t xml:space="preserve"> stands a man with a lamp. He has heard the door. He comes down, slowly, coughing — a cough that has clearly been going on for weeks — and holds the lamp up to your faces.</w:t>
       </w:r>
     </w:p>
     <w:p>
@@ -2678,7 +2695,7 @@
           <w:sz w:val="22"/>
           <w:szCs w:val="22"/>
         </w:rPr>
-        <w:t xml:space="preserve">He drives without a lamp. He never looks at the road. And in two hours he asks you more questions than you ask him.</w:t>
+        <w:t xml:space="preserve">He helps you up with a hand as cold as the door handle. He drives without a lamp. He never looks at the road. And in two hours he asks you more questions than you ask him.</w:t>
       </w:r>
     </w:p>
     <w:p>
@@ -2984,7 +3001,7 @@
           <w:sz w:val="22"/>
           <w:szCs w:val="22"/>
         </w:rPr>
-        <w:t xml:space="preserve">. It looks at you for a long moment.</w:t>
+        <w:t xml:space="preserve">. It looks at you for a long moment and does not move — not even when you come close.</w:t>
       </w:r>
     </w:p>
     <w:p>
@@ -3491,7 +3508,7 @@
           <w:sz w:val="22"/>
           <w:szCs w:val="22"/>
         </w:rPr>
-        <w:t xml:space="preserve"> standing on a ladder</w:t>
+        <w:t xml:space="preserve"> on a wobbling ladder</w:t>
       </w:r>
       <w:r>
         <w:rPr>
@@ -3508,7 +3525,7 @@
           <w:sz w:val="22"/>
           <w:szCs w:val="22"/>
         </w:rPr>
-        <w:t xml:space="preserve">, putting a book back.</w:t>
+        <w:t xml:space="preserve">, trying to put a book back on the top shelf — and not quite reaching it.</w:t>
       </w:r>
     </w:p>
     <w:p>
@@ -3615,7 +3632,7 @@
           <w:sz w:val="19"/>
           <w:szCs w:val="19"/>
         </w:rPr>
-        <w:t xml:space="preserve">Der Weg zur Spiegeltür</w:t>
+        <w:t xml:space="preserve">Der Weg zum Spiegel — Bellamy führt euch</w:t>
       </w:r>
     </w:p>
     <w:p>
@@ -3868,7 +3885,7 @@
           <w:sz w:val="22"/>
           <w:szCs w:val="22"/>
         </w:rPr>
-        <w:t xml:space="preserve"> to nothing. The saint</w:t>
+        <w:t xml:space="preserve"> to stubs — a thread of wick left in every one. The saint</w:t>
       </w:r>
       <w:r>
         <w:rPr>
@@ -3932,7 +3949,7 @@
           <w:sz w:val="22"/>
           <w:szCs w:val="22"/>
         </w:rPr>
-        <w:t xml:space="preserve">. It is a girl of about nineteen, in a dress that was white twenty years ago. She looks at you without any anger</w:t>
+        <w:t xml:space="preserve">. It is a girl of about nineteen, in a dress that was white twenty years ago. Her hands, on the rim of the font, are torn open and have been for a long time. She looks at you without any anger</w:t>
       </w:r>
       <w:r>
         <w:rPr>
@@ -4026,7 +4043,7 @@
           <w:sz w:val="19"/>
           <w:szCs w:val="19"/>
         </w:rPr>
-        <w:t xml:space="preserve">Der Weg zur Spiegeltür</w:t>
+        <w:t xml:space="preserve">Der Weg zum Spiegel — die Treppe hinter dem Altar</w:t>
       </w:r>
     </w:p>
     <w:p>
@@ -4229,7 +4246,7 @@
           <w:sz w:val="22"/>
           <w:szCs w:val="22"/>
         </w:rPr>
-        <w:t xml:space="preserve"> down very slowly and says: “You’re here for the new one. The one in the tower.”</w:t>
+        <w:t xml:space="preserve"> down very slowly — with his right hand; the left one he holds against his chest, red from the pot — and says: “You’re here for the new one. The one in the tower.”</w:t>
       </w:r>
     </w:p>
     <w:p>
@@ -4339,7 +4356,7 @@
           <w:sz w:val="19"/>
           <w:szCs w:val="19"/>
         </w:rPr>
-        <w:t xml:space="preserve">Der Weg zur Spiegeltür</w:t>
+        <w:t xml:space="preserve">Der Weg zum Spiegel — Tam führt euch</w:t>
       </w:r>
     </w:p>
     <w:p>
@@ -4406,6 +4423,107 @@
           <w:szCs w:val="22"/>
         </w:rPr>
         <w:t xml:space="preserve">. Don’t look at it.” And then, quietly: “I’ll wait here.”</w:t>
+      </w:r>
+    </w:p>
+    <w:p>
+      <w:pPr>
+        <w:spacing w:after="60" w:before="120"/>
+      </w:pPr>
+      <w:r>
+        <w:rPr>
+          <w:rFonts w:ascii="Georgia" w:cs="Georgia" w:eastAsia="Georgia" w:hAnsi="Georgia"/>
+          <w:b/>
+          <w:bCs/>
+          <w:color w:val="7A5A1A"/>
+          <w:sz w:val="17"/>
+          <w:szCs w:val="17"/>
+        </w:rPr>
+        <w:t xml:space="preserve">▸ Nur bei: Tür A · Bibliothek, Tür C · Küche</w:t>
+      </w:r>
+    </w:p>
+    <w:p>
+      <w:pPr>
+        <w:spacing w:after="40" w:before="100"/>
+      </w:pPr>
+      <w:r>
+        <w:rPr>
+          <w:rFonts w:ascii="Georgia" w:cs="Georgia" w:eastAsia="Georgia" w:hAnsi="Georgia"/>
+          <w:b/>
+          <w:bCs/>
+          <w:color w:val="555555"/>
+          <w:sz w:val="19"/>
+          <w:szCs w:val="19"/>
+        </w:rPr>
+        <w:t xml:space="preserve">Ohne Führung — der Weg zum Spiegel</w:t>
+      </w:r>
+    </w:p>
+    <w:p>
+      <w:pPr>
+        <w:spacing w:after="110" w:line="320"/>
+      </w:pPr>
+      <w:r>
+        <w:rPr>
+          <w:rFonts w:ascii="Georgia" w:cs="Georgia" w:eastAsia="Georgia" w:hAnsi="Georgia"/>
+          <w:sz w:val="22"/>
+          <w:szCs w:val="22"/>
+        </w:rPr>
+        <w:t xml:space="preserve">Corridors that all look the same, and nobody to ask. Twice you open a door and close it again, very quietly. Then a corridor</w:t>
+      </w:r>
+      <w:r>
+        <w:rPr>
+          <w:rFonts w:ascii="Georgia" w:cs="Georgia" w:eastAsia="Georgia" w:hAnsi="Georgia"/>
+          <w:sz w:val="22"/>
+          <w:szCs w:val="22"/>
+        </w:rPr>
+        <w:t xml:space="preserve"> with no windows</w:t>
+      </w:r>
+      <w:r>
+        <w:rPr>
+          <w:rFonts w:ascii="Georgia" w:cs="Georgia" w:eastAsia="Georgia" w:hAnsi="Georgia"/>
+          <w:sz w:val="22"/>
+          <w:szCs w:val="22"/>
+        </w:rPr>
+        <w:t xml:space="preserve"> — the west corridor</w:t>
+      </w:r>
+      <w:r>
+        <w:rPr>
+          <w:rFonts w:ascii="Georgia" w:cs="Georgia" w:eastAsia="Georgia" w:hAnsi="Georgia"/>
+          <w:sz w:val="22"/>
+          <w:szCs w:val="22"/>
+        </w:rPr>
+        <w:t xml:space="preserve"> — and at the end of it a tall mirror</w:t>
+      </w:r>
+      <w:r>
+        <w:rPr>
+          <w:rFonts w:ascii="Georgia" w:cs="Georgia" w:eastAsia="Georgia" w:hAnsi="Georgia"/>
+          <w:sz w:val="22"/>
+          <w:szCs w:val="22"/>
+        </w:rPr>
+        <w:t xml:space="preserve"> instead of a door. On the frame, in chalk</w:t>
+      </w:r>
+      <w:r>
+        <w:rPr>
+          <w:rFonts w:ascii="Georgia" w:cs="Georgia" w:eastAsia="Georgia" w:hAnsi="Georgia"/>
+          <w:sz w:val="22"/>
+          <w:szCs w:val="22"/>
+        </w:rPr>
+        <w:t xml:space="preserve">, in a child’s handwriting</w:t>
+      </w:r>
+      <w:r>
+        <w:rPr>
+          <w:rFonts w:ascii="Georgia" w:cs="Georgia" w:eastAsia="Georgia" w:hAnsi="Georgia"/>
+          <w:sz w:val="22"/>
+          <w:szCs w:val="22"/>
+        </w:rPr>
+        <w:t xml:space="preserve">: walk backwards</w:t>
+      </w:r>
+      <w:r>
+        <w:rPr>
+          <w:rFonts w:ascii="Georgia" w:cs="Georgia" w:eastAsia="Georgia" w:hAnsi="Georgia"/>
+          <w:sz w:val="22"/>
+          <w:szCs w:val="22"/>
+        </w:rPr>
+        <w:t xml:space="preserve">.</w:t>
       </w:r>
     </w:p>
     <w:p>
@@ -4532,7 +4650,7 @@
           <w:sz w:val="22"/>
           <w:szCs w:val="22"/>
         </w:rPr>
-        <w:t xml:space="preserve">The room at the top is warm. There is a fire, and a pot of tea, and two cups.</w:t>
+        <w:t xml:space="preserve">The room at the top is warm. There is a fire, and a pot of tea, and two cups — one at her elbow, the other on the far side of the table.</w:t>
       </w:r>
     </w:p>
     <w:p>
@@ -4613,7 +4731,7 @@
           <w:sz w:val="22"/>
           <w:szCs w:val="22"/>
         </w:rPr>
-        <w:t xml:space="preserve">.</w:t>
+        <w:t xml:space="preserve">. Beside the chair stands a small bag, packed, with green stems sticking out of the top.</w:t>
       </w:r>
     </w:p>
     <w:p>
@@ -5298,7 +5416,7 @@
           <w:sz w:val="22"/>
           <w:szCs w:val="22"/>
         </w:rPr>
-        <w:t xml:space="preserve"> a lamp is burning, and a man is standing under it. He has clearly been waiting for a while.</w:t>
+        <w:t xml:space="preserve"> a single lamp is burning — the only light there is — and a man is standing under it. He has clearly been waiting for a while.</w:t>
       </w:r>
     </w:p>
     <w:p>
@@ -5419,7 +5537,7 @@
           <w:sz w:val="22"/>
           <w:szCs w:val="22"/>
         </w:rPr>
-        <w:t xml:space="preserve">. Mirela has followed you down. She says nothing.</w:t>
+        <w:t xml:space="preserve">. The ash does not settle; it hangs in the air like snow that has forgotten to fall. Mirela has followed you down. She says nothing.</w:t>
       </w:r>
     </w:p>
     <w:p>
@@ -5575,7 +5693,7 @@
           <w:sz w:val="22"/>
           <w:szCs w:val="22"/>
         </w:rPr>
-        <w:t xml:space="preserve">, which was never meant for Mirela.</w:t>
+        <w:t xml:space="preserve">, which was never meant for Mirela. The pot is still steaming on the table between you.</w:t>
       </w:r>
     </w:p>
     <w:p>
@@ -5694,6 +5812,81 @@
           <w:szCs w:val="22"/>
         </w:rPr>
         <w:t xml:space="preserve">. Ask her who packed hers.”</w:t>
+      </w:r>
+    </w:p>
+    <w:p>
+      <w:pPr>
+        <w:spacing w:after="110" w:line="320"/>
+      </w:pPr>
+      <w:r>
+        <w:rPr>
+          <w:rFonts w:ascii="Georgia" w:cs="Georgia" w:eastAsia="Georgia" w:hAnsi="Georgia"/>
+          <w:sz w:val="22"/>
+          <w:szCs w:val="22"/>
+        </w:rPr>
+        <w:t xml:space="preserve">Then he looks at the three of you, one after the other — and his eyes stop on the one who is standing furthest back.</w:t>
+      </w:r>
+    </w:p>
+    <w:p>
+      <w:pPr>
+        <w:spacing w:after="60" w:before="120"/>
+      </w:pPr>
+      <w:r>
+        <w:rPr>
+          <w:rFonts w:ascii="Georgia" w:cs="Georgia" w:eastAsia="Georgia" w:hAnsi="Georgia"/>
+          <w:b/>
+          <w:bCs/>
+          <w:color w:val="7A5A1A"/>
+          <w:sz w:val="17"/>
+          <w:szCs w:val="17"/>
+        </w:rPr>
+        <w:t xml:space="preserve">▸ Nur bei: nicht: Wahl B · Buch verbrennen, Gefahr 4–10</w:t>
+      </w:r>
+    </w:p>
+    <w:p>
+      <w:pPr>
+        <w:spacing w:after="40" w:before="100"/>
+      </w:pPr>
+      <w:r>
+        <w:rPr>
+          <w:rFonts w:ascii="Georgia" w:cs="Georgia" w:eastAsia="Georgia" w:hAnsi="Georgia"/>
+          <w:b/>
+          <w:bCs/>
+          <w:color w:val="555555"/>
+          <w:sz w:val="19"/>
+          <w:szCs w:val="19"/>
+        </w:rPr>
+        <w:t xml:space="preserve">Seine Leute</w:t>
+      </w:r>
+    </w:p>
+    <w:p>
+      <w:pPr>
+        <w:spacing w:after="110" w:line="320"/>
+      </w:pPr>
+      <w:r>
+        <w:rPr>
+          <w:rFonts w:ascii="Georgia" w:cs="Georgia" w:eastAsia="Georgia" w:hAnsi="Georgia"/>
+          <w:sz w:val="22"/>
+          <w:szCs w:val="22"/>
+        </w:rPr>
+        <w:t xml:space="preserve">Two of his people stand by the door. Villagers, by their coats</w:t>
+      </w:r>
+      <w:r>
+        <w:rPr>
+          <w:rFonts w:ascii="Georgia" w:cs="Georgia" w:eastAsia="Georgia" w:hAnsi="Georgia"/>
+          <w:color w:val="7A5A1A"/>
+          <w:sz w:val="18"/>
+          <w:szCs w:val="18"/>
+        </w:rPr>
+        <w:t xml:space="preserve"> [Mäntel]</w:t>
+      </w:r>
+      <w:r>
+        <w:rPr>
+          <w:rFonts w:ascii="Georgia" w:cs="Georgia" w:eastAsia="Georgia" w:hAnsi="Georgia"/>
+          <w:sz w:val="22"/>
+          <w:szCs w:val="22"/>
+        </w:rPr>
+        <w:t xml:space="preserve">. Their eyes are open and see nothing.</w:t>
       </w:r>
     </w:p>
     <w:p>
@@ -6002,7 +6195,7 @@
           <w:sz w:val="22"/>
           <w:szCs w:val="22"/>
         </w:rPr>
-        <w:t xml:space="preserve">. Somewhere close, and getting closer — three pairs, in step. A lamp swings round the corner, and behind it comes something on a chain that is too big to be a dog and too quiet to be a wolf.</w:t>
+        <w:t xml:space="preserve">. Somewhere close, and getting closer — three pairs, in step. One lamp — only one — swings round the corner, and behind it comes something on a long chain that is too big to be a dog and too quiet to be a wolf.</w:t>
       </w:r>
     </w:p>
     <w:p>

--- a/helferblatt/Nachtfels_Lesetext_Schueler.docx
+++ b/helferblatt/Nachtfels_Lesetext_Schueler.docx
@@ -3329,7 +3329,24 @@
           <w:sz w:val="21"/>
           <w:szCs w:val="21"/>
         </w:rPr>
-        <w:t xml:space="preserve">, broken open. The library, where somebody is awake. Or the kitchen stair</w:t>
+        <w:t xml:space="preserve">, broken open. The library, where somebody is awake</w:t>
+      </w:r>
+      <w:r>
+        <w:rPr>
+          <w:rFonts w:ascii="Georgia" w:cs="Georgia" w:eastAsia="Georgia" w:hAnsi="Georgia"/>
+          <w:color w:val="7A5A1A"/>
+          <w:sz w:val="17"/>
+          <w:szCs w:val="17"/>
+        </w:rPr>
+        <w:t xml:space="preserve"> [wach]</w:t>
+      </w:r>
+      <w:r>
+        <w:rPr>
+          <w:rFonts w:ascii="Georgia" w:cs="Georgia" w:eastAsia="Georgia" w:hAnsi="Georgia"/>
+          <w:sz w:val="21"/>
+          <w:szCs w:val="21"/>
+        </w:rPr>
+        <w:t xml:space="preserve">. Or the kitchen stair</w:t>
       </w:r>
       <w:r>
         <w:rPr>
@@ -6132,6 +6149,654 @@
           <w:szCs w:val="17"/>
         </w:rPr>
         <w:t xml:space="preserve">→  Helfer-Blatt · Teil 9</w:t>
+      </w:r>
+    </w:p>
+    <w:p>
+      <w:pPr>
+        <w:pStyle w:val="Heading1"/>
+        <w:pageBreakBefore/>
+        <w:spacing w:after="60" w:before="400"/>
+      </w:pPr>
+      <w:r>
+        <w:rPr>
+          <w:rFonts w:ascii="Georgia" w:cs="Georgia" w:eastAsia="Georgia" w:hAnsi="Georgia"/>
+          <w:b/>
+          <w:bCs/>
+          <w:color w:val="1A1A1A"/>
+          <w:sz w:val="32"/>
+          <w:szCs w:val="32"/>
+        </w:rPr>
+        <w:t xml:space="preserve">Danach · What Happens Now</w:t>
+      </w:r>
+    </w:p>
+    <w:p>
+      <w:pPr>
+        <w:spacing w:after="40" w:before="100"/>
+      </w:pPr>
+      <w:r>
+        <w:rPr>
+          <w:rFonts w:ascii="Georgia" w:cs="Georgia" w:eastAsia="Georgia" w:hAnsi="Georgia"/>
+          <w:b/>
+          <w:bCs/>
+          <w:color w:val="555555"/>
+          <w:sz w:val="19"/>
+          <w:szCs w:val="19"/>
+        </w:rPr>
+        <w:t xml:space="preserve">Der Weg hinunter</w:t>
+      </w:r>
+    </w:p>
+    <w:p>
+      <w:pPr>
+        <w:spacing w:after="110" w:line="320"/>
+      </w:pPr>
+      <w:r>
+        <w:rPr>
+          <w:rFonts w:ascii="Georgia" w:cs="Georgia" w:eastAsia="Georgia" w:hAnsi="Georgia"/>
+          <w:sz w:val="22"/>
+          <w:szCs w:val="22"/>
+        </w:rPr>
+        <w:t xml:space="preserve">The road down takes an hour, and for the first time since you got here you can see where you are going. Below you the valley</w:t>
+      </w:r>
+      <w:r>
+        <w:rPr>
+          <w:rFonts w:ascii="Georgia" w:cs="Georgia" w:eastAsia="Georgia" w:hAnsi="Georgia"/>
+          <w:color w:val="7A5A1A"/>
+          <w:sz w:val="18"/>
+          <w:szCs w:val="18"/>
+        </w:rPr>
+        <w:t xml:space="preserve"> [Tal]</w:t>
+      </w:r>
+      <w:r>
+        <w:rPr>
+          <w:rFonts w:ascii="Georgia" w:cs="Georgia" w:eastAsia="Georgia" w:hAnsi="Georgia"/>
+          <w:sz w:val="22"/>
+          <w:szCs w:val="22"/>
+        </w:rPr>
+        <w:t xml:space="preserve"> is white with frost</w:t>
+      </w:r>
+      <w:r>
+        <w:rPr>
+          <w:rFonts w:ascii="Georgia" w:cs="Georgia" w:eastAsia="Georgia" w:hAnsi="Georgia"/>
+          <w:color w:val="7A5A1A"/>
+          <w:sz w:val="18"/>
+          <w:szCs w:val="18"/>
+        </w:rPr>
+        <w:t xml:space="preserve"> [Frost]</w:t>
+      </w:r>
+      <w:r>
+        <w:rPr>
+          <w:rFonts w:ascii="Georgia" w:cs="Georgia" w:eastAsia="Georgia" w:hAnsi="Georgia"/>
+          <w:sz w:val="22"/>
+          <w:szCs w:val="22"/>
+        </w:rPr>
+        <w:t xml:space="preserve">, and there is smoke coming out of every chimney</w:t>
+      </w:r>
+      <w:r>
+        <w:rPr>
+          <w:rFonts w:ascii="Georgia" w:cs="Georgia" w:eastAsia="Georgia" w:hAnsi="Georgia"/>
+          <w:color w:val="7A5A1A"/>
+          <w:sz w:val="18"/>
+          <w:szCs w:val="18"/>
+        </w:rPr>
+        <w:t xml:space="preserve"> [Schornstein]</w:t>
+      </w:r>
+      <w:r>
+        <w:rPr>
+          <w:rFonts w:ascii="Georgia" w:cs="Georgia" w:eastAsia="Georgia" w:hAnsi="Georgia"/>
+          <w:sz w:val="22"/>
+          <w:szCs w:val="22"/>
+        </w:rPr>
+        <w:t xml:space="preserve"> in Dornwald.</w:t>
+      </w:r>
+    </w:p>
+    <w:p>
+      <w:pPr>
+        <w:spacing w:after="110" w:line="320"/>
+      </w:pPr>
+      <w:r>
+        <w:rPr>
+          <w:rFonts w:ascii="Georgia" w:cs="Georgia" w:eastAsia="Georgia" w:hAnsi="Georgia"/>
+          <w:sz w:val="22"/>
+          <w:szCs w:val="22"/>
+        </w:rPr>
+        <w:t xml:space="preserve">The village is awake</w:t>
+      </w:r>
+      <w:r>
+        <w:rPr>
+          <w:rFonts w:ascii="Georgia" w:cs="Georgia" w:eastAsia="Georgia" w:hAnsi="Georgia"/>
+          <w:color w:val="7A5A1A"/>
+          <w:sz w:val="18"/>
+          <w:szCs w:val="18"/>
+        </w:rPr>
+        <w:t xml:space="preserve"> [wach]</w:t>
+      </w:r>
+      <w:r>
+        <w:rPr>
+          <w:rFonts w:ascii="Georgia" w:cs="Georgia" w:eastAsia="Georgia" w:hAnsi="Georgia"/>
+          <w:sz w:val="22"/>
+          <w:szCs w:val="22"/>
+        </w:rPr>
+        <w:t xml:space="preserve">. The door of the tavern</w:t>
+      </w:r>
+      <w:r>
+        <w:rPr>
+          <w:rFonts w:ascii="Georgia" w:cs="Georgia" w:eastAsia="Georgia" w:hAnsi="Georgia"/>
+          <w:color w:val="7A5A1A"/>
+          <w:sz w:val="18"/>
+          <w:szCs w:val="18"/>
+        </w:rPr>
+        <w:t xml:space="preserve"> [Wirtshaus]</w:t>
+      </w:r>
+      <w:r>
+        <w:rPr>
+          <w:rFonts w:ascii="Georgia" w:cs="Georgia" w:eastAsia="Georgia" w:hAnsi="Georgia"/>
+          <w:sz w:val="22"/>
+          <w:szCs w:val="22"/>
+        </w:rPr>
+        <w:t xml:space="preserve"> stands open, and Greta is standing in it with her three fingers wrapped around a cup she is not drinking from. She does not go back inside when she sees you.</w:t>
+      </w:r>
+    </w:p>
+    <w:p>
+      <w:pPr>
+        <w:spacing w:after="110" w:line="320"/>
+      </w:pPr>
+      <w:r>
+        <w:rPr>
+          <w:rFonts w:ascii="Georgia" w:cs="Georgia" w:eastAsia="Georgia" w:hAnsi="Georgia"/>
+          <w:sz w:val="22"/>
+          <w:szCs w:val="22"/>
+        </w:rPr>
+        <w:t xml:space="preserve">Tobias gets to you first. He runs the last thirty metres and then stops, because he has not decided yet whether he is allowed</w:t>
+      </w:r>
+      <w:r>
+        <w:rPr>
+          <w:rFonts w:ascii="Georgia" w:cs="Georgia" w:eastAsia="Georgia" w:hAnsi="Georgia"/>
+          <w:color w:val="7A5A1A"/>
+          <w:sz w:val="18"/>
+          <w:szCs w:val="18"/>
+        </w:rPr>
+        <w:t xml:space="preserve"> [erlaubt]</w:t>
+      </w:r>
+      <w:r>
+        <w:rPr>
+          <w:rFonts w:ascii="Georgia" w:cs="Georgia" w:eastAsia="Georgia" w:hAnsi="Georgia"/>
+          <w:sz w:val="22"/>
+          <w:szCs w:val="22"/>
+        </w:rPr>
+        <w:t xml:space="preserve"> to be happy.</w:t>
+      </w:r>
+    </w:p>
+    <w:p>
+      <w:pPr>
+        <w:spacing w:after="110" w:line="320"/>
+      </w:pPr>
+      <w:r>
+        <w:rPr>
+          <w:rFonts w:ascii="Georgia" w:cs="Georgia" w:eastAsia="Georgia" w:hAnsi="Georgia"/>
+          <w:sz w:val="22"/>
+          <w:szCs w:val="22"/>
+        </w:rPr>
+        <w:t xml:space="preserve">And at the bottom of the hill, where the road turns south</w:t>
+      </w:r>
+      <w:r>
+        <w:rPr>
+          <w:rFonts w:ascii="Georgia" w:cs="Georgia" w:eastAsia="Georgia" w:hAnsi="Georgia"/>
+          <w:color w:val="7A5A1A"/>
+          <w:sz w:val="18"/>
+          <w:szCs w:val="18"/>
+        </w:rPr>
+        <w:t xml:space="preserve"> [biegt nach Süden]</w:t>
+      </w:r>
+      <w:r>
+        <w:rPr>
+          <w:rFonts w:ascii="Georgia" w:cs="Georgia" w:eastAsia="Georgia" w:hAnsi="Georgia"/>
+          <w:sz w:val="22"/>
+          <w:szCs w:val="22"/>
+        </w:rPr>
+        <w:t xml:space="preserve">, a coach is waiting with its lamp still burning. It has been there all night.</w:t>
+      </w:r>
+    </w:p>
+    <w:p>
+      <w:pPr>
+        <w:pBdr>
+          <w:left w:val="single" w:color="D9A441" w:sz="18" w:space="8"/>
+        </w:pBdr>
+        <w:shd w:fill="FFF6DD" w:color="auto" w:val="clear"/>
+        <w:spacing w:after="40"/>
+        <w:ind w:left="120"/>
+      </w:pPr>
+      <w:r>
+        <w:rPr>
+          <w:rFonts w:ascii="Georgia" w:cs="Georgia" w:eastAsia="Georgia" w:hAnsi="Georgia"/>
+          <w:b/>
+          <w:bCs/>
+          <w:color w:val="8A6A2C"/>
+          <w:sz w:val="16"/>
+          <w:szCs w:val="16"/>
+        </w:rPr>
+        <w:t xml:space="preserve">DM:  </w:t>
+      </w:r>
+      <w:r>
+        <w:rPr>
+          <w:rFonts w:ascii="Georgia" w:cs="Georgia" w:eastAsia="Georgia" w:hAnsi="Georgia"/>
+          <w:sz w:val="21"/>
+          <w:szCs w:val="21"/>
+        </w:rPr>
+        <w:t xml:space="preserve">I said I'd be at the bottom of that hill and driving home. Well. I got as far as the bottom of the hill.</w:t>
+      </w:r>
+    </w:p>
+    <w:p>
+      <w:pPr>
+        <w:pBdr>
+          <w:left w:val="single" w:color="D9A441" w:sz="18" w:space="8"/>
+        </w:pBdr>
+        <w:shd w:fill="FFF6DD" w:color="auto" w:val="clear"/>
+        <w:spacing w:after="140"/>
+        <w:ind w:left="120"/>
+      </w:pPr>
+      <w:r>
+        <w:rPr>
+          <w:rFonts w:ascii="Georgia" w:cs="Georgia" w:eastAsia="Georgia" w:hAnsi="Georgia"/>
+          <w:sz w:val="21"/>
+          <w:szCs w:val="21"/>
+        </w:rPr>
+        <w:t xml:space="preserve">So. Where to?</w:t>
+      </w:r>
+    </w:p>
+    <w:p>
+      <w:pPr>
+        <w:pBdr>
+          <w:left w:val="single" w:color="74B094" w:sz="18" w:space="8"/>
+        </w:pBdr>
+        <w:shd w:fill="EAF4EC" w:color="auto" w:val="clear"/>
+        <w:spacing w:after="40"/>
+        <w:ind w:left="120"/>
+      </w:pPr>
+      <w:r>
+        <w:rPr>
+          <w:rFonts w:ascii="Georgia" w:cs="Georgia" w:eastAsia="Georgia" w:hAnsi="Georgia"/>
+          <w:b/>
+          <w:bCs/>
+          <w:color w:val="3A5A4C"/>
+          <w:sz w:val="16"/>
+          <w:szCs w:val="16"/>
+        </w:rPr>
+        <w:t xml:space="preserve">DM SAGT DEN SCHÜLERN:  </w:t>
+      </w:r>
+      <w:r>
+        <w:rPr>
+          <w:rFonts w:ascii="Georgia" w:cs="Georgia" w:eastAsia="Georgia" w:hAnsi="Georgia"/>
+          <w:sz w:val="19"/>
+          <w:szCs w:val="19"/>
+        </w:rPr>
+        <w:t xml:space="preserve">“Marek is waiting, and so is half the village. Every one of you: what do you want to do now — and why? You don’t all have to want the same thing.”</w:t>
+      </w:r>
+    </w:p>
+    <w:p>
+      <w:pPr>
+        <w:pBdr>
+          <w:left w:val="single" w:color="74B094" w:sz="18" w:space="8"/>
+        </w:pBdr>
+        <w:shd w:fill="EAF4EC" w:color="auto" w:val="clear"/>
+        <w:spacing w:after="140"/>
+        <w:ind w:left="120"/>
+      </w:pPr>
+      <w:r>
+        <w:rPr>
+          <w:rFonts w:ascii="Georgia" w:cs="Georgia" w:eastAsia="Georgia" w:hAnsi="Georgia"/>
+          <w:color w:val="555555"/>
+          <w:sz w:val="17"/>
+          <w:szCs w:val="17"/>
+        </w:rPr>
+        <w:t xml:space="preserve">→  Helfer-Blatt · Teil 10</w:t>
+      </w:r>
+    </w:p>
+    <w:p>
+      <w:pPr>
+        <w:spacing w:after="60" w:before="120"/>
+      </w:pPr>
+      <w:r>
+        <w:rPr>
+          <w:rFonts w:ascii="Georgia" w:cs="Georgia" w:eastAsia="Georgia" w:hAnsi="Georgia"/>
+          <w:b/>
+          <w:bCs/>
+          <w:color w:val="7A5A1A"/>
+          <w:sz w:val="17"/>
+          <w:szCs w:val="17"/>
+        </w:rPr>
+        <w:t xml:space="preserve">▸ Nur bei: weiter_jagd</w:t>
+      </w:r>
+    </w:p>
+    <w:p>
+      <w:pPr>
+        <w:spacing w:after="40" w:before="100"/>
+      </w:pPr>
+      <w:r>
+        <w:rPr>
+          <w:rFonts w:ascii="Georgia" w:cs="Georgia" w:eastAsia="Georgia" w:hAnsi="Georgia"/>
+          <w:b/>
+          <w:bCs/>
+          <w:color w:val="555555"/>
+          <w:sz w:val="19"/>
+          <w:szCs w:val="19"/>
+        </w:rPr>
+        <w:t xml:space="preserve">Schluss · Die nächste Jagd</w:t>
+      </w:r>
+    </w:p>
+    <w:p>
+      <w:pPr>
+        <w:spacing w:after="110" w:line="320"/>
+      </w:pPr>
+      <w:r>
+        <w:rPr>
+          <w:rFonts w:ascii="Georgia" w:cs="Georgia" w:eastAsia="Georgia" w:hAnsi="Georgia"/>
+          <w:sz w:val="22"/>
+          <w:szCs w:val="22"/>
+        </w:rPr>
+        <w:t xml:space="preserve">You take the coach. Nobody in Dornwald waves, because that is not what they do here — but Greta puts three loaves</w:t>
+      </w:r>
+      <w:r>
+        <w:rPr>
+          <w:rFonts w:ascii="Georgia" w:cs="Georgia" w:eastAsia="Georgia" w:hAnsi="Georgia"/>
+          <w:color w:val="7A5A1A"/>
+          <w:sz w:val="18"/>
+          <w:szCs w:val="18"/>
+        </w:rPr>
+        <w:t xml:space="preserve"> [Brotlaibe]</w:t>
+      </w:r>
+      <w:r>
+        <w:rPr>
+          <w:rFonts w:ascii="Georgia" w:cs="Georgia" w:eastAsia="Georgia" w:hAnsi="Georgia"/>
+          <w:sz w:val="22"/>
+          <w:szCs w:val="22"/>
+        </w:rPr>
+        <w:t xml:space="preserve"> of bread on the seat and says nothing at all, and Tobias runs beside the wheels until the road turns.</w:t>
+      </w:r>
+    </w:p>
+    <w:p>
+      <w:pPr>
+        <w:spacing w:after="110" w:line="320"/>
+      </w:pPr>
+      <w:r>
+        <w:rPr>
+          <w:rFonts w:ascii="Georgia" w:cs="Georgia" w:eastAsia="Georgia" w:hAnsi="Georgia"/>
+          <w:sz w:val="22"/>
+          <w:szCs w:val="22"/>
+        </w:rPr>
+        <w:t xml:space="preserve">Two valleys east there is a place called Eisenbach. Nobody has gone missing there this year. Nobody has gone missing there for nineteen years.</w:t>
+      </w:r>
+    </w:p>
+    <w:p>
+      <w:pPr>
+        <w:spacing w:after="110" w:line="320"/>
+      </w:pPr>
+      <w:r>
+        <w:rPr>
+          <w:rFonts w:ascii="Georgia" w:cs="Georgia" w:eastAsia="Georgia" w:hAnsi="Georgia"/>
+          <w:sz w:val="22"/>
+          <w:szCs w:val="22"/>
+        </w:rPr>
+        <w:t xml:space="preserve">You have eleven months.</w:t>
+      </w:r>
+    </w:p>
+    <w:p>
+      <w:pPr>
+        <w:spacing w:after="60" w:before="120"/>
+      </w:pPr>
+      <w:r>
+        <w:rPr>
+          <w:rFonts w:ascii="Georgia" w:cs="Georgia" w:eastAsia="Georgia" w:hAnsi="Georgia"/>
+          <w:b/>
+          <w:bCs/>
+          <w:color w:val="7A5A1A"/>
+          <w:sz w:val="17"/>
+          <w:szCs w:val="17"/>
+        </w:rPr>
+        <w:t xml:space="preserve">▸ Nur bei: weiter_dorf</w:t>
+      </w:r>
+    </w:p>
+    <w:p>
+      <w:pPr>
+        <w:spacing w:after="40" w:before="100"/>
+      </w:pPr>
+      <w:r>
+        <w:rPr>
+          <w:rFonts w:ascii="Georgia" w:cs="Georgia" w:eastAsia="Georgia" w:hAnsi="Georgia"/>
+          <w:b/>
+          <w:bCs/>
+          <w:color w:val="555555"/>
+          <w:sz w:val="19"/>
+          <w:szCs w:val="19"/>
+        </w:rPr>
+        <w:t xml:space="preserve">Schluss · Der Winter</w:t>
+      </w:r>
+    </w:p>
+    <w:p>
+      <w:pPr>
+        <w:spacing w:after="110" w:line="320"/>
+      </w:pPr>
+      <w:r>
+        <w:rPr>
+          <w:rFonts w:ascii="Georgia" w:cs="Georgia" w:eastAsia="Georgia" w:hAnsi="Georgia"/>
+          <w:sz w:val="22"/>
+          <w:szCs w:val="22"/>
+        </w:rPr>
+        <w:t xml:space="preserve">You stay. You sleep through most of the first week, in the room above the tavern</w:t>
+      </w:r>
+      <w:r>
+        <w:rPr>
+          <w:rFonts w:ascii="Georgia" w:cs="Georgia" w:eastAsia="Georgia" w:hAnsi="Georgia"/>
+          <w:sz w:val="22"/>
+          <w:szCs w:val="22"/>
+        </w:rPr>
+        <w:t xml:space="preserve"> that has been empty since before Tobias was born.</w:t>
+      </w:r>
+    </w:p>
+    <w:p>
+      <w:pPr>
+        <w:spacing w:after="110" w:line="320"/>
+      </w:pPr>
+      <w:r>
+        <w:rPr>
+          <w:rFonts w:ascii="Georgia" w:cs="Georgia" w:eastAsia="Georgia" w:hAnsi="Georgia"/>
+          <w:sz w:val="22"/>
+          <w:szCs w:val="22"/>
+        </w:rPr>
+        <w:t xml:space="preserve">Then the snow comes and the valley closes</w:t>
+      </w:r>
+      <w:r>
+        <w:rPr>
+          <w:rFonts w:ascii="Georgia" w:cs="Georgia" w:eastAsia="Georgia" w:hAnsi="Georgia"/>
+          <w:color w:val="7A5A1A"/>
+          <w:sz w:val="18"/>
+          <w:szCs w:val="18"/>
+        </w:rPr>
+        <w:t xml:space="preserve"> [das Tal ist abgeschnitten]</w:t>
+      </w:r>
+      <w:r>
+        <w:rPr>
+          <w:rFonts w:ascii="Georgia" w:cs="Georgia" w:eastAsia="Georgia" w:hAnsi="Georgia"/>
+          <w:sz w:val="22"/>
+          <w:szCs w:val="22"/>
+        </w:rPr>
+        <w:t xml:space="preserve">, and for five months you are the only thing between twenty houses and whatever the winter brings. Lene learns to hold a knife</w:t>
+      </w:r>
+      <w:r>
+        <w:rPr>
+          <w:rFonts w:ascii="Georgia" w:cs="Georgia" w:eastAsia="Georgia" w:hAnsi="Georgia"/>
+          <w:color w:val="7A5A1A"/>
+          <w:sz w:val="18"/>
+          <w:szCs w:val="18"/>
+        </w:rPr>
+        <w:t xml:space="preserve"> [Messer]</w:t>
+      </w:r>
+      <w:r>
+        <w:rPr>
+          <w:rFonts w:ascii="Georgia" w:cs="Georgia" w:eastAsia="Georgia" w:hAnsi="Georgia"/>
+          <w:sz w:val="22"/>
+          <w:szCs w:val="22"/>
+        </w:rPr>
+        <w:t xml:space="preserve"> properly</w:t>
+      </w:r>
+      <w:r>
+        <w:rPr>
+          <w:rFonts w:ascii="Georgia" w:cs="Georgia" w:eastAsia="Georgia" w:hAnsi="Georgia"/>
+          <w:color w:val="7A5A1A"/>
+          <w:sz w:val="18"/>
+          <w:szCs w:val="18"/>
+        </w:rPr>
+        <w:t xml:space="preserve"> [richtig, ordentlich]</w:t>
+      </w:r>
+      <w:r>
+        <w:rPr>
+          <w:rFonts w:ascii="Georgia" w:cs="Georgia" w:eastAsia="Georgia" w:hAnsi="Georgia"/>
+          <w:sz w:val="22"/>
+          <w:szCs w:val="22"/>
+        </w:rPr>
+        <w:t xml:space="preserve">. Tobias learns that most of this job is being awake</w:t>
+      </w:r>
+      <w:r>
+        <w:rPr>
+          <w:rFonts w:ascii="Georgia" w:cs="Georgia" w:eastAsia="Georgia" w:hAnsi="Georgia"/>
+          <w:sz w:val="22"/>
+          <w:szCs w:val="22"/>
+        </w:rPr>
+        <w:t xml:space="preserve"> at four in the morning.</w:t>
+      </w:r>
+    </w:p>
+    <w:p>
+      <w:pPr>
+        <w:spacing w:after="110" w:line="320"/>
+      </w:pPr>
+      <w:r>
+        <w:rPr>
+          <w:rFonts w:ascii="Georgia" w:cs="Georgia" w:eastAsia="Georgia" w:hAnsi="Georgia"/>
+          <w:sz w:val="22"/>
+          <w:szCs w:val="22"/>
+        </w:rPr>
+        <w:t xml:space="preserve">In April the road opens again. By then you know every name in this village — and the village knows yours.</w:t>
+      </w:r>
+    </w:p>
+    <w:p>
+      <w:pPr>
+        <w:spacing w:after="60" w:before="120"/>
+      </w:pPr>
+      <w:r>
+        <w:rPr>
+          <w:rFonts w:ascii="Georgia" w:cs="Georgia" w:eastAsia="Georgia" w:hAnsi="Georgia"/>
+          <w:b/>
+          <w:bCs/>
+          <w:color w:val="7A5A1A"/>
+          <w:sz w:val="17"/>
+          <w:szCs w:val="17"/>
+        </w:rPr>
+        <w:t xml:space="preserve">▸ Nur bei: weiter_schloss</w:t>
+      </w:r>
+    </w:p>
+    <w:p>
+      <w:pPr>
+        <w:spacing w:after="40" w:before="100"/>
+      </w:pPr>
+      <w:r>
+        <w:rPr>
+          <w:rFonts w:ascii="Georgia" w:cs="Georgia" w:eastAsia="Georgia" w:hAnsi="Georgia"/>
+          <w:b/>
+          <w:bCs/>
+          <w:color w:val="555555"/>
+          <w:sz w:val="19"/>
+          <w:szCs w:val="19"/>
+        </w:rPr>
+        <w:t xml:space="preserve">Schluss · Nachtfels</w:t>
+      </w:r>
+    </w:p>
+    <w:p>
+      <w:pPr>
+        <w:spacing w:after="110" w:line="320"/>
+      </w:pPr>
+      <w:r>
+        <w:rPr>
+          <w:rFonts w:ascii="Georgia" w:cs="Georgia" w:eastAsia="Georgia" w:hAnsi="Georgia"/>
+          <w:sz w:val="22"/>
+          <w:szCs w:val="22"/>
+        </w:rPr>
+        <w:t xml:space="preserve">You move in on the second day, because the second day is when the fire goes out</w:t>
+      </w:r>
+      <w:r>
+        <w:rPr>
+          <w:rFonts w:ascii="Georgia" w:cs="Georgia" w:eastAsia="Georgia" w:hAnsi="Georgia"/>
+          <w:color w:val="7A5A1A"/>
+          <w:sz w:val="18"/>
+          <w:szCs w:val="18"/>
+        </w:rPr>
+        <w:t xml:space="preserve"> [erlischt]</w:t>
+      </w:r>
+      <w:r>
+        <w:rPr>
+          <w:rFonts w:ascii="Georgia" w:cs="Georgia" w:eastAsia="Georgia" w:hAnsi="Georgia"/>
+          <w:sz w:val="22"/>
+          <w:szCs w:val="22"/>
+        </w:rPr>
+        <w:t xml:space="preserve"> and somebody has to light it again.</w:t>
+      </w:r>
+    </w:p>
+    <w:p>
+      <w:pPr>
+        <w:spacing w:after="110" w:line="320"/>
+      </w:pPr>
+      <w:r>
+        <w:rPr>
+          <w:rFonts w:ascii="Georgia" w:cs="Georgia" w:eastAsia="Georgia" w:hAnsi="Georgia"/>
+          <w:sz w:val="22"/>
+          <w:szCs w:val="22"/>
+        </w:rPr>
+        <w:t xml:space="preserve">Bellamy shows you the room where the letters arrive: a stone slot</w:t>
+      </w:r>
+      <w:r>
+        <w:rPr>
+          <w:rFonts w:ascii="Georgia" w:cs="Georgia" w:eastAsia="Georgia" w:hAnsi="Georgia"/>
+          <w:color w:val="7A5A1A"/>
+          <w:sz w:val="18"/>
+          <w:szCs w:val="18"/>
+        </w:rPr>
+        <w:t xml:space="preserve"> [Schlitz]</w:t>
+      </w:r>
+      <w:r>
+        <w:rPr>
+          <w:rFonts w:ascii="Georgia" w:cs="Georgia" w:eastAsia="Georgia" w:hAnsi="Georgia"/>
+          <w:sz w:val="22"/>
+          <w:szCs w:val="22"/>
+        </w:rPr>
+        <w:t xml:space="preserve"> in the west wall, and behind it four hundred years of letters that nobody ever answered. The first one you open is dated 1809 and asks for help.</w:t>
+      </w:r>
+    </w:p>
+    <w:p>
+      <w:pPr>
+        <w:spacing w:after="110" w:line="320"/>
+      </w:pPr>
+      <w:r>
+        <w:rPr>
+          <w:rFonts w:ascii="Georgia" w:cs="Georgia" w:eastAsia="Georgia" w:hAnsi="Georgia"/>
+          <w:sz w:val="22"/>
+          <w:szCs w:val="22"/>
+        </w:rPr>
+        <w:t xml:space="preserve">In the spring a boy from the village walks all the way up the road with a basket</w:t>
+      </w:r>
+      <w:r>
+        <w:rPr>
+          <w:rFonts w:ascii="Georgia" w:cs="Georgia" w:eastAsia="Georgia" w:hAnsi="Georgia"/>
+          <w:color w:val="7A5A1A"/>
+          <w:sz w:val="18"/>
+          <w:szCs w:val="18"/>
+        </w:rPr>
+        <w:t xml:space="preserve"> [Korb]</w:t>
+      </w:r>
+      <w:r>
+        <w:rPr>
+          <w:rFonts w:ascii="Georgia" w:cs="Georgia" w:eastAsia="Georgia" w:hAnsi="Georgia"/>
+          <w:sz w:val="22"/>
+          <w:szCs w:val="22"/>
+        </w:rPr>
+        <w:t xml:space="preserve">, and he does not knock — because Tam has left the kitchen door open. That is how it starts.</w:t>
       </w:r>
     </w:p>
     <w:p>

--- a/helferblatt/Nachtfels_Lesetext_Schueler.docx
+++ b/helferblatt/Nachtfels_Lesetext_Schueler.docx
@@ -308,7 +308,7 @@
           <w:sz w:val="16"/>
           <w:szCs w:val="16"/>
         </w:rPr>
-        <w:t xml:space="preserve">DM:  </w:t>
+        <w:t xml:space="preserve">MAREK:  </w:t>
       </w:r>
       <w:r>
         <w:rPr>
@@ -2495,7 +2495,7 @@
           <w:sz w:val="16"/>
           <w:szCs w:val="16"/>
         </w:rPr>
-        <w:t xml:space="preserve">DM:  </w:t>
+        <w:t xml:space="preserve">DIE WACHE:  </w:t>
       </w:r>
       <w:r>
         <w:rPr>
@@ -4020,7 +4020,7 @@
           <w:sz w:val="16"/>
           <w:szCs w:val="16"/>
         </w:rPr>
-        <w:t xml:space="preserve">DM:  </w:t>
+        <w:t xml:space="preserve">ANNEKE:  </w:t>
       </w:r>
       <w:r>
         <w:rPr>
@@ -4284,7 +4284,7 @@
           <w:sz w:val="16"/>
           <w:szCs w:val="16"/>
         </w:rPr>
-        <w:t xml:space="preserve">DM:  </w:t>
+        <w:t xml:space="preserve">TAM:  </w:t>
       </w:r>
       <w:r>
         <w:rPr>
@@ -6374,7 +6374,7 @@
           <w:sz w:val="16"/>
           <w:szCs w:val="16"/>
         </w:rPr>
-        <w:t xml:space="preserve">DM:  </w:t>
+        <w:t xml:space="preserve">MAREK:  </w:t>
       </w:r>
       <w:r>
         <w:rPr>

--- a/helferblatt/Nachtfels_Lesetext_Schueler.docx
+++ b/helferblatt/Nachtfels_Lesetext_Schueler.docx
@@ -337,7 +337,7 @@
           <w:sz w:val="16"/>
           <w:szCs w:val="16"/>
         </w:rPr>
-        <w:t xml:space="preserve">DM SAGT DEN SCHÜLERN:  </w:t>
+        <w:t xml:space="preserve">GESPRÄCHSAUFFORDERUNG — DAS SAGST DU DEN SCHÜLERN:  </w:t>
       </w:r>
       <w:r>
         <w:rPr>
@@ -345,7 +345,7 @@
           <w:sz w:val="19"/>
           <w:szCs w:val="19"/>
         </w:rPr>
-        <w:t xml:space="preserve">“Marek doesn’t move the horses. He’s waiting — for every one of you. And he’s heard plenty of one-word answers in his life. They don’t impress him.”</w:t>
+        <w:t xml:space="preserve">“Marek doesn’t move the horses. He’s waiting — for every one of you. And he’s heard plenty of one-word answers in his life. They don’t impress him. Tell him what he wants to know!”</w:t>
       </w:r>
     </w:p>
     <w:p>
@@ -1097,7 +1097,7 @@
           <w:sz w:val="16"/>
           <w:szCs w:val="16"/>
         </w:rPr>
-        <w:t xml:space="preserve">DM SAGT DEN SCHÜLERN:  </w:t>
+        <w:t xml:space="preserve">GESPRÄCHSAUFFORDERUNG — DAS SAGST DU DEN SCHÜLERN:  </w:t>
       </w:r>
       <w:r>
         <w:rPr>
@@ -1441,7 +1441,7 @@
           <w:sz w:val="16"/>
           <w:szCs w:val="16"/>
         </w:rPr>
-        <w:t xml:space="preserve">DM SAGT DEN SCHÜLERN:  </w:t>
+        <w:t xml:space="preserve">GESPRÄCHSAUFFORDERUNG — DAS SAGST DU DEN SCHÜLERN:  </w:t>
       </w:r>
       <w:r>
         <w:rPr>
@@ -1840,7 +1840,7 @@
           <w:sz w:val="16"/>
           <w:szCs w:val="16"/>
         </w:rPr>
-        <w:t xml:space="preserve">DM SAGT DEN SCHÜLERN:  </w:t>
+        <w:t xml:space="preserve">GESPRÄCHSAUFFORDERUNG — DAS SAGST DU DEN SCHÜLERN:  </w:t>
       </w:r>
       <w:r>
         <w:rPr>
@@ -2009,7 +2009,7 @@
           <w:sz w:val="16"/>
           <w:szCs w:val="16"/>
         </w:rPr>
-        <w:t xml:space="preserve">DM SAGT DEN SCHÜLERN:  </w:t>
+        <w:t xml:space="preserve">GESPRÄCHSAUFFORDERUNG — DAS SAGST DU DEN SCHÜLERN:  </w:t>
       </w:r>
       <w:r>
         <w:rPr>
@@ -2532,7 +2532,7 @@
           <w:sz w:val="16"/>
           <w:szCs w:val="16"/>
         </w:rPr>
-        <w:t xml:space="preserve">DM SAGT DEN SCHÜLERN:  </w:t>
+        <w:t xml:space="preserve">GESPRÄCHSAUFFORDERUNG — DAS SAGST DU DEN SCHÜLERN:  </w:t>
       </w:r>
       <w:r>
         <w:rPr>
@@ -3035,7 +3035,7 @@
           <w:sz w:val="16"/>
           <w:szCs w:val="16"/>
         </w:rPr>
-        <w:t xml:space="preserve">DM SAGT DEN SCHÜLERN:  </w:t>
+        <w:t xml:space="preserve">GESPRÄCHSAUFFORDERUNG — DAS SAGST DU DEN SCHÜLERN:  </w:t>
       </w:r>
       <w:r>
         <w:rPr>
@@ -3043,7 +3043,7 @@
           <w:sz w:val="19"/>
           <w:szCs w:val="19"/>
         </w:rPr>
-        <w:t xml:space="preserve">“It’s listening. Say something — one whole sentence, slow and clear. Mumble, and it will mumble back.”</w:t>
+        <w:t xml:space="preserve">“It’s listening. Say something — one whole sentence, slow and clear. Mumble, and it will mumble back. Who speaks to it first? Go.”</w:t>
       </w:r>
     </w:p>
     <w:p>
@@ -3222,7 +3222,7 @@
           <w:sz w:val="16"/>
           <w:szCs w:val="16"/>
         </w:rPr>
-        <w:t xml:space="preserve">DM SAGT DEN SCHÜLERN:  </w:t>
+        <w:t xml:space="preserve">GESPRÄCHSAUFFORDERUNG — DAS SAGST DU DEN SCHÜLERN:  </w:t>
       </w:r>
       <w:r>
         <w:rPr>
@@ -3246,7 +3246,7 @@
           <w:sz w:val="19"/>
           <w:szCs w:val="19"/>
         </w:rPr>
-        <w:t xml:space="preserve"> — or something else?”</w:t>
+        <w:t xml:space="preserve"> — or something else? Name one each, and tell me why.”</w:t>
       </w:r>
     </w:p>
     <w:p>
@@ -3384,7 +3384,7 @@
           <w:sz w:val="16"/>
           <w:szCs w:val="16"/>
         </w:rPr>
-        <w:t xml:space="preserve">DM SAGT DEN SCHÜLERN:  </w:t>
+        <w:t xml:space="preserve">GESPRÄCHSAUFFORDERUNG — DAS SAGST DU DEN SCHÜLERN:  </w:t>
       </w:r>
       <w:r>
         <w:rPr>
@@ -3392,7 +3392,7 @@
           <w:sz w:val="19"/>
           <w:szCs w:val="19"/>
         </w:rPr>
-        <w:t xml:space="preserve">“Which one? Everybody: which door, and why.”</w:t>
+        <w:t xml:space="preserve">“Which one? Everybody: which door, and why. Say it out loud, one after the other — now.”</w:t>
       </w:r>
     </w:p>
     <w:p>
@@ -3606,7 +3606,7 @@
           <w:sz w:val="16"/>
           <w:szCs w:val="16"/>
         </w:rPr>
-        <w:t xml:space="preserve">DM SAGT DEN SCHÜLERN:  </w:t>
+        <w:t xml:space="preserve">GESPRÄCHSAUFFORDERUNG — DAS SAGST DU DEN SCHÜLERN:  </w:t>
       </w:r>
       <w:r>
         <w:rPr>
@@ -4330,7 +4330,7 @@
           <w:sz w:val="16"/>
           <w:szCs w:val="16"/>
         </w:rPr>
-        <w:t xml:space="preserve">DM SAGT DEN SCHÜLERN:  </w:t>
+        <w:t xml:space="preserve">GESPRÄCHSAUFFORDERUNG — DAS SAGST DU DEN SCHÜLERN:  </w:t>
       </w:r>
       <w:r>
         <w:rPr>
@@ -4338,7 +4338,7 @@
           <w:sz w:val="19"/>
           <w:szCs w:val="19"/>
         </w:rPr>
-        <w:t xml:space="preserve">“He asked you a question. He’s fourteen, and he’ll know if you lie. Yes or no — and why.”</w:t>
+        <w:t xml:space="preserve">“He asked you a question. He’s fourteen, and he’ll know if you lie. Yes or no — and why. Answer him.”</w:t>
       </w:r>
     </w:p>
     <w:p>
@@ -5037,7 +5037,7 @@
           <w:sz w:val="16"/>
           <w:szCs w:val="16"/>
         </w:rPr>
-        <w:t xml:space="preserve">DM SAGT DEN SCHÜLERN:  </w:t>
+        <w:t xml:space="preserve">GESPRÄCHSAUFFORDERUNG — DAS SAGST DU DEN SCHÜLERN:  </w:t>
       </w:r>
       <w:r>
         <w:rPr>
@@ -5237,7 +5237,7 @@
           <w:sz w:val="16"/>
           <w:szCs w:val="16"/>
         </w:rPr>
-        <w:t xml:space="preserve">DM SAGT DEN SCHÜLERN:  </w:t>
+        <w:t xml:space="preserve">GESPRÄCHSAUFFORDERUNG — DAS SAGST DU DEN SCHÜLERN:  </w:t>
       </w:r>
       <w:r>
         <w:rPr>
@@ -5245,7 +5245,7 @@
           <w:sz w:val="19"/>
           <w:szCs w:val="19"/>
         </w:rPr>
-        <w:t xml:space="preserve">“What are you going to do? Everybody: one sentence, and why. She’s listening.”</w:t>
+        <w:t xml:space="preserve">“What are you going to do? Everybody: one sentence, and why. She’s listening — so start. Who goes first?”</w:t>
       </w:r>
     </w:p>
     <w:p>
@@ -5924,7 +5924,7 @@
           <w:sz w:val="16"/>
           <w:szCs w:val="16"/>
         </w:rPr>
-        <w:t xml:space="preserve">DM SAGT DEN SCHÜLERN:  </w:t>
+        <w:t xml:space="preserve">GESPRÄCHSAUFFORDERUNG — DAS SAGST DU DEN SCHÜLERN:  </w:t>
       </w:r>
       <w:r>
         <w:rPr>
@@ -5932,7 +5932,7 @@
           <w:sz w:val="19"/>
           <w:szCs w:val="19"/>
         </w:rPr>
-        <w:t xml:space="preserve">“He hears everything you say — so say something. Before every attack, one sentence to him. He always answers.”</w:t>
+        <w:t xml:space="preserve">“He hears everything you say — so say something. Before every attack, one sentence to him. He always answers. Say your sentence, then roll.”</w:t>
       </w:r>
     </w:p>
     <w:p>
@@ -6121,7 +6121,7 @@
           <w:sz w:val="16"/>
           <w:szCs w:val="16"/>
         </w:rPr>
-        <w:t xml:space="preserve">DM SAGT DEN SCHÜLERN:  </w:t>
+        <w:t xml:space="preserve">GESPRÄCHSAUFFORDERUNG — DAS SAGST DU DEN SCHÜLERN:  </w:t>
       </w:r>
       <w:r>
         <w:rPr>
@@ -6129,7 +6129,7 @@
           <w:sz w:val="19"/>
           <w:szCs w:val="19"/>
         </w:rPr>
-        <w:t xml:space="preserve">“It’s morning. Three questions before you go: What would you do differently? Was the village wrong? What do you tell Tobias?”</w:t>
+        <w:t xml:space="preserve">“It’s morning. Three questions before you go: What would you do differently? Was the village wrong? What do you tell Tobias? Everybody answers all three — quietest one starts.”</w:t>
       </w:r>
     </w:p>
     <w:p>
@@ -6421,7 +6421,7 @@
           <w:sz w:val="16"/>
           <w:szCs w:val="16"/>
         </w:rPr>
-        <w:t xml:space="preserve">DM SAGT DEN SCHÜLERN:  </w:t>
+        <w:t xml:space="preserve">GESPRÄCHSAUFFORDERUNG — DAS SAGST DU DEN SCHÜLERN:  </w:t>
       </w:r>
       <w:r>
         <w:rPr>
@@ -6429,7 +6429,7 @@
           <w:sz w:val="19"/>
           <w:szCs w:val="19"/>
         </w:rPr>
-        <w:t xml:space="preserve">“Marek is waiting, and so is half the village. Every one of you: what do you want to do now — and why? You don’t all have to want the same thing.”</w:t>
+        <w:t xml:space="preserve">“Marek is waiting, and so is half the village. Every one of you: what do you want to do now — and why? You don’t all have to want the same thing. Tell Marek where to drive.”</w:t>
       </w:r>
     </w:p>
     <w:p>
@@ -6894,7 +6894,7 @@
           <w:sz w:val="16"/>
           <w:szCs w:val="16"/>
         </w:rPr>
-        <w:t xml:space="preserve">DM SAGT DEN SCHÜLERN:  </w:t>
+        <w:t xml:space="preserve">GESPRÄCHSAUFFORDERUNG — DAS SAGST DU DEN SCHÜLERN:  </w:t>
       </w:r>
       <w:r>
         <w:rPr>
@@ -6902,7 +6902,7 @@
           <w:sz w:val="19"/>
           <w:szCs w:val="19"/>
         </w:rPr>
-        <w:t xml:space="preserve">“No talking your way out of this one. But talk to each other: who takes the hound? Who covers the healer?”</w:t>
+        <w:t xml:space="preserve">“No talking your way out of this one. But talk to each other: who takes the hound? Who covers the healer? Decide it now, out loud, in English.”</w:t>
       </w:r>
     </w:p>
     <w:p>

--- a/helferblatt/Nachtfels_Lesetext_Schueler.docx
+++ b/helferblatt/Nachtfels_Lesetext_Schueler.docx
@@ -1856,7 +1856,7 @@
           <w:sz w:val="19"/>
           <w:szCs w:val="19"/>
         </w:rPr>
-        <w:t xml:space="preserve"> — roll a d20 for every step. Under ten, the bog</w:t>
+        <w:t xml:space="preserve"> — roll both dice for every step. Under seven, the bog</w:t>
       </w:r>
       <w:r>
         <w:rPr>
@@ -2042,7 +2042,7 @@
           <w:sz w:val="19"/>
           <w:szCs w:val="19"/>
         </w:rPr>
-        <w:t xml:space="preserve"> — one roll each, ten or more. Or you go straight at them. Decide together. Quietly.”</w:t>
+        <w:t xml:space="preserve"> — one roll each, seven or more. Or you go straight at them. Decide together. Quietly.”</w:t>
       </w:r>
     </w:p>
     <w:p>

--- a/helferblatt/Nachtfels_Lesetext_Schueler.docx
+++ b/helferblatt/Nachtfels_Lesetext_Schueler.docx
@@ -109,7 +109,7 @@
           <w:sz w:val="22"/>
           <w:szCs w:val="22"/>
         </w:rPr>
-        <w:t xml:space="preserve">Three weeks ago a rumour</w:t>
+        <w:t xml:space="preserve">Three weeks ago you heard a rumour</w:t>
       </w:r>
       <w:r>
         <w:rPr>
@@ -126,7 +126,7 @@
           <w:sz w:val="22"/>
           <w:szCs w:val="22"/>
         </w:rPr>
-        <w:t xml:space="preserve"> reached you: somewhere in these mountains there is a valley</w:t>
+        <w:t xml:space="preserve">: in a valley</w:t>
       </w:r>
       <w:r>
         <w:rPr>
@@ -143,7 +143,7 @@
           <w:sz w:val="22"/>
           <w:szCs w:val="22"/>
         </w:rPr>
-        <w:t xml:space="preserve"> where people disappear</w:t>
+        <w:t xml:space="preserve"> in these mountains, people disappear</w:t>
       </w:r>
       <w:r>
         <w:rPr>
@@ -160,80 +160,62 @@
           <w:sz w:val="22"/>
           <w:szCs w:val="22"/>
         </w:rPr>
-        <w:t xml:space="preserve"> on a schedule</w:t>
-      </w:r>
-      <w:r>
-        <w:rPr>
-          <w:rFonts w:ascii="Georgia" w:cs="Georgia" w:eastAsia="Georgia" w:hAnsi="Georgia"/>
-          <w:color w:val="7A5A1A"/>
-          <w:sz w:val="18"/>
-          <w:szCs w:val="18"/>
-        </w:rPr>
-        <w:t xml:space="preserve"> [Zeitplan]</w:t>
-      </w:r>
-      <w:r>
-        <w:rPr>
-          <w:rFonts w:ascii="Georgia" w:cs="Georgia" w:eastAsia="Georgia" w:hAnsi="Georgia"/>
-          <w:sz w:val="22"/>
-          <w:szCs w:val="22"/>
-        </w:rPr>
-        <w:t xml:space="preserve">. Not often — once every twenty years. And always exactly one.</w:t>
-      </w:r>
-    </w:p>
-    <w:p>
-      <w:pPr>
-        <w:spacing w:after="110" w:line="320"/>
-      </w:pPr>
-      <w:r>
-        <w:rPr>
-          <w:rFonts w:ascii="Georgia" w:cs="Georgia" w:eastAsia="Georgia" w:hAnsi="Georgia"/>
-          <w:sz w:val="22"/>
-          <w:szCs w:val="22"/>
-        </w:rPr>
-        <w:t xml:space="preserve">Three nights ago it happened again. A woman was taken from the village of Dornwald. Her name is Mirela Vance. She is twenty-six years old and she grows medicine</w:t>
-      </w:r>
-      <w:r>
-        <w:rPr>
-          <w:rFonts w:ascii="Georgia" w:cs="Georgia" w:eastAsia="Georgia" w:hAnsi="Georgia"/>
-          <w:color w:val="7A5A1A"/>
-          <w:sz w:val="18"/>
-          <w:szCs w:val="18"/>
-        </w:rPr>
-        <w:t xml:space="preserve"> [Heilmittel]</w:t>
-      </w:r>
-      <w:r>
-        <w:rPr>
-          <w:rFonts w:ascii="Georgia" w:cs="Georgia" w:eastAsia="Georgia" w:hAnsi="Georgia"/>
-          <w:sz w:val="22"/>
-          <w:szCs w:val="22"/>
-        </w:rPr>
-        <w:t xml:space="preserve"> in her garden.</w:t>
-      </w:r>
-    </w:p>
-    <w:p>
-      <w:pPr>
-        <w:spacing w:after="110" w:line="320"/>
-      </w:pPr>
-      <w:r>
-        <w:rPr>
-          <w:rFonts w:ascii="Georgia" w:cs="Georgia" w:eastAsia="Georgia" w:hAnsi="Georgia"/>
-          <w:sz w:val="22"/>
-          <w:szCs w:val="22"/>
-        </w:rPr>
-        <w:t xml:space="preserve">And nobody in Dornwald is looking for her. Nobody. That is the part that should worry you.</w:t>
-      </w:r>
-    </w:p>
-    <w:p>
-      <w:pPr>
-        <w:spacing w:after="110" w:line="320"/>
-      </w:pPr>
-      <w:r>
-        <w:rPr>
-          <w:rFonts w:ascii="Georgia" w:cs="Georgia" w:eastAsia="Georgia" w:hAnsi="Georgia"/>
-          <w:sz w:val="22"/>
-          <w:szCs w:val="22"/>
-        </w:rPr>
-        <w:t xml:space="preserve">Above the village, they say, there is a castle. And whatever takes them lives up there.</w:t>
+        <w:t xml:space="preserve">. Once every twenty years — and always exactly one.</w:t>
+      </w:r>
+    </w:p>
+    <w:p>
+      <w:pPr>
+        <w:spacing w:after="110" w:line="320"/>
+      </w:pPr>
+      <w:r>
+        <w:rPr>
+          <w:rFonts w:ascii="Georgia" w:cs="Georgia" w:eastAsia="Georgia" w:hAnsi="Georgia"/>
+          <w:sz w:val="22"/>
+          <w:szCs w:val="22"/>
+        </w:rPr>
+        <w:t xml:space="preserve">Three nights ago it happened again. A young woman, Mirela Vance, was taken from the village of Dornwald.</w:t>
+      </w:r>
+    </w:p>
+    <w:p>
+      <w:pPr>
+        <w:spacing w:after="110" w:line="320"/>
+      </w:pPr>
+      <w:r>
+        <w:rPr>
+          <w:rFonts w:ascii="Georgia" w:cs="Georgia" w:eastAsia="Georgia" w:hAnsi="Georgia"/>
+          <w:sz w:val="22"/>
+          <w:szCs w:val="22"/>
+        </w:rPr>
+        <w:t xml:space="preserve">And nobody in Dornwald is looking for her. Nobody.</w:t>
+      </w:r>
+    </w:p>
+    <w:p>
+      <w:pPr>
+        <w:pBdr>
+          <w:left w:val="single" w:color="74B094" w:sz="18" w:space="8"/>
+        </w:pBdr>
+        <w:shd w:fill="EAF4EC" w:color="auto" w:val="clear"/>
+        <w:spacing w:after="140"/>
+        <w:ind w:left="120"/>
+      </w:pPr>
+      <w:r>
+        <w:rPr>
+          <w:rFonts w:ascii="Georgia" w:cs="Georgia" w:eastAsia="Georgia" w:hAnsi="Georgia"/>
+          <w:b/>
+          <w:bCs/>
+          <w:color w:val="3A5A4C"/>
+          <w:sz w:val="16"/>
+          <w:szCs w:val="16"/>
+        </w:rPr>
+        <w:t xml:space="preserve">GESPRÄCHSAUFFORDERUNG — DAS SAGST DU DEN SCHÜLERN:  </w:t>
+      </w:r>
+      <w:r>
+        <w:rPr>
+          <w:rFonts w:ascii="Georgia" w:cs="Georgia" w:eastAsia="Georgia" w:hAnsi="Georgia"/>
+          <w:sz w:val="19"/>
+          <w:szCs w:val="19"/>
+        </w:rPr>
+        <w:t xml:space="preserve">“Why is nobody looking for her? What do you think is going on in Dornwald? Each of you: one idea. Start with “Maybe …” or “I think …”.”</w:t>
       </w:r>
     </w:p>
     <w:p>
@@ -279,24 +261,7 @@
           <w:sz w:val="22"/>
           <w:szCs w:val="22"/>
         </w:rPr>
-        <w:t xml:space="preserve"> has been climbing for six hours. The windows</w:t>
-      </w:r>
-      <w:r>
-        <w:rPr>
-          <w:rFonts w:ascii="Georgia" w:cs="Georgia" w:eastAsia="Georgia" w:hAnsi="Georgia"/>
-          <w:color w:val="7A5A1A"/>
-          <w:sz w:val="18"/>
-          <w:szCs w:val="18"/>
-        </w:rPr>
-        <w:t xml:space="preserve"> [Fenster]</w:t>
-      </w:r>
-      <w:r>
-        <w:rPr>
-          <w:rFonts w:ascii="Georgia" w:cs="Georgia" w:eastAsia="Georgia" w:hAnsi="Georgia"/>
-          <w:sz w:val="22"/>
-          <w:szCs w:val="22"/>
-        </w:rPr>
-        <w:t xml:space="preserve"> are cold and wet, and outside there is nothing but pine trees</w:t>
+        <w:t xml:space="preserve"> has been climbing for six hours. Outside there is nothing but pine trees</w:t>
       </w:r>
       <w:r>
         <w:rPr>
@@ -330,28 +295,7 @@
           <w:sz w:val="22"/>
           <w:szCs w:val="22"/>
         </w:rPr>
-        <w:t xml:space="preserve">. The moon is up there somewhere — you can see its light on the fog</w:t>
-      </w:r>
-      <w:r>
-        <w:rPr>
-          <w:rFonts w:ascii="Georgia" w:cs="Georgia" w:eastAsia="Georgia" w:hAnsi="Georgia"/>
-          <w:sz w:val="22"/>
-          <w:szCs w:val="22"/>
-        </w:rPr>
-        <w:t xml:space="preserve">, but you cannot see the sky.</w:t>
-      </w:r>
-    </w:p>
-    <w:p>
-      <w:pPr>
-        <w:spacing w:after="110" w:line="320"/>
-      </w:pPr>
-      <w:r>
-        <w:rPr>
-          <w:rFonts w:ascii="Georgia" w:cs="Georgia" w:eastAsia="Georgia" w:hAnsi="Georgia"/>
-          <w:sz w:val="22"/>
-          <w:szCs w:val="22"/>
-        </w:rPr>
-        <w:t xml:space="preserve">Everything in here is damp</w:t>
+        <w:t xml:space="preserve">, and everything in here is damp</w:t>
       </w:r>
       <w:r>
         <w:rPr>
@@ -368,7 +312,7 @@
           <w:sz w:val="22"/>
           <w:szCs w:val="22"/>
         </w:rPr>
-        <w:t xml:space="preserve">. Your coats</w:t>
+        <w:t xml:space="preserve"> — your coats</w:t>
       </w:r>
       <w:r>
         <w:rPr>
@@ -385,7 +329,7 @@
           <w:sz w:val="22"/>
           <w:szCs w:val="22"/>
         </w:rPr>
-        <w:t xml:space="preserve">, your bags, the seats. Nobody has spoken for a long time.</w:t>
+        <w:t xml:space="preserve">, your bags, the seats.</w:t>
       </w:r>
     </w:p>
     <w:p>
@@ -423,7 +367,7 @@
           <w:sz w:val="22"/>
           <w:szCs w:val="22"/>
         </w:rPr>
-        <w:t xml:space="preserve"> for about twenty seconds — fast, low, quiet. Then it is gone. The driver does not slow down</w:t>
+        <w:t xml:space="preserve"> for twenty seconds — fast, low, quiet. Then it is gone. The driver does not slow down</w:t>
       </w:r>
       <w:r>
         <w:rPr>
@@ -440,7 +384,7 @@
           <w:sz w:val="22"/>
           <w:szCs w:val="22"/>
         </w:rPr>
-        <w:t xml:space="preserve">. The driver does not look.</w:t>
+        <w:t xml:space="preserve">. He does not look.</w:t>
       </w:r>
     </w:p>
     <w:p>
@@ -583,6 +527,15 @@
       <w:r>
         <w:rPr>
           <w:rFonts w:ascii="Georgia" w:cs="Georgia" w:eastAsia="Georgia" w:hAnsi="Georgia"/>
+          <w:color w:val="7A5A1A"/>
+          <w:sz w:val="18"/>
+          <w:szCs w:val="18"/>
+        </w:rPr>
+        <w:t xml:space="preserve"> [Fenster]</w:t>
+      </w:r>
+      <w:r>
+        <w:rPr>
+          <w:rFonts w:ascii="Georgia" w:cs="Georgia" w:eastAsia="Georgia" w:hAnsi="Georgia"/>
           <w:sz w:val="22"/>
           <w:szCs w:val="22"/>
         </w:rPr>
@@ -1764,7 +1717,7 @@
           <w:sz w:val="19"/>
           <w:szCs w:val="19"/>
         </w:rPr>
-        <w:t xml:space="preserve">“Before your three steps, explain how you will cross and how you could help someone.”</w:t>
+        <w:t xml:space="preserve">“Each of you: how will you cross — slowly, fast, or holding on to someone? And if somebody gets stuck, how could you help them?”</w:t>
       </w:r>
     </w:p>
     <w:p>
@@ -1793,7 +1746,7 @@
           <w:sz w:val="19"/>
           <w:szCs w:val="19"/>
         </w:rPr>
-        <w:t xml:space="preserve">“Roll both dice for each step. Under seven: lose one hit point.”</w:t>
+        <w:t xml:space="preserve">“Now each of you rolls both dice — once. Seven or more: you are across. Under seven: you are stuck. Call for help — in English. Who helps you, and how?”</w:t>
       </w:r>
     </w:p>
     <w:p>

--- a/helferblatt/Nachtfels_Lesetext_Schueler.docx
+++ b/helferblatt/Nachtfels_Lesetext_Schueler.docx
@@ -2397,6 +2397,59 @@
     </w:p>
     <w:p>
       <w:pPr>
+        <w:pBdr>
+          <w:left w:val="single" w:color="D9A441" w:sz="18" w:space="8"/>
+        </w:pBdr>
+        <w:shd w:fill="FFF6DD" w:color="auto" w:val="clear"/>
+        <w:spacing w:after="140"/>
+        <w:ind w:left="120"/>
+      </w:pPr>
+      <w:r>
+        <w:rPr>
+          <w:rFonts w:ascii="Georgia" w:cs="Georgia" w:eastAsia="Georgia" w:hAnsi="Georgia"/>
+          <w:b/>
+          <w:bCs/>
+          <w:color w:val="8A6A2C"/>
+          <w:sz w:val="16"/>
+          <w:szCs w:val="16"/>
+        </w:rPr>
+        <w:t xml:space="preserve">DIE WACHE:  </w:t>
+      </w:r>
+      <w:r>
+        <w:rPr>
+          <w:rFonts w:ascii="Georgia" w:cs="Georgia" w:eastAsia="Georgia" w:hAnsi="Georgia"/>
+          <w:sz w:val="21"/>
+          <w:szCs w:val="21"/>
+        </w:rPr>
+        <w:t xml:space="preserve">Guests</w:t>
+      </w:r>
+      <w:r>
+        <w:rPr>
+          <w:rFonts w:ascii="Georgia" w:cs="Georgia" w:eastAsia="Georgia" w:hAnsi="Georgia"/>
+          <w:sz w:val="21"/>
+          <w:szCs w:val="21"/>
+        </w:rPr>
+        <w:t xml:space="preserve">. Of course. Nobody tells me anything. Up the stair</w:t>
+      </w:r>
+      <w:r>
+        <w:rPr>
+          <w:rFonts w:ascii="Georgia" w:cs="Georgia" w:eastAsia="Georgia" w:hAnsi="Georgia"/>
+          <w:sz w:val="21"/>
+          <w:szCs w:val="21"/>
+        </w:rPr>
+        <w:t xml:space="preserve">, wait in the courtyard</w:t>
+      </w:r>
+      <w:r>
+        <w:rPr>
+          <w:rFonts w:ascii="Georgia" w:cs="Georgia" w:eastAsia="Georgia" w:hAnsi="Georgia"/>
+          <w:sz w:val="21"/>
+          <w:szCs w:val="21"/>
+        </w:rPr>
+        <w:t xml:space="preserve"> — somebody will come for you.</w:t>
+      </w:r>
+    </w:p>
+    <w:p>
+      <w:pPr>
         <w:spacing w:after="40" w:before="100"/>
       </w:pPr>
       <w:r>
@@ -3551,22 +3604,6 @@
     </w:p>
     <w:p>
       <w:pPr>
-        <w:spacing w:after="60" w:before="120"/>
-      </w:pPr>
-      <w:r>
-        <w:rPr>
-          <w:rFonts w:ascii="Georgia" w:cs="Georgia" w:eastAsia="Georgia" w:hAnsi="Georgia"/>
-          <w:b/>
-          <w:bCs/>
-          <w:color w:val="7A5A1A"/>
-          <w:sz w:val="17"/>
-          <w:szCs w:val="17"/>
-        </w:rPr>
-        <w:t xml:space="preserve">▸ Nur bei: Tür B · Kapelle, nicht: Name Anneke bekannt</w:t>
-      </w:r>
-    </w:p>
-    <w:p>
-      <w:pPr>
         <w:pBdr>
           <w:left w:val="single" w:color="D9A441" w:sz="18" w:space="8"/>
         </w:pBdr>
@@ -3592,22 +3629,6 @@
           <w:szCs w:val="21"/>
         </w:rPr>
         <w:t xml:space="preserve">Twenty years. And nobody came. Why now?</w:t>
-      </w:r>
-    </w:p>
-    <w:p>
-      <w:pPr>
-        <w:spacing w:after="60" w:before="120"/>
-      </w:pPr>
-      <w:r>
-        <w:rPr>
-          <w:rFonts w:ascii="Georgia" w:cs="Georgia" w:eastAsia="Georgia" w:hAnsi="Georgia"/>
-          <w:b/>
-          <w:bCs/>
-          <w:color w:val="7A5A1A"/>
-          <w:sz w:val="17"/>
-          <w:szCs w:val="17"/>
-        </w:rPr>
-        <w:t xml:space="preserve">▸ Nur bei: Tür B · Kapelle</w:t>
       </w:r>
     </w:p>
     <w:p>

--- a/helferblatt/Nachtfels_Lesetext_Schueler.docx
+++ b/helferblatt/Nachtfels_Lesetext_Schueler.docx
@@ -1571,6 +1571,228 @@
     </w:p>
     <w:p>
       <w:pPr>
+        <w:spacing w:after="60" w:before="120"/>
+      </w:pPr>
+      <w:r>
+        <w:rPr>
+          <w:rFonts w:ascii="Georgia" w:cs="Georgia" w:eastAsia="Georgia" w:hAnsi="Georgia"/>
+          <w:b/>
+          <w:bCs/>
+          <w:color w:val="7A5A1A"/>
+          <w:sz w:val="17"/>
+          <w:szCs w:val="17"/>
+        </w:rPr>
+        <w:t xml:space="preserve">▸ Nur bei: Weg A · Strasse, „Geholfen — sie ziehen ab“</w:t>
+      </w:r>
+    </w:p>
+    <w:p>
+      <w:pPr>
+        <w:spacing w:after="40" w:before="100"/>
+      </w:pPr>
+      <w:r>
+        <w:rPr>
+          <w:rFonts w:ascii="Georgia" w:cs="Georgia" w:eastAsia="Georgia" w:hAnsi="Georgia"/>
+          <w:b/>
+          <w:bCs/>
+          <w:color w:val="555555"/>
+          <w:sz w:val="19"/>
+          <w:szCs w:val="19"/>
+        </w:rPr>
+        <w:t xml:space="preserve">Die Wölfe ziehen ab</w:t>
+      </w:r>
+    </w:p>
+    <w:p>
+      <w:pPr>
+        <w:spacing w:after="110" w:line="320"/>
+      </w:pPr>
+      <w:r>
+        <w:rPr>
+          <w:rFonts w:ascii="Georgia" w:cs="Georgia" w:eastAsia="Georgia" w:hAnsi="Georgia"/>
+          <w:sz w:val="22"/>
+          <w:szCs w:val="22"/>
+        </w:rPr>
+        <w:t xml:space="preserve">Whatever you did, the smaller wolf understands it. It puts its hurt</w:t>
+      </w:r>
+      <w:r>
+        <w:rPr>
+          <w:rFonts w:ascii="Georgia" w:cs="Georgia" w:eastAsia="Georgia" w:hAnsi="Georgia"/>
+          <w:sz w:val="22"/>
+          <w:szCs w:val="22"/>
+        </w:rPr>
+        <w:t xml:space="preserve"> leg down, carefully, and looks at you for a long time — the way a person would.</w:t>
+      </w:r>
+    </w:p>
+    <w:p>
+      <w:pPr>
+        <w:spacing w:after="110" w:line="320"/>
+      </w:pPr>
+      <w:r>
+        <w:rPr>
+          <w:rFonts w:ascii="Georgia" w:cs="Georgia" w:eastAsia="Georgia" w:hAnsi="Georgia"/>
+          <w:sz w:val="22"/>
+          <w:szCs w:val="22"/>
+        </w:rPr>
+        <w:t xml:space="preserve">Then both wolves</w:t>
+      </w:r>
+      <w:r>
+        <w:rPr>
+          <w:rFonts w:ascii="Georgia" w:cs="Georgia" w:eastAsia="Georgia" w:hAnsi="Georgia"/>
+          <w:sz w:val="22"/>
+          <w:szCs w:val="22"/>
+        </w:rPr>
+        <w:t xml:space="preserve"> stand up. They do not run. They walk past you, close enough to touch, and disappear</w:t>
+      </w:r>
+      <w:r>
+        <w:rPr>
+          <w:rFonts w:ascii="Georgia" w:cs="Georgia" w:eastAsia="Georgia" w:hAnsi="Georgia"/>
+          <w:color w:val="7A5A1A"/>
+          <w:sz w:val="18"/>
+          <w:szCs w:val="18"/>
+        </w:rPr>
+        <w:t xml:space="preserve"> [verschwinden]</w:t>
+      </w:r>
+      <w:r>
+        <w:rPr>
+          <w:rFonts w:ascii="Georgia" w:cs="Georgia" w:eastAsia="Georgia" w:hAnsi="Georgia"/>
+          <w:sz w:val="22"/>
+          <w:szCs w:val="22"/>
+        </w:rPr>
+        <w:t xml:space="preserve"> into the fog</w:t>
+      </w:r>
+      <w:r>
+        <w:rPr>
+          <w:rFonts w:ascii="Georgia" w:cs="Georgia" w:eastAsia="Georgia" w:hAnsi="Georgia"/>
+          <w:sz w:val="22"/>
+          <w:szCs w:val="22"/>
+        </w:rPr>
+        <w:t xml:space="preserve"> above the gallows</w:t>
+      </w:r>
+      <w:r>
+        <w:rPr>
+          <w:rFonts w:ascii="Georgia" w:cs="Georgia" w:eastAsia="Georgia" w:hAnsi="Georgia"/>
+          <w:sz w:val="22"/>
+          <w:szCs w:val="22"/>
+        </w:rPr>
+        <w:t xml:space="preserve">. A minute later, somewhere up the hill, one of them howls — just once.</w:t>
+      </w:r>
+    </w:p>
+    <w:p>
+      <w:pPr>
+        <w:spacing w:after="60" w:before="120"/>
+      </w:pPr>
+      <w:r>
+        <w:rPr>
+          <w:rFonts w:ascii="Georgia" w:cs="Georgia" w:eastAsia="Georgia" w:hAnsi="Georgia"/>
+          <w:b/>
+          <w:bCs/>
+          <w:color w:val="7A5A1A"/>
+          <w:sz w:val="17"/>
+          <w:szCs w:val="17"/>
+        </w:rPr>
+        <w:t xml:space="preserve">▸ Nur bei: Weg A · Strasse, „Verpatzt — ein dritter kommt“</w:t>
+      </w:r>
+    </w:p>
+    <w:p>
+      <w:pPr>
+        <w:spacing w:after="40" w:before="100"/>
+      </w:pPr>
+      <w:r>
+        <w:rPr>
+          <w:rFonts w:ascii="Georgia" w:cs="Georgia" w:eastAsia="Georgia" w:hAnsi="Georgia"/>
+          <w:b/>
+          <w:bCs/>
+          <w:color w:val="555555"/>
+          <w:sz w:val="19"/>
+          <w:szCs w:val="19"/>
+        </w:rPr>
+        <w:t xml:space="preserve">Ein dritter Wolf</w:t>
+      </w:r>
+    </w:p>
+    <w:p>
+      <w:pPr>
+        <w:spacing w:after="110" w:line="320"/>
+      </w:pPr>
+      <w:r>
+        <w:rPr>
+          <w:rFonts w:ascii="Georgia" w:cs="Georgia" w:eastAsia="Georgia" w:hAnsi="Georgia"/>
+          <w:sz w:val="22"/>
+          <w:szCs w:val="22"/>
+        </w:rPr>
+        <w:t xml:space="preserve">The smaller wolf yelps and snaps at the air. The bigger one gets up, slowly, and shows you its teeth</w:t>
+      </w:r>
+      <w:r>
+        <w:rPr>
+          <w:rFonts w:ascii="Georgia" w:cs="Georgia" w:eastAsia="Georgia" w:hAnsi="Georgia"/>
+          <w:color w:val="7A5A1A"/>
+          <w:sz w:val="18"/>
+          <w:szCs w:val="18"/>
+        </w:rPr>
+        <w:t xml:space="preserve"> [Zähne]</w:t>
+      </w:r>
+      <w:r>
+        <w:rPr>
+          <w:rFonts w:ascii="Georgia" w:cs="Georgia" w:eastAsia="Georgia" w:hAnsi="Georgia"/>
+          <w:sz w:val="22"/>
+          <w:szCs w:val="22"/>
+        </w:rPr>
+        <w:t xml:space="preserve">.</w:t>
+      </w:r>
+    </w:p>
+    <w:p>
+      <w:pPr>
+        <w:spacing w:after="110" w:line="320"/>
+      </w:pPr>
+      <w:r>
+        <w:rPr>
+          <w:rFonts w:ascii="Georgia" w:cs="Georgia" w:eastAsia="Georgia" w:hAnsi="Georgia"/>
+          <w:sz w:val="22"/>
+          <w:szCs w:val="22"/>
+        </w:rPr>
+        <w:t xml:space="preserve">Then a third shape comes out of the fog</w:t>
+      </w:r>
+      <w:r>
+        <w:rPr>
+          <w:rFonts w:ascii="Georgia" w:cs="Georgia" w:eastAsia="Georgia" w:hAnsi="Georgia"/>
+          <w:sz w:val="22"/>
+          <w:szCs w:val="22"/>
+        </w:rPr>
+        <w:t xml:space="preserve"> behind the gallows</w:t>
+      </w:r>
+      <w:r>
+        <w:rPr>
+          <w:rFonts w:ascii="Georgia" w:cs="Georgia" w:eastAsia="Georgia" w:hAnsi="Georgia"/>
+          <w:sz w:val="22"/>
+          <w:szCs w:val="22"/>
+        </w:rPr>
+        <w:t xml:space="preserve"> — bigger than both of them — and the three wolves</w:t>
+      </w:r>
+      <w:r>
+        <w:rPr>
+          <w:rFonts w:ascii="Georgia" w:cs="Georgia" w:eastAsia="Georgia" w:hAnsi="Georgia"/>
+          <w:sz w:val="22"/>
+          <w:szCs w:val="22"/>
+        </w:rPr>
+        <w:t xml:space="preserve"> spread out around you.</w:t>
+      </w:r>
+    </w:p>
+    <w:p>
+      <w:pPr>
+        <w:spacing w:after="60" w:before="120"/>
+      </w:pPr>
+      <w:r>
+        <w:rPr>
+          <w:rFonts w:ascii="Georgia" w:cs="Georgia" w:eastAsia="Georgia" w:hAnsi="Georgia"/>
+          <w:b/>
+          <w:bCs/>
+          <w:color w:val="7A5A1A"/>
+          <w:sz w:val="17"/>
+          <w:szCs w:val="17"/>
+        </w:rPr>
+        <w:t xml:space="preserve">▸ Nur bei: Weg A · Strasse</w:t>
+      </w:r>
+    </w:p>
+    <w:p>
+      <w:pPr>
         <w:spacing w:after="40" w:before="100"/>
       </w:pPr>
       <w:r>
@@ -1910,6 +2132,22 @@
     </w:p>
     <w:p>
       <w:pPr>
+        <w:spacing w:after="60" w:before="120"/>
+      </w:pPr>
+      <w:r>
+        <w:rPr>
+          <w:rFonts w:ascii="Georgia" w:cs="Georgia" w:eastAsia="Georgia" w:hAnsi="Georgia"/>
+          <w:b/>
+          <w:bCs/>
+          <w:color w:val="7A5A1A"/>
+          <w:sz w:val="17"/>
+          <w:szCs w:val="17"/>
+        </w:rPr>
+        <w:t xml:space="preserve">▸ Nur bei: Weg A · Strasse, eins von „Ja — vorbeigeschlichen“ / „Nein — entdeckt“</w:t>
+      </w:r>
+    </w:p>
+    <w:p>
+      <w:pPr>
         <w:spacing w:after="40" w:before="100"/>
       </w:pPr>
       <w:r>
@@ -2397,6 +2635,22 @@
     </w:p>
     <w:p>
       <w:pPr>
+        <w:spacing w:after="60" w:before="120"/>
+      </w:pPr>
+      <w:r>
+        <w:rPr>
+          <w:rFonts w:ascii="Georgia" w:cs="Georgia" w:eastAsia="Georgia" w:hAnsi="Georgia"/>
+          <w:b/>
+          <w:bCs/>
+          <w:color w:val="7A5A1A"/>
+          <w:sz w:val="17"/>
+          <w:szCs w:val="17"/>
+        </w:rPr>
+        <w:t xml:space="preserve">▸ Nur bei: Weg B · Stollen, „Ja — vorbeigeschlichen“</w:t>
+      </w:r>
+    </w:p>
+    <w:p>
+      <w:pPr>
         <w:pBdr>
           <w:left w:val="single" w:color="D9A441" w:sz="18" w:space="8"/>
         </w:pBdr>
@@ -2450,6 +2704,22 @@
     </w:p>
     <w:p>
       <w:pPr>
+        <w:spacing w:after="60" w:before="120"/>
+      </w:pPr>
+      <w:r>
+        <w:rPr>
+          <w:rFonts w:ascii="Georgia" w:cs="Georgia" w:eastAsia="Georgia" w:hAnsi="Georgia"/>
+          <w:b/>
+          <w:bCs/>
+          <w:color w:val="7A5A1A"/>
+          <w:sz w:val="17"/>
+          <w:szCs w:val="17"/>
+        </w:rPr>
+        <w:t xml:space="preserve">▸ Nur bei: Weg B · Stollen, eins von „Ja — vorbeigeschlichen“ / „Nein — entdeckt“</w:t>
+      </w:r>
+    </w:p>
+    <w:p>
+      <w:pPr>
         <w:spacing w:after="40" w:before="100"/>
       </w:pPr>
       <w:r>
@@ -3254,6 +3524,22 @@
     </w:p>
     <w:p>
       <w:pPr>
+        <w:spacing w:after="60" w:before="120"/>
+      </w:pPr>
+      <w:r>
+        <w:rPr>
+          <w:rFonts w:ascii="Georgia" w:cs="Georgia" w:eastAsia="Georgia" w:hAnsi="Georgia"/>
+          <w:b/>
+          <w:bCs/>
+          <w:color w:val="7A5A1A"/>
+          <w:sz w:val="17"/>
+          <w:szCs w:val="17"/>
+        </w:rPr>
+        <w:t xml:space="preserve">▸ Nur bei: Tür A · Bibliothek, „Ja — er führt euch“</w:t>
+      </w:r>
+    </w:p>
+    <w:p>
+      <w:pPr>
         <w:spacing w:after="40" w:before="100"/>
       </w:pPr>
       <w:r>
@@ -3633,6 +3919,22 @@
     </w:p>
     <w:p>
       <w:pPr>
+        <w:spacing w:after="60" w:before="120"/>
+      </w:pPr>
+      <w:r>
+        <w:rPr>
+          <w:rFonts w:ascii="Georgia" w:cs="Georgia" w:eastAsia="Georgia" w:hAnsi="Georgia"/>
+          <w:b/>
+          <w:bCs/>
+          <w:color w:val="7A5A1A"/>
+          <w:sz w:val="17"/>
+          <w:szCs w:val="17"/>
+        </w:rPr>
+        <w:t xml:space="preserve">▸ Nur bei: Tür B · Kapelle, eins von „Ja — jemand ruft „Anneke!““ / „Nein — niemand kennt sie“</w:t>
+      </w:r>
+    </w:p>
+    <w:p>
+      <w:pPr>
         <w:spacing w:after="40" w:before="100"/>
       </w:pPr>
       <w:r>
@@ -3927,88 +4229,6 @@
     </w:p>
     <w:p>
       <w:pPr>
-        <w:spacing w:after="40" w:before="100"/>
-      </w:pPr>
-      <w:r>
-        <w:rPr>
-          <w:rFonts w:ascii="Georgia" w:cs="Georgia" w:eastAsia="Georgia" w:hAnsi="Georgia"/>
-          <w:b/>
-          <w:bCs/>
-          <w:color w:val="555555"/>
-          <w:sz w:val="19"/>
-          <w:szCs w:val="19"/>
-        </w:rPr>
-        <w:t xml:space="preserve">Der Weg zum Spiegel — Tam führt euch</w:t>
-      </w:r>
-    </w:p>
-    <w:p>
-      <w:pPr>
-        <w:spacing w:after="110" w:line="320"/>
-      </w:pPr>
-      <w:r>
-        <w:rPr>
-          <w:rFonts w:ascii="Georgia" w:cs="Georgia" w:eastAsia="Georgia" w:hAnsi="Georgia"/>
-          <w:sz w:val="22"/>
-          <w:szCs w:val="22"/>
-        </w:rPr>
-        <w:t xml:space="preserve">Tam takes corridors that do not look like corridors. Twice he stops, puts up a hand, and you all wait forty seconds in the dark without knowing what for.</w:t>
-      </w:r>
-    </w:p>
-    <w:p>
-      <w:pPr>
-        <w:spacing w:after="110" w:line="320"/>
-      </w:pPr>
-      <w:r>
-        <w:rPr>
-          <w:rFonts w:ascii="Georgia" w:cs="Georgia" w:eastAsia="Georgia" w:hAnsi="Georgia"/>
-          <w:sz w:val="22"/>
-          <w:szCs w:val="22"/>
-        </w:rPr>
-        <w:t xml:space="preserve">Then he points down a corridor</w:t>
-      </w:r>
-      <w:r>
-        <w:rPr>
-          <w:rFonts w:ascii="Georgia" w:cs="Georgia" w:eastAsia="Georgia" w:hAnsi="Georgia"/>
-          <w:sz w:val="22"/>
-          <w:szCs w:val="22"/>
-        </w:rPr>
-        <w:t xml:space="preserve"> with no windows</w:t>
-      </w:r>
-      <w:r>
-        <w:rPr>
-          <w:rFonts w:ascii="Georgia" w:cs="Georgia" w:eastAsia="Georgia" w:hAnsi="Georgia"/>
-          <w:sz w:val="22"/>
-          <w:szCs w:val="22"/>
-        </w:rPr>
-        <w:t xml:space="preserve"> — the west corridor</w:t>
-      </w:r>
-      <w:r>
-        <w:rPr>
-          <w:rFonts w:ascii="Georgia" w:cs="Georgia" w:eastAsia="Georgia" w:hAnsi="Georgia"/>
-          <w:sz w:val="22"/>
-          <w:szCs w:val="22"/>
-        </w:rPr>
-        <w:t xml:space="preserve"> — at a tall mirror</w:t>
-      </w:r>
-      <w:r>
-        <w:rPr>
-          <w:rFonts w:ascii="Georgia" w:cs="Georgia" w:eastAsia="Georgia" w:hAnsi="Georgia"/>
-          <w:sz w:val="22"/>
-          <w:szCs w:val="22"/>
-        </w:rPr>
-        <w:t xml:space="preserve"> at the end of it. “That’s the door. You have to walk backwards</w:t>
-      </w:r>
-      <w:r>
-        <w:rPr>
-          <w:rFonts w:ascii="Georgia" w:cs="Georgia" w:eastAsia="Georgia" w:hAnsi="Georgia"/>
-          <w:sz w:val="22"/>
-          <w:szCs w:val="22"/>
-        </w:rPr>
-        <w:t xml:space="preserve">. Don’t look at it.” And then, quietly: “I’ll wait here.”</w:t>
-      </w:r>
-    </w:p>
-    <w:p>
-      <w:pPr>
         <w:spacing w:after="60" w:before="120"/>
       </w:pPr>
       <w:r>
@@ -4020,7 +4240,105 @@
           <w:sz w:val="17"/>
           <w:szCs w:val="17"/>
         </w:rPr>
-        <w:t xml:space="preserve">▸ Nur bei: Tür A · Bibliothek, Tür C · Küche</w:t>
+        <w:t xml:space="preserve">▸ Nur bei: Tür C · Küche, „Ja — er führt euch“</w:t>
+      </w:r>
+    </w:p>
+    <w:p>
+      <w:pPr>
+        <w:spacing w:after="40" w:before="100"/>
+      </w:pPr>
+      <w:r>
+        <w:rPr>
+          <w:rFonts w:ascii="Georgia" w:cs="Georgia" w:eastAsia="Georgia" w:hAnsi="Georgia"/>
+          <w:b/>
+          <w:bCs/>
+          <w:color w:val="555555"/>
+          <w:sz w:val="19"/>
+          <w:szCs w:val="19"/>
+        </w:rPr>
+        <w:t xml:space="preserve">Der Weg zum Spiegel — Tam führt euch</w:t>
+      </w:r>
+    </w:p>
+    <w:p>
+      <w:pPr>
+        <w:spacing w:after="110" w:line="320"/>
+      </w:pPr>
+      <w:r>
+        <w:rPr>
+          <w:rFonts w:ascii="Georgia" w:cs="Georgia" w:eastAsia="Georgia" w:hAnsi="Georgia"/>
+          <w:sz w:val="22"/>
+          <w:szCs w:val="22"/>
+        </w:rPr>
+        <w:t xml:space="preserve">Tam takes corridors that do not look like corridors. Twice he stops, puts up a hand, and you all wait forty seconds in the dark without knowing what for.</w:t>
+      </w:r>
+    </w:p>
+    <w:p>
+      <w:pPr>
+        <w:spacing w:after="110" w:line="320"/>
+      </w:pPr>
+      <w:r>
+        <w:rPr>
+          <w:rFonts w:ascii="Georgia" w:cs="Georgia" w:eastAsia="Georgia" w:hAnsi="Georgia"/>
+          <w:sz w:val="22"/>
+          <w:szCs w:val="22"/>
+        </w:rPr>
+        <w:t xml:space="preserve">Then he points down a corridor</w:t>
+      </w:r>
+      <w:r>
+        <w:rPr>
+          <w:rFonts w:ascii="Georgia" w:cs="Georgia" w:eastAsia="Georgia" w:hAnsi="Georgia"/>
+          <w:sz w:val="22"/>
+          <w:szCs w:val="22"/>
+        </w:rPr>
+        <w:t xml:space="preserve"> with no windows</w:t>
+      </w:r>
+      <w:r>
+        <w:rPr>
+          <w:rFonts w:ascii="Georgia" w:cs="Georgia" w:eastAsia="Georgia" w:hAnsi="Georgia"/>
+          <w:sz w:val="22"/>
+          <w:szCs w:val="22"/>
+        </w:rPr>
+        <w:t xml:space="preserve"> — the west corridor</w:t>
+      </w:r>
+      <w:r>
+        <w:rPr>
+          <w:rFonts w:ascii="Georgia" w:cs="Georgia" w:eastAsia="Georgia" w:hAnsi="Georgia"/>
+          <w:sz w:val="22"/>
+          <w:szCs w:val="22"/>
+        </w:rPr>
+        <w:t xml:space="preserve"> — at a tall mirror</w:t>
+      </w:r>
+      <w:r>
+        <w:rPr>
+          <w:rFonts w:ascii="Georgia" w:cs="Georgia" w:eastAsia="Georgia" w:hAnsi="Georgia"/>
+          <w:sz w:val="22"/>
+          <w:szCs w:val="22"/>
+        </w:rPr>
+        <w:t xml:space="preserve"> at the end of it. “That’s the door. You have to walk backwards</w:t>
+      </w:r>
+      <w:r>
+        <w:rPr>
+          <w:rFonts w:ascii="Georgia" w:cs="Georgia" w:eastAsia="Georgia" w:hAnsi="Georgia"/>
+          <w:sz w:val="22"/>
+          <w:szCs w:val="22"/>
+        </w:rPr>
+        <w:t xml:space="preserve">. Don’t look at it.” And then, quietly: “I’ll wait here.”</w:t>
+      </w:r>
+    </w:p>
+    <w:p>
+      <w:pPr>
+        <w:spacing w:after="60" w:before="120"/>
+      </w:pPr>
+      <w:r>
+        <w:rPr>
+          <w:rFonts w:ascii="Georgia" w:cs="Georgia" w:eastAsia="Georgia" w:hAnsi="Georgia"/>
+          <w:b/>
+          <w:bCs/>
+          <w:color w:val="7A5A1A"/>
+          <w:sz w:val="17"/>
+          <w:szCs w:val="17"/>
+        </w:rPr>
+        <w:t xml:space="preserve">▸ Nur bei: Tür A · Bibliothek, Tür C · Küche, „Nein — ihr sucht selbst“</w:t>
       </w:r>
     </w:p>
     <w:p>
@@ -5267,7 +5585,522 @@
           <w:sz w:val="19"/>
           <w:szCs w:val="19"/>
         </w:rPr>
-        <w:t xml:space="preserve">“Before each action, tell us what you do and why. If you speak to Vaskir, listen to his answer. Give every hunter a turn.”</w:t>
+        <w:t xml:space="preserve">“He is waiting, and he will answer anything you say. Each of you: say one thing to him — a question, a demand, or an offer</w:t>
+      </w:r>
+      <w:r>
+        <w:rPr>
+          <w:rFonts w:ascii="Georgia" w:cs="Georgia" w:eastAsia="Georgia" w:hAnsi="Georgia"/>
+          <w:color w:val="7A5A1A"/>
+          <w:sz w:val="15"/>
+          <w:szCs w:val="15"/>
+        </w:rPr>
+        <w:t xml:space="preserve"> [Angebot]</w:t>
+      </w:r>
+      <w:r>
+        <w:rPr>
+          <w:rFonts w:ascii="Georgia" w:cs="Georgia" w:eastAsia="Georgia" w:hAnsi="Georgia"/>
+          <w:sz w:val="19"/>
+          <w:szCs w:val="19"/>
+        </w:rPr>
+        <w:t xml:space="preserve">. What do you want from him? And what are you willing to give?”</w:t>
+      </w:r>
+    </w:p>
+    <w:p>
+      <w:pPr>
+        <w:spacing w:after="60" w:before="120"/>
+      </w:pPr>
+      <w:r>
+        <w:rPr>
+          <w:rFonts w:ascii="Georgia" w:cs="Georgia" w:eastAsia="Georgia" w:hAnsi="Georgia"/>
+          <w:b/>
+          <w:bCs/>
+          <w:color w:val="7A5A1A"/>
+          <w:sz w:val="17"/>
+          <w:szCs w:val="17"/>
+        </w:rPr>
+        <w:t xml:space="preserve">▸ Nur bei: „Ein echtes Angebot“</w:t>
+      </w:r>
+    </w:p>
+    <w:p>
+      <w:pPr>
+        <w:spacing w:after="40" w:before="100"/>
+      </w:pPr>
+      <w:r>
+        <w:rPr>
+          <w:rFonts w:ascii="Georgia" w:cs="Georgia" w:eastAsia="Georgia" w:hAnsi="Georgia"/>
+          <w:b/>
+          <w:bCs/>
+          <w:color w:val="555555"/>
+          <w:sz w:val="19"/>
+          <w:szCs w:val="19"/>
+        </w:rPr>
+        <w:t xml:space="preserve">Er nimmt an</w:t>
+      </w:r>
+    </w:p>
+    <w:p>
+      <w:pPr>
+        <w:spacing w:after="110" w:line="320"/>
+      </w:pPr>
+      <w:r>
+        <w:rPr>
+          <w:rFonts w:ascii="Georgia" w:cs="Georgia" w:eastAsia="Georgia" w:hAnsi="Georgia"/>
+          <w:sz w:val="22"/>
+          <w:szCs w:val="22"/>
+        </w:rPr>
+        <w:t xml:space="preserve">He listens without moving. When you have finished, he asks you to say it again — slowly — and while you speak, he writes it down on a single sheet of paper, word for word.</w:t>
+      </w:r>
+    </w:p>
+    <w:p>
+      <w:pPr>
+        <w:spacing w:after="110" w:line="320"/>
+      </w:pPr>
+      <w:r>
+        <w:rPr>
+          <w:rFonts w:ascii="Georgia" w:cs="Georgia" w:eastAsia="Georgia" w:hAnsi="Georgia"/>
+          <w:sz w:val="22"/>
+          <w:szCs w:val="22"/>
+        </w:rPr>
+        <w:t xml:space="preserve">“This is worse for me than the old one,” he says. Then he signs it anyway and pushes the paper across the table. “Your turn.”</w:t>
+      </w:r>
+    </w:p>
+    <w:p>
+      <w:pPr>
+        <w:pBdr>
+          <w:left w:val="single" w:color="74B094" w:sz="18" w:space="8"/>
+        </w:pBdr>
+        <w:shd w:fill="EAF4EC" w:color="auto" w:val="clear"/>
+        <w:spacing w:after="140"/>
+        <w:ind w:left="120"/>
+      </w:pPr>
+      <w:r>
+        <w:rPr>
+          <w:rFonts w:ascii="Georgia" w:cs="Georgia" w:eastAsia="Georgia" w:hAnsi="Georgia"/>
+          <w:b/>
+          <w:bCs/>
+          <w:color w:val="3A5A4C"/>
+          <w:sz w:val="16"/>
+          <w:szCs w:val="16"/>
+        </w:rPr>
+        <w:t xml:space="preserve">GESPRÄCHSAUFFORDERUNG — DAS SAGST DU DEN SCHÜLERN:  </w:t>
+      </w:r>
+      <w:r>
+        <w:rPr>
+          <w:rFonts w:ascii="Georgia" w:cs="Georgia" w:eastAsia="Georgia" w:hAnsi="Georgia"/>
+          <w:sz w:val="19"/>
+          <w:szCs w:val="19"/>
+        </w:rPr>
+        <w:t xml:space="preserve">“Before you sign</w:t>
+      </w:r>
+      <w:r>
+        <w:rPr>
+          <w:rFonts w:ascii="Georgia" w:cs="Georgia" w:eastAsia="Georgia" w:hAnsi="Georgia"/>
+          <w:color w:val="7A5A1A"/>
+          <w:sz w:val="15"/>
+          <w:szCs w:val="15"/>
+        </w:rPr>
+        <w:t xml:space="preserve"> [Schild]</w:t>
+      </w:r>
+      <w:r>
+        <w:rPr>
+          <w:rFonts w:ascii="Georgia" w:cs="Georgia" w:eastAsia="Georgia" w:hAnsi="Georgia"/>
+          <w:sz w:val="19"/>
+          <w:szCs w:val="19"/>
+        </w:rPr>
+        <w:t xml:space="preserve">: say the deal</w:t>
+      </w:r>
+      <w:r>
+        <w:rPr>
+          <w:rFonts w:ascii="Georgia" w:cs="Georgia" w:eastAsia="Georgia" w:hAnsi="Georgia"/>
+          <w:color w:val="7A5A1A"/>
+          <w:sz w:val="15"/>
+          <w:szCs w:val="15"/>
+        </w:rPr>
+        <w:t xml:space="preserve"> [Abmachung]</w:t>
+      </w:r>
+      <w:r>
+        <w:rPr>
+          <w:rFonts w:ascii="Georgia" w:cs="Georgia" w:eastAsia="Georgia" w:hAnsi="Georgia"/>
+          <w:sz w:val="19"/>
+          <w:szCs w:val="19"/>
+        </w:rPr>
+        <w:t xml:space="preserve"> out loud, one part each. What does the village get? What does he get? And what do you give?”</w:t>
+      </w:r>
+    </w:p>
+    <w:p>
+      <w:pPr>
+        <w:spacing w:after="60" w:before="120"/>
+      </w:pPr>
+      <w:r>
+        <w:rPr>
+          <w:rFonts w:ascii="Georgia" w:cs="Georgia" w:eastAsia="Georgia" w:hAnsi="Georgia"/>
+          <w:b/>
+          <w:bCs/>
+          <w:color w:val="7A5A1A"/>
+          <w:sz w:val="17"/>
+          <w:szCs w:val="17"/>
+        </w:rPr>
+        <w:t xml:space="preserve">▸ Nur bei: „Sie fragen und hören zu“</w:t>
+      </w:r>
+    </w:p>
+    <w:p>
+      <w:pPr>
+        <w:spacing w:after="40" w:before="100"/>
+      </w:pPr>
+      <w:r>
+        <w:rPr>
+          <w:rFonts w:ascii="Georgia" w:cs="Georgia" w:eastAsia="Georgia" w:hAnsi="Georgia"/>
+          <w:b/>
+          <w:bCs/>
+          <w:color w:val="555555"/>
+          <w:sz w:val="19"/>
+          <w:szCs w:val="19"/>
+        </w:rPr>
+        <w:t xml:space="preserve">Wie es anfing</w:t>
+      </w:r>
+    </w:p>
+    <w:p>
+      <w:pPr>
+        <w:spacing w:after="110" w:line="320"/>
+      </w:pPr>
+      <w:r>
+        <w:rPr>
+          <w:rFonts w:ascii="Georgia" w:cs="Georgia" w:eastAsia="Georgia" w:hAnsi="Georgia"/>
+          <w:sz w:val="22"/>
+          <w:szCs w:val="22"/>
+        </w:rPr>
+        <w:t xml:space="preserve">“1604,” he says. “A hard winter. Wolves</w:t>
+      </w:r>
+      <w:r>
+        <w:rPr>
+          <w:rFonts w:ascii="Georgia" w:cs="Georgia" w:eastAsia="Georgia" w:hAnsi="Georgia"/>
+          <w:color w:val="7A5A1A"/>
+          <w:sz w:val="18"/>
+          <w:szCs w:val="18"/>
+        </w:rPr>
+        <w:t xml:space="preserve"> [Wölfe]</w:t>
+      </w:r>
+      <w:r>
+        <w:rPr>
+          <w:rFonts w:ascii="Georgia" w:cs="Georgia" w:eastAsia="Georgia" w:hAnsi="Georgia"/>
+          <w:sz w:val="22"/>
+          <w:szCs w:val="22"/>
+        </w:rPr>
+        <w:t xml:space="preserve"> in the streets, fever in every house. They came up this road — the whole village — and asked me what I wanted for my help. I said: company. Somebody to talk to, once every twenty years. The bag, the road, the name on the board</w:t>
+      </w:r>
+      <w:r>
+        <w:rPr>
+          <w:rFonts w:ascii="Georgia" w:cs="Georgia" w:eastAsia="Georgia" w:hAnsi="Georgia"/>
+          <w:color w:val="7A5A1A"/>
+          <w:sz w:val="18"/>
+          <w:szCs w:val="18"/>
+        </w:rPr>
+        <w:t xml:space="preserve"> [Brett]</w:t>
+      </w:r>
+      <w:r>
+        <w:rPr>
+          <w:rFonts w:ascii="Georgia" w:cs="Georgia" w:eastAsia="Georgia" w:hAnsi="Georgia"/>
+          <w:sz w:val="22"/>
+          <w:szCs w:val="22"/>
+        </w:rPr>
+        <w:t xml:space="preserve"> — they wrote all that themselves.”</w:t>
+      </w:r>
+    </w:p>
+    <w:p>
+      <w:pPr>
+        <w:spacing w:after="110" w:line="320"/>
+      </w:pPr>
+      <w:r>
+        <w:rPr>
+          <w:rFonts w:ascii="Georgia" w:cs="Georgia" w:eastAsia="Georgia" w:hAnsi="Georgia"/>
+          <w:sz w:val="22"/>
+          <w:szCs w:val="22"/>
+        </w:rPr>
+        <w:t xml:space="preserve">He looks at Mirela. “They never asked what happens up here. Nobody ever asked. You are the first.”</w:t>
+      </w:r>
+    </w:p>
+    <w:p>
+      <w:pPr>
+        <w:spacing w:after="110" w:line="320"/>
+      </w:pPr>
+      <w:r>
+        <w:rPr>
+          <w:rFonts w:ascii="Georgia" w:cs="Georgia" w:eastAsia="Georgia" w:hAnsi="Georgia"/>
+          <w:sz w:val="22"/>
+          <w:szCs w:val="22"/>
+        </w:rPr>
+        <w:t xml:space="preserve">Then he makes an offer</w:t>
+      </w:r>
+      <w:r>
+        <w:rPr>
+          <w:rFonts w:ascii="Georgia" w:cs="Georgia" w:eastAsia="Georgia" w:hAnsi="Georgia"/>
+          <w:sz w:val="22"/>
+          <w:szCs w:val="22"/>
+        </w:rPr>
+        <w:t xml:space="preserve"> of his own. “She goes down with you today. And once a year, on this night, one of you walks up this road and sits in that chair for one hour. Just to talk. You would be surprised how long an hour can be.”</w:t>
+      </w:r>
+    </w:p>
+    <w:p>
+      <w:pPr>
+        <w:pBdr>
+          <w:left w:val="single" w:color="74B094" w:sz="18" w:space="8"/>
+        </w:pBdr>
+        <w:shd w:fill="EAF4EC" w:color="auto" w:val="clear"/>
+        <w:spacing w:after="140"/>
+        <w:ind w:left="120"/>
+      </w:pPr>
+      <w:r>
+        <w:rPr>
+          <w:rFonts w:ascii="Georgia" w:cs="Georgia" w:eastAsia="Georgia" w:hAnsi="Georgia"/>
+          <w:b/>
+          <w:bCs/>
+          <w:color w:val="3A5A4C"/>
+          <w:sz w:val="16"/>
+          <w:szCs w:val="16"/>
+        </w:rPr>
+        <w:t xml:space="preserve">GESPRÄCHSAUFFORDERUNG — DAS SAGST DU DEN SCHÜLERN:  </w:t>
+      </w:r>
+      <w:r>
+        <w:rPr>
+          <w:rFonts w:ascii="Georgia" w:cs="Georgia" w:eastAsia="Georgia" w:hAnsi="Georgia"/>
+          <w:sz w:val="19"/>
+          <w:szCs w:val="19"/>
+        </w:rPr>
+        <w:t xml:space="preserve">“He has made you an offer</w:t>
+      </w:r>
+      <w:r>
+        <w:rPr>
+          <w:rFonts w:ascii="Georgia" w:cs="Georgia" w:eastAsia="Georgia" w:hAnsi="Georgia"/>
+          <w:sz w:val="19"/>
+          <w:szCs w:val="19"/>
+        </w:rPr>
+        <w:t xml:space="preserve">. Talk about it — together, out loud. Will you take it? And who will come back every year?”</w:t>
+      </w:r>
+    </w:p>
+    <w:p>
+      <w:pPr>
+        <w:spacing w:after="60" w:before="120"/>
+      </w:pPr>
+      <w:r>
+        <w:rPr>
+          <w:rFonts w:ascii="Georgia" w:cs="Georgia" w:eastAsia="Georgia" w:hAnsi="Georgia"/>
+          <w:b/>
+          <w:bCs/>
+          <w:color w:val="7A5A1A"/>
+          <w:sz w:val="17"/>
+          <w:szCs w:val="17"/>
+        </w:rPr>
+        <w:t xml:space="preserve">▸ Nur bei: „Nur Forderungen“</w:t>
+      </w:r>
+    </w:p>
+    <w:p>
+      <w:pPr>
+        <w:spacing w:after="40" w:before="100"/>
+      </w:pPr>
+      <w:r>
+        <w:rPr>
+          <w:rFonts w:ascii="Georgia" w:cs="Georgia" w:eastAsia="Georgia" w:hAnsi="Georgia"/>
+          <w:b/>
+          <w:bCs/>
+          <w:color w:val="555555"/>
+          <w:sz w:val="19"/>
+          <w:szCs w:val="19"/>
+        </w:rPr>
+        <w:t xml:space="preserve">Er lehnt ab</w:t>
+      </w:r>
+    </w:p>
+    <w:p>
+      <w:pPr>
+        <w:spacing w:after="110" w:line="320"/>
+      </w:pPr>
+      <w:r>
+        <w:rPr>
+          <w:rFonts w:ascii="Georgia" w:cs="Georgia" w:eastAsia="Georgia" w:hAnsi="Georgia"/>
+          <w:sz w:val="22"/>
+          <w:szCs w:val="22"/>
+        </w:rPr>
+        <w:t xml:space="preserve">He smiles, and it is almost kind. “You want something from me, and you offer</w:t>
+      </w:r>
+      <w:r>
+        <w:rPr>
+          <w:rFonts w:ascii="Georgia" w:cs="Georgia" w:eastAsia="Georgia" w:hAnsi="Georgia"/>
+          <w:sz w:val="22"/>
+          <w:szCs w:val="22"/>
+        </w:rPr>
+        <w:t xml:space="preserve"> nothing. That is not a deal</w:t>
+      </w:r>
+      <w:r>
+        <w:rPr>
+          <w:rFonts w:ascii="Georgia" w:cs="Georgia" w:eastAsia="Georgia" w:hAnsi="Georgia"/>
+          <w:sz w:val="22"/>
+          <w:szCs w:val="22"/>
+        </w:rPr>
+        <w:t xml:space="preserve">. That is a robbery — and I have been robbed before.”</w:t>
+      </w:r>
+    </w:p>
+    <w:p>
+      <w:pPr>
+        <w:spacing w:after="110" w:line="320"/>
+      </w:pPr>
+      <w:r>
+        <w:rPr>
+          <w:rFonts w:ascii="Georgia" w:cs="Georgia" w:eastAsia="Georgia" w:hAnsi="Georgia"/>
+          <w:sz w:val="22"/>
+          <w:szCs w:val="22"/>
+        </w:rPr>
+        <w:t xml:space="preserve">“Try again. Once. Or draw your swords.”</w:t>
+      </w:r>
+    </w:p>
+    <w:p>
+      <w:pPr>
+        <w:pBdr>
+          <w:left w:val="single" w:color="74B094" w:sz="18" w:space="8"/>
+        </w:pBdr>
+        <w:shd w:fill="EAF4EC" w:color="auto" w:val="clear"/>
+        <w:spacing w:after="140"/>
+        <w:ind w:left="120"/>
+      </w:pPr>
+      <w:r>
+        <w:rPr>
+          <w:rFonts w:ascii="Georgia" w:cs="Georgia" w:eastAsia="Georgia" w:hAnsi="Georgia"/>
+          <w:b/>
+          <w:bCs/>
+          <w:color w:val="3A5A4C"/>
+          <w:sz w:val="16"/>
+          <w:szCs w:val="16"/>
+        </w:rPr>
+        <w:t xml:space="preserve">GESPRÄCHSAUFFORDERUNG — DAS SAGST DU DEN SCHÜLERN:  </w:t>
+      </w:r>
+      <w:r>
+        <w:rPr>
+          <w:rFonts w:ascii="Georgia" w:cs="Georgia" w:eastAsia="Georgia" w:hAnsi="Georgia"/>
+          <w:sz w:val="19"/>
+          <w:szCs w:val="19"/>
+        </w:rPr>
+        <w:t xml:space="preserve">“One more try. Each of you: what could you give him — something that really costs you? Or will you fight?”</w:t>
+      </w:r>
+    </w:p>
+    <w:p>
+      <w:pPr>
+        <w:spacing w:after="60" w:before="120"/>
+      </w:pPr>
+      <w:r>
+        <w:rPr>
+          <w:rFonts w:ascii="Georgia" w:cs="Georgia" w:eastAsia="Georgia" w:hAnsi="Georgia"/>
+          <w:b/>
+          <w:bCs/>
+          <w:color w:val="7A5A1A"/>
+          <w:sz w:val="17"/>
+          <w:szCs w:val="17"/>
+        </w:rPr>
+        <w:t xml:space="preserve">▸ Nur bei: „Drohung oder Beleidigung“</w:t>
+      </w:r>
+    </w:p>
+    <w:p>
+      <w:pPr>
+        <w:spacing w:after="40" w:before="100"/>
+      </w:pPr>
+      <w:r>
+        <w:rPr>
+          <w:rFonts w:ascii="Georgia" w:cs="Georgia" w:eastAsia="Georgia" w:hAnsi="Georgia"/>
+          <w:b/>
+          <w:bCs/>
+          <w:color w:val="555555"/>
+          <w:sz w:val="19"/>
+          <w:szCs w:val="19"/>
+        </w:rPr>
+        <w:t xml:space="preserve">Genug geredet</w:t>
+      </w:r>
+    </w:p>
+    <w:p>
+      <w:pPr>
+        <w:spacing w:after="110" w:line="320"/>
+      </w:pPr>
+      <w:r>
+        <w:rPr>
+          <w:rFonts w:ascii="Georgia" w:cs="Georgia" w:eastAsia="Georgia" w:hAnsi="Georgia"/>
+          <w:sz w:val="22"/>
+          <w:szCs w:val="22"/>
+        </w:rPr>
+        <w:t xml:space="preserve">He stops smiling. For a moment he looks very old, and very tired</w:t>
+      </w:r>
+      <w:r>
+        <w:rPr>
+          <w:rFonts w:ascii="Georgia" w:cs="Georgia" w:eastAsia="Georgia" w:hAnsi="Georgia"/>
+          <w:sz w:val="22"/>
+          <w:szCs w:val="22"/>
+        </w:rPr>
+        <w:t xml:space="preserve">.</w:t>
+      </w:r>
+    </w:p>
+    <w:p>
+      <w:pPr>
+        <w:spacing w:after="110" w:line="320"/>
+      </w:pPr>
+      <w:r>
+        <w:rPr>
+          <w:rFonts w:ascii="Georgia" w:cs="Georgia" w:eastAsia="Georgia" w:hAnsi="Georgia"/>
+          <w:sz w:val="22"/>
+          <w:szCs w:val="22"/>
+        </w:rPr>
+        <w:t xml:space="preserve">“Then we are done talking,” he says — and he is already moving.</w:t>
+      </w:r>
+    </w:p>
+    <w:p>
+      <w:pPr>
+        <w:spacing w:after="60" w:before="120"/>
+      </w:pPr>
+      <w:r>
+        <w:rPr>
+          <w:rFonts w:ascii="Georgia" w:cs="Georgia" w:eastAsia="Georgia" w:hAnsi="Georgia"/>
+          <w:b/>
+          <w:bCs/>
+          <w:color w:val="7A5A1A"/>
+          <w:sz w:val="17"/>
+          <w:szCs w:val="17"/>
+        </w:rPr>
+        <w:t xml:space="preserve">▸ Nur bei: „Sie greifen an“</w:t>
+      </w:r>
+    </w:p>
+    <w:p>
+      <w:pPr>
+        <w:spacing w:after="40" w:before="100"/>
+      </w:pPr>
+      <w:r>
+        <w:rPr>
+          <w:rFonts w:ascii="Georgia" w:cs="Georgia" w:eastAsia="Georgia" w:hAnsi="Georgia"/>
+          <w:b/>
+          <w:bCs/>
+          <w:color w:val="555555"/>
+          <w:sz w:val="19"/>
+          <w:szCs w:val="19"/>
+        </w:rPr>
+        <w:t xml:space="preserve">Er legt den Mantel ab</w:t>
+      </w:r>
+    </w:p>
+    <w:p>
+      <w:pPr>
+        <w:spacing w:after="110" w:line="320"/>
+      </w:pPr>
+      <w:r>
+        <w:rPr>
+          <w:rFonts w:ascii="Georgia" w:cs="Georgia" w:eastAsia="Georgia" w:hAnsi="Georgia"/>
+          <w:sz w:val="22"/>
+          <w:szCs w:val="22"/>
+        </w:rPr>
+        <w:t xml:space="preserve">He does not look surprised. He looks disappointed — the way a teacher looks when nobody has done the homework.</w:t>
+      </w:r>
+    </w:p>
+    <w:p>
+      <w:pPr>
+        <w:spacing w:after="110" w:line="320"/>
+      </w:pPr>
+      <w:r>
+        <w:rPr>
+          <w:rFonts w:ascii="Georgia" w:cs="Georgia" w:eastAsia="Georgia" w:hAnsi="Georgia"/>
+          <w:sz w:val="22"/>
+          <w:szCs w:val="22"/>
+        </w:rPr>
+        <w:t xml:space="preserve">“As you wish,” he says, and takes off his coat.</w:t>
       </w:r>
     </w:p>
     <w:p>
@@ -5695,7 +6528,7 @@
           <w:sz w:val="17"/>
           <w:szCs w:val="17"/>
         </w:rPr>
-        <w:t xml:space="preserve">▸ Nur bei: weiter_jagd</w:t>
+        <w:t xml:space="preserve">▸ Nur bei: weiterziehen</w:t>
       </w:r>
     </w:p>
     <w:p>
@@ -5783,7 +6616,7 @@
           <w:sz w:val="17"/>
           <w:szCs w:val="17"/>
         </w:rPr>
-        <w:t xml:space="preserve">▸ Nur bei: weiter_dorf</w:t>
+        <w:t xml:space="preserve">▸ Nur bei: der Winter im Dorf</w:t>
       </w:r>
     </w:p>
     <w:p>
@@ -5921,7 +6754,7 @@
           <w:sz w:val="17"/>
           <w:szCs w:val="17"/>
         </w:rPr>
-        <w:t xml:space="preserve">▸ Nur bei: weiter_schloss</w:t>
+        <w:t xml:space="preserve">▸ Nur bei: ins Schloss ziehen</w:t>
       </w:r>
     </w:p>
     <w:p>
@@ -6027,7 +6860,7 @@
           <w:sz w:val="22"/>
           <w:szCs w:val="22"/>
         </w:rPr>
-        <w:t xml:space="preserve">, and he does not knock — because Tam has left the kitchen door open. That is how it starts.</w:t>
+        <w:t xml:space="preserve">, and he does not knock — because the kitchen door is standing open. That is how it starts.</w:t>
       </w:r>
     </w:p>
     <w:p>
